--- a/backend/knowledgebase/pitching/External-Reviewer-Admin-User-Manual.docx
+++ b/backend/knowledgebase/pitching/External-Reviewer-Admin-User-Manual.docx
@@ -2,7 +2,7 @@
 <file path=word/document.xml><?xml version="1.0" encoding="utf-8"?>
 <w:document xmlns:wpc="http://schemas.microsoft.com/office/word/2010/wordprocessingCanvas" xmlns:mo="http://schemas.microsoft.com/office/mac/office/2008/main" xmlns:mc="http://schemas.openxmlformats.org/markup-compatibility/2006" xmlns:mv="urn:schemas-microsoft-com:mac:vml" xmlns:o="urn:schemas-microsoft-com:office:office" xmlns:r="http://schemas.openxmlformats.org/officeDocument/2006/relationships" xmlns:m="http://schemas.openxmlformats.org/officeDocument/2006/math" xmlns:v="urn:schemas-microsoft-com:vml" xmlns:wp14="http://schemas.microsoft.com/office/word/2010/wordprocessingDrawing" xmlns:wp="http://schemas.openxmlformats.org/drawingml/2006/wordprocessingDrawing" xmlns:w10="urn:schemas-microsoft-com:office:word" xmlns:w="http://schemas.openxmlformats.org/wordprocessingml/2006/main" xmlns:w14="http://schemas.microsoft.com/office/word/2010/wordml" xmlns:wpg="http://schemas.microsoft.com/office/word/2010/wordprocessingGroup" xmlns:wpi="http://schemas.microsoft.com/office/word/2010/wordprocessingInk" xmlns:wne="http://schemas.microsoft.com/office/word/2006/wordml" xmlns:wps="http://schemas.microsoft.com/office/word/2010/wordprocessingShape" mc:Ignorable="w14 wp14">
   <w:body>
-    <w:p>
+    <w:p xmlns:wp14="http://schemas.microsoft.com/office/word/2010/wordml" wp14:textId="77777777">
       <w:pPr>
         <w:pStyle w:val="Title"/>
       </w:pPr>
@@ -10,7 +10,7 @@
         <w:t>TEFConnect Admin Portal — External Reviewer Admin User Manual</w:t>
       </w:r>
     </w:p>
-    <w:p>
+    <w:p xmlns:wp14="http://schemas.microsoft.com/office/word/2010/wordml" wp14:textId="77777777">
       <w:r>
         <w:rPr>
           <w:b/>
@@ -21,7 +21,7 @@
         <w:t xml:space="preserve"> 1.0</w:t>
       </w:r>
     </w:p>
-    <w:p>
+    <w:p xmlns:wp14="http://schemas.microsoft.com/office/word/2010/wordml" wp14:textId="77777777">
       <w:r>
         <w:rPr>
           <w:b/>
@@ -41,7 +41,7 @@
         <w:t>)</w:t>
       </w:r>
     </w:p>
-    <w:p>
+    <w:p xmlns:wp14="http://schemas.microsoft.com/office/word/2010/wordml" wp14:textId="77777777">
       <w:r>
         <w:rPr>
           <w:b/>
@@ -52,15 +52,15 @@
         <w:t xml:space="preserve"> Guide you through managing external reviewers, assigning application and pitching work, configuring review criteria, and approving completed reviews.</w:t>
       </w:r>
     </w:p>
-    <w:p>
+    <w:p xmlns:wp14="http://schemas.microsoft.com/office/word/2010/wordml" wp14:textId="77777777">
       <w:pPr>
         <w:spacing w:before="120" w:after="120"/>
         <w:pBdr>
-          <w:bottom w:val="single" w:sz="6" w:space="1" w:color="auto"/>
+          <w:bottom w:val="single" w:color="auto" w:sz="6" w:space="1"/>
         </w:pBdr>
       </w:pPr>
     </w:p>
-    <w:p>
+    <w:p xmlns:wp14="http://schemas.microsoft.com/office/word/2010/wordml" wp14:textId="77777777">
       <w:pPr>
         <w:pStyle w:val="Heading1"/>
       </w:pPr>
@@ -68,7 +68,7 @@
         <w:t>1. About your role</w:t>
       </w:r>
     </w:p>
-    <w:p>
+    <w:p xmlns:wp14="http://schemas.microsoft.com/office/word/2010/wordml" wp14:textId="77777777">
       <w:r>
         <w:t xml:space="preserve">As an </w:t>
       </w:r>
@@ -82,7 +82,7 @@
         <w:t xml:space="preserve"> (EY Admin), you manage the external review function for entrepreneur applications and pitching. You oversee external reviewer and QA user accounts, assign work, monitor progress on your dashboard, configure pitching review criteria, and approve outcomes when reviews are complete.</w:t>
       </w:r>
     </w:p>
-    <w:p>
+    <w:p xmlns:wp14="http://schemas.microsoft.com/office/word/2010/wordml" wp14:textId="77777777">
       <w:r>
         <w:t xml:space="preserve">You do </w:t>
       </w:r>
@@ -96,15 +96,15 @@
         <w:t xml:space="preserve"> manage TEF programmes, TEF admins, or general platform content.</w:t>
       </w:r>
     </w:p>
-    <w:p>
+    <w:p xmlns:wp14="http://schemas.microsoft.com/office/word/2010/wordml" wp14:textId="77777777">
       <w:pPr>
         <w:spacing w:before="120" w:after="120"/>
         <w:pBdr>
-          <w:bottom w:val="single" w:sz="6" w:space="1" w:color="auto"/>
+          <w:bottom w:val="single" w:color="auto" w:sz="6" w:space="1"/>
         </w:pBdr>
       </w:pPr>
     </w:p>
-    <w:p>
+    <w:p xmlns:wp14="http://schemas.microsoft.com/office/word/2010/wordml" wp14:textId="77777777">
       <w:pPr>
         <w:pStyle w:val="Heading1"/>
       </w:pPr>
@@ -112,7 +112,7 @@
         <w:t>2. Signing in</w:t>
       </w:r>
     </w:p>
-    <w:p>
+    <w:p xmlns:wp14="http://schemas.microsoft.com/office/word/2010/wordml" wp14:textId="77777777">
       <w:pPr>
         <w:pStyle w:val="ListNumber"/>
       </w:pPr>
@@ -120,7 +120,7 @@
         <w:t>Open the TEFConnect Admin Portal in your web browser.</w:t>
       </w:r>
     </w:p>
-    <w:p>
+    <w:p xmlns:wp14="http://schemas.microsoft.com/office/word/2010/wordml" wp14:textId="77777777">
       <w:pPr>
         <w:pStyle w:val="ListNumber"/>
       </w:pPr>
@@ -146,7 +146,7 @@
         <w:t>.</w:t>
       </w:r>
     </w:p>
-    <w:p>
+    <w:p xmlns:wp14="http://schemas.microsoft.com/office/word/2010/wordml" wp14:textId="77777777">
       <w:pPr>
         <w:pStyle w:val="ListNumber"/>
       </w:pPr>
@@ -172,7 +172,7 @@
         <w:t>.</w:t>
       </w:r>
     </w:p>
-    <w:p>
+    <w:p xmlns:wp14="http://schemas.microsoft.com/office/word/2010/wordml" wp14:textId="77777777">
       <w:pPr>
         <w:pStyle w:val="ListNumber"/>
       </w:pPr>
@@ -189,7 +189,7 @@
         <w:t>.</w:t>
       </w:r>
     </w:p>
-    <w:p>
+    <w:p xmlns:wp14="http://schemas.microsoft.com/office/word/2010/wordml" wp14:textId="77777777">
       <w:r>
         <w:t xml:space="preserve">You will arrive at the </w:t>
       </w:r>
@@ -203,7 +203,7 @@
         <w:t xml:space="preserve"> (EY Dashboard).</w:t>
       </w:r>
     </w:p>
-    <w:p>
+    <w:p xmlns:wp14="http://schemas.microsoft.com/office/word/2010/wordml" wp14:textId="77777777">
       <w:r>
         <w:rPr>
           <w:b/>
@@ -223,15 +223,15 @@
         <w:t xml:space="preserve"> → confirm.</w:t>
       </w:r>
     </w:p>
-    <w:p>
+    <w:p xmlns:wp14="http://schemas.microsoft.com/office/word/2010/wordml" wp14:textId="77777777">
       <w:pPr>
         <w:spacing w:before="120" w:after="120"/>
         <w:pBdr>
-          <w:bottom w:val="single" w:sz="6" w:space="1" w:color="auto"/>
+          <w:bottom w:val="single" w:color="auto" w:sz="6" w:space="1"/>
         </w:pBdr>
       </w:pPr>
     </w:p>
-    <w:p>
+    <w:p xmlns:wp14="http://schemas.microsoft.com/office/word/2010/wordml" wp14:textId="77777777">
       <w:pPr>
         <w:pStyle w:val="Heading1"/>
       </w:pPr>
@@ -242,19 +242,19 @@
     <w:tbl>
       <w:tblPr>
         <w:tblStyle w:val="TableGrid"/>
-        <w:tblW w:type="auto" w:w="0"/>
-        <w:tblLook w:firstColumn="1" w:firstRow="1" w:lastColumn="0" w:lastRow="0" w:noHBand="0" w:noVBand="1" w:val="04A0"/>
+        <w:tblW w:w="0" w:type="auto"/>
+        <w:tblLook w:val="04A0" w:firstRow="1" w:lastRow="0" w:firstColumn="1" w:lastColumn="0" w:noHBand="0" w:noVBand="1"/>
       </w:tblPr>
       <w:tblGrid>
         <w:gridCol w:w="4680"/>
         <w:gridCol w:w="4680"/>
       </w:tblGrid>
-      <w:tr>
+      <w:tr xmlns:wp14="http://schemas.microsoft.com/office/word/2010/wordml" wp14:textId="77777777">
         <w:tc>
           <w:tcPr>
-            <w:tcW w:type="dxa" w:w="4680"/>
+            <w:tcW w:w="4680" w:type="dxa"/>
           </w:tcPr>
-          <w:p>
+          <w:p wp14:textId="77777777">
             <w:r>
               <w:rPr>
                 <w:b/>
@@ -265,9 +265,9 @@
         </w:tc>
         <w:tc>
           <w:tcPr>
-            <w:tcW w:type="dxa" w:w="4680"/>
+            <w:tcW w:w="4680" w:type="dxa"/>
           </w:tcPr>
-          <w:p>
+          <w:p wp14:textId="77777777">
             <w:r>
               <w:rPr>
                 <w:b/>
@@ -277,12 +277,12 @@
           </w:p>
         </w:tc>
       </w:tr>
-      <w:tr>
+      <w:tr xmlns:wp14="http://schemas.microsoft.com/office/word/2010/wordml" wp14:textId="77777777">
         <w:tc>
           <w:tcPr>
-            <w:tcW w:type="dxa" w:w="4680"/>
+            <w:tcW w:w="4680" w:type="dxa"/>
           </w:tcPr>
-          <w:p>
+          <w:p wp14:textId="77777777">
             <w:r>
               <w:t>**Dashboard**</w:t>
             </w:r>
@@ -290,21 +290,21 @@
         </w:tc>
         <w:tc>
           <w:tcPr>
-            <w:tcW w:type="dxa" w:w="4680"/>
+            <w:tcW w:w="4680" w:type="dxa"/>
           </w:tcPr>
-          <w:p>
+          <w:p wp14:textId="77777777">
             <w:r>
               <w:t>Application statistics and drill-down reports</w:t>
             </w:r>
           </w:p>
         </w:tc>
       </w:tr>
-      <w:tr>
+      <w:tr xmlns:wp14="http://schemas.microsoft.com/office/word/2010/wordml" wp14:textId="77777777">
         <w:tc>
           <w:tcPr>
-            <w:tcW w:type="dxa" w:w="4680"/>
+            <w:tcW w:w="4680" w:type="dxa"/>
           </w:tcPr>
-          <w:p>
+          <w:p wp14:textId="77777777">
             <w:r>
               <w:t>**User Management**</w:t>
             </w:r>
@@ -312,21 +312,21 @@
         </w:tc>
         <w:tc>
           <w:tcPr>
-            <w:tcW w:type="dxa" w:w="4680"/>
+            <w:tcW w:w="4680" w:type="dxa"/>
           </w:tcPr>
-          <w:p>
+          <w:p wp14:textId="77777777">
             <w:r>
               <w:t>**Users** — manage external reviewer and QA accounts</w:t>
             </w:r>
           </w:p>
         </w:tc>
       </w:tr>
-      <w:tr>
+      <w:tr xmlns:wp14="http://schemas.microsoft.com/office/word/2010/wordml" wp14:textId="77777777">
         <w:tc>
           <w:tcPr>
-            <w:tcW w:type="dxa" w:w="4680"/>
+            <w:tcW w:w="4680" w:type="dxa"/>
           </w:tcPr>
-          <w:p>
+          <w:p wp14:textId="77777777">
             <w:r>
               <w:t>**Review criteria**</w:t>
             </w:r>
@@ -334,21 +334,21 @@
         </w:tc>
         <w:tc>
           <w:tcPr>
-            <w:tcW w:type="dxa" w:w="4680"/>
+            <w:tcW w:w="4680" w:type="dxa"/>
           </w:tcPr>
-          <w:p>
+          <w:p wp14:textId="77777777">
             <w:r>
               <w:t>Configure pitching review questions per programme</w:t>
             </w:r>
           </w:p>
         </w:tc>
       </w:tr>
-      <w:tr>
+      <w:tr xmlns:wp14="http://schemas.microsoft.com/office/word/2010/wordml" wp14:textId="77777777">
         <w:tc>
           <w:tcPr>
-            <w:tcW w:type="dxa" w:w="4680"/>
+            <w:tcW w:w="4680" w:type="dxa"/>
           </w:tcPr>
-          <w:p>
+          <w:p wp14:textId="77777777">
             <w:r>
               <w:t>**Application Management**</w:t>
             </w:r>
@@ -356,9 +356,9 @@
         </w:tc>
         <w:tc>
           <w:tcPr>
-            <w:tcW w:type="dxa" w:w="4680"/>
+            <w:tcW w:w="4680" w:type="dxa"/>
           </w:tcPr>
-          <w:p>
+          <w:p wp14:textId="77777777">
             <w:r>
               <w:t>Application List and Pitching Management</w:t>
             </w:r>
@@ -366,16 +366,16 @@
         </w:tc>
       </w:tr>
     </w:tbl>
-    <w:p/>
-    <w:p>
+    <w:p xmlns:wp14="http://schemas.microsoft.com/office/word/2010/wordml" wp14:textId="77777777"/>
+    <w:p xmlns:wp14="http://schemas.microsoft.com/office/word/2010/wordml" wp14:textId="77777777">
       <w:pPr>
         <w:spacing w:before="120" w:after="120"/>
         <w:pBdr>
-          <w:bottom w:val="single" w:sz="6" w:space="1" w:color="auto"/>
+          <w:bottom w:val="single" w:color="auto" w:sz="6" w:space="1"/>
         </w:pBdr>
       </w:pPr>
     </w:p>
-    <w:p>
+    <w:p xmlns:wp14="http://schemas.microsoft.com/office/word/2010/wordml" wp14:textId="77777777">
       <w:pPr>
         <w:pStyle w:val="Heading1"/>
       </w:pPr>
@@ -383,7 +383,7 @@
         <w:t>4. Applications Dashboard</w:t>
       </w:r>
     </w:p>
-    <w:p>
+    <w:p xmlns:wp14="http://schemas.microsoft.com/office/word/2010/wordml" wp14:textId="77777777">
       <w:pPr>
         <w:pStyle w:val="Heading2"/>
       </w:pPr>
@@ -391,12 +391,12 @@
         <w:t>4.1 Programme filter</w:t>
       </w:r>
     </w:p>
-    <w:p>
+    <w:p xmlns:wp14="http://schemas.microsoft.com/office/word/2010/wordml" wp14:textId="77777777">
       <w:r>
         <w:t>Select a programme to filter all dashboard statistics, or view all programmes.</w:t>
       </w:r>
     </w:p>
-    <w:p>
+    <w:p xmlns:wp14="http://schemas.microsoft.com/office/word/2010/wordml" wp14:textId="77777777">
       <w:pPr>
         <w:pStyle w:val="Heading2"/>
       </w:pPr>
@@ -404,7 +404,7 @@
         <w:t>4.2 Summary cards</w:t>
       </w:r>
     </w:p>
-    <w:p>
+    <w:p xmlns:wp14="http://schemas.microsoft.com/office/word/2010/wordml" wp14:textId="77777777">
       <w:r>
         <w:t>Four cards summarise external review workload:</w:t>
       </w:r>
@@ -412,19 +412,19 @@
     <w:tbl>
       <w:tblPr>
         <w:tblStyle w:val="TableGrid"/>
-        <w:tblW w:type="auto" w:w="0"/>
-        <w:tblLook w:firstColumn="1" w:firstRow="1" w:lastColumn="0" w:lastRow="0" w:noHBand="0" w:noVBand="1" w:val="04A0"/>
+        <w:tblW w:w="0" w:type="auto"/>
+        <w:tblLook w:val="04A0" w:firstRow="1" w:lastRow="0" w:firstColumn="1" w:lastColumn="0" w:noHBand="0" w:noVBand="1"/>
       </w:tblPr>
       <w:tblGrid>
         <w:gridCol w:w="4680"/>
         <w:gridCol w:w="4680"/>
       </w:tblGrid>
-      <w:tr>
+      <w:tr xmlns:wp14="http://schemas.microsoft.com/office/word/2010/wordml" wp14:textId="77777777">
         <w:tc>
           <w:tcPr>
-            <w:tcW w:type="dxa" w:w="4680"/>
+            <w:tcW w:w="4680" w:type="dxa"/>
           </w:tcPr>
-          <w:p>
+          <w:p wp14:textId="77777777">
             <w:r>
               <w:rPr>
                 <w:b/>
@@ -435,9 +435,9 @@
         </w:tc>
         <w:tc>
           <w:tcPr>
-            <w:tcW w:type="dxa" w:w="4680"/>
+            <w:tcW w:w="4680" w:type="dxa"/>
           </w:tcPr>
-          <w:p>
+          <w:p wp14:textId="77777777">
             <w:r>
               <w:rPr>
                 <w:b/>
@@ -447,12 +447,12 @@
           </w:p>
         </w:tc>
       </w:tr>
-      <w:tr>
+      <w:tr xmlns:wp14="http://schemas.microsoft.com/office/word/2010/wordml" wp14:textId="77777777">
         <w:tc>
           <w:tcPr>
-            <w:tcW w:type="dxa" w:w="4680"/>
+            <w:tcW w:w="4680" w:type="dxa"/>
           </w:tcPr>
-          <w:p>
+          <w:p wp14:textId="77777777">
             <w:r>
               <w:t>**Received**</w:t>
             </w:r>
@@ -460,21 +460,21 @@
         </w:tc>
         <w:tc>
           <w:tcPr>
-            <w:tcW w:type="dxa" w:w="4680"/>
+            <w:tcW w:w="4680" w:type="dxa"/>
           </w:tcPr>
-          <w:p>
+          <w:p wp14:textId="77777777">
             <w:r>
               <w:t>Applications received for external review</w:t>
             </w:r>
           </w:p>
         </w:tc>
       </w:tr>
-      <w:tr>
+      <w:tr xmlns:wp14="http://schemas.microsoft.com/office/word/2010/wordml" wp14:textId="77777777">
         <w:tc>
           <w:tcPr>
-            <w:tcW w:type="dxa" w:w="4680"/>
+            <w:tcW w:w="4680" w:type="dxa"/>
           </w:tcPr>
-          <w:p>
+          <w:p wp14:textId="77777777">
             <w:r>
               <w:t>**Assigned**</w:t>
             </w:r>
@@ -482,21 +482,21 @@
         </w:tc>
         <w:tc>
           <w:tcPr>
-            <w:tcW w:type="dxa" w:w="4680"/>
+            <w:tcW w:w="4680" w:type="dxa"/>
           </w:tcPr>
-          <w:p>
+          <w:p wp14:textId="77777777">
             <w:r>
               <w:t>Applications assigned to reviewers</w:t>
             </w:r>
           </w:p>
         </w:tc>
       </w:tr>
-      <w:tr>
+      <w:tr xmlns:wp14="http://schemas.microsoft.com/office/word/2010/wordml" wp14:textId="77777777">
         <w:tc>
           <w:tcPr>
-            <w:tcW w:type="dxa" w:w="4680"/>
+            <w:tcW w:w="4680" w:type="dxa"/>
           </w:tcPr>
-          <w:p>
+          <w:p wp14:textId="77777777">
             <w:r>
               <w:t>**Reviewed**</w:t>
             </w:r>
@@ -504,21 +504,21 @@
         </w:tc>
         <w:tc>
           <w:tcPr>
-            <w:tcW w:type="dxa" w:w="4680"/>
+            <w:tcW w:w="4680" w:type="dxa"/>
           </w:tcPr>
-          <w:p>
+          <w:p wp14:textId="77777777">
             <w:r>
               <w:t>Reviews completed</w:t>
             </w:r>
           </w:p>
         </w:tc>
       </w:tr>
-      <w:tr>
+      <w:tr xmlns:wp14="http://schemas.microsoft.com/office/word/2010/wordml" wp14:textId="77777777">
         <w:tc>
           <w:tcPr>
-            <w:tcW w:type="dxa" w:w="4680"/>
+            <w:tcW w:w="4680" w:type="dxa"/>
           </w:tcPr>
-          <w:p>
+          <w:p wp14:textId="77777777">
             <w:r>
               <w:t>**Not Reviewed**</w:t>
             </w:r>
@@ -526,9 +526,9 @@
         </w:tc>
         <w:tc>
           <w:tcPr>
-            <w:tcW w:type="dxa" w:w="4680"/>
+            <w:tcW w:w="4680" w:type="dxa"/>
           </w:tcPr>
-          <w:p>
+          <w:p wp14:textId="77777777">
             <w:r>
               <w:t>Still awaiting review</w:t>
             </w:r>
@@ -536,8 +536,8 @@
         </w:tc>
       </w:tr>
     </w:tbl>
-    <w:p/>
-    <w:p>
+    <w:p xmlns:wp14="http://schemas.microsoft.com/office/word/2010/wordml" wp14:textId="77777777"/>
+    <w:p xmlns:wp14="http://schemas.microsoft.com/office/word/2010/wordml" wp14:textId="77777777">
       <w:r>
         <w:rPr>
           <w:b/>
@@ -548,15 +548,15 @@
         <w:t xml:space="preserve"> to open a detailed breakdown by country, sector, gender, region, and grade where applicable.</w:t>
       </w:r>
     </w:p>
-    <w:p>
+    <w:p xmlns:wp14="http://schemas.microsoft.com/office/word/2010/wordml" wp14:textId="77777777">
       <w:pPr>
         <w:spacing w:before="120" w:after="120"/>
         <w:pBdr>
-          <w:bottom w:val="single" w:sz="6" w:space="1" w:color="auto"/>
+          <w:bottom w:val="single" w:color="auto" w:sz="6" w:space="1"/>
         </w:pBdr>
       </w:pPr>
     </w:p>
-    <w:p>
+    <w:p xmlns:wp14="http://schemas.microsoft.com/office/word/2010/wordml" wp14:textId="77777777">
       <w:pPr>
         <w:pStyle w:val="Heading1"/>
       </w:pPr>
@@ -564,7 +564,7 @@
         <w:t>5. Application List — four workflow screens</w:t>
       </w:r>
     </w:p>
-    <w:p>
+    <w:p xmlns:wp14="http://schemas.microsoft.com/office/word/2010/wordml" wp14:textId="77777777">
       <w:r>
         <w:t xml:space="preserve">Open </w:t>
       </w:r>
@@ -596,7 +596,7 @@
         <w:t xml:space="preserve"> status.</w:t>
       </w:r>
     </w:p>
-    <w:p>
+    <w:p xmlns:wp14="http://schemas.microsoft.com/office/word/2010/wordml" wp14:textId="77777777">
       <w:pPr>
         <w:pStyle w:val="Heading2"/>
       </w:pPr>
@@ -604,7 +604,7 @@
         <w:t>5.1 Assign Applications</w:t>
       </w:r>
     </w:p>
-    <w:p>
+    <w:p xmlns:wp14="http://schemas.microsoft.com/office/word/2010/wordml" wp14:textId="77777777">
       <w:r>
         <w:rPr>
           <w:b/>
@@ -615,7 +615,7 @@
         <w:t xml:space="preserve"> Applications are ready to be assigned to external reviewers after prior programme stages.</w:t>
       </w:r>
     </w:p>
-    <w:p>
+    <w:p xmlns:wp14="http://schemas.microsoft.com/office/word/2010/wordml" wp14:textId="77777777">
       <w:r>
         <w:rPr>
           <w:b/>
@@ -623,7 +623,7 @@
         <w:t>Steps:</w:t>
       </w:r>
     </w:p>
-    <w:p>
+    <w:p xmlns:wp14="http://schemas.microsoft.com/office/word/2010/wordml" wp14:textId="77777777">
       <w:pPr>
         <w:pStyle w:val="ListNumber"/>
       </w:pPr>
@@ -640,7 +640,7 @@
         <w:t xml:space="preserve"> tab.</w:t>
       </w:r>
     </w:p>
-    <w:p>
+    <w:p xmlns:wp14="http://schemas.microsoft.com/office/word/2010/wordml" wp14:textId="77777777">
       <w:pPr>
         <w:pStyle w:val="ListNumber"/>
       </w:pPr>
@@ -648,7 +648,7 @@
         <w:t>Filter by programme, country, or search as needed.</w:t>
       </w:r>
     </w:p>
-    <w:p>
+    <w:p xmlns:wp14="http://schemas.microsoft.com/office/word/2010/wordml" wp14:textId="77777777">
       <w:pPr>
         <w:pStyle w:val="ListNumber"/>
       </w:pPr>
@@ -656,7 +656,7 @@
         <w:t>Select applications.</w:t>
       </w:r>
     </w:p>
-    <w:p>
+    <w:p xmlns:wp14="http://schemas.microsoft.com/office/word/2010/wordml" wp14:textId="77777777">
       <w:pPr>
         <w:pStyle w:val="ListNumber"/>
       </w:pPr>
@@ -673,7 +673,7 @@
         <w:t>.</w:t>
       </w:r>
     </w:p>
-    <w:p>
+    <w:p xmlns:wp14="http://schemas.microsoft.com/office/word/2010/wordml" wp14:textId="77777777">
       <w:pPr>
         <w:pStyle w:val="ListNumber"/>
       </w:pPr>
@@ -681,7 +681,7 @@
         <w:t>Confirm.</w:t>
       </w:r>
     </w:p>
-    <w:p>
+    <w:p xmlns:wp14="http://schemas.microsoft.com/office/word/2010/wordml" wp14:textId="77777777">
       <w:pPr>
         <w:pStyle w:val="Heading2"/>
       </w:pPr>
@@ -689,7 +689,7 @@
         <w:t>5.2 Reassign Applications</w:t>
       </w:r>
     </w:p>
-    <w:p>
+    <w:p xmlns:wp14="http://schemas.microsoft.com/office/word/2010/wordml" wp14:textId="77777777">
       <w:r>
         <w:rPr>
           <w:b/>
@@ -700,7 +700,7 @@
         <w:t xml:space="preserve"> Work must move from one reviewer to another.</w:t>
       </w:r>
     </w:p>
-    <w:p>
+    <w:p xmlns:wp14="http://schemas.microsoft.com/office/word/2010/wordml" wp14:textId="77777777">
       <w:r>
         <w:rPr>
           <w:b/>
@@ -708,7 +708,7 @@
         <w:t>Steps:</w:t>
       </w:r>
     </w:p>
-    <w:p>
+    <w:p xmlns:wp14="http://schemas.microsoft.com/office/word/2010/wordml" wp14:textId="77777777">
       <w:pPr>
         <w:pStyle w:val="ListNumber"/>
       </w:pPr>
@@ -725,7 +725,7 @@
         <w:t xml:space="preserve"> tab.</w:t>
       </w:r>
     </w:p>
-    <w:p>
+    <w:p xmlns:wp14="http://schemas.microsoft.com/office/word/2010/wordml" wp14:textId="77777777">
       <w:pPr>
         <w:pStyle w:val="ListNumber"/>
       </w:pPr>
@@ -733,7 +733,7 @@
         <w:t>Find applications already tied to reviewers.</w:t>
       </w:r>
     </w:p>
-    <w:p>
+    <w:p xmlns:wp14="http://schemas.microsoft.com/office/word/2010/wordml" wp14:textId="77777777">
       <w:pPr>
         <w:pStyle w:val="ListNumber"/>
       </w:pPr>
@@ -741,7 +741,7 @@
         <w:t>Select and reassign to a new reviewer.</w:t>
       </w:r>
     </w:p>
-    <w:p>
+    <w:p xmlns:wp14="http://schemas.microsoft.com/office/word/2010/wordml" wp14:textId="77777777">
       <w:pPr>
         <w:pStyle w:val="Heading2"/>
       </w:pPr>
@@ -749,7 +749,7 @@
         <w:t>5.3 Review and Approved Applications</w:t>
       </w:r>
     </w:p>
-    <w:p>
+    <w:p xmlns:wp14="http://schemas.microsoft.com/office/word/2010/wordml" wp14:textId="77777777">
       <w:r>
         <w:rPr>
           <w:b/>
@@ -760,7 +760,7 @@
         <w:t xml:space="preserve"> Reviewers have completed their work and you need to check outcomes and approve.</w:t>
       </w:r>
     </w:p>
-    <w:p>
+    <w:p xmlns:wp14="http://schemas.microsoft.com/office/word/2010/wordml" wp14:textId="77777777">
       <w:r>
         <w:rPr>
           <w:b/>
@@ -768,7 +768,7 @@
         <w:t>Steps:</w:t>
       </w:r>
     </w:p>
-    <w:p>
+    <w:p xmlns:wp14="http://schemas.microsoft.com/office/word/2010/wordml" wp14:textId="77777777">
       <w:pPr>
         <w:pStyle w:val="ListNumber"/>
       </w:pPr>
@@ -785,7 +785,7 @@
         <w:t xml:space="preserve"> tab.</w:t>
       </w:r>
     </w:p>
-    <w:p>
+    <w:p xmlns:wp14="http://schemas.microsoft.com/office/word/2010/wordml" wp14:textId="77777777">
       <w:pPr>
         <w:pStyle w:val="ListNumber"/>
       </w:pPr>
@@ -793,7 +793,7 @@
         <w:t>Filter by EY score grade and review status.</w:t>
       </w:r>
     </w:p>
-    <w:p>
+    <w:p xmlns:wp14="http://schemas.microsoft.com/office/word/2010/wordml" wp14:textId="77777777">
       <w:pPr>
         <w:pStyle w:val="ListNumber"/>
       </w:pPr>
@@ -801,7 +801,7 @@
         <w:t>Open applications to verify reviewer feedback.</w:t>
       </w:r>
     </w:p>
-    <w:p>
+    <w:p xmlns:wp14="http://schemas.microsoft.com/office/word/2010/wordml" wp14:textId="77777777">
       <w:pPr>
         <w:pStyle w:val="ListNumber"/>
       </w:pPr>
@@ -809,7 +809,7 @@
         <w:t>Approve outcomes per your programme rules.</w:t>
       </w:r>
     </w:p>
-    <w:p>
+    <w:p xmlns:wp14="http://schemas.microsoft.com/office/word/2010/wordml" wp14:textId="77777777">
       <w:pPr>
         <w:pStyle w:val="Heading2"/>
       </w:pPr>
@@ -817,7 +817,7 @@
         <w:t>5.4 Shortlisted Applications</w:t>
       </w:r>
     </w:p>
-    <w:p>
+    <w:p xmlns:wp14="http://schemas.microsoft.com/office/word/2010/wordml" wp14:textId="77777777">
       <w:r>
         <w:rPr>
           <w:b/>
@@ -828,7 +828,7 @@
         <w:t xml:space="preserve"> Managing entrepreneurs who have been shortlisted.</w:t>
       </w:r>
     </w:p>
-    <w:p>
+    <w:p xmlns:wp14="http://schemas.microsoft.com/office/word/2010/wordml" wp14:textId="77777777">
       <w:r>
         <w:rPr>
           <w:b/>
@@ -836,7 +836,7 @@
         <w:t>Features include:</w:t>
       </w:r>
     </w:p>
-    <w:p>
+    <w:p xmlns:wp14="http://schemas.microsoft.com/office/word/2010/wordml" wp14:textId="77777777">
       <w:pPr>
         <w:pStyle w:val="ListBullet"/>
       </w:pPr>
@@ -844,7 +844,7 @@
         <w:t>View shortlisted applications</w:t>
       </w:r>
     </w:p>
-    <w:p>
+    <w:p xmlns:wp14="http://schemas.microsoft.com/office/word/2010/wordml" wp14:textId="77777777">
       <w:pPr>
         <w:pStyle w:val="ListBullet"/>
       </w:pPr>
@@ -858,7 +858,7 @@
         <w:t xml:space="preserve"> for bulk operations</w:t>
       </w:r>
     </w:p>
-    <w:p>
+    <w:p xmlns:wp14="http://schemas.microsoft.com/office/word/2010/wordml" wp14:textId="77777777">
       <w:pPr>
         <w:pStyle w:val="ListBullet"/>
       </w:pPr>
@@ -872,15 +872,15 @@
         <w:t xml:space="preserve"> a file to process bulk approvals</w:t>
       </w:r>
     </w:p>
-    <w:p>
+    <w:p xmlns:wp14="http://schemas.microsoft.com/office/word/2010/wordml" wp14:textId="77777777">
       <w:pPr>
         <w:spacing w:before="120" w:after="120"/>
         <w:pBdr>
-          <w:bottom w:val="single" w:sz="6" w:space="1" w:color="auto"/>
+          <w:bottom w:val="single" w:color="auto" w:sz="6" w:space="1"/>
         </w:pBdr>
       </w:pPr>
     </w:p>
-    <w:p>
+    <w:p xmlns:wp14="http://schemas.microsoft.com/office/word/2010/wordml" wp14:textId="77777777">
       <w:pPr>
         <w:pStyle w:val="Heading1"/>
       </w:pPr>
@@ -888,7 +888,7 @@
         <w:t>6. User Management — Users</w:t>
       </w:r>
     </w:p>
-    <w:p>
+    <w:p xmlns:wp14="http://schemas.microsoft.com/office/word/2010/wordml" wp14:textId="77777777">
       <w:r>
         <w:rPr>
           <w:b/>
@@ -899,7 +899,7 @@
         <w:t xml:space="preserve"> Maintain external reviewer and QA accounts.</w:t>
       </w:r>
     </w:p>
-    <w:p>
+    <w:p xmlns:wp14="http://schemas.microsoft.com/office/word/2010/wordml" wp14:textId="77777777">
       <w:pPr>
         <w:pStyle w:val="Heading2"/>
       </w:pPr>
@@ -907,12 +907,12 @@
         <w:t>6.1 View users</w:t>
       </w:r>
     </w:p>
-    <w:p>
+    <w:p xmlns:wp14="http://schemas.microsoft.com/office/word/2010/wordml" wp14:textId="77777777">
       <w:r>
         <w:t>The list shows EY users with search and active/inactive filters. You can see how many applications each user has assigned.</w:t>
       </w:r>
     </w:p>
-    <w:p>
+    <w:p xmlns:wp14="http://schemas.microsoft.com/office/word/2010/wordml" wp14:textId="77777777">
       <w:pPr>
         <w:pStyle w:val="Heading2"/>
       </w:pPr>
@@ -920,7 +920,7 @@
         <w:t>6.2 Add a new user</w:t>
       </w:r>
     </w:p>
-    <w:p>
+    <w:p xmlns:wp14="http://schemas.microsoft.com/office/word/2010/wordml" wp14:textId="77777777">
       <w:pPr>
         <w:pStyle w:val="ListNumber"/>
       </w:pPr>
@@ -928,7 +928,7 @@
         <w:t>Select the option to add a new user.</w:t>
       </w:r>
     </w:p>
-    <w:p>
+    <w:p xmlns:wp14="http://schemas.microsoft.com/office/word/2010/wordml" wp14:textId="77777777">
       <w:pPr>
         <w:pStyle w:val="ListNumber"/>
       </w:pPr>
@@ -936,7 +936,7 @@
         <w:t>Complete the onboarding form (shared flow with intern user creation).</w:t>
       </w:r>
     </w:p>
-    <w:p>
+    <w:p xmlns:wp14="http://schemas.microsoft.com/office/word/2010/wordml" wp14:textId="77777777">
       <w:pPr>
         <w:pStyle w:val="ListNumber"/>
       </w:pPr>
@@ -962,7 +962,7 @@
         <w:t>.</w:t>
       </w:r>
     </w:p>
-    <w:p>
+    <w:p xmlns:wp14="http://schemas.microsoft.com/office/word/2010/wordml" wp14:textId="77777777">
       <w:pPr>
         <w:pStyle w:val="ListNumber"/>
       </w:pPr>
@@ -970,7 +970,7 @@
         <w:t>Save.</w:t>
       </w:r>
     </w:p>
-    <w:p>
+    <w:p xmlns:wp14="http://schemas.microsoft.com/office/word/2010/wordml" wp14:textId="77777777">
       <w:pPr>
         <w:pStyle w:val="Heading2"/>
       </w:pPr>
@@ -978,7 +978,7 @@
         <w:t>6.3 Reviewer–QA mapping</w:t>
       </w:r>
     </w:p>
-    <w:p>
+    <w:p xmlns:wp14="http://schemas.microsoft.com/office/word/2010/wordml" wp14:textId="77777777">
       <w:r>
         <w:t xml:space="preserve">When setting up reviewers, you can map each reviewer to a </w:t>
       </w:r>
@@ -992,7 +992,7 @@
         <w:t>. This mapping is used when assigning pitching work so QA review follows reviewer submission automatically.</w:t>
       </w:r>
     </w:p>
-    <w:p>
+    <w:p xmlns:wp14="http://schemas.microsoft.com/office/word/2010/wordml" wp14:textId="77777777">
       <w:pPr>
         <w:pStyle w:val="Heading2"/>
       </w:pPr>
@@ -1000,7 +1000,7 @@
         <w:t>6.4 Activate / deactivate</w:t>
       </w:r>
     </w:p>
-    <w:p>
+    <w:p xmlns:wp14="http://schemas.microsoft.com/office/word/2010/wordml" wp14:textId="77777777">
       <w:r>
         <w:t xml:space="preserve">Toggle users </w:t>
       </w:r>
@@ -1023,15 +1023,15 @@
         <w:t xml:space="preserve"> when they join or leave the review team.</w:t>
       </w:r>
     </w:p>
-    <w:p>
+    <w:p xmlns:wp14="http://schemas.microsoft.com/office/word/2010/wordml" wp14:textId="77777777">
       <w:pPr>
         <w:spacing w:before="120" w:after="120"/>
         <w:pBdr>
-          <w:bottom w:val="single" w:sz="6" w:space="1" w:color="auto"/>
+          <w:bottom w:val="single" w:color="auto" w:sz="6" w:space="1"/>
         </w:pBdr>
       </w:pPr>
     </w:p>
-    <w:p>
+    <w:p xmlns:wp14="http://schemas.microsoft.com/office/word/2010/wordml" wp14:textId="77777777">
       <w:pPr>
         <w:pStyle w:val="Heading1"/>
       </w:pPr>
@@ -1039,7 +1039,7 @@
         <w:t>7. Review criteria</w:t>
       </w:r>
     </w:p>
-    <w:p>
+    <w:p xmlns:wp14="http://schemas.microsoft.com/office/word/2010/wordml" wp14:textId="77777777">
       <w:r>
         <w:rPr>
           <w:b/>
@@ -1059,7 +1059,7 @@
         <w:t xml:space="preserve"> external review.</w:t>
       </w:r>
     </w:p>
-    <w:p>
+    <w:p xmlns:wp14="http://schemas.microsoft.com/office/word/2010/wordml" wp14:textId="77777777">
       <w:r>
         <w:rPr>
           <w:b/>
@@ -1067,7 +1067,7 @@
         <w:t>Steps:</w:t>
       </w:r>
     </w:p>
-    <w:p>
+    <w:p xmlns:wp14="http://schemas.microsoft.com/office/word/2010/wordml" wp14:textId="77777777">
       <w:pPr>
         <w:pStyle w:val="ListNumber"/>
       </w:pPr>
@@ -1084,7 +1084,7 @@
         <w:t xml:space="preserve"> from the menu.</w:t>
       </w:r>
     </w:p>
-    <w:p>
+    <w:p xmlns:wp14="http://schemas.microsoft.com/office/word/2010/wordml" wp14:textId="77777777">
       <w:pPr>
         <w:pStyle w:val="ListNumber"/>
       </w:pPr>
@@ -1101,7 +1101,7 @@
         <w:t>.</w:t>
       </w:r>
     </w:p>
-    <w:p>
+    <w:p xmlns:wp14="http://schemas.microsoft.com/office/word/2010/wordml" wp14:textId="77777777">
       <w:pPr>
         <w:pStyle w:val="ListNumber"/>
       </w:pPr>
@@ -1109,7 +1109,7 @@
         <w:t>View existing criteria for that programme.</w:t>
       </w:r>
     </w:p>
-    <w:p>
+    <w:p xmlns:wp14="http://schemas.microsoft.com/office/word/2010/wordml" wp14:textId="77777777">
       <w:pPr>
         <w:pStyle w:val="ListNumber"/>
       </w:pPr>
@@ -1132,7 +1132,7 @@
         <w:t xml:space="preserve"> existing ones.</w:t>
       </w:r>
     </w:p>
-    <w:p>
+    <w:p xmlns:wp14="http://schemas.microsoft.com/office/word/2010/wordml" wp14:textId="77777777">
       <w:pPr>
         <w:pStyle w:val="ListNumber"/>
       </w:pPr>
@@ -1158,20 +1158,20 @@
         <w:t xml:space="preserve"> as programmes evolve.</w:t>
       </w:r>
     </w:p>
-    <w:p>
+    <w:p xmlns:wp14="http://schemas.microsoft.com/office/word/2010/wordml" wp14:textId="77777777">
       <w:r>
         <w:t>Ensure criteria are clear and aligned with programme scoring rules before pitching season begins.</w:t>
       </w:r>
     </w:p>
-    <w:p>
+    <w:p xmlns:wp14="http://schemas.microsoft.com/office/word/2010/wordml" wp14:textId="77777777">
       <w:pPr>
         <w:spacing w:before="120" w:after="120"/>
         <w:pBdr>
-          <w:bottom w:val="single" w:sz="6" w:space="1" w:color="auto"/>
+          <w:bottom w:val="single" w:color="auto" w:sz="6" w:space="1"/>
         </w:pBdr>
       </w:pPr>
     </w:p>
-    <w:p>
+    <w:p xmlns:wp14="http://schemas.microsoft.com/office/word/2010/wordml" wp14:textId="77777777">
       <w:pPr>
         <w:pStyle w:val="Heading1"/>
       </w:pPr>
@@ -1179,7 +1179,7 @@
         <w:t>8. Pitching Management</w:t>
       </w:r>
     </w:p>
-    <w:p>
+    <w:p xmlns:wp14="http://schemas.microsoft.com/office/word/2010/wordml" wp14:textId="77777777">
       <w:r>
         <w:t xml:space="preserve">Open </w:t>
       </w:r>
@@ -1202,7 +1202,7 @@
         <w:t xml:space="preserve"> (when pitching is enabled).</w:t>
       </w:r>
     </w:p>
-    <w:p>
+    <w:p xmlns:wp14="http://schemas.microsoft.com/office/word/2010/wordml" wp14:textId="77777777">
       <w:pPr>
         <w:pStyle w:val="Heading2"/>
       </w:pPr>
@@ -1210,12 +1210,12 @@
         <w:t>8.1 What you manage</w:t>
       </w:r>
     </w:p>
-    <w:p>
+    <w:p xmlns:wp14="http://schemas.microsoft.com/office/word/2010/wordml" wp14:textId="77777777">
       <w:r>
         <w:t>The external pitching phase—entrepreneurs submitting business plan and related materials for external review.</w:t>
       </w:r>
     </w:p>
-    <w:p>
+    <w:p xmlns:wp14="http://schemas.microsoft.com/office/word/2010/wordml" wp14:textId="77777777">
       <w:pPr>
         <w:pStyle w:val="Heading2"/>
       </w:pPr>
@@ -1226,19 +1226,19 @@
     <w:tbl>
       <w:tblPr>
         <w:tblStyle w:val="TableGrid"/>
-        <w:tblW w:type="auto" w:w="0"/>
-        <w:tblLook w:firstColumn="1" w:firstRow="1" w:lastColumn="0" w:lastRow="0" w:noHBand="0" w:noVBand="1" w:val="04A0"/>
+        <w:tblW w:w="0" w:type="auto"/>
+        <w:tblLook w:val="04A0" w:firstRow="1" w:lastRow="0" w:firstColumn="1" w:lastColumn="0" w:noHBand="0" w:noVBand="1"/>
       </w:tblPr>
       <w:tblGrid>
         <w:gridCol w:w="4680"/>
         <w:gridCol w:w="4680"/>
       </w:tblGrid>
-      <w:tr>
+      <w:tr xmlns:wp14="http://schemas.microsoft.com/office/word/2010/wordml" wp14:textId="77777777">
         <w:tc>
           <w:tcPr>
-            <w:tcW w:type="dxa" w:w="4680"/>
+            <w:tcW w:w="4680" w:type="dxa"/>
           </w:tcPr>
-          <w:p>
+          <w:p wp14:textId="77777777">
             <w:r>
               <w:rPr>
                 <w:b/>
@@ -1249,9 +1249,9 @@
         </w:tc>
         <w:tc>
           <w:tcPr>
-            <w:tcW w:type="dxa" w:w="4680"/>
+            <w:tcW w:w="4680" w:type="dxa"/>
           </w:tcPr>
-          <w:p>
+          <w:p wp14:textId="77777777">
             <w:r>
               <w:rPr>
                 <w:b/>
@@ -1261,12 +1261,12 @@
           </w:p>
         </w:tc>
       </w:tr>
-      <w:tr>
+      <w:tr xmlns:wp14="http://schemas.microsoft.com/office/word/2010/wordml" wp14:textId="77777777">
         <w:tc>
           <w:tcPr>
-            <w:tcW w:type="dxa" w:w="4680"/>
+            <w:tcW w:w="4680" w:type="dxa"/>
           </w:tcPr>
-          <w:p>
+          <w:p wp14:textId="77777777">
             <w:r>
               <w:t>View pitching list</w:t>
             </w:r>
@@ -1274,21 +1274,21 @@
         </w:tc>
         <w:tc>
           <w:tcPr>
-            <w:tcW w:type="dxa" w:w="4680"/>
+            <w:tcW w:w="4680" w:type="dxa"/>
           </w:tcPr>
-          <w:p>
+          <w:p wp14:textId="77777777">
             <w:r>
               <w:t>See entrepreneurs in pitching with status and grade filters</w:t>
             </w:r>
           </w:p>
         </w:tc>
       </w:tr>
-      <w:tr>
+      <w:tr xmlns:wp14="http://schemas.microsoft.com/office/word/2010/wordml" wp14:textId="77777777">
         <w:tc>
           <w:tcPr>
-            <w:tcW w:type="dxa" w:w="4680"/>
+            <w:tcW w:w="4680" w:type="dxa"/>
           </w:tcPr>
-          <w:p>
+          <w:p wp14:textId="77777777">
             <w:r>
               <w:t>**Assign EY User**</w:t>
             </w:r>
@@ -1296,21 +1296,21 @@
         </w:tc>
         <w:tc>
           <w:tcPr>
-            <w:tcW w:type="dxa" w:w="4680"/>
+            <w:tcW w:w="4680" w:type="dxa"/>
           </w:tcPr>
-          <w:p>
+          <w:p wp14:textId="77777777">
             <w:r>
               <w:t>Assign reviewer (and paired QA from mapping)</w:t>
             </w:r>
           </w:p>
         </w:tc>
       </w:tr>
-      <w:tr>
+      <w:tr xmlns:wp14="http://schemas.microsoft.com/office/word/2010/wordml" wp14:textId="77777777">
         <w:tc>
           <w:tcPr>
-            <w:tcW w:type="dxa" w:w="4680"/>
+            <w:tcW w:w="4680" w:type="dxa"/>
           </w:tcPr>
-          <w:p>
+          <w:p wp14:textId="77777777">
             <w:r>
               <w:t>**Reassign EY User**</w:t>
             </w:r>
@@ -1318,21 +1318,21 @@
         </w:tc>
         <w:tc>
           <w:tcPr>
-            <w:tcW w:type="dxa" w:w="4680"/>
+            <w:tcW w:w="4680" w:type="dxa"/>
           </w:tcPr>
-          <w:p>
+          <w:p wp14:textId="77777777">
             <w:r>
               <w:t>Move work to a different reviewer</w:t>
             </w:r>
           </w:p>
         </w:tc>
       </w:tr>
-      <w:tr>
+      <w:tr xmlns:wp14="http://schemas.microsoft.com/office/word/2010/wordml" wp14:textId="77777777">
         <w:tc>
           <w:tcPr>
-            <w:tcW w:type="dxa" w:w="4680"/>
+            <w:tcW w:w="4680" w:type="dxa"/>
           </w:tcPr>
-          <w:p>
+          <w:p wp14:textId="77777777">
             <w:r>
               <w:t>Filter by language</w:t>
             </w:r>
@@ -1340,21 +1340,21 @@
         </w:tc>
         <w:tc>
           <w:tcPr>
-            <w:tcW w:type="dxa" w:w="4680"/>
+            <w:tcW w:w="4680" w:type="dxa"/>
           </w:tcPr>
-          <w:p>
+          <w:p wp14:textId="77777777">
             <w:r>
               <w:t>Match reviewers to entrepreneur language</w:t>
             </w:r>
           </w:p>
         </w:tc>
       </w:tr>
-      <w:tr>
+      <w:tr xmlns:wp14="http://schemas.microsoft.com/office/word/2010/wordml" wp14:textId="77777777">
         <w:tc>
           <w:tcPr>
-            <w:tcW w:type="dxa" w:w="4680"/>
+            <w:tcW w:w="4680" w:type="dxa"/>
           </w:tcPr>
-          <w:p>
+          <w:p wp14:textId="77777777">
             <w:r>
               <w:t>**Approve**</w:t>
             </w:r>
@@ -1362,21 +1362,21 @@
         </w:tc>
         <w:tc>
           <w:tcPr>
-            <w:tcW w:type="dxa" w:w="4680"/>
+            <w:tcW w:w="4680" w:type="dxa"/>
           </w:tcPr>
-          <w:p>
+          <w:p wp14:textId="77777777">
             <w:r>
               <w:t>Approve after external review when status is Reviewed</w:t>
             </w:r>
           </w:p>
         </w:tc>
       </w:tr>
-      <w:tr>
+      <w:tr xmlns:wp14="http://schemas.microsoft.com/office/word/2010/wordml" wp14:textId="77777777">
         <w:tc>
           <w:tcPr>
-            <w:tcW w:type="dxa" w:w="4680"/>
+            <w:tcW w:w="4680" w:type="dxa"/>
           </w:tcPr>
-          <w:p>
+          <w:p wp14:textId="77777777">
             <w:r>
               <w:t>View pitching detail</w:t>
             </w:r>
@@ -1384,9 +1384,9 @@
         </w:tc>
         <w:tc>
           <w:tcPr>
-            <w:tcW w:type="dxa" w:w="4680"/>
+            <w:tcW w:w="4680" w:type="dxa"/>
           </w:tcPr>
-          <w:p>
+          <w:p wp14:textId="77777777">
             <w:r>
               <w:t>See review criteria responses from Reviewer, QA, and your admin role</w:t>
             </w:r>
@@ -1394,8 +1394,8 @@
         </w:tc>
       </w:tr>
     </w:tbl>
-    <w:p/>
-    <w:p>
+    <w:p xmlns:wp14="http://schemas.microsoft.com/office/word/2010/wordml" wp14:textId="77777777"/>
+    <w:p xmlns:wp14="http://schemas.microsoft.com/office/word/2010/wordml" wp14:textId="77777777">
       <w:pPr>
         <w:pStyle w:val="Heading2"/>
       </w:pPr>
@@ -1403,12 +1403,12 @@
         <w:t>8.3 Pitching detail — review responses</w:t>
       </w:r>
     </w:p>
-    <w:p>
+    <w:p xmlns:wp14="http://schemas.microsoft.com/office/word/2010/wordml" wp14:textId="77777777">
       <w:r>
         <w:t>When opening a pitching record, you can view responses submitted by:</w:t>
       </w:r>
     </w:p>
-    <w:p>
+    <w:p xmlns:wp14="http://schemas.microsoft.com/office/word/2010/wordml" wp14:textId="77777777">
       <w:pPr>
         <w:pStyle w:val="ListBullet"/>
       </w:pPr>
@@ -1419,7 +1419,7 @@
         <w:t>EY Reviewer</w:t>
       </w:r>
     </w:p>
-    <w:p>
+    <w:p xmlns:wp14="http://schemas.microsoft.com/office/word/2010/wordml" wp14:textId="77777777">
       <w:pPr>
         <w:pStyle w:val="ListBullet"/>
       </w:pPr>
@@ -1430,7 +1430,7 @@
         <w:t>EY QA</w:t>
       </w:r>
     </w:p>
-    <w:p>
+    <w:p xmlns:wp14="http://schemas.microsoft.com/office/word/2010/wordml" wp14:textId="77777777">
       <w:pPr>
         <w:pStyle w:val="ListBullet"/>
       </w:pPr>
@@ -1444,20 +1444,13 @@
         <w:t xml:space="preserve"> (your team's admin-level review)</w:t>
       </w:r>
     </w:p>
-    <w:p>
+    <w:p xmlns:wp14="http://schemas.microsoft.com/office/word/2010/wordml" wp14:textId="77777777">
       <w:r>
+        <w:rPr/>
         <w:t>Use this to resolve disputes or complete admin-level review when required.</w:t>
       </w:r>
     </w:p>
-    <w:p>
-      <w:pPr>
-        <w:spacing w:before="120" w:after="120"/>
-        <w:pBdr>
-          <w:bottom w:val="single" w:sz="6" w:space="1" w:color="auto"/>
-        </w:pBdr>
-      </w:pPr>
-    </w:p>
-    <w:p>
+    <w:p xmlns:wp14="http://schemas.microsoft.com/office/word/2010/wordml" wp14:textId="77777777">
       <w:pPr>
         <w:pStyle w:val="Heading1"/>
       </w:pPr>
@@ -1468,19 +1461,19 @@
     <w:tbl>
       <w:tblPr>
         <w:tblStyle w:val="TableGrid"/>
-        <w:tblW w:type="auto" w:w="0"/>
-        <w:tblLook w:firstColumn="1" w:firstRow="1" w:lastColumn="0" w:lastRow="0" w:noHBand="0" w:noVBand="1" w:val="04A0"/>
+        <w:tblW w:w="0" w:type="auto"/>
+        <w:tblLook w:val="04A0" w:firstRow="1" w:lastRow="0" w:firstColumn="1" w:lastColumn="0" w:noHBand="0" w:noVBand="1"/>
       </w:tblPr>
       <w:tblGrid>
         <w:gridCol w:w="4680"/>
         <w:gridCol w:w="4680"/>
       </w:tblGrid>
-      <w:tr>
+      <w:tr xmlns:wp14="http://schemas.microsoft.com/office/word/2010/wordml" wp14:textId="77777777">
         <w:tc>
           <w:tcPr>
-            <w:tcW w:type="dxa" w:w="4680"/>
+            <w:tcW w:w="4680" w:type="dxa"/>
           </w:tcPr>
-          <w:p>
+          <w:p wp14:textId="77777777">
             <w:r>
               <w:rPr>
                 <w:b/>
@@ -1491,9 +1484,9 @@
         </w:tc>
         <w:tc>
           <w:tcPr>
-            <w:tcW w:type="dxa" w:w="4680"/>
+            <w:tcW w:w="4680" w:type="dxa"/>
           </w:tcPr>
-          <w:p>
+          <w:p wp14:textId="77777777">
             <w:r>
               <w:rPr>
                 <w:b/>
@@ -1503,12 +1496,12 @@
           </w:p>
         </w:tc>
       </w:tr>
-      <w:tr>
+      <w:tr xmlns:wp14="http://schemas.microsoft.com/office/word/2010/wordml" wp14:textId="77777777">
         <w:tc>
           <w:tcPr>
-            <w:tcW w:type="dxa" w:w="4680"/>
+            <w:tcW w:w="4680" w:type="dxa"/>
           </w:tcPr>
-          <w:p>
+          <w:p wp14:textId="77777777">
             <w:r>
               <w:t>Assign TEF interns</w:t>
             </w:r>
@@ -1516,21 +1509,21 @@
         </w:tc>
         <w:tc>
           <w:tcPr>
-            <w:tcW w:type="dxa" w:w="4680"/>
+            <w:tcW w:w="4680" w:type="dxa"/>
           </w:tcPr>
-          <w:p>
+          <w:p wp14:textId="77777777">
             <w:r>
               <w:t>TEF Admin</w:t>
             </w:r>
           </w:p>
         </w:tc>
       </w:tr>
-      <w:tr>
+      <w:tr xmlns:wp14="http://schemas.microsoft.com/office/word/2010/wordml" wp14:textId="77777777">
         <w:tc>
           <w:tcPr>
-            <w:tcW w:type="dxa" w:w="4680"/>
+            <w:tcW w:w="4680" w:type="dxa"/>
           </w:tcPr>
-          <w:p>
+          <w:p wp14:textId="77777777">
             <w:r>
               <w:t>Field verification</w:t>
             </w:r>
@@ -1538,21 +1531,21 @@
         </w:tc>
         <w:tc>
           <w:tcPr>
-            <w:tcW w:type="dxa" w:w="4680"/>
+            <w:tcW w:w="4680" w:type="dxa"/>
           </w:tcPr>
-          <w:p>
+          <w:p wp14:textId="77777777">
             <w:r>
               <w:t>Enumerator / M&amp;E Admin</w:t>
             </w:r>
           </w:p>
         </w:tc>
       </w:tr>
-      <w:tr>
+      <w:tr xmlns:wp14="http://schemas.microsoft.com/office/word/2010/wordml" wp14:textId="77777777">
         <w:tc>
           <w:tcPr>
-            <w:tcW w:type="dxa" w:w="4680"/>
+            <w:tcW w:w="4680" w:type="dxa"/>
           </w:tcPr>
-          <w:p>
+          <w:p wp14:textId="77777777">
             <w:r>
               <w:t>Programme setup</w:t>
             </w:r>
@@ -1560,21 +1553,21 @@
         </w:tc>
         <w:tc>
           <w:tcPr>
-            <w:tcW w:type="dxa" w:w="4680"/>
+            <w:tcW w:w="4680" w:type="dxa"/>
           </w:tcPr>
-          <w:p>
+          <w:p wp14:textId="77777777">
             <w:r>
               <w:t>Super Admin</w:t>
             </w:r>
           </w:p>
         </w:tc>
       </w:tr>
-      <w:tr>
+      <w:tr xmlns:wp14="http://schemas.microsoft.com/office/word/2010/wordml" wp14:textId="77777777">
         <w:tc>
           <w:tcPr>
-            <w:tcW w:type="dxa" w:w="4680"/>
+            <w:tcW w:w="4680" w:type="dxa"/>
           </w:tcPr>
-          <w:p>
+          <w:p wp14:textId="77777777">
             <w:r>
               <w:t>Pitching templates and agreements</w:t>
             </w:r>
@@ -1582,21 +1575,21 @@
         </w:tc>
         <w:tc>
           <w:tcPr>
-            <w:tcW w:type="dxa" w:w="4680"/>
+            <w:tcW w:w="4680" w:type="dxa"/>
           </w:tcPr>
-          <w:p>
+          <w:p wp14:textId="77777777">
             <w:r>
               <w:t>Super Admin</w:t>
             </w:r>
           </w:p>
         </w:tc>
       </w:tr>
-      <w:tr>
+      <w:tr xmlns:wp14="http://schemas.microsoft.com/office/word/2010/wordml" wp14:textId="77777777">
         <w:tc>
           <w:tcPr>
-            <w:tcW w:type="dxa" w:w="4680"/>
+            <w:tcW w:w="4680" w:type="dxa"/>
           </w:tcPr>
-          <w:p>
+          <w:p wp14:textId="77777777">
             <w:r>
               <w:t>Final TEF application approve/reject</w:t>
             </w:r>
@@ -1604,21 +1597,21 @@
         </w:tc>
         <w:tc>
           <w:tcPr>
-            <w:tcW w:type="dxa" w:w="4680"/>
+            <w:tcW w:w="4680" w:type="dxa"/>
           </w:tcPr>
-          <w:p>
+          <w:p wp14:textId="77777777">
             <w:r>
               <w:t>TEF Admin</w:t>
             </w:r>
           </w:p>
         </w:tc>
       </w:tr>
-      <w:tr>
+      <w:tr xmlns:wp14="http://schemas.microsoft.com/office/word/2010/wordml" wp14:textId="77777777">
         <w:tc>
           <w:tcPr>
-            <w:tcW w:type="dxa" w:w="4680"/>
+            <w:tcW w:w="4680" w:type="dxa"/>
           </w:tcPr>
-          <w:p>
+          <w:p wp14:textId="77777777">
             <w:r>
               <w:t>Mentorship management</w:t>
             </w:r>
@@ -1626,9 +1619,9 @@
         </w:tc>
         <w:tc>
           <w:tcPr>
-            <w:tcW w:type="dxa" w:w="4680"/>
+            <w:tcW w:w="4680" w:type="dxa"/>
           </w:tcPr>
-          <w:p>
+          <w:p wp14:textId="77777777">
             <w:r>
               <w:t>Mentor Admin</w:t>
             </w:r>
@@ -1636,16 +1629,16 @@
         </w:tc>
       </w:tr>
     </w:tbl>
-    <w:p/>
-    <w:p>
+    <w:p xmlns:wp14="http://schemas.microsoft.com/office/word/2010/wordml" wp14:textId="77777777"/>
+    <w:p xmlns:wp14="http://schemas.microsoft.com/office/word/2010/wordml" wp14:textId="77777777">
       <w:pPr>
         <w:spacing w:before="120" w:after="120"/>
         <w:pBdr>
-          <w:bottom w:val="single" w:sz="6" w:space="1" w:color="auto"/>
+          <w:bottom w:val="single" w:color="auto" w:sz="6" w:space="1"/>
         </w:pBdr>
       </w:pPr>
     </w:p>
-    <w:p>
+    <w:p xmlns:wp14="http://schemas.microsoft.com/office/word/2010/wordml" wp14:textId="77777777">
       <w:pPr>
         <w:pStyle w:val="Heading1"/>
       </w:pPr>
@@ -1653,7 +1646,7 @@
         <w:t>10. Recommended workflow</w:t>
       </w:r>
     </w:p>
-    <w:p>
+    <w:p xmlns:wp14="http://schemas.microsoft.com/office/word/2010/wordml" wp14:textId="77777777">
       <w:pPr>
         <w:pStyle w:val="ListNumber"/>
       </w:pPr>
@@ -1667,7 +1660,7 @@
         <w:t xml:space="preserve"> — create reviewer and QA accounts; configure reviewer–QA mapping.</w:t>
       </w:r>
     </w:p>
-    <w:p>
+    <w:p xmlns:wp14="http://schemas.microsoft.com/office/word/2010/wordml" wp14:textId="77777777">
       <w:pPr>
         <w:pStyle w:val="ListNumber"/>
       </w:pPr>
@@ -1681,7 +1674,7 @@
         <w:t xml:space="preserve"> per programme before pitching starts.</w:t>
       </w:r>
     </w:p>
-    <w:p>
+    <w:p xmlns:wp14="http://schemas.microsoft.com/office/word/2010/wordml" wp14:textId="77777777">
       <w:pPr>
         <w:pStyle w:val="ListNumber"/>
       </w:pPr>
@@ -1695,7 +1688,7 @@
         <w:t xml:space="preserve"> — watch Assigned vs Not Reviewed counts.</w:t>
       </w:r>
     </w:p>
-    <w:p>
+    <w:p xmlns:wp14="http://schemas.microsoft.com/office/word/2010/wordml" wp14:textId="77777777">
       <w:pPr>
         <w:pStyle w:val="ListNumber"/>
       </w:pPr>
@@ -1709,7 +1702,7 @@
         <w:t xml:space="preserve"> as they arrive from TEF workflow.</w:t>
       </w:r>
     </w:p>
-    <w:p>
+    <w:p xmlns:wp14="http://schemas.microsoft.com/office/word/2010/wordml" wp14:textId="77777777">
       <w:pPr>
         <w:pStyle w:val="ListNumber"/>
       </w:pPr>
@@ -1723,7 +1716,7 @@
         <w:t xml:space="preserve"> when reviewers are overloaded or unavailable.</w:t>
       </w:r>
     </w:p>
-    <w:p>
+    <w:p xmlns:wp14="http://schemas.microsoft.com/office/word/2010/wordml" wp14:textId="77777777">
       <w:pPr>
         <w:pStyle w:val="ListNumber"/>
       </w:pPr>
@@ -1737,7 +1730,7 @@
         <w:t xml:space="preserve"> on the third tab when reviewer work is complete.</w:t>
       </w:r>
     </w:p>
-    <w:p>
+    <w:p xmlns:wp14="http://schemas.microsoft.com/office/word/2010/wordml" wp14:textId="77777777">
       <w:pPr>
         <w:pStyle w:val="ListNumber"/>
       </w:pPr>
@@ -1751,7 +1744,7 @@
         <w:t xml:space="preserve"> assignments and approvals in parallel during pitching season.</w:t>
       </w:r>
     </w:p>
-    <w:p>
+    <w:p xmlns:wp14="http://schemas.microsoft.com/office/word/2010/wordml" wp14:textId="77777777">
       <w:pPr>
         <w:pStyle w:val="ListNumber"/>
       </w:pPr>
@@ -1765,15 +1758,15 @@
         <w:t xml:space="preserve"> users who leave the programme.</w:t>
       </w:r>
     </w:p>
-    <w:p>
+    <w:p xmlns:wp14="http://schemas.microsoft.com/office/word/2010/wordml" wp14:textId="77777777">
       <w:pPr>
         <w:spacing w:before="120" w:after="120"/>
         <w:pBdr>
-          <w:bottom w:val="single" w:sz="6" w:space="1" w:color="auto"/>
+          <w:bottom w:val="single" w:color="auto" w:sz="6" w:space="1"/>
         </w:pBdr>
       </w:pPr>
     </w:p>
-    <w:p>
+    <w:p xmlns:wp14="http://schemas.microsoft.com/office/word/2010/wordml" wp14:textId="77777777">
       <w:pPr>
         <w:pStyle w:val="Heading1"/>
       </w:pPr>
@@ -1781,7 +1774,7 @@
         <w:t>11. Tips</w:t>
       </w:r>
     </w:p>
-    <w:p>
+    <w:p xmlns:wp14="http://schemas.microsoft.com/office/word/2010/wordml" wp14:textId="77777777">
       <w:pPr>
         <w:pStyle w:val="ListBullet"/>
       </w:pPr>
@@ -1789,7 +1782,7 @@
         <w:t>Balance assignments using dashboard breakdowns by country and grade.</w:t>
       </w:r>
     </w:p>
-    <w:p>
+    <w:p xmlns:wp14="http://schemas.microsoft.com/office/word/2010/wordml" wp14:textId="77777777">
       <w:pPr>
         <w:pStyle w:val="ListBullet"/>
       </w:pPr>
@@ -1806,7 +1799,7 @@
         <w:t xml:space="preserve"> up to date—pitching assignments depend on it.</w:t>
       </w:r>
     </w:p>
-    <w:p>
+    <w:p xmlns:wp14="http://schemas.microsoft.com/office/word/2010/wordml" wp14:textId="77777777">
       <w:pPr>
         <w:pStyle w:val="ListBullet"/>
       </w:pPr>
@@ -1814,7 +1807,7 @@
         <w:t>Deactivate users instead of deleting when someone is temporarily unavailable.</w:t>
       </w:r>
     </w:p>
-    <w:p>
+    <w:p xmlns:wp14="http://schemas.microsoft.com/office/word/2010/wordml" wp14:textId="77777777">
       <w:pPr>
         <w:pStyle w:val="ListBullet"/>
       </w:pPr>
@@ -1831,7 +1824,7 @@
         <w:t xml:space="preserve"> bulk tools for large cohort processing.</w:t>
       </w:r>
     </w:p>
-    <w:p>
+    <w:p xmlns:wp14="http://schemas.microsoft.com/office/word/2010/wordml" wp14:textId="77777777">
       <w:pPr>
         <w:pStyle w:val="ListBullet"/>
       </w:pPr>
@@ -1848,15 +1841,15 @@
         <w:t xml:space="preserve"> on when applications are ready for external assignment.</w:t>
       </w:r>
     </w:p>
-    <w:p>
+    <w:p xmlns:wp14="http://schemas.microsoft.com/office/word/2010/wordml" wp14:textId="77777777">
       <w:pPr>
         <w:spacing w:before="120" w:after="120"/>
         <w:pBdr>
-          <w:bottom w:val="single" w:sz="6" w:space="1" w:color="auto"/>
+          <w:bottom w:val="single" w:color="auto" w:sz="6" w:space="1"/>
         </w:pBdr>
       </w:pPr>
     </w:p>
-    <w:p>
+    <w:p xmlns:wp14="http://schemas.microsoft.com/office/word/2010/wordml" wp14:textId="77777777">
       <w:pPr>
         <w:pStyle w:val="Heading1"/>
       </w:pPr>
@@ -1867,19 +1860,19 @@
     <w:tbl>
       <w:tblPr>
         <w:tblStyle w:val="TableGrid"/>
-        <w:tblW w:type="auto" w:w="0"/>
-        <w:tblLook w:firstColumn="1" w:firstRow="1" w:lastColumn="0" w:lastRow="0" w:noHBand="0" w:noVBand="1" w:val="04A0"/>
+        <w:tblW w:w="0" w:type="auto"/>
+        <w:tblLook w:val="04A0" w:firstRow="1" w:lastRow="0" w:firstColumn="1" w:lastColumn="0" w:noHBand="0" w:noVBand="1"/>
       </w:tblPr>
       <w:tblGrid>
         <w:gridCol w:w="4680"/>
         <w:gridCol w:w="4680"/>
       </w:tblGrid>
-      <w:tr>
+      <w:tr xmlns:wp14="http://schemas.microsoft.com/office/word/2010/wordml" wp14:textId="77777777">
         <w:tc>
           <w:tcPr>
-            <w:tcW w:type="dxa" w:w="4680"/>
+            <w:tcW w:w="4680" w:type="dxa"/>
           </w:tcPr>
-          <w:p>
+          <w:p wp14:textId="77777777">
             <w:r>
               <w:rPr>
                 <w:b/>
@@ -1890,9 +1883,9 @@
         </w:tc>
         <w:tc>
           <w:tcPr>
-            <w:tcW w:type="dxa" w:w="4680"/>
+            <w:tcW w:w="4680" w:type="dxa"/>
           </w:tcPr>
-          <w:p>
+          <w:p wp14:textId="77777777">
             <w:r>
               <w:rPr>
                 <w:b/>
@@ -1902,12 +1895,12 @@
           </w:p>
         </w:tc>
       </w:tr>
-      <w:tr>
+      <w:tr xmlns:wp14="http://schemas.microsoft.com/office/word/2010/wordml" wp14:textId="77777777">
         <w:tc>
           <w:tcPr>
-            <w:tcW w:type="dxa" w:w="4680"/>
+            <w:tcW w:w="4680" w:type="dxa"/>
           </w:tcPr>
-          <w:p>
+          <w:p wp14:textId="77777777">
             <w:r>
               <w:t>**External Reviewer / EY**</w:t>
             </w:r>
@@ -1915,21 +1908,21 @@
         </w:tc>
         <w:tc>
           <w:tcPr>
-            <w:tcW w:type="dxa" w:w="4680"/>
+            <w:tcW w:w="4680" w:type="dxa"/>
           </w:tcPr>
-          <w:p>
+          <w:p wp14:textId="77777777">
             <w:r>
               <w:t>Third-party review organisation</w:t>
             </w:r>
           </w:p>
         </w:tc>
       </w:tr>
-      <w:tr>
+      <w:tr xmlns:wp14="http://schemas.microsoft.com/office/word/2010/wordml" wp14:textId="77777777">
         <w:tc>
           <w:tcPr>
-            <w:tcW w:type="dxa" w:w="4680"/>
+            <w:tcW w:w="4680" w:type="dxa"/>
           </w:tcPr>
-          <w:p>
+          <w:p wp14:textId="77777777">
             <w:r>
               <w:t>**Reviewer**</w:t>
             </w:r>
@@ -1937,21 +1930,21 @@
         </w:tc>
         <w:tc>
           <w:tcPr>
-            <w:tcW w:type="dxa" w:w="4680"/>
+            <w:tcW w:w="4680" w:type="dxa"/>
           </w:tcPr>
-          <w:p>
+          <w:p wp14:textId="77777777">
             <w:r>
               <w:t>Staff who complete first-pass application and pitching review</w:t>
             </w:r>
           </w:p>
         </w:tc>
       </w:tr>
-      <w:tr>
+      <w:tr xmlns:wp14="http://schemas.microsoft.com/office/word/2010/wordml" wp14:textId="77777777">
         <w:tc>
           <w:tcPr>
-            <w:tcW w:type="dxa" w:w="4680"/>
+            <w:tcW w:w="4680" w:type="dxa"/>
           </w:tcPr>
-          <w:p>
+          <w:p wp14:textId="77777777">
             <w:r>
               <w:t>**QA**</w:t>
             </w:r>
@@ -1959,21 +1952,21 @@
         </w:tc>
         <w:tc>
           <w:tcPr>
-            <w:tcW w:type="dxa" w:w="4680"/>
+            <w:tcW w:w="4680" w:type="dxa"/>
           </w:tcPr>
-          <w:p>
+          <w:p wp14:textId="77777777">
             <w:r>
               <w:t>Quality assurance reviewer who checks reviewer work</w:t>
             </w:r>
           </w:p>
         </w:tc>
       </w:tr>
-      <w:tr>
+      <w:tr xmlns:wp14="http://schemas.microsoft.com/office/word/2010/wordml" wp14:textId="77777777">
         <w:tc>
           <w:tcPr>
-            <w:tcW w:type="dxa" w:w="4680"/>
+            <w:tcW w:w="4680" w:type="dxa"/>
           </w:tcPr>
-          <w:p>
+          <w:p wp14:textId="77777777">
             <w:r>
               <w:t>**Review criteria**</w:t>
             </w:r>
@@ -1981,21 +1974,21 @@
         </w:tc>
         <w:tc>
           <w:tcPr>
-            <w:tcW w:type="dxa" w:w="4680"/>
+            <w:tcW w:w="4680" w:type="dxa"/>
           </w:tcPr>
-          <w:p>
+          <w:p wp14:textId="77777777">
             <w:r>
               <w:t>Yes/no questions for pitching review</w:t>
             </w:r>
           </w:p>
         </w:tc>
       </w:tr>
-      <w:tr>
+      <w:tr xmlns:wp14="http://schemas.microsoft.com/office/word/2010/wordml" wp14:textId="77777777">
         <w:tc>
           <w:tcPr>
-            <w:tcW w:type="dxa" w:w="4680"/>
+            <w:tcW w:w="4680" w:type="dxa"/>
           </w:tcPr>
-          <w:p>
+          <w:p wp14:textId="77777777">
             <w:r>
               <w:t>**Shortlisted**</w:t>
             </w:r>
@@ -2003,21 +1996,21 @@
         </w:tc>
         <w:tc>
           <w:tcPr>
-            <w:tcW w:type="dxa" w:w="4680"/>
+            <w:tcW w:w="4680" w:type="dxa"/>
           </w:tcPr>
-          <w:p>
+          <w:p wp14:textId="77777777">
             <w:r>
               <w:t>Entrepreneurs selected for next programme stage</w:t>
             </w:r>
           </w:p>
         </w:tc>
       </w:tr>
-      <w:tr>
+      <w:tr xmlns:wp14="http://schemas.microsoft.com/office/word/2010/wordml" wp14:textId="77777777">
         <w:tc>
           <w:tcPr>
-            <w:tcW w:type="dxa" w:w="4680"/>
+            <w:tcW w:w="4680" w:type="dxa"/>
           </w:tcPr>
-          <w:p>
+          <w:p wp14:textId="77777777">
             <w:r>
               <w:t>**In Review**</w:t>
             </w:r>
@@ -2025,9 +2018,9 @@
         </w:tc>
         <w:tc>
           <w:tcPr>
-            <w:tcW w:type="dxa" w:w="4680"/>
+            <w:tcW w:w="4680" w:type="dxa"/>
           </w:tcPr>
-          <w:p>
+          <w:p wp14:textId="77777777">
             <w:r>
               <w:t>Application is in active review workflow</w:t>
             </w:r>
@@ -2035,16 +2028,16 @@
         </w:tc>
       </w:tr>
     </w:tbl>
-    <w:p/>
-    <w:p>
+    <w:p xmlns:wp14="http://schemas.microsoft.com/office/word/2010/wordml" wp14:textId="77777777"/>
+    <w:p xmlns:wp14="http://schemas.microsoft.com/office/word/2010/wordml" wp14:textId="77777777">
       <w:pPr>
         <w:spacing w:before="120" w:after="120"/>
         <w:pBdr>
-          <w:bottom w:val="single" w:sz="6" w:space="1" w:color="auto"/>
+          <w:bottom w:val="single" w:color="auto" w:sz="6" w:space="1"/>
         </w:pBdr>
       </w:pPr>
     </w:p>
-    <w:p>
+    <w:p xmlns:wp14="http://schemas.microsoft.com/office/word/2010/wordml" wp14:textId="77777777">
       <w:pPr>
         <w:pStyle w:val="Heading1"/>
       </w:pPr>
@@ -2052,7 +2045,7 @@
         <w:t>13. Getting help</w:t>
       </w:r>
     </w:p>
-    <w:p>
+    <w:p xmlns:wp14="http://schemas.microsoft.com/office/word/2010/wordml" wp14:textId="77777777">
       <w:r>
         <w:t xml:space="preserve">Contact your </w:t>
       </w:r>
@@ -2066,7 +2059,7 @@
         <w:t xml:space="preserve"> or programme lead if you:</w:t>
       </w:r>
     </w:p>
-    <w:p>
+    <w:p xmlns:wp14="http://schemas.microsoft.com/office/word/2010/wordml" wp14:textId="77777777">
       <w:pPr>
         <w:pStyle w:val="ListBullet"/>
       </w:pPr>
@@ -2074,7 +2067,7 @@
         <w:t>Cannot see applications expected for assignment</w:t>
       </w:r>
     </w:p>
-    <w:p>
+    <w:p xmlns:wp14="http://schemas.microsoft.com/office/word/2010/wordml" wp14:textId="77777777">
       <w:pPr>
         <w:pStyle w:val="ListBullet"/>
       </w:pPr>
@@ -2082,7 +2075,7 @@
         <w:t>Need new programmes added to review criteria</w:t>
       </w:r>
     </w:p>
-    <w:p>
+    <w:p xmlns:wp14="http://schemas.microsoft.com/office/word/2010/wordml" wp14:textId="77777777">
       <w:pPr>
         <w:pStyle w:val="ListBullet"/>
       </w:pPr>
@@ -2090,7 +2083,7 @@
         <w:t>Encounter errors on bulk shortlisted uploads</w:t>
       </w:r>
     </w:p>
-    <w:p>
+    <w:p xmlns:wp14="http://schemas.microsoft.com/office/word/2010/wordml" wp14:textId="77777777">
       <w:pPr>
         <w:pStyle w:val="ListBullet"/>
       </w:pPr>
@@ -2098,15 +2091,15 @@
         <w:t>Require pitching features to be enabled</w:t>
       </w:r>
     </w:p>
-    <w:p>
+    <w:p xmlns:wp14="http://schemas.microsoft.com/office/word/2010/wordml" wp14:textId="77777777">
       <w:pPr>
         <w:spacing w:before="120" w:after="120"/>
         <w:pBdr>
-          <w:bottom w:val="single" w:sz="6" w:space="1" w:color="auto"/>
+          <w:bottom w:val="single" w:color="auto" w:sz="6" w:space="1"/>
         </w:pBdr>
       </w:pPr>
     </w:p>
-    <w:p>
+    <w:p xmlns:wp14="http://schemas.microsoft.com/office/word/2010/wordml" wp14:textId="77777777">
       <w:r>
         <w:rPr>
           <w:i/>
@@ -2115,7 +2108,7 @@
       </w:r>
     </w:p>
     <w:sectPr>
-      <w:pgSz w:w="12240" w:h="15840"/>
+      <w:pgSz w:w="12240" w:h="15840" w:orient="portrait"/>
       <w:pgMar w:top="1440" w:right="1440" w:bottom="1440" w:left="1440" w:header="720" w:footer="720" w:gutter="0"/>
       <w:cols w:space="720"/>
       <w:docGrid w:linePitch="360"/>
@@ -2212,7 +2205,7 @@
         <w:ind w:left="1440" w:hanging="360"/>
       </w:pPr>
       <w:rPr>
-        <w:rFonts w:ascii="Symbol" w:hAnsi="Symbol" w:hint="default"/>
+        <w:rFonts w:hint="default" w:ascii="Symbol" w:hAnsi="Symbol"/>
       </w:rPr>
     </w:lvl>
   </w:abstractNum>
@@ -2233,7 +2226,7 @@
         <w:ind w:left="1080" w:hanging="360"/>
       </w:pPr>
       <w:rPr>
-        <w:rFonts w:ascii="Symbol" w:hAnsi="Symbol" w:hint="default"/>
+        <w:rFonts w:hint="default" w:ascii="Symbol" w:hAnsi="Symbol"/>
       </w:rPr>
     </w:lvl>
   </w:abstractNum>
@@ -2254,7 +2247,7 @@
         <w:ind w:left="720" w:hanging="360"/>
       </w:pPr>
       <w:rPr>
-        <w:rFonts w:ascii="Symbol" w:hAnsi="Symbol" w:hint="default"/>
+        <w:rFonts w:hint="default" w:ascii="Symbol" w:hAnsi="Symbol"/>
       </w:rPr>
     </w:lvl>
   </w:abstractNum>
@@ -2293,7 +2286,7 @@
         <w:ind w:left="360" w:hanging="360"/>
       </w:pPr>
       <w:rPr>
-        <w:rFonts w:ascii="Symbol" w:hAnsi="Symbol" w:hint="default"/>
+        <w:rFonts w:hint="default" w:ascii="Symbol" w:hAnsi="Symbol"/>
       </w:rPr>
     </w:lvl>
   </w:abstractNum>
@@ -2328,11 +2321,11 @@
 </file>
 
 <file path=word/styles.xml><?xml version="1.0" encoding="utf-8"?>
-<w:styles xmlns:mc="http://schemas.openxmlformats.org/markup-compatibility/2006" xmlns:r="http://schemas.openxmlformats.org/officeDocument/2006/relationships" xmlns:w="http://schemas.openxmlformats.org/wordprocessingml/2006/main" xmlns:w14="http://schemas.microsoft.com/office/word/2010/wordml" mc:Ignorable="w14">
+<w:styles xmlns:wp14="http://schemas.microsoft.com/office/word/2010/wordprocessingDrawing" xmlns:mc="http://schemas.openxmlformats.org/markup-compatibility/2006" xmlns:r="http://schemas.openxmlformats.org/officeDocument/2006/relationships" xmlns:w="http://schemas.openxmlformats.org/wordprocessingml/2006/main" xmlns:w14="http://schemas.microsoft.com/office/word/2010/wordml" mc:Ignorable="w14 wp14">
   <w:docDefaults>
     <w:rPrDefault>
       <w:rPr>
-        <w:rFonts w:asciiTheme="minorHAnsi" w:eastAsiaTheme="minorEastAsia" w:hAnsiTheme="minorHAnsi" w:cstheme="minorBidi"/>
+        <w:rFonts w:asciiTheme="minorHAnsi" w:hAnsiTheme="minorHAnsi" w:eastAsiaTheme="minorEastAsia" w:cstheme="minorBidi"/>
         <w:sz w:val="22"/>
         <w:szCs w:val="22"/>
         <w:lang w:val="en-US" w:eastAsia="en-US" w:bidi="ar-SA"/>
@@ -2345,8 +2338,8 @@
     </w:pPrDefault>
   </w:docDefaults>
   <w:latentStyles w:defLockedState="0" w:defUIPriority="99" w:defSemiHidden="1" w:defUnhideWhenUsed="1" w:defQFormat="0" w:count="276">
-    <w:lsdException w:name="Normal" w:semiHidden="0" w:uiPriority="0" w:unhideWhenUsed="0" w:qFormat="1"/>
-    <w:lsdException w:name="heading 1" w:semiHidden="0" w:uiPriority="9" w:unhideWhenUsed="0" w:qFormat="1"/>
+    <w:lsdException w:name="Normal" w:uiPriority="0" w:semiHidden="0" w:unhideWhenUsed="0" w:qFormat="1"/>
+    <w:lsdException w:name="heading 1" w:uiPriority="9" w:semiHidden="0" w:unhideWhenUsed="0" w:qFormat="1"/>
     <w:lsdException w:name="heading 2" w:uiPriority="9" w:qFormat="1"/>
     <w:lsdException w:name="heading 3" w:uiPriority="9" w:qFormat="1"/>
     <w:lsdException w:name="heading 4" w:uiPriority="9" w:qFormat="1"/>
@@ -2365,125 +2358,125 @@
     <w:lsdException w:name="toc 8" w:uiPriority="39"/>
     <w:lsdException w:name="toc 9" w:uiPriority="39"/>
     <w:lsdException w:name="caption" w:uiPriority="35" w:qFormat="1"/>
-    <w:lsdException w:name="Title" w:semiHidden="0" w:uiPriority="10" w:unhideWhenUsed="0" w:qFormat="1"/>
+    <w:lsdException w:name="Title" w:uiPriority="10" w:semiHidden="0" w:unhideWhenUsed="0" w:qFormat="1"/>
     <w:lsdException w:name="Default Paragraph Font" w:uiPriority="1"/>
-    <w:lsdException w:name="Subtitle" w:semiHidden="0" w:uiPriority="11" w:unhideWhenUsed="0" w:qFormat="1"/>
-    <w:lsdException w:name="Strong" w:semiHidden="0" w:uiPriority="22" w:unhideWhenUsed="0" w:qFormat="1"/>
-    <w:lsdException w:name="Emphasis" w:semiHidden="0" w:uiPriority="20" w:unhideWhenUsed="0" w:qFormat="1"/>
-    <w:lsdException w:name="Table Grid" w:semiHidden="0" w:uiPriority="59" w:unhideWhenUsed="0"/>
+    <w:lsdException w:name="Subtitle" w:uiPriority="11" w:semiHidden="0" w:unhideWhenUsed="0" w:qFormat="1"/>
+    <w:lsdException w:name="Strong" w:uiPriority="22" w:semiHidden="0" w:unhideWhenUsed="0" w:qFormat="1"/>
+    <w:lsdException w:name="Emphasis" w:uiPriority="20" w:semiHidden="0" w:unhideWhenUsed="0" w:qFormat="1"/>
+    <w:lsdException w:name="Table Grid" w:uiPriority="59" w:semiHidden="0" w:unhideWhenUsed="0"/>
     <w:lsdException w:name="Placeholder Text" w:unhideWhenUsed="0"/>
-    <w:lsdException w:name="No Spacing" w:semiHidden="0" w:uiPriority="1" w:unhideWhenUsed="0" w:qFormat="1"/>
-    <w:lsdException w:name="Light Shading" w:semiHidden="0" w:uiPriority="60" w:unhideWhenUsed="0"/>
-    <w:lsdException w:name="Light List" w:semiHidden="0" w:uiPriority="61" w:unhideWhenUsed="0"/>
-    <w:lsdException w:name="Light Grid" w:semiHidden="0" w:uiPriority="62" w:unhideWhenUsed="0"/>
-    <w:lsdException w:name="Medium Shading 1" w:semiHidden="0" w:uiPriority="63" w:unhideWhenUsed="0"/>
-    <w:lsdException w:name="Medium Shading 2" w:semiHidden="0" w:uiPriority="64" w:unhideWhenUsed="0"/>
-    <w:lsdException w:name="Medium List 1" w:semiHidden="0" w:uiPriority="65" w:unhideWhenUsed="0"/>
-    <w:lsdException w:name="Medium List 2" w:semiHidden="0" w:uiPriority="66" w:unhideWhenUsed="0"/>
-    <w:lsdException w:name="Medium Grid 1" w:semiHidden="0" w:uiPriority="67" w:unhideWhenUsed="0"/>
-    <w:lsdException w:name="Medium Grid 2" w:semiHidden="0" w:uiPriority="68" w:unhideWhenUsed="0"/>
-    <w:lsdException w:name="Medium Grid 3" w:semiHidden="0" w:uiPriority="69" w:unhideWhenUsed="0"/>
-    <w:lsdException w:name="Dark List" w:semiHidden="0" w:uiPriority="70" w:unhideWhenUsed="0"/>
-    <w:lsdException w:name="Colorful Shading" w:semiHidden="0" w:uiPriority="71" w:unhideWhenUsed="0"/>
-    <w:lsdException w:name="Colorful List" w:semiHidden="0" w:uiPriority="72" w:unhideWhenUsed="0"/>
-    <w:lsdException w:name="Colorful Grid" w:semiHidden="0" w:uiPriority="73" w:unhideWhenUsed="0"/>
-    <w:lsdException w:name="Light Shading Accent 1" w:semiHidden="0" w:uiPriority="60" w:unhideWhenUsed="0"/>
-    <w:lsdException w:name="Light List Accent 1" w:semiHidden="0" w:uiPriority="61" w:unhideWhenUsed="0"/>
-    <w:lsdException w:name="Light Grid Accent 1" w:semiHidden="0" w:uiPriority="62" w:unhideWhenUsed="0"/>
-    <w:lsdException w:name="Medium Shading 1 Accent 1" w:semiHidden="0" w:uiPriority="63" w:unhideWhenUsed="0"/>
-    <w:lsdException w:name="Medium Shading 2 Accent 1" w:semiHidden="0" w:uiPriority="64" w:unhideWhenUsed="0"/>
-    <w:lsdException w:name="Medium List 1 Accent 1" w:semiHidden="0" w:uiPriority="65" w:unhideWhenUsed="0"/>
+    <w:lsdException w:name="No Spacing" w:uiPriority="1" w:semiHidden="0" w:unhideWhenUsed="0" w:qFormat="1"/>
+    <w:lsdException w:name="Light Shading" w:uiPriority="60" w:semiHidden="0" w:unhideWhenUsed="0"/>
+    <w:lsdException w:name="Light List" w:uiPriority="61" w:semiHidden="0" w:unhideWhenUsed="0"/>
+    <w:lsdException w:name="Light Grid" w:uiPriority="62" w:semiHidden="0" w:unhideWhenUsed="0"/>
+    <w:lsdException w:name="Medium Shading 1" w:uiPriority="63" w:semiHidden="0" w:unhideWhenUsed="0"/>
+    <w:lsdException w:name="Medium Shading 2" w:uiPriority="64" w:semiHidden="0" w:unhideWhenUsed="0"/>
+    <w:lsdException w:name="Medium List 1" w:uiPriority="65" w:semiHidden="0" w:unhideWhenUsed="0"/>
+    <w:lsdException w:name="Medium List 2" w:uiPriority="66" w:semiHidden="0" w:unhideWhenUsed="0"/>
+    <w:lsdException w:name="Medium Grid 1" w:uiPriority="67" w:semiHidden="0" w:unhideWhenUsed="0"/>
+    <w:lsdException w:name="Medium Grid 2" w:uiPriority="68" w:semiHidden="0" w:unhideWhenUsed="0"/>
+    <w:lsdException w:name="Medium Grid 3" w:uiPriority="69" w:semiHidden="0" w:unhideWhenUsed="0"/>
+    <w:lsdException w:name="Dark List" w:uiPriority="70" w:semiHidden="0" w:unhideWhenUsed="0"/>
+    <w:lsdException w:name="Colorful Shading" w:uiPriority="71" w:semiHidden="0" w:unhideWhenUsed="0"/>
+    <w:lsdException w:name="Colorful List" w:uiPriority="72" w:semiHidden="0" w:unhideWhenUsed="0"/>
+    <w:lsdException w:name="Colorful Grid" w:uiPriority="73" w:semiHidden="0" w:unhideWhenUsed="0"/>
+    <w:lsdException w:name="Light Shading Accent 1" w:uiPriority="60" w:semiHidden="0" w:unhideWhenUsed="0"/>
+    <w:lsdException w:name="Light List Accent 1" w:uiPriority="61" w:semiHidden="0" w:unhideWhenUsed="0"/>
+    <w:lsdException w:name="Light Grid Accent 1" w:uiPriority="62" w:semiHidden="0" w:unhideWhenUsed="0"/>
+    <w:lsdException w:name="Medium Shading 1 Accent 1" w:uiPriority="63" w:semiHidden="0" w:unhideWhenUsed="0"/>
+    <w:lsdException w:name="Medium Shading 2 Accent 1" w:uiPriority="64" w:semiHidden="0" w:unhideWhenUsed="0"/>
+    <w:lsdException w:name="Medium List 1 Accent 1" w:uiPriority="65" w:semiHidden="0" w:unhideWhenUsed="0"/>
     <w:lsdException w:name="Revision" w:unhideWhenUsed="0"/>
-    <w:lsdException w:name="List Paragraph" w:semiHidden="0" w:uiPriority="34" w:unhideWhenUsed="0" w:qFormat="1"/>
-    <w:lsdException w:name="Quote" w:semiHidden="0" w:uiPriority="29" w:unhideWhenUsed="0" w:qFormat="1"/>
-    <w:lsdException w:name="Intense Quote" w:semiHidden="0" w:uiPriority="30" w:unhideWhenUsed="0" w:qFormat="1"/>
-    <w:lsdException w:name="Medium List 2 Accent 1" w:semiHidden="0" w:uiPriority="66" w:unhideWhenUsed="0"/>
-    <w:lsdException w:name="Medium Grid 1 Accent 1" w:semiHidden="0" w:uiPriority="67" w:unhideWhenUsed="0"/>
-    <w:lsdException w:name="Medium Grid 2 Accent 1" w:semiHidden="0" w:uiPriority="68" w:unhideWhenUsed="0"/>
-    <w:lsdException w:name="Medium Grid 3 Accent 1" w:semiHidden="0" w:uiPriority="69" w:unhideWhenUsed="0"/>
-    <w:lsdException w:name="Dark List Accent 1" w:semiHidden="0" w:uiPriority="70" w:unhideWhenUsed="0"/>
-    <w:lsdException w:name="Colorful Shading Accent 1" w:semiHidden="0" w:uiPriority="71" w:unhideWhenUsed="0"/>
-    <w:lsdException w:name="Colorful List Accent 1" w:semiHidden="0" w:uiPriority="72" w:unhideWhenUsed="0"/>
-    <w:lsdException w:name="Colorful Grid Accent 1" w:semiHidden="0" w:uiPriority="73" w:unhideWhenUsed="0"/>
-    <w:lsdException w:name="Light Shading Accent 2" w:semiHidden="0" w:uiPriority="60" w:unhideWhenUsed="0"/>
-    <w:lsdException w:name="Light List Accent 2" w:semiHidden="0" w:uiPriority="61" w:unhideWhenUsed="0"/>
-    <w:lsdException w:name="Light Grid Accent 2" w:semiHidden="0" w:uiPriority="62" w:unhideWhenUsed="0"/>
-    <w:lsdException w:name="Medium Shading 1 Accent 2" w:semiHidden="0" w:uiPriority="63" w:unhideWhenUsed="0"/>
-    <w:lsdException w:name="Medium Shading 2 Accent 2" w:semiHidden="0" w:uiPriority="64" w:unhideWhenUsed="0"/>
-    <w:lsdException w:name="Medium List 1 Accent 2" w:semiHidden="0" w:uiPriority="65" w:unhideWhenUsed="0"/>
-    <w:lsdException w:name="Medium List 2 Accent 2" w:semiHidden="0" w:uiPriority="66" w:unhideWhenUsed="0"/>
-    <w:lsdException w:name="Medium Grid 1 Accent 2" w:semiHidden="0" w:uiPriority="67" w:unhideWhenUsed="0"/>
-    <w:lsdException w:name="Medium Grid 2 Accent 2" w:semiHidden="0" w:uiPriority="68" w:unhideWhenUsed="0"/>
-    <w:lsdException w:name="Medium Grid 3 Accent 2" w:semiHidden="0" w:uiPriority="69" w:unhideWhenUsed="0"/>
-    <w:lsdException w:name="Dark List Accent 2" w:semiHidden="0" w:uiPriority="70" w:unhideWhenUsed="0"/>
-    <w:lsdException w:name="Colorful Shading Accent 2" w:semiHidden="0" w:uiPriority="71" w:unhideWhenUsed="0"/>
-    <w:lsdException w:name="Colorful List Accent 2" w:semiHidden="0" w:uiPriority="72" w:unhideWhenUsed="0"/>
-    <w:lsdException w:name="Colorful Grid Accent 2" w:semiHidden="0" w:uiPriority="73" w:unhideWhenUsed="0"/>
-    <w:lsdException w:name="Light Shading Accent 3" w:semiHidden="0" w:uiPriority="60" w:unhideWhenUsed="0"/>
-    <w:lsdException w:name="Light List Accent 3" w:semiHidden="0" w:uiPriority="61" w:unhideWhenUsed="0"/>
-    <w:lsdException w:name="Light Grid Accent 3" w:semiHidden="0" w:uiPriority="62" w:unhideWhenUsed="0"/>
-    <w:lsdException w:name="Medium Shading 1 Accent 3" w:semiHidden="0" w:uiPriority="63" w:unhideWhenUsed="0"/>
-    <w:lsdException w:name="Medium Shading 2 Accent 3" w:semiHidden="0" w:uiPriority="64" w:unhideWhenUsed="0"/>
-    <w:lsdException w:name="Medium List 1 Accent 3" w:semiHidden="0" w:uiPriority="65" w:unhideWhenUsed="0"/>
-    <w:lsdException w:name="Medium List 2 Accent 3" w:semiHidden="0" w:uiPriority="66" w:unhideWhenUsed="0"/>
-    <w:lsdException w:name="Medium Grid 1 Accent 3" w:semiHidden="0" w:uiPriority="67" w:unhideWhenUsed="0"/>
-    <w:lsdException w:name="Medium Grid 2 Accent 3" w:semiHidden="0" w:uiPriority="68" w:unhideWhenUsed="0"/>
-    <w:lsdException w:name="Medium Grid 3 Accent 3" w:semiHidden="0" w:uiPriority="69" w:unhideWhenUsed="0"/>
-    <w:lsdException w:name="Dark List Accent 3" w:semiHidden="0" w:uiPriority="70" w:unhideWhenUsed="0"/>
-    <w:lsdException w:name="Colorful Shading Accent 3" w:semiHidden="0" w:uiPriority="71" w:unhideWhenUsed="0"/>
-    <w:lsdException w:name="Colorful List Accent 3" w:semiHidden="0" w:uiPriority="72" w:unhideWhenUsed="0"/>
-    <w:lsdException w:name="Colorful Grid Accent 3" w:semiHidden="0" w:uiPriority="73" w:unhideWhenUsed="0"/>
-    <w:lsdException w:name="Light Shading Accent 4" w:semiHidden="0" w:uiPriority="60" w:unhideWhenUsed="0"/>
-    <w:lsdException w:name="Light List Accent 4" w:semiHidden="0" w:uiPriority="61" w:unhideWhenUsed="0"/>
-    <w:lsdException w:name="Light Grid Accent 4" w:semiHidden="0" w:uiPriority="62" w:unhideWhenUsed="0"/>
-    <w:lsdException w:name="Medium Shading 1 Accent 4" w:semiHidden="0" w:uiPriority="63" w:unhideWhenUsed="0"/>
-    <w:lsdException w:name="Medium Shading 2 Accent 4" w:semiHidden="0" w:uiPriority="64" w:unhideWhenUsed="0"/>
-    <w:lsdException w:name="Medium List 1 Accent 4" w:semiHidden="0" w:uiPriority="65" w:unhideWhenUsed="0"/>
-    <w:lsdException w:name="Medium List 2 Accent 4" w:semiHidden="0" w:uiPriority="66" w:unhideWhenUsed="0"/>
-    <w:lsdException w:name="Medium Grid 1 Accent 4" w:semiHidden="0" w:uiPriority="67" w:unhideWhenUsed="0"/>
-    <w:lsdException w:name="Medium Grid 2 Accent 4" w:semiHidden="0" w:uiPriority="68" w:unhideWhenUsed="0"/>
-    <w:lsdException w:name="Medium Grid 3 Accent 4" w:semiHidden="0" w:uiPriority="69" w:unhideWhenUsed="0"/>
-    <w:lsdException w:name="Dark List Accent 4" w:semiHidden="0" w:uiPriority="70" w:unhideWhenUsed="0"/>
-    <w:lsdException w:name="Colorful Shading Accent 4" w:semiHidden="0" w:uiPriority="71" w:unhideWhenUsed="0"/>
-    <w:lsdException w:name="Colorful List Accent 4" w:semiHidden="0" w:uiPriority="72" w:unhideWhenUsed="0"/>
-    <w:lsdException w:name="Colorful Grid Accent 4" w:semiHidden="0" w:uiPriority="73" w:unhideWhenUsed="0"/>
-    <w:lsdException w:name="Light Shading Accent 5" w:semiHidden="0" w:uiPriority="60" w:unhideWhenUsed="0"/>
-    <w:lsdException w:name="Light List Accent 5" w:semiHidden="0" w:uiPriority="61" w:unhideWhenUsed="0"/>
-    <w:lsdException w:name="Light Grid Accent 5" w:semiHidden="0" w:uiPriority="62" w:unhideWhenUsed="0"/>
-    <w:lsdException w:name="Medium Shading 1 Accent 5" w:semiHidden="0" w:uiPriority="63" w:unhideWhenUsed="0"/>
-    <w:lsdException w:name="Medium Shading 2 Accent 5" w:semiHidden="0" w:uiPriority="64" w:unhideWhenUsed="0"/>
-    <w:lsdException w:name="Medium List 1 Accent 5" w:semiHidden="0" w:uiPriority="65" w:unhideWhenUsed="0"/>
-    <w:lsdException w:name="Medium List 2 Accent 5" w:semiHidden="0" w:uiPriority="66" w:unhideWhenUsed="0"/>
-    <w:lsdException w:name="Medium Grid 1 Accent 5" w:semiHidden="0" w:uiPriority="67" w:unhideWhenUsed="0"/>
-    <w:lsdException w:name="Medium Grid 2 Accent 5" w:semiHidden="0" w:uiPriority="68" w:unhideWhenUsed="0"/>
-    <w:lsdException w:name="Medium Grid 3 Accent 5" w:semiHidden="0" w:uiPriority="69" w:unhideWhenUsed="0"/>
-    <w:lsdException w:name="Dark List Accent 5" w:semiHidden="0" w:uiPriority="70" w:unhideWhenUsed="0"/>
-    <w:lsdException w:name="Colorful Shading Accent 5" w:semiHidden="0" w:uiPriority="71" w:unhideWhenUsed="0"/>
-    <w:lsdException w:name="Colorful List Accent 5" w:semiHidden="0" w:uiPriority="72" w:unhideWhenUsed="0"/>
-    <w:lsdException w:name="Colorful Grid Accent 5" w:semiHidden="0" w:uiPriority="73" w:unhideWhenUsed="0"/>
-    <w:lsdException w:name="Light Shading Accent 6" w:semiHidden="0" w:uiPriority="60" w:unhideWhenUsed="0"/>
-    <w:lsdException w:name="Light List Accent 6" w:semiHidden="0" w:uiPriority="61" w:unhideWhenUsed="0"/>
-    <w:lsdException w:name="Light Grid Accent 6" w:semiHidden="0" w:uiPriority="62" w:unhideWhenUsed="0"/>
-    <w:lsdException w:name="Medium Shading 1 Accent 6" w:semiHidden="0" w:uiPriority="63" w:unhideWhenUsed="0"/>
-    <w:lsdException w:name="Medium Shading 2 Accent 6" w:semiHidden="0" w:uiPriority="64" w:unhideWhenUsed="0"/>
-    <w:lsdException w:name="Medium List 1 Accent 6" w:semiHidden="0" w:uiPriority="65" w:unhideWhenUsed="0"/>
-    <w:lsdException w:name="Medium List 2 Accent 6" w:semiHidden="0" w:uiPriority="66" w:unhideWhenUsed="0"/>
-    <w:lsdException w:name="Medium Grid 1 Accent 6" w:semiHidden="0" w:uiPriority="67" w:unhideWhenUsed="0"/>
-    <w:lsdException w:name="Medium Grid 2 Accent 6" w:semiHidden="0" w:uiPriority="68" w:unhideWhenUsed="0"/>
-    <w:lsdException w:name="Medium Grid 3 Accent 6" w:semiHidden="0" w:uiPriority="69" w:unhideWhenUsed="0"/>
-    <w:lsdException w:name="Dark List Accent 6" w:semiHidden="0" w:uiPriority="70" w:unhideWhenUsed="0"/>
-    <w:lsdException w:name="Colorful Shading Accent 6" w:semiHidden="0" w:uiPriority="71" w:unhideWhenUsed="0"/>
-    <w:lsdException w:name="Colorful List Accent 6" w:semiHidden="0" w:uiPriority="72" w:unhideWhenUsed="0"/>
-    <w:lsdException w:name="Colorful Grid Accent 6" w:semiHidden="0" w:uiPriority="73" w:unhideWhenUsed="0"/>
-    <w:lsdException w:name="Subtle Emphasis" w:semiHidden="0" w:uiPriority="19" w:unhideWhenUsed="0" w:qFormat="1"/>
-    <w:lsdException w:name="Intense Emphasis" w:semiHidden="0" w:uiPriority="21" w:unhideWhenUsed="0" w:qFormat="1"/>
-    <w:lsdException w:name="Subtle Reference" w:semiHidden="0" w:uiPriority="31" w:unhideWhenUsed="0" w:qFormat="1"/>
-    <w:lsdException w:name="Intense Reference" w:semiHidden="0" w:uiPriority="32" w:unhideWhenUsed="0" w:qFormat="1"/>
-    <w:lsdException w:name="Book Title" w:semiHidden="0" w:uiPriority="33" w:unhideWhenUsed="0" w:qFormat="1"/>
+    <w:lsdException w:name="List Paragraph" w:uiPriority="34" w:semiHidden="0" w:unhideWhenUsed="0" w:qFormat="1"/>
+    <w:lsdException w:name="Quote" w:uiPriority="29" w:semiHidden="0" w:unhideWhenUsed="0" w:qFormat="1"/>
+    <w:lsdException w:name="Intense Quote" w:uiPriority="30" w:semiHidden="0" w:unhideWhenUsed="0" w:qFormat="1"/>
+    <w:lsdException w:name="Medium List 2 Accent 1" w:uiPriority="66" w:semiHidden="0" w:unhideWhenUsed="0"/>
+    <w:lsdException w:name="Medium Grid 1 Accent 1" w:uiPriority="67" w:semiHidden="0" w:unhideWhenUsed="0"/>
+    <w:lsdException w:name="Medium Grid 2 Accent 1" w:uiPriority="68" w:semiHidden="0" w:unhideWhenUsed="0"/>
+    <w:lsdException w:name="Medium Grid 3 Accent 1" w:uiPriority="69" w:semiHidden="0" w:unhideWhenUsed="0"/>
+    <w:lsdException w:name="Dark List Accent 1" w:uiPriority="70" w:semiHidden="0" w:unhideWhenUsed="0"/>
+    <w:lsdException w:name="Colorful Shading Accent 1" w:uiPriority="71" w:semiHidden="0" w:unhideWhenUsed="0"/>
+    <w:lsdException w:name="Colorful List Accent 1" w:uiPriority="72" w:semiHidden="0" w:unhideWhenUsed="0"/>
+    <w:lsdException w:name="Colorful Grid Accent 1" w:uiPriority="73" w:semiHidden="0" w:unhideWhenUsed="0"/>
+    <w:lsdException w:name="Light Shading Accent 2" w:uiPriority="60" w:semiHidden="0" w:unhideWhenUsed="0"/>
+    <w:lsdException w:name="Light List Accent 2" w:uiPriority="61" w:semiHidden="0" w:unhideWhenUsed="0"/>
+    <w:lsdException w:name="Light Grid Accent 2" w:uiPriority="62" w:semiHidden="0" w:unhideWhenUsed="0"/>
+    <w:lsdException w:name="Medium Shading 1 Accent 2" w:uiPriority="63" w:semiHidden="0" w:unhideWhenUsed="0"/>
+    <w:lsdException w:name="Medium Shading 2 Accent 2" w:uiPriority="64" w:semiHidden="0" w:unhideWhenUsed="0"/>
+    <w:lsdException w:name="Medium List 1 Accent 2" w:uiPriority="65" w:semiHidden="0" w:unhideWhenUsed="0"/>
+    <w:lsdException w:name="Medium List 2 Accent 2" w:uiPriority="66" w:semiHidden="0" w:unhideWhenUsed="0"/>
+    <w:lsdException w:name="Medium Grid 1 Accent 2" w:uiPriority="67" w:semiHidden="0" w:unhideWhenUsed="0"/>
+    <w:lsdException w:name="Medium Grid 2 Accent 2" w:uiPriority="68" w:semiHidden="0" w:unhideWhenUsed="0"/>
+    <w:lsdException w:name="Medium Grid 3 Accent 2" w:uiPriority="69" w:semiHidden="0" w:unhideWhenUsed="0"/>
+    <w:lsdException w:name="Dark List Accent 2" w:uiPriority="70" w:semiHidden="0" w:unhideWhenUsed="0"/>
+    <w:lsdException w:name="Colorful Shading Accent 2" w:uiPriority="71" w:semiHidden="0" w:unhideWhenUsed="0"/>
+    <w:lsdException w:name="Colorful List Accent 2" w:uiPriority="72" w:semiHidden="0" w:unhideWhenUsed="0"/>
+    <w:lsdException w:name="Colorful Grid Accent 2" w:uiPriority="73" w:semiHidden="0" w:unhideWhenUsed="0"/>
+    <w:lsdException w:name="Light Shading Accent 3" w:uiPriority="60" w:semiHidden="0" w:unhideWhenUsed="0"/>
+    <w:lsdException w:name="Light List Accent 3" w:uiPriority="61" w:semiHidden="0" w:unhideWhenUsed="0"/>
+    <w:lsdException w:name="Light Grid Accent 3" w:uiPriority="62" w:semiHidden="0" w:unhideWhenUsed="0"/>
+    <w:lsdException w:name="Medium Shading 1 Accent 3" w:uiPriority="63" w:semiHidden="0" w:unhideWhenUsed="0"/>
+    <w:lsdException w:name="Medium Shading 2 Accent 3" w:uiPriority="64" w:semiHidden="0" w:unhideWhenUsed="0"/>
+    <w:lsdException w:name="Medium List 1 Accent 3" w:uiPriority="65" w:semiHidden="0" w:unhideWhenUsed="0"/>
+    <w:lsdException w:name="Medium List 2 Accent 3" w:uiPriority="66" w:semiHidden="0" w:unhideWhenUsed="0"/>
+    <w:lsdException w:name="Medium Grid 1 Accent 3" w:uiPriority="67" w:semiHidden="0" w:unhideWhenUsed="0"/>
+    <w:lsdException w:name="Medium Grid 2 Accent 3" w:uiPriority="68" w:semiHidden="0" w:unhideWhenUsed="0"/>
+    <w:lsdException w:name="Medium Grid 3 Accent 3" w:uiPriority="69" w:semiHidden="0" w:unhideWhenUsed="0"/>
+    <w:lsdException w:name="Dark List Accent 3" w:uiPriority="70" w:semiHidden="0" w:unhideWhenUsed="0"/>
+    <w:lsdException w:name="Colorful Shading Accent 3" w:uiPriority="71" w:semiHidden="0" w:unhideWhenUsed="0"/>
+    <w:lsdException w:name="Colorful List Accent 3" w:uiPriority="72" w:semiHidden="0" w:unhideWhenUsed="0"/>
+    <w:lsdException w:name="Colorful Grid Accent 3" w:uiPriority="73" w:semiHidden="0" w:unhideWhenUsed="0"/>
+    <w:lsdException w:name="Light Shading Accent 4" w:uiPriority="60" w:semiHidden="0" w:unhideWhenUsed="0"/>
+    <w:lsdException w:name="Light List Accent 4" w:uiPriority="61" w:semiHidden="0" w:unhideWhenUsed="0"/>
+    <w:lsdException w:name="Light Grid Accent 4" w:uiPriority="62" w:semiHidden="0" w:unhideWhenUsed="0"/>
+    <w:lsdException w:name="Medium Shading 1 Accent 4" w:uiPriority="63" w:semiHidden="0" w:unhideWhenUsed="0"/>
+    <w:lsdException w:name="Medium Shading 2 Accent 4" w:uiPriority="64" w:semiHidden="0" w:unhideWhenUsed="0"/>
+    <w:lsdException w:name="Medium List 1 Accent 4" w:uiPriority="65" w:semiHidden="0" w:unhideWhenUsed="0"/>
+    <w:lsdException w:name="Medium List 2 Accent 4" w:uiPriority="66" w:semiHidden="0" w:unhideWhenUsed="0"/>
+    <w:lsdException w:name="Medium Grid 1 Accent 4" w:uiPriority="67" w:semiHidden="0" w:unhideWhenUsed="0"/>
+    <w:lsdException w:name="Medium Grid 2 Accent 4" w:uiPriority="68" w:semiHidden="0" w:unhideWhenUsed="0"/>
+    <w:lsdException w:name="Medium Grid 3 Accent 4" w:uiPriority="69" w:semiHidden="0" w:unhideWhenUsed="0"/>
+    <w:lsdException w:name="Dark List Accent 4" w:uiPriority="70" w:semiHidden="0" w:unhideWhenUsed="0"/>
+    <w:lsdException w:name="Colorful Shading Accent 4" w:uiPriority="71" w:semiHidden="0" w:unhideWhenUsed="0"/>
+    <w:lsdException w:name="Colorful List Accent 4" w:uiPriority="72" w:semiHidden="0" w:unhideWhenUsed="0"/>
+    <w:lsdException w:name="Colorful Grid Accent 4" w:uiPriority="73" w:semiHidden="0" w:unhideWhenUsed="0"/>
+    <w:lsdException w:name="Light Shading Accent 5" w:uiPriority="60" w:semiHidden="0" w:unhideWhenUsed="0"/>
+    <w:lsdException w:name="Light List Accent 5" w:uiPriority="61" w:semiHidden="0" w:unhideWhenUsed="0"/>
+    <w:lsdException w:name="Light Grid Accent 5" w:uiPriority="62" w:semiHidden="0" w:unhideWhenUsed="0"/>
+    <w:lsdException w:name="Medium Shading 1 Accent 5" w:uiPriority="63" w:semiHidden="0" w:unhideWhenUsed="0"/>
+    <w:lsdException w:name="Medium Shading 2 Accent 5" w:uiPriority="64" w:semiHidden="0" w:unhideWhenUsed="0"/>
+    <w:lsdException w:name="Medium List 1 Accent 5" w:uiPriority="65" w:semiHidden="0" w:unhideWhenUsed="0"/>
+    <w:lsdException w:name="Medium List 2 Accent 5" w:uiPriority="66" w:semiHidden="0" w:unhideWhenUsed="0"/>
+    <w:lsdException w:name="Medium Grid 1 Accent 5" w:uiPriority="67" w:semiHidden="0" w:unhideWhenUsed="0"/>
+    <w:lsdException w:name="Medium Grid 2 Accent 5" w:uiPriority="68" w:semiHidden="0" w:unhideWhenUsed="0"/>
+    <w:lsdException w:name="Medium Grid 3 Accent 5" w:uiPriority="69" w:semiHidden="0" w:unhideWhenUsed="0"/>
+    <w:lsdException w:name="Dark List Accent 5" w:uiPriority="70" w:semiHidden="0" w:unhideWhenUsed="0"/>
+    <w:lsdException w:name="Colorful Shading Accent 5" w:uiPriority="71" w:semiHidden="0" w:unhideWhenUsed="0"/>
+    <w:lsdException w:name="Colorful List Accent 5" w:uiPriority="72" w:semiHidden="0" w:unhideWhenUsed="0"/>
+    <w:lsdException w:name="Colorful Grid Accent 5" w:uiPriority="73" w:semiHidden="0" w:unhideWhenUsed="0"/>
+    <w:lsdException w:name="Light Shading Accent 6" w:uiPriority="60" w:semiHidden="0" w:unhideWhenUsed="0"/>
+    <w:lsdException w:name="Light List Accent 6" w:uiPriority="61" w:semiHidden="0" w:unhideWhenUsed="0"/>
+    <w:lsdException w:name="Light Grid Accent 6" w:uiPriority="62" w:semiHidden="0" w:unhideWhenUsed="0"/>
+    <w:lsdException w:name="Medium Shading 1 Accent 6" w:uiPriority="63" w:semiHidden="0" w:unhideWhenUsed="0"/>
+    <w:lsdException w:name="Medium Shading 2 Accent 6" w:uiPriority="64" w:semiHidden="0" w:unhideWhenUsed="0"/>
+    <w:lsdException w:name="Medium List 1 Accent 6" w:uiPriority="65" w:semiHidden="0" w:unhideWhenUsed="0"/>
+    <w:lsdException w:name="Medium List 2 Accent 6" w:uiPriority="66" w:semiHidden="0" w:unhideWhenUsed="0"/>
+    <w:lsdException w:name="Medium Grid 1 Accent 6" w:uiPriority="67" w:semiHidden="0" w:unhideWhenUsed="0"/>
+    <w:lsdException w:name="Medium Grid 2 Accent 6" w:uiPriority="68" w:semiHidden="0" w:unhideWhenUsed="0"/>
+    <w:lsdException w:name="Medium Grid 3 Accent 6" w:uiPriority="69" w:semiHidden="0" w:unhideWhenUsed="0"/>
+    <w:lsdException w:name="Dark List Accent 6" w:uiPriority="70" w:semiHidden="0" w:unhideWhenUsed="0"/>
+    <w:lsdException w:name="Colorful Shading Accent 6" w:uiPriority="71" w:semiHidden="0" w:unhideWhenUsed="0"/>
+    <w:lsdException w:name="Colorful List Accent 6" w:uiPriority="72" w:semiHidden="0" w:unhideWhenUsed="0"/>
+    <w:lsdException w:name="Colorful Grid Accent 6" w:uiPriority="73" w:semiHidden="0" w:unhideWhenUsed="0"/>
+    <w:lsdException w:name="Subtle Emphasis" w:uiPriority="19" w:semiHidden="0" w:unhideWhenUsed="0" w:qFormat="1"/>
+    <w:lsdException w:name="Intense Emphasis" w:uiPriority="21" w:semiHidden="0" w:unhideWhenUsed="0" w:qFormat="1"/>
+    <w:lsdException w:name="Subtle Reference" w:uiPriority="31" w:semiHidden="0" w:unhideWhenUsed="0" w:qFormat="1"/>
+    <w:lsdException w:name="Intense Reference" w:uiPriority="32" w:semiHidden="0" w:unhideWhenUsed="0" w:qFormat="1"/>
+    <w:lsdException w:name="Book Title" w:uiPriority="33" w:semiHidden="0" w:unhideWhenUsed="0" w:qFormat="1"/>
     <w:lsdException w:name="Bibliography" w:uiPriority="37"/>
     <w:lsdException w:name="TOC Heading" w:uiPriority="39" w:qFormat="1"/>
   </w:latentStyles>
-  <w:style w:type="paragraph" w:default="1" w:styleId="Normal">
+  <w:style w:type="paragraph" w:styleId="Normal" w:default="1">
     <w:name w:val="Normal"/>
     <w:qFormat/>
     <w:rsid w:val="00FC693F"/>
@@ -2507,7 +2500,7 @@
       <w:spacing w:after="0" w:line="240" w:lineRule="auto"/>
     </w:pPr>
   </w:style>
-  <w:style w:type="character" w:customStyle="1" w:styleId="HeaderChar">
+  <w:style w:type="character" w:styleId="HeaderChar" w:customStyle="1">
     <w:name w:val="Header Char"/>
     <w:basedOn w:val="DefaultParagraphFont"/>
     <w:link w:val="Header"/>
@@ -2529,7 +2522,7 @@
       <w:spacing w:after="0" w:line="240" w:lineRule="auto"/>
     </w:pPr>
   </w:style>
-  <w:style w:type="character" w:customStyle="1" w:styleId="FooterChar">
+  <w:style w:type="character" w:styleId="FooterChar" w:customStyle="1">
     <w:name w:val="Footer Char"/>
     <w:basedOn w:val="DefaultParagraphFont"/>
     <w:link w:val="Footer"/>
@@ -2551,7 +2544,7 @@
       <w:outlineLvl w:val="0"/>
     </w:pPr>
     <w:rPr>
-      <w:rFonts w:asciiTheme="majorHAnsi" w:eastAsiaTheme="majorEastAsia" w:hAnsiTheme="majorHAnsi" w:cstheme="majorBidi"/>
+      <w:rFonts w:asciiTheme="majorHAnsi" w:hAnsiTheme="majorHAnsi" w:eastAsiaTheme="majorEastAsia" w:cstheme="majorBidi"/>
       <w:b/>
       <w:bCs/>
       <w:color w:val="365F91" w:themeColor="accent1" w:themeShade="BF"/>
@@ -2575,7 +2568,7 @@
       <w:outlineLvl w:val="1"/>
     </w:pPr>
     <w:rPr>
-      <w:rFonts w:asciiTheme="majorHAnsi" w:eastAsiaTheme="majorEastAsia" w:hAnsiTheme="majorHAnsi" w:cstheme="majorBidi"/>
+      <w:rFonts w:asciiTheme="majorHAnsi" w:hAnsiTheme="majorHAnsi" w:eastAsiaTheme="majorEastAsia" w:cstheme="majorBidi"/>
       <w:b/>
       <w:bCs/>
       <w:color w:val="4F81BD" w:themeColor="accent1"/>
@@ -2599,7 +2592,7 @@
       <w:outlineLvl w:val="2"/>
     </w:pPr>
     <w:rPr>
-      <w:rFonts w:asciiTheme="majorHAnsi" w:eastAsiaTheme="majorEastAsia" w:hAnsiTheme="majorHAnsi" w:cstheme="majorBidi"/>
+      <w:rFonts w:asciiTheme="majorHAnsi" w:hAnsiTheme="majorHAnsi" w:eastAsiaTheme="majorEastAsia" w:cstheme="majorBidi"/>
       <w:b/>
       <w:bCs/>
       <w:color w:val="4F81BD" w:themeColor="accent1"/>
@@ -2622,7 +2615,7 @@
       <w:outlineLvl w:val="3"/>
     </w:pPr>
     <w:rPr>
-      <w:rFonts w:asciiTheme="majorHAnsi" w:eastAsiaTheme="majorEastAsia" w:hAnsiTheme="majorHAnsi" w:cstheme="majorBidi"/>
+      <w:rFonts w:asciiTheme="majorHAnsi" w:hAnsiTheme="majorHAnsi" w:eastAsiaTheme="majorEastAsia" w:cstheme="majorBidi"/>
       <w:b/>
       <w:bCs/>
       <w:i/>
@@ -2647,7 +2640,7 @@
       <w:outlineLvl w:val="4"/>
     </w:pPr>
     <w:rPr>
-      <w:rFonts w:asciiTheme="majorHAnsi" w:eastAsiaTheme="majorEastAsia" w:hAnsiTheme="majorHAnsi" w:cstheme="majorBidi"/>
+      <w:rFonts w:asciiTheme="majorHAnsi" w:hAnsiTheme="majorHAnsi" w:eastAsiaTheme="majorEastAsia" w:cstheme="majorBidi"/>
       <w:color w:val="243F60" w:themeColor="accent1" w:themeShade="7F"/>
     </w:rPr>
   </w:style>
@@ -2668,7 +2661,7 @@
       <w:outlineLvl w:val="5"/>
     </w:pPr>
     <w:rPr>
-      <w:rFonts w:asciiTheme="majorHAnsi" w:eastAsiaTheme="majorEastAsia" w:hAnsiTheme="majorHAnsi" w:cstheme="majorBidi"/>
+      <w:rFonts w:asciiTheme="majorHAnsi" w:hAnsiTheme="majorHAnsi" w:eastAsiaTheme="majorEastAsia" w:cstheme="majorBidi"/>
       <w:i/>
       <w:iCs/>
       <w:color w:val="243F60" w:themeColor="accent1" w:themeShade="7F"/>
@@ -2691,7 +2684,7 @@
       <w:outlineLvl w:val="6"/>
     </w:pPr>
     <w:rPr>
-      <w:rFonts w:asciiTheme="majorHAnsi" w:eastAsiaTheme="majorEastAsia" w:hAnsiTheme="majorHAnsi" w:cstheme="majorBidi"/>
+      <w:rFonts w:asciiTheme="majorHAnsi" w:hAnsiTheme="majorHAnsi" w:eastAsiaTheme="majorEastAsia" w:cstheme="majorBidi"/>
       <w:i/>
       <w:iCs/>
       <w:color w:val="404040" w:themeColor="text1" w:themeTint="BF"/>
@@ -2714,7 +2707,7 @@
       <w:outlineLvl w:val="7"/>
     </w:pPr>
     <w:rPr>
-      <w:rFonts w:asciiTheme="majorHAnsi" w:eastAsiaTheme="majorEastAsia" w:hAnsiTheme="majorHAnsi" w:cstheme="majorBidi"/>
+      <w:rFonts w:asciiTheme="majorHAnsi" w:hAnsiTheme="majorHAnsi" w:eastAsiaTheme="majorEastAsia" w:cstheme="majorBidi"/>
       <w:color w:val="4F81BD" w:themeColor="accent1"/>
       <w:sz w:val="20"/>
       <w:szCs w:val="20"/>
@@ -2737,7 +2730,7 @@
       <w:outlineLvl w:val="8"/>
     </w:pPr>
     <w:rPr>
-      <w:rFonts w:asciiTheme="majorHAnsi" w:eastAsiaTheme="majorEastAsia" w:hAnsiTheme="majorHAnsi" w:cstheme="majorBidi"/>
+      <w:rFonts w:asciiTheme="majorHAnsi" w:hAnsiTheme="majorHAnsi" w:eastAsiaTheme="majorEastAsia" w:cstheme="majorBidi"/>
       <w:i/>
       <w:iCs/>
       <w:color w:val="404040" w:themeColor="text1" w:themeTint="BF"/>
@@ -2745,13 +2738,13 @@
       <w:szCs w:val="20"/>
     </w:rPr>
   </w:style>
-  <w:style w:type="character" w:default="1" w:styleId="DefaultParagraphFont">
+  <w:style w:type="character" w:styleId="DefaultParagraphFont" w:default="1">
     <w:name w:val="Default Paragraph Font"/>
     <w:uiPriority w:val="1"/>
     <w:semiHidden/>
     <w:unhideWhenUsed/>
   </w:style>
-  <w:style w:type="table" w:default="1" w:styleId="TableNormal">
+  <w:style w:type="table" w:styleId="TableNormal" w:default="1">
     <w:name w:val="Normal Table"/>
     <w:uiPriority w:val="99"/>
     <w:semiHidden/>
@@ -2766,7 +2759,7 @@
       </w:tblCellMar>
     </w:tblPr>
   </w:style>
-  <w:style w:type="numbering" w:default="1" w:styleId="NoList">
+  <w:style w:type="numbering" w:styleId="NoList" w:default="1">
     <w:name w:val="No List"/>
     <w:uiPriority w:val="99"/>
     <w:semiHidden/>
@@ -2781,14 +2774,14 @@
       <w:spacing w:after="0" w:line="240" w:lineRule="auto"/>
     </w:pPr>
   </w:style>
-  <w:style w:type="character" w:customStyle="1" w:styleId="Heading1Char">
+  <w:style w:type="character" w:styleId="Heading1Char" w:customStyle="1">
     <w:name w:val="Heading 1 Char"/>
     <w:basedOn w:val="DefaultParagraphFont"/>
     <w:link w:val="Heading1"/>
     <w:uiPriority w:val="9"/>
     <w:rsid w:val="00FC693F"/>
     <w:rPr>
-      <w:rFonts w:asciiTheme="majorHAnsi" w:eastAsiaTheme="majorEastAsia" w:hAnsiTheme="majorHAnsi" w:cstheme="majorBidi"/>
+      <w:rFonts w:asciiTheme="majorHAnsi" w:hAnsiTheme="majorHAnsi" w:eastAsiaTheme="majorEastAsia" w:cstheme="majorBidi"/>
       <w:b/>
       <w:bCs/>
       <w:color w:val="365F91" w:themeColor="accent1" w:themeShade="BF"/>
@@ -2796,14 +2789,14 @@
       <w:szCs w:val="28"/>
     </w:rPr>
   </w:style>
-  <w:style w:type="character" w:customStyle="1" w:styleId="Heading2Char">
+  <w:style w:type="character" w:styleId="Heading2Char" w:customStyle="1">
     <w:name w:val="Heading 2 Char"/>
     <w:basedOn w:val="DefaultParagraphFont"/>
     <w:link w:val="Heading2"/>
     <w:uiPriority w:val="9"/>
     <w:rsid w:val="00FC693F"/>
     <w:rPr>
-      <w:rFonts w:asciiTheme="majorHAnsi" w:eastAsiaTheme="majorEastAsia" w:hAnsiTheme="majorHAnsi" w:cstheme="majorBidi"/>
+      <w:rFonts w:asciiTheme="majorHAnsi" w:hAnsiTheme="majorHAnsi" w:eastAsiaTheme="majorEastAsia" w:cstheme="majorBidi"/>
       <w:b/>
       <w:bCs/>
       <w:color w:val="4F81BD" w:themeColor="accent1"/>
@@ -2811,14 +2804,14 @@
       <w:szCs w:val="26"/>
     </w:rPr>
   </w:style>
-  <w:style w:type="character" w:customStyle="1" w:styleId="Heading3Char">
+  <w:style w:type="character" w:styleId="Heading3Char" w:customStyle="1">
     <w:name w:val="Heading 3 Char"/>
     <w:basedOn w:val="DefaultParagraphFont"/>
     <w:link w:val="Heading3"/>
     <w:uiPriority w:val="9"/>
     <w:rsid w:val="00FC693F"/>
     <w:rPr>
-      <w:rFonts w:asciiTheme="majorHAnsi" w:eastAsiaTheme="majorEastAsia" w:hAnsiTheme="majorHAnsi" w:cstheme="majorBidi"/>
+      <w:rFonts w:asciiTheme="majorHAnsi" w:hAnsiTheme="majorHAnsi" w:eastAsiaTheme="majorEastAsia" w:cstheme="majorBidi"/>
       <w:b/>
       <w:bCs/>
       <w:color w:val="4F81BD" w:themeColor="accent1"/>
@@ -2834,13 +2827,13 @@
     <w:rsid w:val="00FC693F"/>
     <w:pPr>
       <w:pBdr>
-        <w:bottom w:val="single" w:sz="8" w:space="4" w:color="4F81BD" w:themeColor="accent1"/>
+        <w:bottom w:val="single" w:color="4F81BD" w:themeColor="accent1" w:sz="8" w:space="4"/>
       </w:pBdr>
       <w:spacing w:after="300" w:line="240" w:lineRule="auto"/>
       <w:contextualSpacing/>
     </w:pPr>
     <w:rPr>
-      <w:rFonts w:asciiTheme="majorHAnsi" w:eastAsiaTheme="majorEastAsia" w:hAnsiTheme="majorHAnsi" w:cstheme="majorBidi"/>
+      <w:rFonts w:asciiTheme="majorHAnsi" w:hAnsiTheme="majorHAnsi" w:eastAsiaTheme="majorEastAsia" w:cstheme="majorBidi"/>
       <w:color w:val="17365D" w:themeColor="text2" w:themeShade="BF"/>
       <w:spacing w:val="5"/>
       <w:kern w:val="28"/>
@@ -2848,14 +2841,14 @@
       <w:szCs w:val="52"/>
     </w:rPr>
   </w:style>
-  <w:style w:type="character" w:customStyle="1" w:styleId="TitleChar">
+  <w:style w:type="character" w:styleId="TitleChar" w:customStyle="1">
     <w:name w:val="Title Char"/>
     <w:basedOn w:val="DefaultParagraphFont"/>
     <w:link w:val="Title"/>
     <w:uiPriority w:val="10"/>
     <w:rsid w:val="00FC693F"/>
     <w:rPr>
-      <w:rFonts w:asciiTheme="majorHAnsi" w:eastAsiaTheme="majorEastAsia" w:hAnsiTheme="majorHAnsi" w:cstheme="majorBidi"/>
+      <w:rFonts w:asciiTheme="majorHAnsi" w:hAnsiTheme="majorHAnsi" w:eastAsiaTheme="majorEastAsia" w:cstheme="majorBidi"/>
       <w:color w:val="17365D" w:themeColor="text2" w:themeShade="BF"/>
       <w:spacing w:val="5"/>
       <w:kern w:val="28"/>
@@ -2877,7 +2870,7 @@
       </w:numPr>
     </w:pPr>
     <w:rPr>
-      <w:rFonts w:asciiTheme="majorHAnsi" w:eastAsiaTheme="majorEastAsia" w:hAnsiTheme="majorHAnsi" w:cstheme="majorBidi"/>
+      <w:rFonts w:asciiTheme="majorHAnsi" w:hAnsiTheme="majorHAnsi" w:eastAsiaTheme="majorEastAsia" w:cstheme="majorBidi"/>
       <w:i/>
       <w:iCs/>
       <w:color w:val="4F81BD" w:themeColor="accent1"/>
@@ -2886,14 +2879,14 @@
       <w:szCs w:val="24"/>
     </w:rPr>
   </w:style>
-  <w:style w:type="character" w:customStyle="1" w:styleId="SubtitleChar">
+  <w:style w:type="character" w:styleId="SubtitleChar" w:customStyle="1">
     <w:name w:val="Subtitle Char"/>
     <w:basedOn w:val="DefaultParagraphFont"/>
     <w:link w:val="Subtitle"/>
     <w:uiPriority w:val="11"/>
     <w:rsid w:val="00FC693F"/>
     <w:rPr>
-      <w:rFonts w:asciiTheme="majorHAnsi" w:eastAsiaTheme="majorEastAsia" w:hAnsiTheme="majorHAnsi" w:cstheme="majorBidi"/>
+      <w:rFonts w:asciiTheme="majorHAnsi" w:hAnsiTheme="majorHAnsi" w:eastAsiaTheme="majorEastAsia" w:cstheme="majorBidi"/>
       <w:i/>
       <w:iCs/>
       <w:color w:val="4F81BD" w:themeColor="accent1"/>
@@ -2924,7 +2917,7 @@
       <w:spacing w:after="120"/>
     </w:pPr>
   </w:style>
-  <w:style w:type="character" w:customStyle="1" w:styleId="BodyTextChar">
+  <w:style w:type="character" w:styleId="BodyTextChar" w:customStyle="1">
     <w:name w:val="Body Text Char"/>
     <w:basedOn w:val="DefaultParagraphFont"/>
     <w:link w:val="BodyText"/>
@@ -2942,7 +2935,7 @@
       <w:spacing w:after="120" w:line="480" w:lineRule="auto"/>
     </w:pPr>
   </w:style>
-  <w:style w:type="character" w:customStyle="1" w:styleId="BodyText2Char">
+  <w:style w:type="character" w:styleId="BodyText2Char" w:customStyle="1">
     <w:name w:val="Body Text 2 Char"/>
     <w:basedOn w:val="DefaultParagraphFont"/>
     <w:link w:val="BodyText2"/>
@@ -2964,7 +2957,7 @@
       <w:szCs w:val="16"/>
     </w:rPr>
   </w:style>
-  <w:style w:type="character" w:customStyle="1" w:styleId="BodyText3Char">
+  <w:style w:type="character" w:styleId="BodyText3Char" w:customStyle="1">
     <w:name w:val="Body Text 3 Char"/>
     <w:basedOn w:val="DefaultParagraphFont"/>
     <w:link w:val="BodyText3"/>
@@ -3145,7 +3138,7 @@
       <w:szCs w:val="20"/>
     </w:rPr>
   </w:style>
-  <w:style w:type="character" w:customStyle="1" w:styleId="MacroTextChar">
+  <w:style w:type="character" w:styleId="MacroTextChar" w:customStyle="1">
     <w:name w:val="Macro Text Char"/>
     <w:basedOn w:val="DefaultParagraphFont"/>
     <w:link w:val="MacroText"/>
@@ -3171,7 +3164,7 @@
       <w:color w:val="000000" w:themeColor="text1"/>
     </w:rPr>
   </w:style>
-  <w:style w:type="character" w:customStyle="1" w:styleId="QuoteChar">
+  <w:style w:type="character" w:styleId="QuoteChar" w:customStyle="1">
     <w:name w:val="Quote Char"/>
     <w:basedOn w:val="DefaultParagraphFont"/>
     <w:link w:val="Quote"/>
@@ -3183,7 +3176,7 @@
       <w:color w:val="000000" w:themeColor="text1"/>
     </w:rPr>
   </w:style>
-  <w:style w:type="character" w:customStyle="1" w:styleId="Heading4Char">
+  <w:style w:type="character" w:styleId="Heading4Char" w:customStyle="1">
     <w:name w:val="Heading 4 Char"/>
     <w:basedOn w:val="DefaultParagraphFont"/>
     <w:link w:val="Heading4"/>
@@ -3191,7 +3184,7 @@
     <w:semiHidden/>
     <w:rsid w:val="00FC693F"/>
     <w:rPr>
-      <w:rFonts w:asciiTheme="majorHAnsi" w:eastAsiaTheme="majorEastAsia" w:hAnsiTheme="majorHAnsi" w:cstheme="majorBidi"/>
+      <w:rFonts w:asciiTheme="majorHAnsi" w:hAnsiTheme="majorHAnsi" w:eastAsiaTheme="majorEastAsia" w:cstheme="majorBidi"/>
       <w:b/>
       <w:bCs/>
       <w:i/>
@@ -3199,7 +3192,7 @@
       <w:color w:val="4F81BD" w:themeColor="accent1"/>
     </w:rPr>
   </w:style>
-  <w:style w:type="character" w:customStyle="1" w:styleId="Heading5Char">
+  <w:style w:type="character" w:styleId="Heading5Char" w:customStyle="1">
     <w:name w:val="Heading 5 Char"/>
     <w:basedOn w:val="DefaultParagraphFont"/>
     <w:link w:val="Heading5"/>
@@ -3207,11 +3200,11 @@
     <w:semiHidden/>
     <w:rsid w:val="00FC693F"/>
     <w:rPr>
-      <w:rFonts w:asciiTheme="majorHAnsi" w:eastAsiaTheme="majorEastAsia" w:hAnsiTheme="majorHAnsi" w:cstheme="majorBidi"/>
+      <w:rFonts w:asciiTheme="majorHAnsi" w:hAnsiTheme="majorHAnsi" w:eastAsiaTheme="majorEastAsia" w:cstheme="majorBidi"/>
       <w:color w:val="243F60" w:themeColor="accent1" w:themeShade="7F"/>
     </w:rPr>
   </w:style>
-  <w:style w:type="character" w:customStyle="1" w:styleId="Heading6Char">
+  <w:style w:type="character" w:styleId="Heading6Char" w:customStyle="1">
     <w:name w:val="Heading 6 Char"/>
     <w:basedOn w:val="DefaultParagraphFont"/>
     <w:link w:val="Heading6"/>
@@ -3219,13 +3212,13 @@
     <w:semiHidden/>
     <w:rsid w:val="00FC693F"/>
     <w:rPr>
-      <w:rFonts w:asciiTheme="majorHAnsi" w:eastAsiaTheme="majorEastAsia" w:hAnsiTheme="majorHAnsi" w:cstheme="majorBidi"/>
+      <w:rFonts w:asciiTheme="majorHAnsi" w:hAnsiTheme="majorHAnsi" w:eastAsiaTheme="majorEastAsia" w:cstheme="majorBidi"/>
       <w:i/>
       <w:iCs/>
       <w:color w:val="243F60" w:themeColor="accent1" w:themeShade="7F"/>
     </w:rPr>
   </w:style>
-  <w:style w:type="character" w:customStyle="1" w:styleId="Heading7Char">
+  <w:style w:type="character" w:styleId="Heading7Char" w:customStyle="1">
     <w:name w:val="Heading 7 Char"/>
     <w:basedOn w:val="DefaultParagraphFont"/>
     <w:link w:val="Heading7"/>
@@ -3233,13 +3226,13 @@
     <w:semiHidden/>
     <w:rsid w:val="00FC693F"/>
     <w:rPr>
-      <w:rFonts w:asciiTheme="majorHAnsi" w:eastAsiaTheme="majorEastAsia" w:hAnsiTheme="majorHAnsi" w:cstheme="majorBidi"/>
+      <w:rFonts w:asciiTheme="majorHAnsi" w:hAnsiTheme="majorHAnsi" w:eastAsiaTheme="majorEastAsia" w:cstheme="majorBidi"/>
       <w:i/>
       <w:iCs/>
       <w:color w:val="404040" w:themeColor="text1" w:themeTint="BF"/>
     </w:rPr>
   </w:style>
-  <w:style w:type="character" w:customStyle="1" w:styleId="Heading8Char">
+  <w:style w:type="character" w:styleId="Heading8Char" w:customStyle="1">
     <w:name w:val="Heading 8 Char"/>
     <w:basedOn w:val="DefaultParagraphFont"/>
     <w:link w:val="Heading8"/>
@@ -3247,13 +3240,13 @@
     <w:semiHidden/>
     <w:rsid w:val="00FC693F"/>
     <w:rPr>
-      <w:rFonts w:asciiTheme="majorHAnsi" w:eastAsiaTheme="majorEastAsia" w:hAnsiTheme="majorHAnsi" w:cstheme="majorBidi"/>
+      <w:rFonts w:asciiTheme="majorHAnsi" w:hAnsiTheme="majorHAnsi" w:eastAsiaTheme="majorEastAsia" w:cstheme="majorBidi"/>
       <w:color w:val="4F81BD" w:themeColor="accent1"/>
       <w:sz w:val="20"/>
       <w:szCs w:val="20"/>
     </w:rPr>
   </w:style>
-  <w:style w:type="character" w:customStyle="1" w:styleId="Heading9Char">
+  <w:style w:type="character" w:styleId="Heading9Char" w:customStyle="1">
     <w:name w:val="Heading 9 Char"/>
     <w:basedOn w:val="DefaultParagraphFont"/>
     <w:link w:val="Heading9"/>
@@ -3261,7 +3254,7 @@
     <w:semiHidden/>
     <w:rsid w:val="00FC693F"/>
     <w:rPr>
-      <w:rFonts w:asciiTheme="majorHAnsi" w:eastAsiaTheme="majorEastAsia" w:hAnsiTheme="majorHAnsi" w:cstheme="majorBidi"/>
+      <w:rFonts w:asciiTheme="majorHAnsi" w:hAnsiTheme="majorHAnsi" w:eastAsiaTheme="majorEastAsia" w:cstheme="majorBidi"/>
       <w:i/>
       <w:iCs/>
       <w:color w:val="404040" w:themeColor="text1" w:themeTint="BF"/>
@@ -3321,7 +3314,7 @@
     <w:rsid w:val="00FC693F"/>
     <w:pPr>
       <w:pBdr>
-        <w:bottom w:val="single" w:sz="4" w:space="4" w:color="4F81BD" w:themeColor="accent1"/>
+        <w:bottom w:val="single" w:color="4F81BD" w:themeColor="accent1" w:sz="4" w:space="4"/>
       </w:pBdr>
       <w:spacing w:before="200" w:after="280"/>
       <w:ind w:left="936" w:right="936"/>
@@ -3334,7 +3327,7 @@
       <w:color w:val="4F81BD" w:themeColor="accent1"/>
     </w:rPr>
   </w:style>
-  <w:style w:type="character" w:customStyle="1" w:styleId="IntenseQuoteChar">
+  <w:style w:type="character" w:styleId="IntenseQuoteChar" w:customStyle="1">
     <w:name w:val="Intense Quote Char"/>
     <w:basedOn w:val="DefaultParagraphFont"/>
     <w:link w:val="IntenseQuote"/>
@@ -3438,12 +3431,12 @@
     <w:tblPr>
       <w:tblInd w:w="0" w:type="dxa"/>
       <w:tblBorders>
-        <w:top w:val="single" w:sz="4" w:space="0" w:color="auto"/>
-        <w:left w:val="single" w:sz="4" w:space="0" w:color="auto"/>
-        <w:bottom w:val="single" w:sz="4" w:space="0" w:color="auto"/>
-        <w:right w:val="single" w:sz="4" w:space="0" w:color="auto"/>
-        <w:insideH w:val="single" w:sz="4" w:space="0" w:color="auto"/>
-        <w:insideV w:val="single" w:sz="4" w:space="0" w:color="auto"/>
+        <w:top w:val="single" w:color="auto" w:sz="4" w:space="0"/>
+        <w:left w:val="single" w:color="auto" w:sz="4" w:space="0"/>
+        <w:bottom w:val="single" w:color="auto" w:sz="4" w:space="0"/>
+        <w:right w:val="single" w:color="auto" w:sz="4" w:space="0"/>
+        <w:insideH w:val="single" w:color="auto" w:sz="4" w:space="0"/>
+        <w:insideV w:val="single" w:color="auto" w:sz="4" w:space="0"/>
       </w:tblBorders>
       <w:tblCellMar>
         <w:top w:w="0" w:type="dxa"/>
@@ -3469,8 +3462,8 @@
       <w:tblStyleColBandSize w:val="1"/>
       <w:tblInd w:w="0" w:type="dxa"/>
       <w:tblBorders>
-        <w:top w:val="single" w:sz="8" w:space="0" w:color="000000" w:themeColor="text1"/>
-        <w:bottom w:val="single" w:sz="8" w:space="0" w:color="000000" w:themeColor="text1"/>
+        <w:top w:val="single" w:color="000000" w:themeColor="text1" w:sz="8" w:space="0"/>
+        <w:bottom w:val="single" w:color="000000" w:themeColor="text1" w:sz="8" w:space="0"/>
       </w:tblBorders>
       <w:tblCellMar>
         <w:top w:w="0" w:type="dxa"/>
@@ -3490,9 +3483,9 @@
       <w:tblPr/>
       <w:tcPr>
         <w:tcBorders>
-          <w:top w:val="single" w:sz="8" w:space="0" w:color="000000" w:themeColor="text1"/>
-          <w:left w:val="nil"/>
-          <w:bottom w:val="single" w:sz="8" w:space="0" w:color="000000" w:themeColor="text1"/>
+          <w:top w:val="single" w:color="000000" w:themeColor="text1" w:sz="8" w:space="0"/>
+          <w:left w:val="nil"/>
+          <w:bottom w:val="single" w:color="000000" w:themeColor="text1" w:sz="8" w:space="0"/>
           <w:right w:val="nil"/>
           <w:insideH w:val="nil"/>
           <w:insideV w:val="nil"/>
@@ -3510,9 +3503,9 @@
       <w:tblPr/>
       <w:tcPr>
         <w:tcBorders>
-          <w:top w:val="single" w:sz="8" w:space="0" w:color="000000" w:themeColor="text1"/>
-          <w:left w:val="nil"/>
-          <w:bottom w:val="single" w:sz="8" w:space="0" w:color="000000" w:themeColor="text1"/>
+          <w:top w:val="single" w:color="000000" w:themeColor="text1" w:sz="8" w:space="0"/>
+          <w:left w:val="nil"/>
+          <w:bottom w:val="single" w:color="000000" w:themeColor="text1" w:sz="8" w:space="0"/>
           <w:right w:val="nil"/>
           <w:insideH w:val="nil"/>
           <w:insideV w:val="nil"/>
@@ -3572,8 +3565,8 @@
       <w:tblStyleColBandSize w:val="1"/>
       <w:tblInd w:w="0" w:type="dxa"/>
       <w:tblBorders>
-        <w:top w:val="single" w:sz="8" w:space="0" w:color="4F81BD" w:themeColor="accent1"/>
-        <w:bottom w:val="single" w:sz="8" w:space="0" w:color="4F81BD" w:themeColor="accent1"/>
+        <w:top w:val="single" w:color="4F81BD" w:themeColor="accent1" w:sz="8" w:space="0"/>
+        <w:bottom w:val="single" w:color="4F81BD" w:themeColor="accent1" w:sz="8" w:space="0"/>
       </w:tblBorders>
       <w:tblCellMar>
         <w:top w:w="0" w:type="dxa"/>
@@ -3593,9 +3586,9 @@
       <w:tblPr/>
       <w:tcPr>
         <w:tcBorders>
-          <w:top w:val="single" w:sz="8" w:space="0" w:color="4F81BD" w:themeColor="accent1"/>
-          <w:left w:val="nil"/>
-          <w:bottom w:val="single" w:sz="8" w:space="0" w:color="4F81BD" w:themeColor="accent1"/>
+          <w:top w:val="single" w:color="4F81BD" w:themeColor="accent1" w:sz="8" w:space="0"/>
+          <w:left w:val="nil"/>
+          <w:bottom w:val="single" w:color="4F81BD" w:themeColor="accent1" w:sz="8" w:space="0"/>
           <w:right w:val="nil"/>
           <w:insideH w:val="nil"/>
           <w:insideV w:val="nil"/>
@@ -3613,9 +3606,9 @@
       <w:tblPr/>
       <w:tcPr>
         <w:tcBorders>
-          <w:top w:val="single" w:sz="8" w:space="0" w:color="4F81BD" w:themeColor="accent1"/>
-          <w:left w:val="nil"/>
-          <w:bottom w:val="single" w:sz="8" w:space="0" w:color="4F81BD" w:themeColor="accent1"/>
+          <w:top w:val="single" w:color="4F81BD" w:themeColor="accent1" w:sz="8" w:space="0"/>
+          <w:left w:val="nil"/>
+          <w:bottom w:val="single" w:color="4F81BD" w:themeColor="accent1" w:sz="8" w:space="0"/>
           <w:right w:val="nil"/>
           <w:insideH w:val="nil"/>
           <w:insideV w:val="nil"/>
@@ -3675,8 +3668,8 @@
       <w:tblStyleColBandSize w:val="1"/>
       <w:tblInd w:w="0" w:type="dxa"/>
       <w:tblBorders>
-        <w:top w:val="single" w:sz="8" w:space="0" w:color="C0504D" w:themeColor="accent2"/>
-        <w:bottom w:val="single" w:sz="8" w:space="0" w:color="C0504D" w:themeColor="accent2"/>
+        <w:top w:val="single" w:color="C0504D" w:themeColor="accent2" w:sz="8" w:space="0"/>
+        <w:bottom w:val="single" w:color="C0504D" w:themeColor="accent2" w:sz="8" w:space="0"/>
       </w:tblBorders>
       <w:tblCellMar>
         <w:top w:w="0" w:type="dxa"/>
@@ -3696,9 +3689,9 @@
       <w:tblPr/>
       <w:tcPr>
         <w:tcBorders>
-          <w:top w:val="single" w:sz="8" w:space="0" w:color="C0504D" w:themeColor="accent2"/>
-          <w:left w:val="nil"/>
-          <w:bottom w:val="single" w:sz="8" w:space="0" w:color="C0504D" w:themeColor="accent2"/>
+          <w:top w:val="single" w:color="C0504D" w:themeColor="accent2" w:sz="8" w:space="0"/>
+          <w:left w:val="nil"/>
+          <w:bottom w:val="single" w:color="C0504D" w:themeColor="accent2" w:sz="8" w:space="0"/>
           <w:right w:val="nil"/>
           <w:insideH w:val="nil"/>
           <w:insideV w:val="nil"/>
@@ -3716,9 +3709,9 @@
       <w:tblPr/>
       <w:tcPr>
         <w:tcBorders>
-          <w:top w:val="single" w:sz="8" w:space="0" w:color="C0504D" w:themeColor="accent2"/>
-          <w:left w:val="nil"/>
-          <w:bottom w:val="single" w:sz="8" w:space="0" w:color="C0504D" w:themeColor="accent2"/>
+          <w:top w:val="single" w:color="C0504D" w:themeColor="accent2" w:sz="8" w:space="0"/>
+          <w:left w:val="nil"/>
+          <w:bottom w:val="single" w:color="C0504D" w:themeColor="accent2" w:sz="8" w:space="0"/>
           <w:right w:val="nil"/>
           <w:insideH w:val="nil"/>
           <w:insideV w:val="nil"/>
@@ -3778,8 +3771,8 @@
       <w:tblStyleColBandSize w:val="1"/>
       <w:tblInd w:w="0" w:type="dxa"/>
       <w:tblBorders>
-        <w:top w:val="single" w:sz="8" w:space="0" w:color="9BBB59" w:themeColor="accent3"/>
-        <w:bottom w:val="single" w:sz="8" w:space="0" w:color="9BBB59" w:themeColor="accent3"/>
+        <w:top w:val="single" w:color="9BBB59" w:themeColor="accent3" w:sz="8" w:space="0"/>
+        <w:bottom w:val="single" w:color="9BBB59" w:themeColor="accent3" w:sz="8" w:space="0"/>
       </w:tblBorders>
       <w:tblCellMar>
         <w:top w:w="0" w:type="dxa"/>
@@ -3799,9 +3792,9 @@
       <w:tblPr/>
       <w:tcPr>
         <w:tcBorders>
-          <w:top w:val="single" w:sz="8" w:space="0" w:color="9BBB59" w:themeColor="accent3"/>
-          <w:left w:val="nil"/>
-          <w:bottom w:val="single" w:sz="8" w:space="0" w:color="9BBB59" w:themeColor="accent3"/>
+          <w:top w:val="single" w:color="9BBB59" w:themeColor="accent3" w:sz="8" w:space="0"/>
+          <w:left w:val="nil"/>
+          <w:bottom w:val="single" w:color="9BBB59" w:themeColor="accent3" w:sz="8" w:space="0"/>
           <w:right w:val="nil"/>
           <w:insideH w:val="nil"/>
           <w:insideV w:val="nil"/>
@@ -3819,9 +3812,9 @@
       <w:tblPr/>
       <w:tcPr>
         <w:tcBorders>
-          <w:top w:val="single" w:sz="8" w:space="0" w:color="9BBB59" w:themeColor="accent3"/>
-          <w:left w:val="nil"/>
-          <w:bottom w:val="single" w:sz="8" w:space="0" w:color="9BBB59" w:themeColor="accent3"/>
+          <w:top w:val="single" w:color="9BBB59" w:themeColor="accent3" w:sz="8" w:space="0"/>
+          <w:left w:val="nil"/>
+          <w:bottom w:val="single" w:color="9BBB59" w:themeColor="accent3" w:sz="8" w:space="0"/>
           <w:right w:val="nil"/>
           <w:insideH w:val="nil"/>
           <w:insideV w:val="nil"/>
@@ -3881,8 +3874,8 @@
       <w:tblStyleColBandSize w:val="1"/>
       <w:tblInd w:w="0" w:type="dxa"/>
       <w:tblBorders>
-        <w:top w:val="single" w:sz="8" w:space="0" w:color="8064A2" w:themeColor="accent4"/>
-        <w:bottom w:val="single" w:sz="8" w:space="0" w:color="8064A2" w:themeColor="accent4"/>
+        <w:top w:val="single" w:color="8064A2" w:themeColor="accent4" w:sz="8" w:space="0"/>
+        <w:bottom w:val="single" w:color="8064A2" w:themeColor="accent4" w:sz="8" w:space="0"/>
       </w:tblBorders>
       <w:tblCellMar>
         <w:top w:w="0" w:type="dxa"/>
@@ -3902,9 +3895,9 @@
       <w:tblPr/>
       <w:tcPr>
         <w:tcBorders>
-          <w:top w:val="single" w:sz="8" w:space="0" w:color="8064A2" w:themeColor="accent4"/>
-          <w:left w:val="nil"/>
-          <w:bottom w:val="single" w:sz="8" w:space="0" w:color="8064A2" w:themeColor="accent4"/>
+          <w:top w:val="single" w:color="8064A2" w:themeColor="accent4" w:sz="8" w:space="0"/>
+          <w:left w:val="nil"/>
+          <w:bottom w:val="single" w:color="8064A2" w:themeColor="accent4" w:sz="8" w:space="0"/>
           <w:right w:val="nil"/>
           <w:insideH w:val="nil"/>
           <w:insideV w:val="nil"/>
@@ -3922,9 +3915,9 @@
       <w:tblPr/>
       <w:tcPr>
         <w:tcBorders>
-          <w:top w:val="single" w:sz="8" w:space="0" w:color="8064A2" w:themeColor="accent4"/>
-          <w:left w:val="nil"/>
-          <w:bottom w:val="single" w:sz="8" w:space="0" w:color="8064A2" w:themeColor="accent4"/>
+          <w:top w:val="single" w:color="8064A2" w:themeColor="accent4" w:sz="8" w:space="0"/>
+          <w:left w:val="nil"/>
+          <w:bottom w:val="single" w:color="8064A2" w:themeColor="accent4" w:sz="8" w:space="0"/>
           <w:right w:val="nil"/>
           <w:insideH w:val="nil"/>
           <w:insideV w:val="nil"/>
@@ -3984,8 +3977,8 @@
       <w:tblStyleColBandSize w:val="1"/>
       <w:tblInd w:w="0" w:type="dxa"/>
       <w:tblBorders>
-        <w:top w:val="single" w:sz="8" w:space="0" w:color="4BACC6" w:themeColor="accent5"/>
-        <w:bottom w:val="single" w:sz="8" w:space="0" w:color="4BACC6" w:themeColor="accent5"/>
+        <w:top w:val="single" w:color="4BACC6" w:themeColor="accent5" w:sz="8" w:space="0"/>
+        <w:bottom w:val="single" w:color="4BACC6" w:themeColor="accent5" w:sz="8" w:space="0"/>
       </w:tblBorders>
       <w:tblCellMar>
         <w:top w:w="0" w:type="dxa"/>
@@ -4005,9 +3998,9 @@
       <w:tblPr/>
       <w:tcPr>
         <w:tcBorders>
-          <w:top w:val="single" w:sz="8" w:space="0" w:color="4BACC6" w:themeColor="accent5"/>
-          <w:left w:val="nil"/>
-          <w:bottom w:val="single" w:sz="8" w:space="0" w:color="4BACC6" w:themeColor="accent5"/>
+          <w:top w:val="single" w:color="4BACC6" w:themeColor="accent5" w:sz="8" w:space="0"/>
+          <w:left w:val="nil"/>
+          <w:bottom w:val="single" w:color="4BACC6" w:themeColor="accent5" w:sz="8" w:space="0"/>
           <w:right w:val="nil"/>
           <w:insideH w:val="nil"/>
           <w:insideV w:val="nil"/>
@@ -4025,9 +4018,9 @@
       <w:tblPr/>
       <w:tcPr>
         <w:tcBorders>
-          <w:top w:val="single" w:sz="8" w:space="0" w:color="4BACC6" w:themeColor="accent5"/>
-          <w:left w:val="nil"/>
-          <w:bottom w:val="single" w:sz="8" w:space="0" w:color="4BACC6" w:themeColor="accent5"/>
+          <w:top w:val="single" w:color="4BACC6" w:themeColor="accent5" w:sz="8" w:space="0"/>
+          <w:left w:val="nil"/>
+          <w:bottom w:val="single" w:color="4BACC6" w:themeColor="accent5" w:sz="8" w:space="0"/>
           <w:right w:val="nil"/>
           <w:insideH w:val="nil"/>
           <w:insideV w:val="nil"/>
@@ -4087,8 +4080,8 @@
       <w:tblStyleColBandSize w:val="1"/>
       <w:tblInd w:w="0" w:type="dxa"/>
       <w:tblBorders>
-        <w:top w:val="single" w:sz="8" w:space="0" w:color="F79646" w:themeColor="accent6"/>
-        <w:bottom w:val="single" w:sz="8" w:space="0" w:color="F79646" w:themeColor="accent6"/>
+        <w:top w:val="single" w:color="F79646" w:themeColor="accent6" w:sz="8" w:space="0"/>
+        <w:bottom w:val="single" w:color="F79646" w:themeColor="accent6" w:sz="8" w:space="0"/>
       </w:tblBorders>
       <w:tblCellMar>
         <w:top w:w="0" w:type="dxa"/>
@@ -4108,9 +4101,9 @@
       <w:tblPr/>
       <w:tcPr>
         <w:tcBorders>
-          <w:top w:val="single" w:sz="8" w:space="0" w:color="F79646" w:themeColor="accent6"/>
-          <w:left w:val="nil"/>
-          <w:bottom w:val="single" w:sz="8" w:space="0" w:color="F79646" w:themeColor="accent6"/>
+          <w:top w:val="single" w:color="F79646" w:themeColor="accent6" w:sz="8" w:space="0"/>
+          <w:left w:val="nil"/>
+          <w:bottom w:val="single" w:color="F79646" w:themeColor="accent6" w:sz="8" w:space="0"/>
           <w:right w:val="nil"/>
           <w:insideH w:val="nil"/>
           <w:insideV w:val="nil"/>
@@ -4128,9 +4121,9 @@
       <w:tblPr/>
       <w:tcPr>
         <w:tcBorders>
-          <w:top w:val="single" w:sz="8" w:space="0" w:color="F79646" w:themeColor="accent6"/>
-          <w:left w:val="nil"/>
-          <w:bottom w:val="single" w:sz="8" w:space="0" w:color="F79646" w:themeColor="accent6"/>
+          <w:top w:val="single" w:color="F79646" w:themeColor="accent6" w:sz="8" w:space="0"/>
+          <w:left w:val="nil"/>
+          <w:bottom w:val="single" w:color="F79646" w:themeColor="accent6" w:sz="8" w:space="0"/>
           <w:right w:val="nil"/>
           <w:insideH w:val="nil"/>
           <w:insideV w:val="nil"/>
@@ -4187,10 +4180,10 @@
       <w:tblStyleColBandSize w:val="1"/>
       <w:tblInd w:w="0" w:type="dxa"/>
       <w:tblBorders>
-        <w:top w:val="single" w:sz="8" w:space="0" w:color="000000" w:themeColor="text1"/>
-        <w:left w:val="single" w:sz="8" w:space="0" w:color="000000" w:themeColor="text1"/>
-        <w:bottom w:val="single" w:sz="8" w:space="0" w:color="000000" w:themeColor="text1"/>
-        <w:right w:val="single" w:sz="8" w:space="0" w:color="000000" w:themeColor="text1"/>
+        <w:top w:val="single" w:color="000000" w:themeColor="text1" w:sz="8" w:space="0"/>
+        <w:left w:val="single" w:color="000000" w:themeColor="text1" w:sz="8" w:space="0"/>
+        <w:bottom w:val="single" w:color="000000" w:themeColor="text1" w:sz="8" w:space="0"/>
+        <w:right w:val="single" w:color="000000" w:themeColor="text1" w:sz="8" w:space="0"/>
       </w:tblBorders>
       <w:tblCellMar>
         <w:top w:w="0" w:type="dxa"/>
@@ -4224,10 +4217,10 @@
       <w:tblPr/>
       <w:tcPr>
         <w:tcBorders>
-          <w:top w:val="double" w:sz="6" w:space="0" w:color="000000" w:themeColor="text1"/>
-          <w:left w:val="single" w:sz="8" w:space="0" w:color="000000" w:themeColor="text1"/>
-          <w:bottom w:val="single" w:sz="8" w:space="0" w:color="000000" w:themeColor="text1"/>
-          <w:right w:val="single" w:sz="8" w:space="0" w:color="000000" w:themeColor="text1"/>
+          <w:top w:val="double" w:color="000000" w:themeColor="text1" w:sz="6" w:space="0"/>
+          <w:left w:val="single" w:color="000000" w:themeColor="text1" w:sz="8" w:space="0"/>
+          <w:bottom w:val="single" w:color="000000" w:themeColor="text1" w:sz="8" w:space="0"/>
+          <w:right w:val="single" w:color="000000" w:themeColor="text1" w:sz="8" w:space="0"/>
         </w:tcBorders>
       </w:tcPr>
     </w:tblStylePr>
@@ -4247,10 +4240,10 @@
       <w:tblPr/>
       <w:tcPr>
         <w:tcBorders>
-          <w:top w:val="single" w:sz="8" w:space="0" w:color="000000" w:themeColor="text1"/>
-          <w:left w:val="single" w:sz="8" w:space="0" w:color="000000" w:themeColor="text1"/>
-          <w:bottom w:val="single" w:sz="8" w:space="0" w:color="000000" w:themeColor="text1"/>
-          <w:right w:val="single" w:sz="8" w:space="0" w:color="000000" w:themeColor="text1"/>
+          <w:top w:val="single" w:color="000000" w:themeColor="text1" w:sz="8" w:space="0"/>
+          <w:left w:val="single" w:color="000000" w:themeColor="text1" w:sz="8" w:space="0"/>
+          <w:bottom w:val="single" w:color="000000" w:themeColor="text1" w:sz="8" w:space="0"/>
+          <w:right w:val="single" w:color="000000" w:themeColor="text1" w:sz="8" w:space="0"/>
         </w:tcBorders>
       </w:tcPr>
     </w:tblStylePr>
@@ -4258,10 +4251,10 @@
       <w:tblPr/>
       <w:tcPr>
         <w:tcBorders>
-          <w:top w:val="single" w:sz="8" w:space="0" w:color="000000" w:themeColor="text1"/>
-          <w:left w:val="single" w:sz="8" w:space="0" w:color="000000" w:themeColor="text1"/>
-          <w:bottom w:val="single" w:sz="8" w:space="0" w:color="000000" w:themeColor="text1"/>
-          <w:right w:val="single" w:sz="8" w:space="0" w:color="000000" w:themeColor="text1"/>
+          <w:top w:val="single" w:color="000000" w:themeColor="text1" w:sz="8" w:space="0"/>
+          <w:left w:val="single" w:color="000000" w:themeColor="text1" w:sz="8" w:space="0"/>
+          <w:bottom w:val="single" w:color="000000" w:themeColor="text1" w:sz="8" w:space="0"/>
+          <w:right w:val="single" w:color="000000" w:themeColor="text1" w:sz="8" w:space="0"/>
         </w:tcBorders>
       </w:tcPr>
     </w:tblStylePr>
@@ -4279,10 +4272,10 @@
       <w:tblStyleColBandSize w:val="1"/>
       <w:tblInd w:w="0" w:type="dxa"/>
       <w:tblBorders>
-        <w:top w:val="single" w:sz="8" w:space="0" w:color="4F81BD" w:themeColor="accent1"/>
-        <w:left w:val="single" w:sz="8" w:space="0" w:color="4F81BD" w:themeColor="accent1"/>
-        <w:bottom w:val="single" w:sz="8" w:space="0" w:color="4F81BD" w:themeColor="accent1"/>
-        <w:right w:val="single" w:sz="8" w:space="0" w:color="4F81BD" w:themeColor="accent1"/>
+        <w:top w:val="single" w:color="4F81BD" w:themeColor="accent1" w:sz="8" w:space="0"/>
+        <w:left w:val="single" w:color="4F81BD" w:themeColor="accent1" w:sz="8" w:space="0"/>
+        <w:bottom w:val="single" w:color="4F81BD" w:themeColor="accent1" w:sz="8" w:space="0"/>
+        <w:right w:val="single" w:color="4F81BD" w:themeColor="accent1" w:sz="8" w:space="0"/>
       </w:tblBorders>
       <w:tblCellMar>
         <w:top w:w="0" w:type="dxa"/>
@@ -4316,10 +4309,10 @@
       <w:tblPr/>
       <w:tcPr>
         <w:tcBorders>
-          <w:top w:val="double" w:sz="6" w:space="0" w:color="4F81BD" w:themeColor="accent1"/>
-          <w:left w:val="single" w:sz="8" w:space="0" w:color="4F81BD" w:themeColor="accent1"/>
-          <w:bottom w:val="single" w:sz="8" w:space="0" w:color="4F81BD" w:themeColor="accent1"/>
-          <w:right w:val="single" w:sz="8" w:space="0" w:color="4F81BD" w:themeColor="accent1"/>
+          <w:top w:val="double" w:color="4F81BD" w:themeColor="accent1" w:sz="6" w:space="0"/>
+          <w:left w:val="single" w:color="4F81BD" w:themeColor="accent1" w:sz="8" w:space="0"/>
+          <w:bottom w:val="single" w:color="4F81BD" w:themeColor="accent1" w:sz="8" w:space="0"/>
+          <w:right w:val="single" w:color="4F81BD" w:themeColor="accent1" w:sz="8" w:space="0"/>
         </w:tcBorders>
       </w:tcPr>
     </w:tblStylePr>
@@ -4339,10 +4332,10 @@
       <w:tblPr/>
       <w:tcPr>
         <w:tcBorders>
-          <w:top w:val="single" w:sz="8" w:space="0" w:color="4F81BD" w:themeColor="accent1"/>
-          <w:left w:val="single" w:sz="8" w:space="0" w:color="4F81BD" w:themeColor="accent1"/>
-          <w:bottom w:val="single" w:sz="8" w:space="0" w:color="4F81BD" w:themeColor="accent1"/>
-          <w:right w:val="single" w:sz="8" w:space="0" w:color="4F81BD" w:themeColor="accent1"/>
+          <w:top w:val="single" w:color="4F81BD" w:themeColor="accent1" w:sz="8" w:space="0"/>
+          <w:left w:val="single" w:color="4F81BD" w:themeColor="accent1" w:sz="8" w:space="0"/>
+          <w:bottom w:val="single" w:color="4F81BD" w:themeColor="accent1" w:sz="8" w:space="0"/>
+          <w:right w:val="single" w:color="4F81BD" w:themeColor="accent1" w:sz="8" w:space="0"/>
         </w:tcBorders>
       </w:tcPr>
     </w:tblStylePr>
@@ -4350,10 +4343,10 @@
       <w:tblPr/>
       <w:tcPr>
         <w:tcBorders>
-          <w:top w:val="single" w:sz="8" w:space="0" w:color="4F81BD" w:themeColor="accent1"/>
-          <w:left w:val="single" w:sz="8" w:space="0" w:color="4F81BD" w:themeColor="accent1"/>
-          <w:bottom w:val="single" w:sz="8" w:space="0" w:color="4F81BD" w:themeColor="accent1"/>
-          <w:right w:val="single" w:sz="8" w:space="0" w:color="4F81BD" w:themeColor="accent1"/>
+          <w:top w:val="single" w:color="4F81BD" w:themeColor="accent1" w:sz="8" w:space="0"/>
+          <w:left w:val="single" w:color="4F81BD" w:themeColor="accent1" w:sz="8" w:space="0"/>
+          <w:bottom w:val="single" w:color="4F81BD" w:themeColor="accent1" w:sz="8" w:space="0"/>
+          <w:right w:val="single" w:color="4F81BD" w:themeColor="accent1" w:sz="8" w:space="0"/>
         </w:tcBorders>
       </w:tcPr>
     </w:tblStylePr>
@@ -4371,10 +4364,10 @@
       <w:tblStyleColBandSize w:val="1"/>
       <w:tblInd w:w="0" w:type="dxa"/>
       <w:tblBorders>
-        <w:top w:val="single" w:sz="8" w:space="0" w:color="C0504D" w:themeColor="accent2"/>
-        <w:left w:val="single" w:sz="8" w:space="0" w:color="C0504D" w:themeColor="accent2"/>
-        <w:bottom w:val="single" w:sz="8" w:space="0" w:color="C0504D" w:themeColor="accent2"/>
-        <w:right w:val="single" w:sz="8" w:space="0" w:color="C0504D" w:themeColor="accent2"/>
+        <w:top w:val="single" w:color="C0504D" w:themeColor="accent2" w:sz="8" w:space="0"/>
+        <w:left w:val="single" w:color="C0504D" w:themeColor="accent2" w:sz="8" w:space="0"/>
+        <w:bottom w:val="single" w:color="C0504D" w:themeColor="accent2" w:sz="8" w:space="0"/>
+        <w:right w:val="single" w:color="C0504D" w:themeColor="accent2" w:sz="8" w:space="0"/>
       </w:tblBorders>
       <w:tblCellMar>
         <w:top w:w="0" w:type="dxa"/>
@@ -4408,10 +4401,10 @@
       <w:tblPr/>
       <w:tcPr>
         <w:tcBorders>
-          <w:top w:val="double" w:sz="6" w:space="0" w:color="C0504D" w:themeColor="accent2"/>
-          <w:left w:val="single" w:sz="8" w:space="0" w:color="C0504D" w:themeColor="accent2"/>
-          <w:bottom w:val="single" w:sz="8" w:space="0" w:color="C0504D" w:themeColor="accent2"/>
-          <w:right w:val="single" w:sz="8" w:space="0" w:color="C0504D" w:themeColor="accent2"/>
+          <w:top w:val="double" w:color="C0504D" w:themeColor="accent2" w:sz="6" w:space="0"/>
+          <w:left w:val="single" w:color="C0504D" w:themeColor="accent2" w:sz="8" w:space="0"/>
+          <w:bottom w:val="single" w:color="C0504D" w:themeColor="accent2" w:sz="8" w:space="0"/>
+          <w:right w:val="single" w:color="C0504D" w:themeColor="accent2" w:sz="8" w:space="0"/>
         </w:tcBorders>
       </w:tcPr>
     </w:tblStylePr>
@@ -4431,10 +4424,10 @@
       <w:tblPr/>
       <w:tcPr>
         <w:tcBorders>
-          <w:top w:val="single" w:sz="8" w:space="0" w:color="C0504D" w:themeColor="accent2"/>
-          <w:left w:val="single" w:sz="8" w:space="0" w:color="C0504D" w:themeColor="accent2"/>
-          <w:bottom w:val="single" w:sz="8" w:space="0" w:color="C0504D" w:themeColor="accent2"/>
-          <w:right w:val="single" w:sz="8" w:space="0" w:color="C0504D" w:themeColor="accent2"/>
+          <w:top w:val="single" w:color="C0504D" w:themeColor="accent2" w:sz="8" w:space="0"/>
+          <w:left w:val="single" w:color="C0504D" w:themeColor="accent2" w:sz="8" w:space="0"/>
+          <w:bottom w:val="single" w:color="C0504D" w:themeColor="accent2" w:sz="8" w:space="0"/>
+          <w:right w:val="single" w:color="C0504D" w:themeColor="accent2" w:sz="8" w:space="0"/>
         </w:tcBorders>
       </w:tcPr>
     </w:tblStylePr>
@@ -4442,10 +4435,10 @@
       <w:tblPr/>
       <w:tcPr>
         <w:tcBorders>
-          <w:top w:val="single" w:sz="8" w:space="0" w:color="C0504D" w:themeColor="accent2"/>
-          <w:left w:val="single" w:sz="8" w:space="0" w:color="C0504D" w:themeColor="accent2"/>
-          <w:bottom w:val="single" w:sz="8" w:space="0" w:color="C0504D" w:themeColor="accent2"/>
-          <w:right w:val="single" w:sz="8" w:space="0" w:color="C0504D" w:themeColor="accent2"/>
+          <w:top w:val="single" w:color="C0504D" w:themeColor="accent2" w:sz="8" w:space="0"/>
+          <w:left w:val="single" w:color="C0504D" w:themeColor="accent2" w:sz="8" w:space="0"/>
+          <w:bottom w:val="single" w:color="C0504D" w:themeColor="accent2" w:sz="8" w:space="0"/>
+          <w:right w:val="single" w:color="C0504D" w:themeColor="accent2" w:sz="8" w:space="0"/>
         </w:tcBorders>
       </w:tcPr>
     </w:tblStylePr>
@@ -4463,10 +4456,10 @@
       <w:tblStyleColBandSize w:val="1"/>
       <w:tblInd w:w="0" w:type="dxa"/>
       <w:tblBorders>
-        <w:top w:val="single" w:sz="8" w:space="0" w:color="9BBB59" w:themeColor="accent3"/>
-        <w:left w:val="single" w:sz="8" w:space="0" w:color="9BBB59" w:themeColor="accent3"/>
-        <w:bottom w:val="single" w:sz="8" w:space="0" w:color="9BBB59" w:themeColor="accent3"/>
-        <w:right w:val="single" w:sz="8" w:space="0" w:color="9BBB59" w:themeColor="accent3"/>
+        <w:top w:val="single" w:color="9BBB59" w:themeColor="accent3" w:sz="8" w:space="0"/>
+        <w:left w:val="single" w:color="9BBB59" w:themeColor="accent3" w:sz="8" w:space="0"/>
+        <w:bottom w:val="single" w:color="9BBB59" w:themeColor="accent3" w:sz="8" w:space="0"/>
+        <w:right w:val="single" w:color="9BBB59" w:themeColor="accent3" w:sz="8" w:space="0"/>
       </w:tblBorders>
       <w:tblCellMar>
         <w:top w:w="0" w:type="dxa"/>
@@ -4500,10 +4493,10 @@
       <w:tblPr/>
       <w:tcPr>
         <w:tcBorders>
-          <w:top w:val="double" w:sz="6" w:space="0" w:color="9BBB59" w:themeColor="accent3"/>
-          <w:left w:val="single" w:sz="8" w:space="0" w:color="9BBB59" w:themeColor="accent3"/>
-          <w:bottom w:val="single" w:sz="8" w:space="0" w:color="9BBB59" w:themeColor="accent3"/>
-          <w:right w:val="single" w:sz="8" w:space="0" w:color="9BBB59" w:themeColor="accent3"/>
+          <w:top w:val="double" w:color="9BBB59" w:themeColor="accent3" w:sz="6" w:space="0"/>
+          <w:left w:val="single" w:color="9BBB59" w:themeColor="accent3" w:sz="8" w:space="0"/>
+          <w:bottom w:val="single" w:color="9BBB59" w:themeColor="accent3" w:sz="8" w:space="0"/>
+          <w:right w:val="single" w:color="9BBB59" w:themeColor="accent3" w:sz="8" w:space="0"/>
         </w:tcBorders>
       </w:tcPr>
     </w:tblStylePr>
@@ -4523,10 +4516,10 @@
       <w:tblPr/>
       <w:tcPr>
         <w:tcBorders>
-          <w:top w:val="single" w:sz="8" w:space="0" w:color="9BBB59" w:themeColor="accent3"/>
-          <w:left w:val="single" w:sz="8" w:space="0" w:color="9BBB59" w:themeColor="accent3"/>
-          <w:bottom w:val="single" w:sz="8" w:space="0" w:color="9BBB59" w:themeColor="accent3"/>
-          <w:right w:val="single" w:sz="8" w:space="0" w:color="9BBB59" w:themeColor="accent3"/>
+          <w:top w:val="single" w:color="9BBB59" w:themeColor="accent3" w:sz="8" w:space="0"/>
+          <w:left w:val="single" w:color="9BBB59" w:themeColor="accent3" w:sz="8" w:space="0"/>
+          <w:bottom w:val="single" w:color="9BBB59" w:themeColor="accent3" w:sz="8" w:space="0"/>
+          <w:right w:val="single" w:color="9BBB59" w:themeColor="accent3" w:sz="8" w:space="0"/>
         </w:tcBorders>
       </w:tcPr>
     </w:tblStylePr>
@@ -4534,10 +4527,10 @@
       <w:tblPr/>
       <w:tcPr>
         <w:tcBorders>
-          <w:top w:val="single" w:sz="8" w:space="0" w:color="9BBB59" w:themeColor="accent3"/>
-          <w:left w:val="single" w:sz="8" w:space="0" w:color="9BBB59" w:themeColor="accent3"/>
-          <w:bottom w:val="single" w:sz="8" w:space="0" w:color="9BBB59" w:themeColor="accent3"/>
-          <w:right w:val="single" w:sz="8" w:space="0" w:color="9BBB59" w:themeColor="accent3"/>
+          <w:top w:val="single" w:color="9BBB59" w:themeColor="accent3" w:sz="8" w:space="0"/>
+          <w:left w:val="single" w:color="9BBB59" w:themeColor="accent3" w:sz="8" w:space="0"/>
+          <w:bottom w:val="single" w:color="9BBB59" w:themeColor="accent3" w:sz="8" w:space="0"/>
+          <w:right w:val="single" w:color="9BBB59" w:themeColor="accent3" w:sz="8" w:space="0"/>
         </w:tcBorders>
       </w:tcPr>
     </w:tblStylePr>
@@ -4555,10 +4548,10 @@
       <w:tblStyleColBandSize w:val="1"/>
       <w:tblInd w:w="0" w:type="dxa"/>
       <w:tblBorders>
-        <w:top w:val="single" w:sz="8" w:space="0" w:color="8064A2" w:themeColor="accent4"/>
-        <w:left w:val="single" w:sz="8" w:space="0" w:color="8064A2" w:themeColor="accent4"/>
-        <w:bottom w:val="single" w:sz="8" w:space="0" w:color="8064A2" w:themeColor="accent4"/>
-        <w:right w:val="single" w:sz="8" w:space="0" w:color="8064A2" w:themeColor="accent4"/>
+        <w:top w:val="single" w:color="8064A2" w:themeColor="accent4" w:sz="8" w:space="0"/>
+        <w:left w:val="single" w:color="8064A2" w:themeColor="accent4" w:sz="8" w:space="0"/>
+        <w:bottom w:val="single" w:color="8064A2" w:themeColor="accent4" w:sz="8" w:space="0"/>
+        <w:right w:val="single" w:color="8064A2" w:themeColor="accent4" w:sz="8" w:space="0"/>
       </w:tblBorders>
       <w:tblCellMar>
         <w:top w:w="0" w:type="dxa"/>
@@ -4592,10 +4585,10 @@
       <w:tblPr/>
       <w:tcPr>
         <w:tcBorders>
-          <w:top w:val="double" w:sz="6" w:space="0" w:color="8064A2" w:themeColor="accent4"/>
-          <w:left w:val="single" w:sz="8" w:space="0" w:color="8064A2" w:themeColor="accent4"/>
-          <w:bottom w:val="single" w:sz="8" w:space="0" w:color="8064A2" w:themeColor="accent4"/>
-          <w:right w:val="single" w:sz="8" w:space="0" w:color="8064A2" w:themeColor="accent4"/>
+          <w:top w:val="double" w:color="8064A2" w:themeColor="accent4" w:sz="6" w:space="0"/>
+          <w:left w:val="single" w:color="8064A2" w:themeColor="accent4" w:sz="8" w:space="0"/>
+          <w:bottom w:val="single" w:color="8064A2" w:themeColor="accent4" w:sz="8" w:space="0"/>
+          <w:right w:val="single" w:color="8064A2" w:themeColor="accent4" w:sz="8" w:space="0"/>
         </w:tcBorders>
       </w:tcPr>
     </w:tblStylePr>
@@ -4615,10 +4608,10 @@
       <w:tblPr/>
       <w:tcPr>
         <w:tcBorders>
-          <w:top w:val="single" w:sz="8" w:space="0" w:color="8064A2" w:themeColor="accent4"/>
-          <w:left w:val="single" w:sz="8" w:space="0" w:color="8064A2" w:themeColor="accent4"/>
-          <w:bottom w:val="single" w:sz="8" w:space="0" w:color="8064A2" w:themeColor="accent4"/>
-          <w:right w:val="single" w:sz="8" w:space="0" w:color="8064A2" w:themeColor="accent4"/>
+          <w:top w:val="single" w:color="8064A2" w:themeColor="accent4" w:sz="8" w:space="0"/>
+          <w:left w:val="single" w:color="8064A2" w:themeColor="accent4" w:sz="8" w:space="0"/>
+          <w:bottom w:val="single" w:color="8064A2" w:themeColor="accent4" w:sz="8" w:space="0"/>
+          <w:right w:val="single" w:color="8064A2" w:themeColor="accent4" w:sz="8" w:space="0"/>
         </w:tcBorders>
       </w:tcPr>
     </w:tblStylePr>
@@ -4626,10 +4619,10 @@
       <w:tblPr/>
       <w:tcPr>
         <w:tcBorders>
-          <w:top w:val="single" w:sz="8" w:space="0" w:color="8064A2" w:themeColor="accent4"/>
-          <w:left w:val="single" w:sz="8" w:space="0" w:color="8064A2" w:themeColor="accent4"/>
-          <w:bottom w:val="single" w:sz="8" w:space="0" w:color="8064A2" w:themeColor="accent4"/>
-          <w:right w:val="single" w:sz="8" w:space="0" w:color="8064A2" w:themeColor="accent4"/>
+          <w:top w:val="single" w:color="8064A2" w:themeColor="accent4" w:sz="8" w:space="0"/>
+          <w:left w:val="single" w:color="8064A2" w:themeColor="accent4" w:sz="8" w:space="0"/>
+          <w:bottom w:val="single" w:color="8064A2" w:themeColor="accent4" w:sz="8" w:space="0"/>
+          <w:right w:val="single" w:color="8064A2" w:themeColor="accent4" w:sz="8" w:space="0"/>
         </w:tcBorders>
       </w:tcPr>
     </w:tblStylePr>
@@ -4647,10 +4640,10 @@
       <w:tblStyleColBandSize w:val="1"/>
       <w:tblInd w:w="0" w:type="dxa"/>
       <w:tblBorders>
-        <w:top w:val="single" w:sz="8" w:space="0" w:color="4BACC6" w:themeColor="accent5"/>
-        <w:left w:val="single" w:sz="8" w:space="0" w:color="4BACC6" w:themeColor="accent5"/>
-        <w:bottom w:val="single" w:sz="8" w:space="0" w:color="4BACC6" w:themeColor="accent5"/>
-        <w:right w:val="single" w:sz="8" w:space="0" w:color="4BACC6" w:themeColor="accent5"/>
+        <w:top w:val="single" w:color="4BACC6" w:themeColor="accent5" w:sz="8" w:space="0"/>
+        <w:left w:val="single" w:color="4BACC6" w:themeColor="accent5" w:sz="8" w:space="0"/>
+        <w:bottom w:val="single" w:color="4BACC6" w:themeColor="accent5" w:sz="8" w:space="0"/>
+        <w:right w:val="single" w:color="4BACC6" w:themeColor="accent5" w:sz="8" w:space="0"/>
       </w:tblBorders>
       <w:tblCellMar>
         <w:top w:w="0" w:type="dxa"/>
@@ -4684,10 +4677,10 @@
       <w:tblPr/>
       <w:tcPr>
         <w:tcBorders>
-          <w:top w:val="double" w:sz="6" w:space="0" w:color="4BACC6" w:themeColor="accent5"/>
-          <w:left w:val="single" w:sz="8" w:space="0" w:color="4BACC6" w:themeColor="accent5"/>
-          <w:bottom w:val="single" w:sz="8" w:space="0" w:color="4BACC6" w:themeColor="accent5"/>
-          <w:right w:val="single" w:sz="8" w:space="0" w:color="4BACC6" w:themeColor="accent5"/>
+          <w:top w:val="double" w:color="4BACC6" w:themeColor="accent5" w:sz="6" w:space="0"/>
+          <w:left w:val="single" w:color="4BACC6" w:themeColor="accent5" w:sz="8" w:space="0"/>
+          <w:bottom w:val="single" w:color="4BACC6" w:themeColor="accent5" w:sz="8" w:space="0"/>
+          <w:right w:val="single" w:color="4BACC6" w:themeColor="accent5" w:sz="8" w:space="0"/>
         </w:tcBorders>
       </w:tcPr>
     </w:tblStylePr>
@@ -4707,10 +4700,10 @@
       <w:tblPr/>
       <w:tcPr>
         <w:tcBorders>
-          <w:top w:val="single" w:sz="8" w:space="0" w:color="4BACC6" w:themeColor="accent5"/>
-          <w:left w:val="single" w:sz="8" w:space="0" w:color="4BACC6" w:themeColor="accent5"/>
-          <w:bottom w:val="single" w:sz="8" w:space="0" w:color="4BACC6" w:themeColor="accent5"/>
-          <w:right w:val="single" w:sz="8" w:space="0" w:color="4BACC6" w:themeColor="accent5"/>
+          <w:top w:val="single" w:color="4BACC6" w:themeColor="accent5" w:sz="8" w:space="0"/>
+          <w:left w:val="single" w:color="4BACC6" w:themeColor="accent5" w:sz="8" w:space="0"/>
+          <w:bottom w:val="single" w:color="4BACC6" w:themeColor="accent5" w:sz="8" w:space="0"/>
+          <w:right w:val="single" w:color="4BACC6" w:themeColor="accent5" w:sz="8" w:space="0"/>
         </w:tcBorders>
       </w:tcPr>
     </w:tblStylePr>
@@ -4718,10 +4711,10 @@
       <w:tblPr/>
       <w:tcPr>
         <w:tcBorders>
-          <w:top w:val="single" w:sz="8" w:space="0" w:color="4BACC6" w:themeColor="accent5"/>
-          <w:left w:val="single" w:sz="8" w:space="0" w:color="4BACC6" w:themeColor="accent5"/>
-          <w:bottom w:val="single" w:sz="8" w:space="0" w:color="4BACC6" w:themeColor="accent5"/>
-          <w:right w:val="single" w:sz="8" w:space="0" w:color="4BACC6" w:themeColor="accent5"/>
+          <w:top w:val="single" w:color="4BACC6" w:themeColor="accent5" w:sz="8" w:space="0"/>
+          <w:left w:val="single" w:color="4BACC6" w:themeColor="accent5" w:sz="8" w:space="0"/>
+          <w:bottom w:val="single" w:color="4BACC6" w:themeColor="accent5" w:sz="8" w:space="0"/>
+          <w:right w:val="single" w:color="4BACC6" w:themeColor="accent5" w:sz="8" w:space="0"/>
         </w:tcBorders>
       </w:tcPr>
     </w:tblStylePr>
@@ -4739,10 +4732,10 @@
       <w:tblStyleColBandSize w:val="1"/>
       <w:tblInd w:w="0" w:type="dxa"/>
       <w:tblBorders>
-        <w:top w:val="single" w:sz="8" w:space="0" w:color="F79646" w:themeColor="accent6"/>
-        <w:left w:val="single" w:sz="8" w:space="0" w:color="F79646" w:themeColor="accent6"/>
-        <w:bottom w:val="single" w:sz="8" w:space="0" w:color="F79646" w:themeColor="accent6"/>
-        <w:right w:val="single" w:sz="8" w:space="0" w:color="F79646" w:themeColor="accent6"/>
+        <w:top w:val="single" w:color="F79646" w:themeColor="accent6" w:sz="8" w:space="0"/>
+        <w:left w:val="single" w:color="F79646" w:themeColor="accent6" w:sz="8" w:space="0"/>
+        <w:bottom w:val="single" w:color="F79646" w:themeColor="accent6" w:sz="8" w:space="0"/>
+        <w:right w:val="single" w:color="F79646" w:themeColor="accent6" w:sz="8" w:space="0"/>
       </w:tblBorders>
       <w:tblCellMar>
         <w:top w:w="0" w:type="dxa"/>
@@ -4776,10 +4769,10 @@
       <w:tblPr/>
       <w:tcPr>
         <w:tcBorders>
-          <w:top w:val="double" w:sz="6" w:space="0" w:color="F79646" w:themeColor="accent6"/>
-          <w:left w:val="single" w:sz="8" w:space="0" w:color="F79646" w:themeColor="accent6"/>
-          <w:bottom w:val="single" w:sz="8" w:space="0" w:color="F79646" w:themeColor="accent6"/>
-          <w:right w:val="single" w:sz="8" w:space="0" w:color="F79646" w:themeColor="accent6"/>
+          <w:top w:val="double" w:color="F79646" w:themeColor="accent6" w:sz="6" w:space="0"/>
+          <w:left w:val="single" w:color="F79646" w:themeColor="accent6" w:sz="8" w:space="0"/>
+          <w:bottom w:val="single" w:color="F79646" w:themeColor="accent6" w:sz="8" w:space="0"/>
+          <w:right w:val="single" w:color="F79646" w:themeColor="accent6" w:sz="8" w:space="0"/>
         </w:tcBorders>
       </w:tcPr>
     </w:tblStylePr>
@@ -4799,10 +4792,10 @@
       <w:tblPr/>
       <w:tcPr>
         <w:tcBorders>
-          <w:top w:val="single" w:sz="8" w:space="0" w:color="F79646" w:themeColor="accent6"/>
-          <w:left w:val="single" w:sz="8" w:space="0" w:color="F79646" w:themeColor="accent6"/>
-          <w:bottom w:val="single" w:sz="8" w:space="0" w:color="F79646" w:themeColor="accent6"/>
-          <w:right w:val="single" w:sz="8" w:space="0" w:color="F79646" w:themeColor="accent6"/>
+          <w:top w:val="single" w:color="F79646" w:themeColor="accent6" w:sz="8" w:space="0"/>
+          <w:left w:val="single" w:color="F79646" w:themeColor="accent6" w:sz="8" w:space="0"/>
+          <w:bottom w:val="single" w:color="F79646" w:themeColor="accent6" w:sz="8" w:space="0"/>
+          <w:right w:val="single" w:color="F79646" w:themeColor="accent6" w:sz="8" w:space="0"/>
         </w:tcBorders>
       </w:tcPr>
     </w:tblStylePr>
@@ -4810,10 +4803,10 @@
       <w:tblPr/>
       <w:tcPr>
         <w:tcBorders>
-          <w:top w:val="single" w:sz="8" w:space="0" w:color="F79646" w:themeColor="accent6"/>
-          <w:left w:val="single" w:sz="8" w:space="0" w:color="F79646" w:themeColor="accent6"/>
-          <w:bottom w:val="single" w:sz="8" w:space="0" w:color="F79646" w:themeColor="accent6"/>
-          <w:right w:val="single" w:sz="8" w:space="0" w:color="F79646" w:themeColor="accent6"/>
+          <w:top w:val="single" w:color="F79646" w:themeColor="accent6" w:sz="8" w:space="0"/>
+          <w:left w:val="single" w:color="F79646" w:themeColor="accent6" w:sz="8" w:space="0"/>
+          <w:bottom w:val="single" w:color="F79646" w:themeColor="accent6" w:sz="8" w:space="0"/>
+          <w:right w:val="single" w:color="F79646" w:themeColor="accent6" w:sz="8" w:space="0"/>
         </w:tcBorders>
       </w:tcPr>
     </w:tblStylePr>
@@ -4831,12 +4824,12 @@
       <w:tblStyleColBandSize w:val="1"/>
       <w:tblInd w:w="0" w:type="dxa"/>
       <w:tblBorders>
-        <w:top w:val="single" w:sz="8" w:space="0" w:color="000000" w:themeColor="text1"/>
-        <w:left w:val="single" w:sz="8" w:space="0" w:color="000000" w:themeColor="text1"/>
-        <w:bottom w:val="single" w:sz="8" w:space="0" w:color="000000" w:themeColor="text1"/>
-        <w:right w:val="single" w:sz="8" w:space="0" w:color="000000" w:themeColor="text1"/>
-        <w:insideH w:val="single" w:sz="8" w:space="0" w:color="000000" w:themeColor="text1"/>
-        <w:insideV w:val="single" w:sz="8" w:space="0" w:color="000000" w:themeColor="text1"/>
+        <w:top w:val="single" w:color="000000" w:themeColor="text1" w:sz="8" w:space="0"/>
+        <w:left w:val="single" w:color="000000" w:themeColor="text1" w:sz="8" w:space="0"/>
+        <w:bottom w:val="single" w:color="000000" w:themeColor="text1" w:sz="8" w:space="0"/>
+        <w:right w:val="single" w:color="000000" w:themeColor="text1" w:sz="8" w:space="0"/>
+        <w:insideH w:val="single" w:color="000000" w:themeColor="text1" w:sz="8" w:space="0"/>
+        <w:insideV w:val="single" w:color="000000" w:themeColor="text1" w:sz="8" w:space="0"/>
       </w:tblBorders>
       <w:tblCellMar>
         <w:top w:w="0" w:type="dxa"/>
@@ -4850,19 +4843,19 @@
         <w:spacing w:before="0" w:after="0" w:line="240" w:lineRule="auto"/>
       </w:pPr>
       <w:rPr>
-        <w:rFonts w:asciiTheme="majorHAnsi" w:eastAsiaTheme="majorEastAsia" w:hAnsiTheme="majorHAnsi" w:cstheme="majorBidi"/>
-        <w:b/>
-        <w:bCs/>
-      </w:rPr>
-      <w:tblPr/>
-      <w:tcPr>
-        <w:tcBorders>
-          <w:top w:val="single" w:sz="8" w:space="0" w:color="000000" w:themeColor="text1"/>
-          <w:left w:val="single" w:sz="8" w:space="0" w:color="000000" w:themeColor="text1"/>
-          <w:bottom w:val="single" w:sz="18" w:space="0" w:color="000000" w:themeColor="text1"/>
-          <w:right w:val="single" w:sz="8" w:space="0" w:color="000000" w:themeColor="text1"/>
-          <w:insideH w:val="nil"/>
-          <w:insideV w:val="single" w:sz="8" w:space="0" w:color="000000" w:themeColor="text1"/>
+        <w:rFonts w:asciiTheme="majorHAnsi" w:hAnsiTheme="majorHAnsi" w:eastAsiaTheme="majorEastAsia" w:cstheme="majorBidi"/>
+        <w:b/>
+        <w:bCs/>
+      </w:rPr>
+      <w:tblPr/>
+      <w:tcPr>
+        <w:tcBorders>
+          <w:top w:val="single" w:color="000000" w:themeColor="text1" w:sz="8" w:space="0"/>
+          <w:left w:val="single" w:color="000000" w:themeColor="text1" w:sz="8" w:space="0"/>
+          <w:bottom w:val="single" w:color="000000" w:themeColor="text1" w:sz="18" w:space="0"/>
+          <w:right w:val="single" w:color="000000" w:themeColor="text1" w:sz="8" w:space="0"/>
+          <w:insideH w:val="nil"/>
+          <w:insideV w:val="single" w:color="000000" w:themeColor="text1" w:sz="8" w:space="0"/>
         </w:tcBorders>
       </w:tcPr>
     </w:tblStylePr>
@@ -4871,42 +4864,42 @@
         <w:spacing w:before="0" w:after="0" w:line="240" w:lineRule="auto"/>
       </w:pPr>
       <w:rPr>
-        <w:rFonts w:asciiTheme="majorHAnsi" w:eastAsiaTheme="majorEastAsia" w:hAnsiTheme="majorHAnsi" w:cstheme="majorBidi"/>
-        <w:b/>
-        <w:bCs/>
-      </w:rPr>
-      <w:tblPr/>
-      <w:tcPr>
-        <w:tcBorders>
-          <w:top w:val="double" w:sz="6" w:space="0" w:color="000000" w:themeColor="text1"/>
-          <w:left w:val="single" w:sz="8" w:space="0" w:color="000000" w:themeColor="text1"/>
-          <w:bottom w:val="single" w:sz="8" w:space="0" w:color="000000" w:themeColor="text1"/>
-          <w:right w:val="single" w:sz="8" w:space="0" w:color="000000" w:themeColor="text1"/>
-          <w:insideH w:val="nil"/>
-          <w:insideV w:val="single" w:sz="8" w:space="0" w:color="000000" w:themeColor="text1"/>
+        <w:rFonts w:asciiTheme="majorHAnsi" w:hAnsiTheme="majorHAnsi" w:eastAsiaTheme="majorEastAsia" w:cstheme="majorBidi"/>
+        <w:b/>
+        <w:bCs/>
+      </w:rPr>
+      <w:tblPr/>
+      <w:tcPr>
+        <w:tcBorders>
+          <w:top w:val="double" w:color="000000" w:themeColor="text1" w:sz="6" w:space="0"/>
+          <w:left w:val="single" w:color="000000" w:themeColor="text1" w:sz="8" w:space="0"/>
+          <w:bottom w:val="single" w:color="000000" w:themeColor="text1" w:sz="8" w:space="0"/>
+          <w:right w:val="single" w:color="000000" w:themeColor="text1" w:sz="8" w:space="0"/>
+          <w:insideH w:val="nil"/>
+          <w:insideV w:val="single" w:color="000000" w:themeColor="text1" w:sz="8" w:space="0"/>
         </w:tcBorders>
       </w:tcPr>
     </w:tblStylePr>
     <w:tblStylePr w:type="firstCol">
       <w:rPr>
-        <w:rFonts w:asciiTheme="majorHAnsi" w:eastAsiaTheme="majorEastAsia" w:hAnsiTheme="majorHAnsi" w:cstheme="majorBidi"/>
+        <w:rFonts w:asciiTheme="majorHAnsi" w:hAnsiTheme="majorHAnsi" w:eastAsiaTheme="majorEastAsia" w:cstheme="majorBidi"/>
         <w:b/>
         <w:bCs/>
       </w:rPr>
     </w:tblStylePr>
     <w:tblStylePr w:type="lastCol">
       <w:rPr>
-        <w:rFonts w:asciiTheme="majorHAnsi" w:eastAsiaTheme="majorEastAsia" w:hAnsiTheme="majorHAnsi" w:cstheme="majorBidi"/>
-        <w:b/>
-        <w:bCs/>
-      </w:rPr>
-      <w:tblPr/>
-      <w:tcPr>
-        <w:tcBorders>
-          <w:top w:val="single" w:sz="8" w:space="0" w:color="000000" w:themeColor="text1"/>
-          <w:left w:val="single" w:sz="8" w:space="0" w:color="000000" w:themeColor="text1"/>
-          <w:bottom w:val="single" w:sz="8" w:space="0" w:color="000000" w:themeColor="text1"/>
-          <w:right w:val="single" w:sz="8" w:space="0" w:color="000000" w:themeColor="text1"/>
+        <w:rFonts w:asciiTheme="majorHAnsi" w:hAnsiTheme="majorHAnsi" w:eastAsiaTheme="majorEastAsia" w:cstheme="majorBidi"/>
+        <w:b/>
+        <w:bCs/>
+      </w:rPr>
+      <w:tblPr/>
+      <w:tcPr>
+        <w:tcBorders>
+          <w:top w:val="single" w:color="000000" w:themeColor="text1" w:sz="8" w:space="0"/>
+          <w:left w:val="single" w:color="000000" w:themeColor="text1" w:sz="8" w:space="0"/>
+          <w:bottom w:val="single" w:color="000000" w:themeColor="text1" w:sz="8" w:space="0"/>
+          <w:right w:val="single" w:color="000000" w:themeColor="text1" w:sz="8" w:space="0"/>
         </w:tcBorders>
       </w:tcPr>
     </w:tblStylePr>
@@ -4914,10 +4907,10 @@
       <w:tblPr/>
       <w:tcPr>
         <w:tcBorders>
-          <w:top w:val="single" w:sz="8" w:space="0" w:color="000000" w:themeColor="text1"/>
-          <w:left w:val="single" w:sz="8" w:space="0" w:color="000000" w:themeColor="text1"/>
-          <w:bottom w:val="single" w:sz="8" w:space="0" w:color="000000" w:themeColor="text1"/>
-          <w:right w:val="single" w:sz="8" w:space="0" w:color="000000" w:themeColor="text1"/>
+          <w:top w:val="single" w:color="000000" w:themeColor="text1" w:sz="8" w:space="0"/>
+          <w:left w:val="single" w:color="000000" w:themeColor="text1" w:sz="8" w:space="0"/>
+          <w:bottom w:val="single" w:color="000000" w:themeColor="text1" w:sz="8" w:space="0"/>
+          <w:right w:val="single" w:color="000000" w:themeColor="text1" w:sz="8" w:space="0"/>
         </w:tcBorders>
         <w:shd w:val="clear" w:color="auto" w:fill="C0C0C0" w:themeFill="text1" w:themeFillTint="3F"/>
       </w:tcPr>
@@ -4926,11 +4919,11 @@
       <w:tblPr/>
       <w:tcPr>
         <w:tcBorders>
-          <w:top w:val="single" w:sz="8" w:space="0" w:color="000000" w:themeColor="text1"/>
-          <w:left w:val="single" w:sz="8" w:space="0" w:color="000000" w:themeColor="text1"/>
-          <w:bottom w:val="single" w:sz="8" w:space="0" w:color="000000" w:themeColor="text1"/>
-          <w:right w:val="single" w:sz="8" w:space="0" w:color="000000" w:themeColor="text1"/>
-          <w:insideV w:val="single" w:sz="8" w:space="0" w:color="000000" w:themeColor="text1"/>
+          <w:top w:val="single" w:color="000000" w:themeColor="text1" w:sz="8" w:space="0"/>
+          <w:left w:val="single" w:color="000000" w:themeColor="text1" w:sz="8" w:space="0"/>
+          <w:bottom w:val="single" w:color="000000" w:themeColor="text1" w:sz="8" w:space="0"/>
+          <w:right w:val="single" w:color="000000" w:themeColor="text1" w:sz="8" w:space="0"/>
+          <w:insideV w:val="single" w:color="000000" w:themeColor="text1" w:sz="8" w:space="0"/>
         </w:tcBorders>
         <w:shd w:val="clear" w:color="auto" w:fill="C0C0C0" w:themeFill="text1" w:themeFillTint="3F"/>
       </w:tcPr>
@@ -4939,11 +4932,11 @@
       <w:tblPr/>
       <w:tcPr>
         <w:tcBorders>
-          <w:top w:val="single" w:sz="8" w:space="0" w:color="000000" w:themeColor="text1"/>
-          <w:left w:val="single" w:sz="8" w:space="0" w:color="000000" w:themeColor="text1"/>
-          <w:bottom w:val="single" w:sz="8" w:space="0" w:color="000000" w:themeColor="text1"/>
-          <w:right w:val="single" w:sz="8" w:space="0" w:color="000000" w:themeColor="text1"/>
-          <w:insideV w:val="single" w:sz="8" w:space="0" w:color="000000" w:themeColor="text1"/>
+          <w:top w:val="single" w:color="000000" w:themeColor="text1" w:sz="8" w:space="0"/>
+          <w:left w:val="single" w:color="000000" w:themeColor="text1" w:sz="8" w:space="0"/>
+          <w:bottom w:val="single" w:color="000000" w:themeColor="text1" w:sz="8" w:space="0"/>
+          <w:right w:val="single" w:color="000000" w:themeColor="text1" w:sz="8" w:space="0"/>
+          <w:insideV w:val="single" w:color="000000" w:themeColor="text1" w:sz="8" w:space="0"/>
         </w:tcBorders>
       </w:tcPr>
     </w:tblStylePr>
@@ -4961,12 +4954,12 @@
       <w:tblStyleColBandSize w:val="1"/>
       <w:tblInd w:w="0" w:type="dxa"/>
       <w:tblBorders>
-        <w:top w:val="single" w:sz="8" w:space="0" w:color="4F81BD" w:themeColor="accent1"/>
-        <w:left w:val="single" w:sz="8" w:space="0" w:color="4F81BD" w:themeColor="accent1"/>
-        <w:bottom w:val="single" w:sz="8" w:space="0" w:color="4F81BD" w:themeColor="accent1"/>
-        <w:right w:val="single" w:sz="8" w:space="0" w:color="4F81BD" w:themeColor="accent1"/>
-        <w:insideH w:val="single" w:sz="8" w:space="0" w:color="4F81BD" w:themeColor="accent1"/>
-        <w:insideV w:val="single" w:sz="8" w:space="0" w:color="4F81BD" w:themeColor="accent1"/>
+        <w:top w:val="single" w:color="4F81BD" w:themeColor="accent1" w:sz="8" w:space="0"/>
+        <w:left w:val="single" w:color="4F81BD" w:themeColor="accent1" w:sz="8" w:space="0"/>
+        <w:bottom w:val="single" w:color="4F81BD" w:themeColor="accent1" w:sz="8" w:space="0"/>
+        <w:right w:val="single" w:color="4F81BD" w:themeColor="accent1" w:sz="8" w:space="0"/>
+        <w:insideH w:val="single" w:color="4F81BD" w:themeColor="accent1" w:sz="8" w:space="0"/>
+        <w:insideV w:val="single" w:color="4F81BD" w:themeColor="accent1" w:sz="8" w:space="0"/>
       </w:tblBorders>
       <w:tblCellMar>
         <w:top w:w="0" w:type="dxa"/>
@@ -4980,19 +4973,19 @@
         <w:spacing w:before="0" w:after="0" w:line="240" w:lineRule="auto"/>
       </w:pPr>
       <w:rPr>
-        <w:rFonts w:asciiTheme="majorHAnsi" w:eastAsiaTheme="majorEastAsia" w:hAnsiTheme="majorHAnsi" w:cstheme="majorBidi"/>
-        <w:b/>
-        <w:bCs/>
-      </w:rPr>
-      <w:tblPr/>
-      <w:tcPr>
-        <w:tcBorders>
-          <w:top w:val="single" w:sz="8" w:space="0" w:color="4F81BD" w:themeColor="accent1"/>
-          <w:left w:val="single" w:sz="8" w:space="0" w:color="4F81BD" w:themeColor="accent1"/>
-          <w:bottom w:val="single" w:sz="18" w:space="0" w:color="4F81BD" w:themeColor="accent1"/>
-          <w:right w:val="single" w:sz="8" w:space="0" w:color="4F81BD" w:themeColor="accent1"/>
-          <w:insideH w:val="nil"/>
-          <w:insideV w:val="single" w:sz="8" w:space="0" w:color="4F81BD" w:themeColor="accent1"/>
+        <w:rFonts w:asciiTheme="majorHAnsi" w:hAnsiTheme="majorHAnsi" w:eastAsiaTheme="majorEastAsia" w:cstheme="majorBidi"/>
+        <w:b/>
+        <w:bCs/>
+      </w:rPr>
+      <w:tblPr/>
+      <w:tcPr>
+        <w:tcBorders>
+          <w:top w:val="single" w:color="4F81BD" w:themeColor="accent1" w:sz="8" w:space="0"/>
+          <w:left w:val="single" w:color="4F81BD" w:themeColor="accent1" w:sz="8" w:space="0"/>
+          <w:bottom w:val="single" w:color="4F81BD" w:themeColor="accent1" w:sz="18" w:space="0"/>
+          <w:right w:val="single" w:color="4F81BD" w:themeColor="accent1" w:sz="8" w:space="0"/>
+          <w:insideH w:val="nil"/>
+          <w:insideV w:val="single" w:color="4F81BD" w:themeColor="accent1" w:sz="8" w:space="0"/>
         </w:tcBorders>
       </w:tcPr>
     </w:tblStylePr>
@@ -5001,42 +4994,42 @@
         <w:spacing w:before="0" w:after="0" w:line="240" w:lineRule="auto"/>
       </w:pPr>
       <w:rPr>
-        <w:rFonts w:asciiTheme="majorHAnsi" w:eastAsiaTheme="majorEastAsia" w:hAnsiTheme="majorHAnsi" w:cstheme="majorBidi"/>
-        <w:b/>
-        <w:bCs/>
-      </w:rPr>
-      <w:tblPr/>
-      <w:tcPr>
-        <w:tcBorders>
-          <w:top w:val="double" w:sz="6" w:space="0" w:color="4F81BD" w:themeColor="accent1"/>
-          <w:left w:val="single" w:sz="8" w:space="0" w:color="4F81BD" w:themeColor="accent1"/>
-          <w:bottom w:val="single" w:sz="8" w:space="0" w:color="4F81BD" w:themeColor="accent1"/>
-          <w:right w:val="single" w:sz="8" w:space="0" w:color="4F81BD" w:themeColor="accent1"/>
-          <w:insideH w:val="nil"/>
-          <w:insideV w:val="single" w:sz="8" w:space="0" w:color="4F81BD" w:themeColor="accent1"/>
+        <w:rFonts w:asciiTheme="majorHAnsi" w:hAnsiTheme="majorHAnsi" w:eastAsiaTheme="majorEastAsia" w:cstheme="majorBidi"/>
+        <w:b/>
+        <w:bCs/>
+      </w:rPr>
+      <w:tblPr/>
+      <w:tcPr>
+        <w:tcBorders>
+          <w:top w:val="double" w:color="4F81BD" w:themeColor="accent1" w:sz="6" w:space="0"/>
+          <w:left w:val="single" w:color="4F81BD" w:themeColor="accent1" w:sz="8" w:space="0"/>
+          <w:bottom w:val="single" w:color="4F81BD" w:themeColor="accent1" w:sz="8" w:space="0"/>
+          <w:right w:val="single" w:color="4F81BD" w:themeColor="accent1" w:sz="8" w:space="0"/>
+          <w:insideH w:val="nil"/>
+          <w:insideV w:val="single" w:color="4F81BD" w:themeColor="accent1" w:sz="8" w:space="0"/>
         </w:tcBorders>
       </w:tcPr>
     </w:tblStylePr>
     <w:tblStylePr w:type="firstCol">
       <w:rPr>
-        <w:rFonts w:asciiTheme="majorHAnsi" w:eastAsiaTheme="majorEastAsia" w:hAnsiTheme="majorHAnsi" w:cstheme="majorBidi"/>
+        <w:rFonts w:asciiTheme="majorHAnsi" w:hAnsiTheme="majorHAnsi" w:eastAsiaTheme="majorEastAsia" w:cstheme="majorBidi"/>
         <w:b/>
         <w:bCs/>
       </w:rPr>
     </w:tblStylePr>
     <w:tblStylePr w:type="lastCol">
       <w:rPr>
-        <w:rFonts w:asciiTheme="majorHAnsi" w:eastAsiaTheme="majorEastAsia" w:hAnsiTheme="majorHAnsi" w:cstheme="majorBidi"/>
-        <w:b/>
-        <w:bCs/>
-      </w:rPr>
-      <w:tblPr/>
-      <w:tcPr>
-        <w:tcBorders>
-          <w:top w:val="single" w:sz="8" w:space="0" w:color="4F81BD" w:themeColor="accent1"/>
-          <w:left w:val="single" w:sz="8" w:space="0" w:color="4F81BD" w:themeColor="accent1"/>
-          <w:bottom w:val="single" w:sz="8" w:space="0" w:color="4F81BD" w:themeColor="accent1"/>
-          <w:right w:val="single" w:sz="8" w:space="0" w:color="4F81BD" w:themeColor="accent1"/>
+        <w:rFonts w:asciiTheme="majorHAnsi" w:hAnsiTheme="majorHAnsi" w:eastAsiaTheme="majorEastAsia" w:cstheme="majorBidi"/>
+        <w:b/>
+        <w:bCs/>
+      </w:rPr>
+      <w:tblPr/>
+      <w:tcPr>
+        <w:tcBorders>
+          <w:top w:val="single" w:color="4F81BD" w:themeColor="accent1" w:sz="8" w:space="0"/>
+          <w:left w:val="single" w:color="4F81BD" w:themeColor="accent1" w:sz="8" w:space="0"/>
+          <w:bottom w:val="single" w:color="4F81BD" w:themeColor="accent1" w:sz="8" w:space="0"/>
+          <w:right w:val="single" w:color="4F81BD" w:themeColor="accent1" w:sz="8" w:space="0"/>
         </w:tcBorders>
       </w:tcPr>
     </w:tblStylePr>
@@ -5044,10 +5037,10 @@
       <w:tblPr/>
       <w:tcPr>
         <w:tcBorders>
-          <w:top w:val="single" w:sz="8" w:space="0" w:color="4F81BD" w:themeColor="accent1"/>
-          <w:left w:val="single" w:sz="8" w:space="0" w:color="4F81BD" w:themeColor="accent1"/>
-          <w:bottom w:val="single" w:sz="8" w:space="0" w:color="4F81BD" w:themeColor="accent1"/>
-          <w:right w:val="single" w:sz="8" w:space="0" w:color="4F81BD" w:themeColor="accent1"/>
+          <w:top w:val="single" w:color="4F81BD" w:themeColor="accent1" w:sz="8" w:space="0"/>
+          <w:left w:val="single" w:color="4F81BD" w:themeColor="accent1" w:sz="8" w:space="0"/>
+          <w:bottom w:val="single" w:color="4F81BD" w:themeColor="accent1" w:sz="8" w:space="0"/>
+          <w:right w:val="single" w:color="4F81BD" w:themeColor="accent1" w:sz="8" w:space="0"/>
         </w:tcBorders>
         <w:shd w:val="clear" w:color="auto" w:fill="D3DFEE" w:themeFill="accent1" w:themeFillTint="3F"/>
       </w:tcPr>
@@ -5056,11 +5049,11 @@
       <w:tblPr/>
       <w:tcPr>
         <w:tcBorders>
-          <w:top w:val="single" w:sz="8" w:space="0" w:color="4F81BD" w:themeColor="accent1"/>
-          <w:left w:val="single" w:sz="8" w:space="0" w:color="4F81BD" w:themeColor="accent1"/>
-          <w:bottom w:val="single" w:sz="8" w:space="0" w:color="4F81BD" w:themeColor="accent1"/>
-          <w:right w:val="single" w:sz="8" w:space="0" w:color="4F81BD" w:themeColor="accent1"/>
-          <w:insideV w:val="single" w:sz="8" w:space="0" w:color="4F81BD" w:themeColor="accent1"/>
+          <w:top w:val="single" w:color="4F81BD" w:themeColor="accent1" w:sz="8" w:space="0"/>
+          <w:left w:val="single" w:color="4F81BD" w:themeColor="accent1" w:sz="8" w:space="0"/>
+          <w:bottom w:val="single" w:color="4F81BD" w:themeColor="accent1" w:sz="8" w:space="0"/>
+          <w:right w:val="single" w:color="4F81BD" w:themeColor="accent1" w:sz="8" w:space="0"/>
+          <w:insideV w:val="single" w:color="4F81BD" w:themeColor="accent1" w:sz="8" w:space="0"/>
         </w:tcBorders>
         <w:shd w:val="clear" w:color="auto" w:fill="D3DFEE" w:themeFill="accent1" w:themeFillTint="3F"/>
       </w:tcPr>
@@ -5069,11 +5062,11 @@
       <w:tblPr/>
       <w:tcPr>
         <w:tcBorders>
-          <w:top w:val="single" w:sz="8" w:space="0" w:color="4F81BD" w:themeColor="accent1"/>
-          <w:left w:val="single" w:sz="8" w:space="0" w:color="4F81BD" w:themeColor="accent1"/>
-          <w:bottom w:val="single" w:sz="8" w:space="0" w:color="4F81BD" w:themeColor="accent1"/>
-          <w:right w:val="single" w:sz="8" w:space="0" w:color="4F81BD" w:themeColor="accent1"/>
-          <w:insideV w:val="single" w:sz="8" w:space="0" w:color="4F81BD" w:themeColor="accent1"/>
+          <w:top w:val="single" w:color="4F81BD" w:themeColor="accent1" w:sz="8" w:space="0"/>
+          <w:left w:val="single" w:color="4F81BD" w:themeColor="accent1" w:sz="8" w:space="0"/>
+          <w:bottom w:val="single" w:color="4F81BD" w:themeColor="accent1" w:sz="8" w:space="0"/>
+          <w:right w:val="single" w:color="4F81BD" w:themeColor="accent1" w:sz="8" w:space="0"/>
+          <w:insideV w:val="single" w:color="4F81BD" w:themeColor="accent1" w:sz="8" w:space="0"/>
         </w:tcBorders>
       </w:tcPr>
     </w:tblStylePr>
@@ -5091,12 +5084,12 @@
       <w:tblStyleColBandSize w:val="1"/>
       <w:tblInd w:w="0" w:type="dxa"/>
       <w:tblBorders>
-        <w:top w:val="single" w:sz="8" w:space="0" w:color="C0504D" w:themeColor="accent2"/>
-        <w:left w:val="single" w:sz="8" w:space="0" w:color="C0504D" w:themeColor="accent2"/>
-        <w:bottom w:val="single" w:sz="8" w:space="0" w:color="C0504D" w:themeColor="accent2"/>
-        <w:right w:val="single" w:sz="8" w:space="0" w:color="C0504D" w:themeColor="accent2"/>
-        <w:insideH w:val="single" w:sz="8" w:space="0" w:color="C0504D" w:themeColor="accent2"/>
-        <w:insideV w:val="single" w:sz="8" w:space="0" w:color="C0504D" w:themeColor="accent2"/>
+        <w:top w:val="single" w:color="C0504D" w:themeColor="accent2" w:sz="8" w:space="0"/>
+        <w:left w:val="single" w:color="C0504D" w:themeColor="accent2" w:sz="8" w:space="0"/>
+        <w:bottom w:val="single" w:color="C0504D" w:themeColor="accent2" w:sz="8" w:space="0"/>
+        <w:right w:val="single" w:color="C0504D" w:themeColor="accent2" w:sz="8" w:space="0"/>
+        <w:insideH w:val="single" w:color="C0504D" w:themeColor="accent2" w:sz="8" w:space="0"/>
+        <w:insideV w:val="single" w:color="C0504D" w:themeColor="accent2" w:sz="8" w:space="0"/>
       </w:tblBorders>
       <w:tblCellMar>
         <w:top w:w="0" w:type="dxa"/>
@@ -5110,19 +5103,19 @@
         <w:spacing w:before="0" w:after="0" w:line="240" w:lineRule="auto"/>
       </w:pPr>
       <w:rPr>
-        <w:rFonts w:asciiTheme="majorHAnsi" w:eastAsiaTheme="majorEastAsia" w:hAnsiTheme="majorHAnsi" w:cstheme="majorBidi"/>
-        <w:b/>
-        <w:bCs/>
-      </w:rPr>
-      <w:tblPr/>
-      <w:tcPr>
-        <w:tcBorders>
-          <w:top w:val="single" w:sz="8" w:space="0" w:color="C0504D" w:themeColor="accent2"/>
-          <w:left w:val="single" w:sz="8" w:space="0" w:color="C0504D" w:themeColor="accent2"/>
-          <w:bottom w:val="single" w:sz="18" w:space="0" w:color="C0504D" w:themeColor="accent2"/>
-          <w:right w:val="single" w:sz="8" w:space="0" w:color="C0504D" w:themeColor="accent2"/>
-          <w:insideH w:val="nil"/>
-          <w:insideV w:val="single" w:sz="8" w:space="0" w:color="C0504D" w:themeColor="accent2"/>
+        <w:rFonts w:asciiTheme="majorHAnsi" w:hAnsiTheme="majorHAnsi" w:eastAsiaTheme="majorEastAsia" w:cstheme="majorBidi"/>
+        <w:b/>
+        <w:bCs/>
+      </w:rPr>
+      <w:tblPr/>
+      <w:tcPr>
+        <w:tcBorders>
+          <w:top w:val="single" w:color="C0504D" w:themeColor="accent2" w:sz="8" w:space="0"/>
+          <w:left w:val="single" w:color="C0504D" w:themeColor="accent2" w:sz="8" w:space="0"/>
+          <w:bottom w:val="single" w:color="C0504D" w:themeColor="accent2" w:sz="18" w:space="0"/>
+          <w:right w:val="single" w:color="C0504D" w:themeColor="accent2" w:sz="8" w:space="0"/>
+          <w:insideH w:val="nil"/>
+          <w:insideV w:val="single" w:color="C0504D" w:themeColor="accent2" w:sz="8" w:space="0"/>
         </w:tcBorders>
       </w:tcPr>
     </w:tblStylePr>
@@ -5131,42 +5124,42 @@
         <w:spacing w:before="0" w:after="0" w:line="240" w:lineRule="auto"/>
       </w:pPr>
       <w:rPr>
-        <w:rFonts w:asciiTheme="majorHAnsi" w:eastAsiaTheme="majorEastAsia" w:hAnsiTheme="majorHAnsi" w:cstheme="majorBidi"/>
-        <w:b/>
-        <w:bCs/>
-      </w:rPr>
-      <w:tblPr/>
-      <w:tcPr>
-        <w:tcBorders>
-          <w:top w:val="double" w:sz="6" w:space="0" w:color="C0504D" w:themeColor="accent2"/>
-          <w:left w:val="single" w:sz="8" w:space="0" w:color="C0504D" w:themeColor="accent2"/>
-          <w:bottom w:val="single" w:sz="8" w:space="0" w:color="C0504D" w:themeColor="accent2"/>
-          <w:right w:val="single" w:sz="8" w:space="0" w:color="C0504D" w:themeColor="accent2"/>
-          <w:insideH w:val="nil"/>
-          <w:insideV w:val="single" w:sz="8" w:space="0" w:color="C0504D" w:themeColor="accent2"/>
+        <w:rFonts w:asciiTheme="majorHAnsi" w:hAnsiTheme="majorHAnsi" w:eastAsiaTheme="majorEastAsia" w:cstheme="majorBidi"/>
+        <w:b/>
+        <w:bCs/>
+      </w:rPr>
+      <w:tblPr/>
+      <w:tcPr>
+        <w:tcBorders>
+          <w:top w:val="double" w:color="C0504D" w:themeColor="accent2" w:sz="6" w:space="0"/>
+          <w:left w:val="single" w:color="C0504D" w:themeColor="accent2" w:sz="8" w:space="0"/>
+          <w:bottom w:val="single" w:color="C0504D" w:themeColor="accent2" w:sz="8" w:space="0"/>
+          <w:right w:val="single" w:color="C0504D" w:themeColor="accent2" w:sz="8" w:space="0"/>
+          <w:insideH w:val="nil"/>
+          <w:insideV w:val="single" w:color="C0504D" w:themeColor="accent2" w:sz="8" w:space="0"/>
         </w:tcBorders>
       </w:tcPr>
     </w:tblStylePr>
     <w:tblStylePr w:type="firstCol">
       <w:rPr>
-        <w:rFonts w:asciiTheme="majorHAnsi" w:eastAsiaTheme="majorEastAsia" w:hAnsiTheme="majorHAnsi" w:cstheme="majorBidi"/>
+        <w:rFonts w:asciiTheme="majorHAnsi" w:hAnsiTheme="majorHAnsi" w:eastAsiaTheme="majorEastAsia" w:cstheme="majorBidi"/>
         <w:b/>
         <w:bCs/>
       </w:rPr>
     </w:tblStylePr>
     <w:tblStylePr w:type="lastCol">
       <w:rPr>
-        <w:rFonts w:asciiTheme="majorHAnsi" w:eastAsiaTheme="majorEastAsia" w:hAnsiTheme="majorHAnsi" w:cstheme="majorBidi"/>
-        <w:b/>
-        <w:bCs/>
-      </w:rPr>
-      <w:tblPr/>
-      <w:tcPr>
-        <w:tcBorders>
-          <w:top w:val="single" w:sz="8" w:space="0" w:color="C0504D" w:themeColor="accent2"/>
-          <w:left w:val="single" w:sz="8" w:space="0" w:color="C0504D" w:themeColor="accent2"/>
-          <w:bottom w:val="single" w:sz="8" w:space="0" w:color="C0504D" w:themeColor="accent2"/>
-          <w:right w:val="single" w:sz="8" w:space="0" w:color="C0504D" w:themeColor="accent2"/>
+        <w:rFonts w:asciiTheme="majorHAnsi" w:hAnsiTheme="majorHAnsi" w:eastAsiaTheme="majorEastAsia" w:cstheme="majorBidi"/>
+        <w:b/>
+        <w:bCs/>
+      </w:rPr>
+      <w:tblPr/>
+      <w:tcPr>
+        <w:tcBorders>
+          <w:top w:val="single" w:color="C0504D" w:themeColor="accent2" w:sz="8" w:space="0"/>
+          <w:left w:val="single" w:color="C0504D" w:themeColor="accent2" w:sz="8" w:space="0"/>
+          <w:bottom w:val="single" w:color="C0504D" w:themeColor="accent2" w:sz="8" w:space="0"/>
+          <w:right w:val="single" w:color="C0504D" w:themeColor="accent2" w:sz="8" w:space="0"/>
         </w:tcBorders>
       </w:tcPr>
     </w:tblStylePr>
@@ -5174,10 +5167,10 @@
       <w:tblPr/>
       <w:tcPr>
         <w:tcBorders>
-          <w:top w:val="single" w:sz="8" w:space="0" w:color="C0504D" w:themeColor="accent2"/>
-          <w:left w:val="single" w:sz="8" w:space="0" w:color="C0504D" w:themeColor="accent2"/>
-          <w:bottom w:val="single" w:sz="8" w:space="0" w:color="C0504D" w:themeColor="accent2"/>
-          <w:right w:val="single" w:sz="8" w:space="0" w:color="C0504D" w:themeColor="accent2"/>
+          <w:top w:val="single" w:color="C0504D" w:themeColor="accent2" w:sz="8" w:space="0"/>
+          <w:left w:val="single" w:color="C0504D" w:themeColor="accent2" w:sz="8" w:space="0"/>
+          <w:bottom w:val="single" w:color="C0504D" w:themeColor="accent2" w:sz="8" w:space="0"/>
+          <w:right w:val="single" w:color="C0504D" w:themeColor="accent2" w:sz="8" w:space="0"/>
         </w:tcBorders>
         <w:shd w:val="clear" w:color="auto" w:fill="EFD3D2" w:themeFill="accent2" w:themeFillTint="3F"/>
       </w:tcPr>
@@ -5186,11 +5179,11 @@
       <w:tblPr/>
       <w:tcPr>
         <w:tcBorders>
-          <w:top w:val="single" w:sz="8" w:space="0" w:color="C0504D" w:themeColor="accent2"/>
-          <w:left w:val="single" w:sz="8" w:space="0" w:color="C0504D" w:themeColor="accent2"/>
-          <w:bottom w:val="single" w:sz="8" w:space="0" w:color="C0504D" w:themeColor="accent2"/>
-          <w:right w:val="single" w:sz="8" w:space="0" w:color="C0504D" w:themeColor="accent2"/>
-          <w:insideV w:val="single" w:sz="8" w:space="0" w:color="C0504D" w:themeColor="accent2"/>
+          <w:top w:val="single" w:color="C0504D" w:themeColor="accent2" w:sz="8" w:space="0"/>
+          <w:left w:val="single" w:color="C0504D" w:themeColor="accent2" w:sz="8" w:space="0"/>
+          <w:bottom w:val="single" w:color="C0504D" w:themeColor="accent2" w:sz="8" w:space="0"/>
+          <w:right w:val="single" w:color="C0504D" w:themeColor="accent2" w:sz="8" w:space="0"/>
+          <w:insideV w:val="single" w:color="C0504D" w:themeColor="accent2" w:sz="8" w:space="0"/>
         </w:tcBorders>
         <w:shd w:val="clear" w:color="auto" w:fill="EFD3D2" w:themeFill="accent2" w:themeFillTint="3F"/>
       </w:tcPr>
@@ -5199,11 +5192,11 @@
       <w:tblPr/>
       <w:tcPr>
         <w:tcBorders>
-          <w:top w:val="single" w:sz="8" w:space="0" w:color="C0504D" w:themeColor="accent2"/>
-          <w:left w:val="single" w:sz="8" w:space="0" w:color="C0504D" w:themeColor="accent2"/>
-          <w:bottom w:val="single" w:sz="8" w:space="0" w:color="C0504D" w:themeColor="accent2"/>
-          <w:right w:val="single" w:sz="8" w:space="0" w:color="C0504D" w:themeColor="accent2"/>
-          <w:insideV w:val="single" w:sz="8" w:space="0" w:color="C0504D" w:themeColor="accent2"/>
+          <w:top w:val="single" w:color="C0504D" w:themeColor="accent2" w:sz="8" w:space="0"/>
+          <w:left w:val="single" w:color="C0504D" w:themeColor="accent2" w:sz="8" w:space="0"/>
+          <w:bottom w:val="single" w:color="C0504D" w:themeColor="accent2" w:sz="8" w:space="0"/>
+          <w:right w:val="single" w:color="C0504D" w:themeColor="accent2" w:sz="8" w:space="0"/>
+          <w:insideV w:val="single" w:color="C0504D" w:themeColor="accent2" w:sz="8" w:space="0"/>
         </w:tcBorders>
       </w:tcPr>
     </w:tblStylePr>
@@ -5221,12 +5214,12 @@
       <w:tblStyleColBandSize w:val="1"/>
       <w:tblInd w:w="0" w:type="dxa"/>
       <w:tblBorders>
-        <w:top w:val="single" w:sz="8" w:space="0" w:color="9BBB59" w:themeColor="accent3"/>
-        <w:left w:val="single" w:sz="8" w:space="0" w:color="9BBB59" w:themeColor="accent3"/>
-        <w:bottom w:val="single" w:sz="8" w:space="0" w:color="9BBB59" w:themeColor="accent3"/>
-        <w:right w:val="single" w:sz="8" w:space="0" w:color="9BBB59" w:themeColor="accent3"/>
-        <w:insideH w:val="single" w:sz="8" w:space="0" w:color="9BBB59" w:themeColor="accent3"/>
-        <w:insideV w:val="single" w:sz="8" w:space="0" w:color="9BBB59" w:themeColor="accent3"/>
+        <w:top w:val="single" w:color="9BBB59" w:themeColor="accent3" w:sz="8" w:space="0"/>
+        <w:left w:val="single" w:color="9BBB59" w:themeColor="accent3" w:sz="8" w:space="0"/>
+        <w:bottom w:val="single" w:color="9BBB59" w:themeColor="accent3" w:sz="8" w:space="0"/>
+        <w:right w:val="single" w:color="9BBB59" w:themeColor="accent3" w:sz="8" w:space="0"/>
+        <w:insideH w:val="single" w:color="9BBB59" w:themeColor="accent3" w:sz="8" w:space="0"/>
+        <w:insideV w:val="single" w:color="9BBB59" w:themeColor="accent3" w:sz="8" w:space="0"/>
       </w:tblBorders>
       <w:tblCellMar>
         <w:top w:w="0" w:type="dxa"/>
@@ -5240,19 +5233,19 @@
         <w:spacing w:before="0" w:after="0" w:line="240" w:lineRule="auto"/>
       </w:pPr>
       <w:rPr>
-        <w:rFonts w:asciiTheme="majorHAnsi" w:eastAsiaTheme="majorEastAsia" w:hAnsiTheme="majorHAnsi" w:cstheme="majorBidi"/>
-        <w:b/>
-        <w:bCs/>
-      </w:rPr>
-      <w:tblPr/>
-      <w:tcPr>
-        <w:tcBorders>
-          <w:top w:val="single" w:sz="8" w:space="0" w:color="9BBB59" w:themeColor="accent3"/>
-          <w:left w:val="single" w:sz="8" w:space="0" w:color="9BBB59" w:themeColor="accent3"/>
-          <w:bottom w:val="single" w:sz="18" w:space="0" w:color="9BBB59" w:themeColor="accent3"/>
-          <w:right w:val="single" w:sz="8" w:space="0" w:color="9BBB59" w:themeColor="accent3"/>
-          <w:insideH w:val="nil"/>
-          <w:insideV w:val="single" w:sz="8" w:space="0" w:color="9BBB59" w:themeColor="accent3"/>
+        <w:rFonts w:asciiTheme="majorHAnsi" w:hAnsiTheme="majorHAnsi" w:eastAsiaTheme="majorEastAsia" w:cstheme="majorBidi"/>
+        <w:b/>
+        <w:bCs/>
+      </w:rPr>
+      <w:tblPr/>
+      <w:tcPr>
+        <w:tcBorders>
+          <w:top w:val="single" w:color="9BBB59" w:themeColor="accent3" w:sz="8" w:space="0"/>
+          <w:left w:val="single" w:color="9BBB59" w:themeColor="accent3" w:sz="8" w:space="0"/>
+          <w:bottom w:val="single" w:color="9BBB59" w:themeColor="accent3" w:sz="18" w:space="0"/>
+          <w:right w:val="single" w:color="9BBB59" w:themeColor="accent3" w:sz="8" w:space="0"/>
+          <w:insideH w:val="nil"/>
+          <w:insideV w:val="single" w:color="9BBB59" w:themeColor="accent3" w:sz="8" w:space="0"/>
         </w:tcBorders>
       </w:tcPr>
     </w:tblStylePr>
@@ -5261,42 +5254,42 @@
         <w:spacing w:before="0" w:after="0" w:line="240" w:lineRule="auto"/>
       </w:pPr>
       <w:rPr>
-        <w:rFonts w:asciiTheme="majorHAnsi" w:eastAsiaTheme="majorEastAsia" w:hAnsiTheme="majorHAnsi" w:cstheme="majorBidi"/>
-        <w:b/>
-        <w:bCs/>
-      </w:rPr>
-      <w:tblPr/>
-      <w:tcPr>
-        <w:tcBorders>
-          <w:top w:val="double" w:sz="6" w:space="0" w:color="9BBB59" w:themeColor="accent3"/>
-          <w:left w:val="single" w:sz="8" w:space="0" w:color="9BBB59" w:themeColor="accent3"/>
-          <w:bottom w:val="single" w:sz="8" w:space="0" w:color="9BBB59" w:themeColor="accent3"/>
-          <w:right w:val="single" w:sz="8" w:space="0" w:color="9BBB59" w:themeColor="accent3"/>
-          <w:insideH w:val="nil"/>
-          <w:insideV w:val="single" w:sz="8" w:space="0" w:color="9BBB59" w:themeColor="accent3"/>
+        <w:rFonts w:asciiTheme="majorHAnsi" w:hAnsiTheme="majorHAnsi" w:eastAsiaTheme="majorEastAsia" w:cstheme="majorBidi"/>
+        <w:b/>
+        <w:bCs/>
+      </w:rPr>
+      <w:tblPr/>
+      <w:tcPr>
+        <w:tcBorders>
+          <w:top w:val="double" w:color="9BBB59" w:themeColor="accent3" w:sz="6" w:space="0"/>
+          <w:left w:val="single" w:color="9BBB59" w:themeColor="accent3" w:sz="8" w:space="0"/>
+          <w:bottom w:val="single" w:color="9BBB59" w:themeColor="accent3" w:sz="8" w:space="0"/>
+          <w:right w:val="single" w:color="9BBB59" w:themeColor="accent3" w:sz="8" w:space="0"/>
+          <w:insideH w:val="nil"/>
+          <w:insideV w:val="single" w:color="9BBB59" w:themeColor="accent3" w:sz="8" w:space="0"/>
         </w:tcBorders>
       </w:tcPr>
     </w:tblStylePr>
     <w:tblStylePr w:type="firstCol">
       <w:rPr>
-        <w:rFonts w:asciiTheme="majorHAnsi" w:eastAsiaTheme="majorEastAsia" w:hAnsiTheme="majorHAnsi" w:cstheme="majorBidi"/>
+        <w:rFonts w:asciiTheme="majorHAnsi" w:hAnsiTheme="majorHAnsi" w:eastAsiaTheme="majorEastAsia" w:cstheme="majorBidi"/>
         <w:b/>
         <w:bCs/>
       </w:rPr>
     </w:tblStylePr>
     <w:tblStylePr w:type="lastCol">
       <w:rPr>
-        <w:rFonts w:asciiTheme="majorHAnsi" w:eastAsiaTheme="majorEastAsia" w:hAnsiTheme="majorHAnsi" w:cstheme="majorBidi"/>
-        <w:b/>
-        <w:bCs/>
-      </w:rPr>
-      <w:tblPr/>
-      <w:tcPr>
-        <w:tcBorders>
-          <w:top w:val="single" w:sz="8" w:space="0" w:color="9BBB59" w:themeColor="accent3"/>
-          <w:left w:val="single" w:sz="8" w:space="0" w:color="9BBB59" w:themeColor="accent3"/>
-          <w:bottom w:val="single" w:sz="8" w:space="0" w:color="9BBB59" w:themeColor="accent3"/>
-          <w:right w:val="single" w:sz="8" w:space="0" w:color="9BBB59" w:themeColor="accent3"/>
+        <w:rFonts w:asciiTheme="majorHAnsi" w:hAnsiTheme="majorHAnsi" w:eastAsiaTheme="majorEastAsia" w:cstheme="majorBidi"/>
+        <w:b/>
+        <w:bCs/>
+      </w:rPr>
+      <w:tblPr/>
+      <w:tcPr>
+        <w:tcBorders>
+          <w:top w:val="single" w:color="9BBB59" w:themeColor="accent3" w:sz="8" w:space="0"/>
+          <w:left w:val="single" w:color="9BBB59" w:themeColor="accent3" w:sz="8" w:space="0"/>
+          <w:bottom w:val="single" w:color="9BBB59" w:themeColor="accent3" w:sz="8" w:space="0"/>
+          <w:right w:val="single" w:color="9BBB59" w:themeColor="accent3" w:sz="8" w:space="0"/>
         </w:tcBorders>
       </w:tcPr>
     </w:tblStylePr>
@@ -5304,10 +5297,10 @@
       <w:tblPr/>
       <w:tcPr>
         <w:tcBorders>
-          <w:top w:val="single" w:sz="8" w:space="0" w:color="9BBB59" w:themeColor="accent3"/>
-          <w:left w:val="single" w:sz="8" w:space="0" w:color="9BBB59" w:themeColor="accent3"/>
-          <w:bottom w:val="single" w:sz="8" w:space="0" w:color="9BBB59" w:themeColor="accent3"/>
-          <w:right w:val="single" w:sz="8" w:space="0" w:color="9BBB59" w:themeColor="accent3"/>
+          <w:top w:val="single" w:color="9BBB59" w:themeColor="accent3" w:sz="8" w:space="0"/>
+          <w:left w:val="single" w:color="9BBB59" w:themeColor="accent3" w:sz="8" w:space="0"/>
+          <w:bottom w:val="single" w:color="9BBB59" w:themeColor="accent3" w:sz="8" w:space="0"/>
+          <w:right w:val="single" w:color="9BBB59" w:themeColor="accent3" w:sz="8" w:space="0"/>
         </w:tcBorders>
         <w:shd w:val="clear" w:color="auto" w:fill="E6EED5" w:themeFill="accent3" w:themeFillTint="3F"/>
       </w:tcPr>
@@ -5316,11 +5309,11 @@
       <w:tblPr/>
       <w:tcPr>
         <w:tcBorders>
-          <w:top w:val="single" w:sz="8" w:space="0" w:color="9BBB59" w:themeColor="accent3"/>
-          <w:left w:val="single" w:sz="8" w:space="0" w:color="9BBB59" w:themeColor="accent3"/>
-          <w:bottom w:val="single" w:sz="8" w:space="0" w:color="9BBB59" w:themeColor="accent3"/>
-          <w:right w:val="single" w:sz="8" w:space="0" w:color="9BBB59" w:themeColor="accent3"/>
-          <w:insideV w:val="single" w:sz="8" w:space="0" w:color="9BBB59" w:themeColor="accent3"/>
+          <w:top w:val="single" w:color="9BBB59" w:themeColor="accent3" w:sz="8" w:space="0"/>
+          <w:left w:val="single" w:color="9BBB59" w:themeColor="accent3" w:sz="8" w:space="0"/>
+          <w:bottom w:val="single" w:color="9BBB59" w:themeColor="accent3" w:sz="8" w:space="0"/>
+          <w:right w:val="single" w:color="9BBB59" w:themeColor="accent3" w:sz="8" w:space="0"/>
+          <w:insideV w:val="single" w:color="9BBB59" w:themeColor="accent3" w:sz="8" w:space="0"/>
         </w:tcBorders>
         <w:shd w:val="clear" w:color="auto" w:fill="E6EED5" w:themeFill="accent3" w:themeFillTint="3F"/>
       </w:tcPr>
@@ -5329,11 +5322,11 @@
       <w:tblPr/>
       <w:tcPr>
         <w:tcBorders>
-          <w:top w:val="single" w:sz="8" w:space="0" w:color="9BBB59" w:themeColor="accent3"/>
-          <w:left w:val="single" w:sz="8" w:space="0" w:color="9BBB59" w:themeColor="accent3"/>
-          <w:bottom w:val="single" w:sz="8" w:space="0" w:color="9BBB59" w:themeColor="accent3"/>
-          <w:right w:val="single" w:sz="8" w:space="0" w:color="9BBB59" w:themeColor="accent3"/>
-          <w:insideV w:val="single" w:sz="8" w:space="0" w:color="9BBB59" w:themeColor="accent3"/>
+          <w:top w:val="single" w:color="9BBB59" w:themeColor="accent3" w:sz="8" w:space="0"/>
+          <w:left w:val="single" w:color="9BBB59" w:themeColor="accent3" w:sz="8" w:space="0"/>
+          <w:bottom w:val="single" w:color="9BBB59" w:themeColor="accent3" w:sz="8" w:space="0"/>
+          <w:right w:val="single" w:color="9BBB59" w:themeColor="accent3" w:sz="8" w:space="0"/>
+          <w:insideV w:val="single" w:color="9BBB59" w:themeColor="accent3" w:sz="8" w:space="0"/>
         </w:tcBorders>
       </w:tcPr>
     </w:tblStylePr>
@@ -5351,12 +5344,12 @@
       <w:tblStyleColBandSize w:val="1"/>
       <w:tblInd w:w="0" w:type="dxa"/>
       <w:tblBorders>
-        <w:top w:val="single" w:sz="8" w:space="0" w:color="8064A2" w:themeColor="accent4"/>
-        <w:left w:val="single" w:sz="8" w:space="0" w:color="8064A2" w:themeColor="accent4"/>
-        <w:bottom w:val="single" w:sz="8" w:space="0" w:color="8064A2" w:themeColor="accent4"/>
-        <w:right w:val="single" w:sz="8" w:space="0" w:color="8064A2" w:themeColor="accent4"/>
-        <w:insideH w:val="single" w:sz="8" w:space="0" w:color="8064A2" w:themeColor="accent4"/>
-        <w:insideV w:val="single" w:sz="8" w:space="0" w:color="8064A2" w:themeColor="accent4"/>
+        <w:top w:val="single" w:color="8064A2" w:themeColor="accent4" w:sz="8" w:space="0"/>
+        <w:left w:val="single" w:color="8064A2" w:themeColor="accent4" w:sz="8" w:space="0"/>
+        <w:bottom w:val="single" w:color="8064A2" w:themeColor="accent4" w:sz="8" w:space="0"/>
+        <w:right w:val="single" w:color="8064A2" w:themeColor="accent4" w:sz="8" w:space="0"/>
+        <w:insideH w:val="single" w:color="8064A2" w:themeColor="accent4" w:sz="8" w:space="0"/>
+        <w:insideV w:val="single" w:color="8064A2" w:themeColor="accent4" w:sz="8" w:space="0"/>
       </w:tblBorders>
       <w:tblCellMar>
         <w:top w:w="0" w:type="dxa"/>
@@ -5370,19 +5363,19 @@
         <w:spacing w:before="0" w:after="0" w:line="240" w:lineRule="auto"/>
       </w:pPr>
       <w:rPr>
-        <w:rFonts w:asciiTheme="majorHAnsi" w:eastAsiaTheme="majorEastAsia" w:hAnsiTheme="majorHAnsi" w:cstheme="majorBidi"/>
-        <w:b/>
-        <w:bCs/>
-      </w:rPr>
-      <w:tblPr/>
-      <w:tcPr>
-        <w:tcBorders>
-          <w:top w:val="single" w:sz="8" w:space="0" w:color="8064A2" w:themeColor="accent4"/>
-          <w:left w:val="single" w:sz="8" w:space="0" w:color="8064A2" w:themeColor="accent4"/>
-          <w:bottom w:val="single" w:sz="18" w:space="0" w:color="8064A2" w:themeColor="accent4"/>
-          <w:right w:val="single" w:sz="8" w:space="0" w:color="8064A2" w:themeColor="accent4"/>
-          <w:insideH w:val="nil"/>
-          <w:insideV w:val="single" w:sz="8" w:space="0" w:color="8064A2" w:themeColor="accent4"/>
+        <w:rFonts w:asciiTheme="majorHAnsi" w:hAnsiTheme="majorHAnsi" w:eastAsiaTheme="majorEastAsia" w:cstheme="majorBidi"/>
+        <w:b/>
+        <w:bCs/>
+      </w:rPr>
+      <w:tblPr/>
+      <w:tcPr>
+        <w:tcBorders>
+          <w:top w:val="single" w:color="8064A2" w:themeColor="accent4" w:sz="8" w:space="0"/>
+          <w:left w:val="single" w:color="8064A2" w:themeColor="accent4" w:sz="8" w:space="0"/>
+          <w:bottom w:val="single" w:color="8064A2" w:themeColor="accent4" w:sz="18" w:space="0"/>
+          <w:right w:val="single" w:color="8064A2" w:themeColor="accent4" w:sz="8" w:space="0"/>
+          <w:insideH w:val="nil"/>
+          <w:insideV w:val="single" w:color="8064A2" w:themeColor="accent4" w:sz="8" w:space="0"/>
         </w:tcBorders>
       </w:tcPr>
     </w:tblStylePr>
@@ -5391,42 +5384,42 @@
         <w:spacing w:before="0" w:after="0" w:line="240" w:lineRule="auto"/>
       </w:pPr>
       <w:rPr>
-        <w:rFonts w:asciiTheme="majorHAnsi" w:eastAsiaTheme="majorEastAsia" w:hAnsiTheme="majorHAnsi" w:cstheme="majorBidi"/>
-        <w:b/>
-        <w:bCs/>
-      </w:rPr>
-      <w:tblPr/>
-      <w:tcPr>
-        <w:tcBorders>
-          <w:top w:val="double" w:sz="6" w:space="0" w:color="8064A2" w:themeColor="accent4"/>
-          <w:left w:val="single" w:sz="8" w:space="0" w:color="8064A2" w:themeColor="accent4"/>
-          <w:bottom w:val="single" w:sz="8" w:space="0" w:color="8064A2" w:themeColor="accent4"/>
-          <w:right w:val="single" w:sz="8" w:space="0" w:color="8064A2" w:themeColor="accent4"/>
-          <w:insideH w:val="nil"/>
-          <w:insideV w:val="single" w:sz="8" w:space="0" w:color="8064A2" w:themeColor="accent4"/>
+        <w:rFonts w:asciiTheme="majorHAnsi" w:hAnsiTheme="majorHAnsi" w:eastAsiaTheme="majorEastAsia" w:cstheme="majorBidi"/>
+        <w:b/>
+        <w:bCs/>
+      </w:rPr>
+      <w:tblPr/>
+      <w:tcPr>
+        <w:tcBorders>
+          <w:top w:val="double" w:color="8064A2" w:themeColor="accent4" w:sz="6" w:space="0"/>
+          <w:left w:val="single" w:color="8064A2" w:themeColor="accent4" w:sz="8" w:space="0"/>
+          <w:bottom w:val="single" w:color="8064A2" w:themeColor="accent4" w:sz="8" w:space="0"/>
+          <w:right w:val="single" w:color="8064A2" w:themeColor="accent4" w:sz="8" w:space="0"/>
+          <w:insideH w:val="nil"/>
+          <w:insideV w:val="single" w:color="8064A2" w:themeColor="accent4" w:sz="8" w:space="0"/>
         </w:tcBorders>
       </w:tcPr>
     </w:tblStylePr>
     <w:tblStylePr w:type="firstCol">
       <w:rPr>
-        <w:rFonts w:asciiTheme="majorHAnsi" w:eastAsiaTheme="majorEastAsia" w:hAnsiTheme="majorHAnsi" w:cstheme="majorBidi"/>
+        <w:rFonts w:asciiTheme="majorHAnsi" w:hAnsiTheme="majorHAnsi" w:eastAsiaTheme="majorEastAsia" w:cstheme="majorBidi"/>
         <w:b/>
         <w:bCs/>
       </w:rPr>
     </w:tblStylePr>
     <w:tblStylePr w:type="lastCol">
       <w:rPr>
-        <w:rFonts w:asciiTheme="majorHAnsi" w:eastAsiaTheme="majorEastAsia" w:hAnsiTheme="majorHAnsi" w:cstheme="majorBidi"/>
-        <w:b/>
-        <w:bCs/>
-      </w:rPr>
-      <w:tblPr/>
-      <w:tcPr>
-        <w:tcBorders>
-          <w:top w:val="single" w:sz="8" w:space="0" w:color="8064A2" w:themeColor="accent4"/>
-          <w:left w:val="single" w:sz="8" w:space="0" w:color="8064A2" w:themeColor="accent4"/>
-          <w:bottom w:val="single" w:sz="8" w:space="0" w:color="8064A2" w:themeColor="accent4"/>
-          <w:right w:val="single" w:sz="8" w:space="0" w:color="8064A2" w:themeColor="accent4"/>
+        <w:rFonts w:asciiTheme="majorHAnsi" w:hAnsiTheme="majorHAnsi" w:eastAsiaTheme="majorEastAsia" w:cstheme="majorBidi"/>
+        <w:b/>
+        <w:bCs/>
+      </w:rPr>
+      <w:tblPr/>
+      <w:tcPr>
+        <w:tcBorders>
+          <w:top w:val="single" w:color="8064A2" w:themeColor="accent4" w:sz="8" w:space="0"/>
+          <w:left w:val="single" w:color="8064A2" w:themeColor="accent4" w:sz="8" w:space="0"/>
+          <w:bottom w:val="single" w:color="8064A2" w:themeColor="accent4" w:sz="8" w:space="0"/>
+          <w:right w:val="single" w:color="8064A2" w:themeColor="accent4" w:sz="8" w:space="0"/>
         </w:tcBorders>
       </w:tcPr>
     </w:tblStylePr>
@@ -5434,10 +5427,10 @@
       <w:tblPr/>
       <w:tcPr>
         <w:tcBorders>
-          <w:top w:val="single" w:sz="8" w:space="0" w:color="8064A2" w:themeColor="accent4"/>
-          <w:left w:val="single" w:sz="8" w:space="0" w:color="8064A2" w:themeColor="accent4"/>
-          <w:bottom w:val="single" w:sz="8" w:space="0" w:color="8064A2" w:themeColor="accent4"/>
-          <w:right w:val="single" w:sz="8" w:space="0" w:color="8064A2" w:themeColor="accent4"/>
+          <w:top w:val="single" w:color="8064A2" w:themeColor="accent4" w:sz="8" w:space="0"/>
+          <w:left w:val="single" w:color="8064A2" w:themeColor="accent4" w:sz="8" w:space="0"/>
+          <w:bottom w:val="single" w:color="8064A2" w:themeColor="accent4" w:sz="8" w:space="0"/>
+          <w:right w:val="single" w:color="8064A2" w:themeColor="accent4" w:sz="8" w:space="0"/>
         </w:tcBorders>
         <w:shd w:val="clear" w:color="auto" w:fill="DFD8E8" w:themeFill="accent4" w:themeFillTint="3F"/>
       </w:tcPr>
@@ -5446,11 +5439,11 @@
       <w:tblPr/>
       <w:tcPr>
         <w:tcBorders>
-          <w:top w:val="single" w:sz="8" w:space="0" w:color="8064A2" w:themeColor="accent4"/>
-          <w:left w:val="single" w:sz="8" w:space="0" w:color="8064A2" w:themeColor="accent4"/>
-          <w:bottom w:val="single" w:sz="8" w:space="0" w:color="8064A2" w:themeColor="accent4"/>
-          <w:right w:val="single" w:sz="8" w:space="0" w:color="8064A2" w:themeColor="accent4"/>
-          <w:insideV w:val="single" w:sz="8" w:space="0" w:color="8064A2" w:themeColor="accent4"/>
+          <w:top w:val="single" w:color="8064A2" w:themeColor="accent4" w:sz="8" w:space="0"/>
+          <w:left w:val="single" w:color="8064A2" w:themeColor="accent4" w:sz="8" w:space="0"/>
+          <w:bottom w:val="single" w:color="8064A2" w:themeColor="accent4" w:sz="8" w:space="0"/>
+          <w:right w:val="single" w:color="8064A2" w:themeColor="accent4" w:sz="8" w:space="0"/>
+          <w:insideV w:val="single" w:color="8064A2" w:themeColor="accent4" w:sz="8" w:space="0"/>
         </w:tcBorders>
         <w:shd w:val="clear" w:color="auto" w:fill="DFD8E8" w:themeFill="accent4" w:themeFillTint="3F"/>
       </w:tcPr>
@@ -5459,11 +5452,11 @@
       <w:tblPr/>
       <w:tcPr>
         <w:tcBorders>
-          <w:top w:val="single" w:sz="8" w:space="0" w:color="8064A2" w:themeColor="accent4"/>
-          <w:left w:val="single" w:sz="8" w:space="0" w:color="8064A2" w:themeColor="accent4"/>
-          <w:bottom w:val="single" w:sz="8" w:space="0" w:color="8064A2" w:themeColor="accent4"/>
-          <w:right w:val="single" w:sz="8" w:space="0" w:color="8064A2" w:themeColor="accent4"/>
-          <w:insideV w:val="single" w:sz="8" w:space="0" w:color="8064A2" w:themeColor="accent4"/>
+          <w:top w:val="single" w:color="8064A2" w:themeColor="accent4" w:sz="8" w:space="0"/>
+          <w:left w:val="single" w:color="8064A2" w:themeColor="accent4" w:sz="8" w:space="0"/>
+          <w:bottom w:val="single" w:color="8064A2" w:themeColor="accent4" w:sz="8" w:space="0"/>
+          <w:right w:val="single" w:color="8064A2" w:themeColor="accent4" w:sz="8" w:space="0"/>
+          <w:insideV w:val="single" w:color="8064A2" w:themeColor="accent4" w:sz="8" w:space="0"/>
         </w:tcBorders>
       </w:tcPr>
     </w:tblStylePr>
@@ -5481,12 +5474,12 @@
       <w:tblStyleColBandSize w:val="1"/>
       <w:tblInd w:w="0" w:type="dxa"/>
       <w:tblBorders>
-        <w:top w:val="single" w:sz="8" w:space="0" w:color="4BACC6" w:themeColor="accent5"/>
-        <w:left w:val="single" w:sz="8" w:space="0" w:color="4BACC6" w:themeColor="accent5"/>
-        <w:bottom w:val="single" w:sz="8" w:space="0" w:color="4BACC6" w:themeColor="accent5"/>
-        <w:right w:val="single" w:sz="8" w:space="0" w:color="4BACC6" w:themeColor="accent5"/>
-        <w:insideH w:val="single" w:sz="8" w:space="0" w:color="4BACC6" w:themeColor="accent5"/>
-        <w:insideV w:val="single" w:sz="8" w:space="0" w:color="4BACC6" w:themeColor="accent5"/>
+        <w:top w:val="single" w:color="4BACC6" w:themeColor="accent5" w:sz="8" w:space="0"/>
+        <w:left w:val="single" w:color="4BACC6" w:themeColor="accent5" w:sz="8" w:space="0"/>
+        <w:bottom w:val="single" w:color="4BACC6" w:themeColor="accent5" w:sz="8" w:space="0"/>
+        <w:right w:val="single" w:color="4BACC6" w:themeColor="accent5" w:sz="8" w:space="0"/>
+        <w:insideH w:val="single" w:color="4BACC6" w:themeColor="accent5" w:sz="8" w:space="0"/>
+        <w:insideV w:val="single" w:color="4BACC6" w:themeColor="accent5" w:sz="8" w:space="0"/>
       </w:tblBorders>
       <w:tblCellMar>
         <w:top w:w="0" w:type="dxa"/>
@@ -5500,19 +5493,19 @@
         <w:spacing w:before="0" w:after="0" w:line="240" w:lineRule="auto"/>
       </w:pPr>
       <w:rPr>
-        <w:rFonts w:asciiTheme="majorHAnsi" w:eastAsiaTheme="majorEastAsia" w:hAnsiTheme="majorHAnsi" w:cstheme="majorBidi"/>
-        <w:b/>
-        <w:bCs/>
-      </w:rPr>
-      <w:tblPr/>
-      <w:tcPr>
-        <w:tcBorders>
-          <w:top w:val="single" w:sz="8" w:space="0" w:color="4BACC6" w:themeColor="accent5"/>
-          <w:left w:val="single" w:sz="8" w:space="0" w:color="4BACC6" w:themeColor="accent5"/>
-          <w:bottom w:val="single" w:sz="18" w:space="0" w:color="4BACC6" w:themeColor="accent5"/>
-          <w:right w:val="single" w:sz="8" w:space="0" w:color="4BACC6" w:themeColor="accent5"/>
-          <w:insideH w:val="nil"/>
-          <w:insideV w:val="single" w:sz="8" w:space="0" w:color="4BACC6" w:themeColor="accent5"/>
+        <w:rFonts w:asciiTheme="majorHAnsi" w:hAnsiTheme="majorHAnsi" w:eastAsiaTheme="majorEastAsia" w:cstheme="majorBidi"/>
+        <w:b/>
+        <w:bCs/>
+      </w:rPr>
+      <w:tblPr/>
+      <w:tcPr>
+        <w:tcBorders>
+          <w:top w:val="single" w:color="4BACC6" w:themeColor="accent5" w:sz="8" w:space="0"/>
+          <w:left w:val="single" w:color="4BACC6" w:themeColor="accent5" w:sz="8" w:space="0"/>
+          <w:bottom w:val="single" w:color="4BACC6" w:themeColor="accent5" w:sz="18" w:space="0"/>
+          <w:right w:val="single" w:color="4BACC6" w:themeColor="accent5" w:sz="8" w:space="0"/>
+          <w:insideH w:val="nil"/>
+          <w:insideV w:val="single" w:color="4BACC6" w:themeColor="accent5" w:sz="8" w:space="0"/>
         </w:tcBorders>
       </w:tcPr>
     </w:tblStylePr>
@@ -5521,42 +5514,42 @@
         <w:spacing w:before="0" w:after="0" w:line="240" w:lineRule="auto"/>
       </w:pPr>
       <w:rPr>
-        <w:rFonts w:asciiTheme="majorHAnsi" w:eastAsiaTheme="majorEastAsia" w:hAnsiTheme="majorHAnsi" w:cstheme="majorBidi"/>
-        <w:b/>
-        <w:bCs/>
-      </w:rPr>
-      <w:tblPr/>
-      <w:tcPr>
-        <w:tcBorders>
-          <w:top w:val="double" w:sz="6" w:space="0" w:color="4BACC6" w:themeColor="accent5"/>
-          <w:left w:val="single" w:sz="8" w:space="0" w:color="4BACC6" w:themeColor="accent5"/>
-          <w:bottom w:val="single" w:sz="8" w:space="0" w:color="4BACC6" w:themeColor="accent5"/>
-          <w:right w:val="single" w:sz="8" w:space="0" w:color="4BACC6" w:themeColor="accent5"/>
-          <w:insideH w:val="nil"/>
-          <w:insideV w:val="single" w:sz="8" w:space="0" w:color="4BACC6" w:themeColor="accent5"/>
+        <w:rFonts w:asciiTheme="majorHAnsi" w:hAnsiTheme="majorHAnsi" w:eastAsiaTheme="majorEastAsia" w:cstheme="majorBidi"/>
+        <w:b/>
+        <w:bCs/>
+      </w:rPr>
+      <w:tblPr/>
+      <w:tcPr>
+        <w:tcBorders>
+          <w:top w:val="double" w:color="4BACC6" w:themeColor="accent5" w:sz="6" w:space="0"/>
+          <w:left w:val="single" w:color="4BACC6" w:themeColor="accent5" w:sz="8" w:space="0"/>
+          <w:bottom w:val="single" w:color="4BACC6" w:themeColor="accent5" w:sz="8" w:space="0"/>
+          <w:right w:val="single" w:color="4BACC6" w:themeColor="accent5" w:sz="8" w:space="0"/>
+          <w:insideH w:val="nil"/>
+          <w:insideV w:val="single" w:color="4BACC6" w:themeColor="accent5" w:sz="8" w:space="0"/>
         </w:tcBorders>
       </w:tcPr>
     </w:tblStylePr>
     <w:tblStylePr w:type="firstCol">
       <w:rPr>
-        <w:rFonts w:asciiTheme="majorHAnsi" w:eastAsiaTheme="majorEastAsia" w:hAnsiTheme="majorHAnsi" w:cstheme="majorBidi"/>
+        <w:rFonts w:asciiTheme="majorHAnsi" w:hAnsiTheme="majorHAnsi" w:eastAsiaTheme="majorEastAsia" w:cstheme="majorBidi"/>
         <w:b/>
         <w:bCs/>
       </w:rPr>
     </w:tblStylePr>
     <w:tblStylePr w:type="lastCol">
       <w:rPr>
-        <w:rFonts w:asciiTheme="majorHAnsi" w:eastAsiaTheme="majorEastAsia" w:hAnsiTheme="majorHAnsi" w:cstheme="majorBidi"/>
-        <w:b/>
-        <w:bCs/>
-      </w:rPr>
-      <w:tblPr/>
-      <w:tcPr>
-        <w:tcBorders>
-          <w:top w:val="single" w:sz="8" w:space="0" w:color="4BACC6" w:themeColor="accent5"/>
-          <w:left w:val="single" w:sz="8" w:space="0" w:color="4BACC6" w:themeColor="accent5"/>
-          <w:bottom w:val="single" w:sz="8" w:space="0" w:color="4BACC6" w:themeColor="accent5"/>
-          <w:right w:val="single" w:sz="8" w:space="0" w:color="4BACC6" w:themeColor="accent5"/>
+        <w:rFonts w:asciiTheme="majorHAnsi" w:hAnsiTheme="majorHAnsi" w:eastAsiaTheme="majorEastAsia" w:cstheme="majorBidi"/>
+        <w:b/>
+        <w:bCs/>
+      </w:rPr>
+      <w:tblPr/>
+      <w:tcPr>
+        <w:tcBorders>
+          <w:top w:val="single" w:color="4BACC6" w:themeColor="accent5" w:sz="8" w:space="0"/>
+          <w:left w:val="single" w:color="4BACC6" w:themeColor="accent5" w:sz="8" w:space="0"/>
+          <w:bottom w:val="single" w:color="4BACC6" w:themeColor="accent5" w:sz="8" w:space="0"/>
+          <w:right w:val="single" w:color="4BACC6" w:themeColor="accent5" w:sz="8" w:space="0"/>
         </w:tcBorders>
       </w:tcPr>
     </w:tblStylePr>
@@ -5564,10 +5557,10 @@
       <w:tblPr/>
       <w:tcPr>
         <w:tcBorders>
-          <w:top w:val="single" w:sz="8" w:space="0" w:color="4BACC6" w:themeColor="accent5"/>
-          <w:left w:val="single" w:sz="8" w:space="0" w:color="4BACC6" w:themeColor="accent5"/>
-          <w:bottom w:val="single" w:sz="8" w:space="0" w:color="4BACC6" w:themeColor="accent5"/>
-          <w:right w:val="single" w:sz="8" w:space="0" w:color="4BACC6" w:themeColor="accent5"/>
+          <w:top w:val="single" w:color="4BACC6" w:themeColor="accent5" w:sz="8" w:space="0"/>
+          <w:left w:val="single" w:color="4BACC6" w:themeColor="accent5" w:sz="8" w:space="0"/>
+          <w:bottom w:val="single" w:color="4BACC6" w:themeColor="accent5" w:sz="8" w:space="0"/>
+          <w:right w:val="single" w:color="4BACC6" w:themeColor="accent5" w:sz="8" w:space="0"/>
         </w:tcBorders>
         <w:shd w:val="clear" w:color="auto" w:fill="D2EAF1" w:themeFill="accent5" w:themeFillTint="3F"/>
       </w:tcPr>
@@ -5576,11 +5569,11 @@
       <w:tblPr/>
       <w:tcPr>
         <w:tcBorders>
-          <w:top w:val="single" w:sz="8" w:space="0" w:color="4BACC6" w:themeColor="accent5"/>
-          <w:left w:val="single" w:sz="8" w:space="0" w:color="4BACC6" w:themeColor="accent5"/>
-          <w:bottom w:val="single" w:sz="8" w:space="0" w:color="4BACC6" w:themeColor="accent5"/>
-          <w:right w:val="single" w:sz="8" w:space="0" w:color="4BACC6" w:themeColor="accent5"/>
-          <w:insideV w:val="single" w:sz="8" w:space="0" w:color="4BACC6" w:themeColor="accent5"/>
+          <w:top w:val="single" w:color="4BACC6" w:themeColor="accent5" w:sz="8" w:space="0"/>
+          <w:left w:val="single" w:color="4BACC6" w:themeColor="accent5" w:sz="8" w:space="0"/>
+          <w:bottom w:val="single" w:color="4BACC6" w:themeColor="accent5" w:sz="8" w:space="0"/>
+          <w:right w:val="single" w:color="4BACC6" w:themeColor="accent5" w:sz="8" w:space="0"/>
+          <w:insideV w:val="single" w:color="4BACC6" w:themeColor="accent5" w:sz="8" w:space="0"/>
         </w:tcBorders>
         <w:shd w:val="clear" w:color="auto" w:fill="D2EAF1" w:themeFill="accent5" w:themeFillTint="3F"/>
       </w:tcPr>
@@ -5589,11 +5582,11 @@
       <w:tblPr/>
       <w:tcPr>
         <w:tcBorders>
-          <w:top w:val="single" w:sz="8" w:space="0" w:color="4BACC6" w:themeColor="accent5"/>
-          <w:left w:val="single" w:sz="8" w:space="0" w:color="4BACC6" w:themeColor="accent5"/>
-          <w:bottom w:val="single" w:sz="8" w:space="0" w:color="4BACC6" w:themeColor="accent5"/>
-          <w:right w:val="single" w:sz="8" w:space="0" w:color="4BACC6" w:themeColor="accent5"/>
-          <w:insideV w:val="single" w:sz="8" w:space="0" w:color="4BACC6" w:themeColor="accent5"/>
+          <w:top w:val="single" w:color="4BACC6" w:themeColor="accent5" w:sz="8" w:space="0"/>
+          <w:left w:val="single" w:color="4BACC6" w:themeColor="accent5" w:sz="8" w:space="0"/>
+          <w:bottom w:val="single" w:color="4BACC6" w:themeColor="accent5" w:sz="8" w:space="0"/>
+          <w:right w:val="single" w:color="4BACC6" w:themeColor="accent5" w:sz="8" w:space="0"/>
+          <w:insideV w:val="single" w:color="4BACC6" w:themeColor="accent5" w:sz="8" w:space="0"/>
         </w:tcBorders>
       </w:tcPr>
     </w:tblStylePr>
@@ -5611,12 +5604,12 @@
       <w:tblStyleColBandSize w:val="1"/>
       <w:tblInd w:w="0" w:type="dxa"/>
       <w:tblBorders>
-        <w:top w:val="single" w:sz="8" w:space="0" w:color="F79646" w:themeColor="accent6"/>
-        <w:left w:val="single" w:sz="8" w:space="0" w:color="F79646" w:themeColor="accent6"/>
-        <w:bottom w:val="single" w:sz="8" w:space="0" w:color="F79646" w:themeColor="accent6"/>
-        <w:right w:val="single" w:sz="8" w:space="0" w:color="F79646" w:themeColor="accent6"/>
-        <w:insideH w:val="single" w:sz="8" w:space="0" w:color="F79646" w:themeColor="accent6"/>
-        <w:insideV w:val="single" w:sz="8" w:space="0" w:color="F79646" w:themeColor="accent6"/>
+        <w:top w:val="single" w:color="F79646" w:themeColor="accent6" w:sz="8" w:space="0"/>
+        <w:left w:val="single" w:color="F79646" w:themeColor="accent6" w:sz="8" w:space="0"/>
+        <w:bottom w:val="single" w:color="F79646" w:themeColor="accent6" w:sz="8" w:space="0"/>
+        <w:right w:val="single" w:color="F79646" w:themeColor="accent6" w:sz="8" w:space="0"/>
+        <w:insideH w:val="single" w:color="F79646" w:themeColor="accent6" w:sz="8" w:space="0"/>
+        <w:insideV w:val="single" w:color="F79646" w:themeColor="accent6" w:sz="8" w:space="0"/>
       </w:tblBorders>
       <w:tblCellMar>
         <w:top w:w="0" w:type="dxa"/>
@@ -5630,19 +5623,19 @@
         <w:spacing w:before="0" w:after="0" w:line="240" w:lineRule="auto"/>
       </w:pPr>
       <w:rPr>
-        <w:rFonts w:asciiTheme="majorHAnsi" w:eastAsiaTheme="majorEastAsia" w:hAnsiTheme="majorHAnsi" w:cstheme="majorBidi"/>
-        <w:b/>
-        <w:bCs/>
-      </w:rPr>
-      <w:tblPr/>
-      <w:tcPr>
-        <w:tcBorders>
-          <w:top w:val="single" w:sz="8" w:space="0" w:color="F79646" w:themeColor="accent6"/>
-          <w:left w:val="single" w:sz="8" w:space="0" w:color="F79646" w:themeColor="accent6"/>
-          <w:bottom w:val="single" w:sz="18" w:space="0" w:color="F79646" w:themeColor="accent6"/>
-          <w:right w:val="single" w:sz="8" w:space="0" w:color="F79646" w:themeColor="accent6"/>
-          <w:insideH w:val="nil"/>
-          <w:insideV w:val="single" w:sz="8" w:space="0" w:color="F79646" w:themeColor="accent6"/>
+        <w:rFonts w:asciiTheme="majorHAnsi" w:hAnsiTheme="majorHAnsi" w:eastAsiaTheme="majorEastAsia" w:cstheme="majorBidi"/>
+        <w:b/>
+        <w:bCs/>
+      </w:rPr>
+      <w:tblPr/>
+      <w:tcPr>
+        <w:tcBorders>
+          <w:top w:val="single" w:color="F79646" w:themeColor="accent6" w:sz="8" w:space="0"/>
+          <w:left w:val="single" w:color="F79646" w:themeColor="accent6" w:sz="8" w:space="0"/>
+          <w:bottom w:val="single" w:color="F79646" w:themeColor="accent6" w:sz="18" w:space="0"/>
+          <w:right w:val="single" w:color="F79646" w:themeColor="accent6" w:sz="8" w:space="0"/>
+          <w:insideH w:val="nil"/>
+          <w:insideV w:val="single" w:color="F79646" w:themeColor="accent6" w:sz="8" w:space="0"/>
         </w:tcBorders>
       </w:tcPr>
     </w:tblStylePr>
@@ -5651,42 +5644,42 @@
         <w:spacing w:before="0" w:after="0" w:line="240" w:lineRule="auto"/>
       </w:pPr>
       <w:rPr>
-        <w:rFonts w:asciiTheme="majorHAnsi" w:eastAsiaTheme="majorEastAsia" w:hAnsiTheme="majorHAnsi" w:cstheme="majorBidi"/>
-        <w:b/>
-        <w:bCs/>
-      </w:rPr>
-      <w:tblPr/>
-      <w:tcPr>
-        <w:tcBorders>
-          <w:top w:val="double" w:sz="6" w:space="0" w:color="F79646" w:themeColor="accent6"/>
-          <w:left w:val="single" w:sz="8" w:space="0" w:color="F79646" w:themeColor="accent6"/>
-          <w:bottom w:val="single" w:sz="8" w:space="0" w:color="F79646" w:themeColor="accent6"/>
-          <w:right w:val="single" w:sz="8" w:space="0" w:color="F79646" w:themeColor="accent6"/>
-          <w:insideH w:val="nil"/>
-          <w:insideV w:val="single" w:sz="8" w:space="0" w:color="F79646" w:themeColor="accent6"/>
+        <w:rFonts w:asciiTheme="majorHAnsi" w:hAnsiTheme="majorHAnsi" w:eastAsiaTheme="majorEastAsia" w:cstheme="majorBidi"/>
+        <w:b/>
+        <w:bCs/>
+      </w:rPr>
+      <w:tblPr/>
+      <w:tcPr>
+        <w:tcBorders>
+          <w:top w:val="double" w:color="F79646" w:themeColor="accent6" w:sz="6" w:space="0"/>
+          <w:left w:val="single" w:color="F79646" w:themeColor="accent6" w:sz="8" w:space="0"/>
+          <w:bottom w:val="single" w:color="F79646" w:themeColor="accent6" w:sz="8" w:space="0"/>
+          <w:right w:val="single" w:color="F79646" w:themeColor="accent6" w:sz="8" w:space="0"/>
+          <w:insideH w:val="nil"/>
+          <w:insideV w:val="single" w:color="F79646" w:themeColor="accent6" w:sz="8" w:space="0"/>
         </w:tcBorders>
       </w:tcPr>
     </w:tblStylePr>
     <w:tblStylePr w:type="firstCol">
       <w:rPr>
-        <w:rFonts w:asciiTheme="majorHAnsi" w:eastAsiaTheme="majorEastAsia" w:hAnsiTheme="majorHAnsi" w:cstheme="majorBidi"/>
+        <w:rFonts w:asciiTheme="majorHAnsi" w:hAnsiTheme="majorHAnsi" w:eastAsiaTheme="majorEastAsia" w:cstheme="majorBidi"/>
         <w:b/>
         <w:bCs/>
       </w:rPr>
     </w:tblStylePr>
     <w:tblStylePr w:type="lastCol">
       <w:rPr>
-        <w:rFonts w:asciiTheme="majorHAnsi" w:eastAsiaTheme="majorEastAsia" w:hAnsiTheme="majorHAnsi" w:cstheme="majorBidi"/>
-        <w:b/>
-        <w:bCs/>
-      </w:rPr>
-      <w:tblPr/>
-      <w:tcPr>
-        <w:tcBorders>
-          <w:top w:val="single" w:sz="8" w:space="0" w:color="F79646" w:themeColor="accent6"/>
-          <w:left w:val="single" w:sz="8" w:space="0" w:color="F79646" w:themeColor="accent6"/>
-          <w:bottom w:val="single" w:sz="8" w:space="0" w:color="F79646" w:themeColor="accent6"/>
-          <w:right w:val="single" w:sz="8" w:space="0" w:color="F79646" w:themeColor="accent6"/>
+        <w:rFonts w:asciiTheme="majorHAnsi" w:hAnsiTheme="majorHAnsi" w:eastAsiaTheme="majorEastAsia" w:cstheme="majorBidi"/>
+        <w:b/>
+        <w:bCs/>
+      </w:rPr>
+      <w:tblPr/>
+      <w:tcPr>
+        <w:tcBorders>
+          <w:top w:val="single" w:color="F79646" w:themeColor="accent6" w:sz="8" w:space="0"/>
+          <w:left w:val="single" w:color="F79646" w:themeColor="accent6" w:sz="8" w:space="0"/>
+          <w:bottom w:val="single" w:color="F79646" w:themeColor="accent6" w:sz="8" w:space="0"/>
+          <w:right w:val="single" w:color="F79646" w:themeColor="accent6" w:sz="8" w:space="0"/>
         </w:tcBorders>
       </w:tcPr>
     </w:tblStylePr>
@@ -5694,10 +5687,10 @@
       <w:tblPr/>
       <w:tcPr>
         <w:tcBorders>
-          <w:top w:val="single" w:sz="8" w:space="0" w:color="F79646" w:themeColor="accent6"/>
-          <w:left w:val="single" w:sz="8" w:space="0" w:color="F79646" w:themeColor="accent6"/>
-          <w:bottom w:val="single" w:sz="8" w:space="0" w:color="F79646" w:themeColor="accent6"/>
-          <w:right w:val="single" w:sz="8" w:space="0" w:color="F79646" w:themeColor="accent6"/>
+          <w:top w:val="single" w:color="F79646" w:themeColor="accent6" w:sz="8" w:space="0"/>
+          <w:left w:val="single" w:color="F79646" w:themeColor="accent6" w:sz="8" w:space="0"/>
+          <w:bottom w:val="single" w:color="F79646" w:themeColor="accent6" w:sz="8" w:space="0"/>
+          <w:right w:val="single" w:color="F79646" w:themeColor="accent6" w:sz="8" w:space="0"/>
         </w:tcBorders>
         <w:shd w:val="clear" w:color="auto" w:fill="FDE4D0" w:themeFill="accent6" w:themeFillTint="3F"/>
       </w:tcPr>
@@ -5706,11 +5699,11 @@
       <w:tblPr/>
       <w:tcPr>
         <w:tcBorders>
-          <w:top w:val="single" w:sz="8" w:space="0" w:color="F79646" w:themeColor="accent6"/>
-          <w:left w:val="single" w:sz="8" w:space="0" w:color="F79646" w:themeColor="accent6"/>
-          <w:bottom w:val="single" w:sz="8" w:space="0" w:color="F79646" w:themeColor="accent6"/>
-          <w:right w:val="single" w:sz="8" w:space="0" w:color="F79646" w:themeColor="accent6"/>
-          <w:insideV w:val="single" w:sz="8" w:space="0" w:color="F79646" w:themeColor="accent6"/>
+          <w:top w:val="single" w:color="F79646" w:themeColor="accent6" w:sz="8" w:space="0"/>
+          <w:left w:val="single" w:color="F79646" w:themeColor="accent6" w:sz="8" w:space="0"/>
+          <w:bottom w:val="single" w:color="F79646" w:themeColor="accent6" w:sz="8" w:space="0"/>
+          <w:right w:val="single" w:color="F79646" w:themeColor="accent6" w:sz="8" w:space="0"/>
+          <w:insideV w:val="single" w:color="F79646" w:themeColor="accent6" w:sz="8" w:space="0"/>
         </w:tcBorders>
         <w:shd w:val="clear" w:color="auto" w:fill="FDE4D0" w:themeFill="accent6" w:themeFillTint="3F"/>
       </w:tcPr>
@@ -5719,11 +5712,11 @@
       <w:tblPr/>
       <w:tcPr>
         <w:tcBorders>
-          <w:top w:val="single" w:sz="8" w:space="0" w:color="F79646" w:themeColor="accent6"/>
-          <w:left w:val="single" w:sz="8" w:space="0" w:color="F79646" w:themeColor="accent6"/>
-          <w:bottom w:val="single" w:sz="8" w:space="0" w:color="F79646" w:themeColor="accent6"/>
-          <w:right w:val="single" w:sz="8" w:space="0" w:color="F79646" w:themeColor="accent6"/>
-          <w:insideV w:val="single" w:sz="8" w:space="0" w:color="F79646" w:themeColor="accent6"/>
+          <w:top w:val="single" w:color="F79646" w:themeColor="accent6" w:sz="8" w:space="0"/>
+          <w:left w:val="single" w:color="F79646" w:themeColor="accent6" w:sz="8" w:space="0"/>
+          <w:bottom w:val="single" w:color="F79646" w:themeColor="accent6" w:sz="8" w:space="0"/>
+          <w:right w:val="single" w:color="F79646" w:themeColor="accent6" w:sz="8" w:space="0"/>
+          <w:insideV w:val="single" w:color="F79646" w:themeColor="accent6" w:sz="8" w:space="0"/>
         </w:tcBorders>
       </w:tcPr>
     </w:tblStylePr>
@@ -5741,11 +5734,11 @@
       <w:tblStyleColBandSize w:val="1"/>
       <w:tblInd w:w="0" w:type="dxa"/>
       <w:tblBorders>
-        <w:top w:val="single" w:sz="8" w:space="0" w:color="404040" w:themeColor="text1" w:themeTint="BF"/>
-        <w:left w:val="single" w:sz="8" w:space="0" w:color="404040" w:themeColor="text1" w:themeTint="BF"/>
-        <w:bottom w:val="single" w:sz="8" w:space="0" w:color="404040" w:themeColor="text1" w:themeTint="BF"/>
-        <w:right w:val="single" w:sz="8" w:space="0" w:color="404040" w:themeColor="text1" w:themeTint="BF"/>
-        <w:insideH w:val="single" w:sz="8" w:space="0" w:color="404040" w:themeColor="text1" w:themeTint="BF"/>
+        <w:top w:val="single" w:color="404040" w:themeColor="text1" w:themeTint="BF" w:sz="8" w:space="0"/>
+        <w:left w:val="single" w:color="404040" w:themeColor="text1" w:themeTint="BF" w:sz="8" w:space="0"/>
+        <w:bottom w:val="single" w:color="404040" w:themeColor="text1" w:themeTint="BF" w:sz="8" w:space="0"/>
+        <w:right w:val="single" w:color="404040" w:themeColor="text1" w:themeTint="BF" w:sz="8" w:space="0"/>
+        <w:insideH w:val="single" w:color="404040" w:themeColor="text1" w:themeTint="BF" w:sz="8" w:space="0"/>
       </w:tblBorders>
       <w:tblCellMar>
         <w:top w:w="0" w:type="dxa"/>
@@ -5766,10 +5759,10 @@
       <w:tblPr/>
       <w:tcPr>
         <w:tcBorders>
-          <w:top w:val="single" w:sz="8" w:space="0" w:color="404040" w:themeColor="text1" w:themeTint="BF"/>
-          <w:left w:val="single" w:sz="8" w:space="0" w:color="404040" w:themeColor="text1" w:themeTint="BF"/>
-          <w:bottom w:val="single" w:sz="8" w:space="0" w:color="404040" w:themeColor="text1" w:themeTint="BF"/>
-          <w:right w:val="single" w:sz="8" w:space="0" w:color="404040" w:themeColor="text1" w:themeTint="BF"/>
+          <w:top w:val="single" w:color="404040" w:themeColor="text1" w:themeTint="BF" w:sz="8" w:space="0"/>
+          <w:left w:val="single" w:color="404040" w:themeColor="text1" w:themeTint="BF" w:sz="8" w:space="0"/>
+          <w:bottom w:val="single" w:color="404040" w:themeColor="text1" w:themeTint="BF" w:sz="8" w:space="0"/>
+          <w:right w:val="single" w:color="404040" w:themeColor="text1" w:themeTint="BF" w:sz="8" w:space="0"/>
           <w:insideH w:val="nil"/>
           <w:insideV w:val="nil"/>
         </w:tcBorders>
@@ -5787,10 +5780,10 @@
       <w:tblPr/>
       <w:tcPr>
         <w:tcBorders>
-          <w:top w:val="double" w:sz="6" w:space="0" w:color="404040" w:themeColor="text1" w:themeTint="BF"/>
-          <w:left w:val="single" w:sz="8" w:space="0" w:color="404040" w:themeColor="text1" w:themeTint="BF"/>
-          <w:bottom w:val="single" w:sz="8" w:space="0" w:color="404040" w:themeColor="text1" w:themeTint="BF"/>
-          <w:right w:val="single" w:sz="8" w:space="0" w:color="404040" w:themeColor="text1" w:themeTint="BF"/>
+          <w:top w:val="double" w:color="404040" w:themeColor="text1" w:themeTint="BF" w:sz="6" w:space="0"/>
+          <w:left w:val="single" w:color="404040" w:themeColor="text1" w:themeTint="BF" w:sz="8" w:space="0"/>
+          <w:bottom w:val="single" w:color="404040" w:themeColor="text1" w:themeTint="BF" w:sz="8" w:space="0"/>
+          <w:right w:val="single" w:color="404040" w:themeColor="text1" w:themeTint="BF" w:sz="8" w:space="0"/>
           <w:insideH w:val="nil"/>
           <w:insideV w:val="nil"/>
         </w:tcBorders>
@@ -5847,11 +5840,11 @@
       <w:tblStyleColBandSize w:val="1"/>
       <w:tblInd w:w="0" w:type="dxa"/>
       <w:tblBorders>
-        <w:top w:val="single" w:sz="8" w:space="0" w:color="7BA0CD" w:themeColor="accent1" w:themeTint="BF"/>
-        <w:left w:val="single" w:sz="8" w:space="0" w:color="7BA0CD" w:themeColor="accent1" w:themeTint="BF"/>
-        <w:bottom w:val="single" w:sz="8" w:space="0" w:color="7BA0CD" w:themeColor="accent1" w:themeTint="BF"/>
-        <w:right w:val="single" w:sz="8" w:space="0" w:color="7BA0CD" w:themeColor="accent1" w:themeTint="BF"/>
-        <w:insideH w:val="single" w:sz="8" w:space="0" w:color="7BA0CD" w:themeColor="accent1" w:themeTint="BF"/>
+        <w:top w:val="single" w:color="7BA0CD" w:themeColor="accent1" w:themeTint="BF" w:sz="8" w:space="0"/>
+        <w:left w:val="single" w:color="7BA0CD" w:themeColor="accent1" w:themeTint="BF" w:sz="8" w:space="0"/>
+        <w:bottom w:val="single" w:color="7BA0CD" w:themeColor="accent1" w:themeTint="BF" w:sz="8" w:space="0"/>
+        <w:right w:val="single" w:color="7BA0CD" w:themeColor="accent1" w:themeTint="BF" w:sz="8" w:space="0"/>
+        <w:insideH w:val="single" w:color="7BA0CD" w:themeColor="accent1" w:themeTint="BF" w:sz="8" w:space="0"/>
       </w:tblBorders>
       <w:tblCellMar>
         <w:top w:w="0" w:type="dxa"/>
@@ -5872,10 +5865,10 @@
       <w:tblPr/>
       <w:tcPr>
         <w:tcBorders>
-          <w:top w:val="single" w:sz="8" w:space="0" w:color="7BA0CD" w:themeColor="accent1" w:themeTint="BF"/>
-          <w:left w:val="single" w:sz="8" w:space="0" w:color="7BA0CD" w:themeColor="accent1" w:themeTint="BF"/>
-          <w:bottom w:val="single" w:sz="8" w:space="0" w:color="7BA0CD" w:themeColor="accent1" w:themeTint="BF"/>
-          <w:right w:val="single" w:sz="8" w:space="0" w:color="7BA0CD" w:themeColor="accent1" w:themeTint="BF"/>
+          <w:top w:val="single" w:color="7BA0CD" w:themeColor="accent1" w:themeTint="BF" w:sz="8" w:space="0"/>
+          <w:left w:val="single" w:color="7BA0CD" w:themeColor="accent1" w:themeTint="BF" w:sz="8" w:space="0"/>
+          <w:bottom w:val="single" w:color="7BA0CD" w:themeColor="accent1" w:themeTint="BF" w:sz="8" w:space="0"/>
+          <w:right w:val="single" w:color="7BA0CD" w:themeColor="accent1" w:themeTint="BF" w:sz="8" w:space="0"/>
           <w:insideH w:val="nil"/>
           <w:insideV w:val="nil"/>
         </w:tcBorders>
@@ -5893,10 +5886,10 @@
       <w:tblPr/>
       <w:tcPr>
         <w:tcBorders>
-          <w:top w:val="double" w:sz="6" w:space="0" w:color="7BA0CD" w:themeColor="accent1" w:themeTint="BF"/>
-          <w:left w:val="single" w:sz="8" w:space="0" w:color="7BA0CD" w:themeColor="accent1" w:themeTint="BF"/>
-          <w:bottom w:val="single" w:sz="8" w:space="0" w:color="7BA0CD" w:themeColor="accent1" w:themeTint="BF"/>
-          <w:right w:val="single" w:sz="8" w:space="0" w:color="7BA0CD" w:themeColor="accent1" w:themeTint="BF"/>
+          <w:top w:val="double" w:color="7BA0CD" w:themeColor="accent1" w:themeTint="BF" w:sz="6" w:space="0"/>
+          <w:left w:val="single" w:color="7BA0CD" w:themeColor="accent1" w:themeTint="BF" w:sz="8" w:space="0"/>
+          <w:bottom w:val="single" w:color="7BA0CD" w:themeColor="accent1" w:themeTint="BF" w:sz="8" w:space="0"/>
+          <w:right w:val="single" w:color="7BA0CD" w:themeColor="accent1" w:themeTint="BF" w:sz="8" w:space="0"/>
           <w:insideH w:val="nil"/>
           <w:insideV w:val="nil"/>
         </w:tcBorders>
@@ -5953,11 +5946,11 @@
       <w:tblStyleColBandSize w:val="1"/>
       <w:tblInd w:w="0" w:type="dxa"/>
       <w:tblBorders>
-        <w:top w:val="single" w:sz="8" w:space="0" w:color="CF7B79" w:themeColor="accent2" w:themeTint="BF"/>
-        <w:left w:val="single" w:sz="8" w:space="0" w:color="CF7B79" w:themeColor="accent2" w:themeTint="BF"/>
-        <w:bottom w:val="single" w:sz="8" w:space="0" w:color="CF7B79" w:themeColor="accent2" w:themeTint="BF"/>
-        <w:right w:val="single" w:sz="8" w:space="0" w:color="CF7B79" w:themeColor="accent2" w:themeTint="BF"/>
-        <w:insideH w:val="single" w:sz="8" w:space="0" w:color="CF7B79" w:themeColor="accent2" w:themeTint="BF"/>
+        <w:top w:val="single" w:color="CF7B79" w:themeColor="accent2" w:themeTint="BF" w:sz="8" w:space="0"/>
+        <w:left w:val="single" w:color="CF7B79" w:themeColor="accent2" w:themeTint="BF" w:sz="8" w:space="0"/>
+        <w:bottom w:val="single" w:color="CF7B79" w:themeColor="accent2" w:themeTint="BF" w:sz="8" w:space="0"/>
+        <w:right w:val="single" w:color="CF7B79" w:themeColor="accent2" w:themeTint="BF" w:sz="8" w:space="0"/>
+        <w:insideH w:val="single" w:color="CF7B79" w:themeColor="accent2" w:themeTint="BF" w:sz="8" w:space="0"/>
       </w:tblBorders>
       <w:tblCellMar>
         <w:top w:w="0" w:type="dxa"/>
@@ -5978,10 +5971,10 @@
       <w:tblPr/>
       <w:tcPr>
         <w:tcBorders>
-          <w:top w:val="single" w:sz="8" w:space="0" w:color="CF7B79" w:themeColor="accent2" w:themeTint="BF"/>
-          <w:left w:val="single" w:sz="8" w:space="0" w:color="CF7B79" w:themeColor="accent2" w:themeTint="BF"/>
-          <w:bottom w:val="single" w:sz="8" w:space="0" w:color="CF7B79" w:themeColor="accent2" w:themeTint="BF"/>
-          <w:right w:val="single" w:sz="8" w:space="0" w:color="CF7B79" w:themeColor="accent2" w:themeTint="BF"/>
+          <w:top w:val="single" w:color="CF7B79" w:themeColor="accent2" w:themeTint="BF" w:sz="8" w:space="0"/>
+          <w:left w:val="single" w:color="CF7B79" w:themeColor="accent2" w:themeTint="BF" w:sz="8" w:space="0"/>
+          <w:bottom w:val="single" w:color="CF7B79" w:themeColor="accent2" w:themeTint="BF" w:sz="8" w:space="0"/>
+          <w:right w:val="single" w:color="CF7B79" w:themeColor="accent2" w:themeTint="BF" w:sz="8" w:space="0"/>
           <w:insideH w:val="nil"/>
           <w:insideV w:val="nil"/>
         </w:tcBorders>
@@ -5999,10 +5992,10 @@
       <w:tblPr/>
       <w:tcPr>
         <w:tcBorders>
-          <w:top w:val="double" w:sz="6" w:space="0" w:color="CF7B79" w:themeColor="accent2" w:themeTint="BF"/>
-          <w:left w:val="single" w:sz="8" w:space="0" w:color="CF7B79" w:themeColor="accent2" w:themeTint="BF"/>
-          <w:bottom w:val="single" w:sz="8" w:space="0" w:color="CF7B79" w:themeColor="accent2" w:themeTint="BF"/>
-          <w:right w:val="single" w:sz="8" w:space="0" w:color="CF7B79" w:themeColor="accent2" w:themeTint="BF"/>
+          <w:top w:val="double" w:color="CF7B79" w:themeColor="accent2" w:themeTint="BF" w:sz="6" w:space="0"/>
+          <w:left w:val="single" w:color="CF7B79" w:themeColor="accent2" w:themeTint="BF" w:sz="8" w:space="0"/>
+          <w:bottom w:val="single" w:color="CF7B79" w:themeColor="accent2" w:themeTint="BF" w:sz="8" w:space="0"/>
+          <w:right w:val="single" w:color="CF7B79" w:themeColor="accent2" w:themeTint="BF" w:sz="8" w:space="0"/>
           <w:insideH w:val="nil"/>
           <w:insideV w:val="nil"/>
         </w:tcBorders>
@@ -6059,11 +6052,11 @@
       <w:tblStyleColBandSize w:val="1"/>
       <w:tblInd w:w="0" w:type="dxa"/>
       <w:tblBorders>
-        <w:top w:val="single" w:sz="8" w:space="0" w:color="B3CC82" w:themeColor="accent3" w:themeTint="BF"/>
-        <w:left w:val="single" w:sz="8" w:space="0" w:color="B3CC82" w:themeColor="accent3" w:themeTint="BF"/>
-        <w:bottom w:val="single" w:sz="8" w:space="0" w:color="B3CC82" w:themeColor="accent3" w:themeTint="BF"/>
-        <w:right w:val="single" w:sz="8" w:space="0" w:color="B3CC82" w:themeColor="accent3" w:themeTint="BF"/>
-        <w:insideH w:val="single" w:sz="8" w:space="0" w:color="B3CC82" w:themeColor="accent3" w:themeTint="BF"/>
+        <w:top w:val="single" w:color="B3CC82" w:themeColor="accent3" w:themeTint="BF" w:sz="8" w:space="0"/>
+        <w:left w:val="single" w:color="B3CC82" w:themeColor="accent3" w:themeTint="BF" w:sz="8" w:space="0"/>
+        <w:bottom w:val="single" w:color="B3CC82" w:themeColor="accent3" w:themeTint="BF" w:sz="8" w:space="0"/>
+        <w:right w:val="single" w:color="B3CC82" w:themeColor="accent3" w:themeTint="BF" w:sz="8" w:space="0"/>
+        <w:insideH w:val="single" w:color="B3CC82" w:themeColor="accent3" w:themeTint="BF" w:sz="8" w:space="0"/>
       </w:tblBorders>
       <w:tblCellMar>
         <w:top w:w="0" w:type="dxa"/>
@@ -6084,10 +6077,10 @@
       <w:tblPr/>
       <w:tcPr>
         <w:tcBorders>
-          <w:top w:val="single" w:sz="8" w:space="0" w:color="B3CC82" w:themeColor="accent3" w:themeTint="BF"/>
-          <w:left w:val="single" w:sz="8" w:space="0" w:color="B3CC82" w:themeColor="accent3" w:themeTint="BF"/>
-          <w:bottom w:val="single" w:sz="8" w:space="0" w:color="B3CC82" w:themeColor="accent3" w:themeTint="BF"/>
-          <w:right w:val="single" w:sz="8" w:space="0" w:color="B3CC82" w:themeColor="accent3" w:themeTint="BF"/>
+          <w:top w:val="single" w:color="B3CC82" w:themeColor="accent3" w:themeTint="BF" w:sz="8" w:space="0"/>
+          <w:left w:val="single" w:color="B3CC82" w:themeColor="accent3" w:themeTint="BF" w:sz="8" w:space="0"/>
+          <w:bottom w:val="single" w:color="B3CC82" w:themeColor="accent3" w:themeTint="BF" w:sz="8" w:space="0"/>
+          <w:right w:val="single" w:color="B3CC82" w:themeColor="accent3" w:themeTint="BF" w:sz="8" w:space="0"/>
           <w:insideH w:val="nil"/>
           <w:insideV w:val="nil"/>
         </w:tcBorders>
@@ -6105,10 +6098,10 @@
       <w:tblPr/>
       <w:tcPr>
         <w:tcBorders>
-          <w:top w:val="double" w:sz="6" w:space="0" w:color="B3CC82" w:themeColor="accent3" w:themeTint="BF"/>
-          <w:left w:val="single" w:sz="8" w:space="0" w:color="B3CC82" w:themeColor="accent3" w:themeTint="BF"/>
-          <w:bottom w:val="single" w:sz="8" w:space="0" w:color="B3CC82" w:themeColor="accent3" w:themeTint="BF"/>
-          <w:right w:val="single" w:sz="8" w:space="0" w:color="B3CC82" w:themeColor="accent3" w:themeTint="BF"/>
+          <w:top w:val="double" w:color="B3CC82" w:themeColor="accent3" w:themeTint="BF" w:sz="6" w:space="0"/>
+          <w:left w:val="single" w:color="B3CC82" w:themeColor="accent3" w:themeTint="BF" w:sz="8" w:space="0"/>
+          <w:bottom w:val="single" w:color="B3CC82" w:themeColor="accent3" w:themeTint="BF" w:sz="8" w:space="0"/>
+          <w:right w:val="single" w:color="B3CC82" w:themeColor="accent3" w:themeTint="BF" w:sz="8" w:space="0"/>
           <w:insideH w:val="nil"/>
           <w:insideV w:val="nil"/>
         </w:tcBorders>
@@ -6165,11 +6158,11 @@
       <w:tblStyleColBandSize w:val="1"/>
       <w:tblInd w:w="0" w:type="dxa"/>
       <w:tblBorders>
-        <w:top w:val="single" w:sz="8" w:space="0" w:color="9F8AB9" w:themeColor="accent4" w:themeTint="BF"/>
-        <w:left w:val="single" w:sz="8" w:space="0" w:color="9F8AB9" w:themeColor="accent4" w:themeTint="BF"/>
-        <w:bottom w:val="single" w:sz="8" w:space="0" w:color="9F8AB9" w:themeColor="accent4" w:themeTint="BF"/>
-        <w:right w:val="single" w:sz="8" w:space="0" w:color="9F8AB9" w:themeColor="accent4" w:themeTint="BF"/>
-        <w:insideH w:val="single" w:sz="8" w:space="0" w:color="9F8AB9" w:themeColor="accent4" w:themeTint="BF"/>
+        <w:top w:val="single" w:color="9F8AB9" w:themeColor="accent4" w:themeTint="BF" w:sz="8" w:space="0"/>
+        <w:left w:val="single" w:color="9F8AB9" w:themeColor="accent4" w:themeTint="BF" w:sz="8" w:space="0"/>
+        <w:bottom w:val="single" w:color="9F8AB9" w:themeColor="accent4" w:themeTint="BF" w:sz="8" w:space="0"/>
+        <w:right w:val="single" w:color="9F8AB9" w:themeColor="accent4" w:themeTint="BF" w:sz="8" w:space="0"/>
+        <w:insideH w:val="single" w:color="9F8AB9" w:themeColor="accent4" w:themeTint="BF" w:sz="8" w:space="0"/>
       </w:tblBorders>
       <w:tblCellMar>
         <w:top w:w="0" w:type="dxa"/>
@@ -6190,10 +6183,10 @@
       <w:tblPr/>
       <w:tcPr>
         <w:tcBorders>
-          <w:top w:val="single" w:sz="8" w:space="0" w:color="9F8AB9" w:themeColor="accent4" w:themeTint="BF"/>
-          <w:left w:val="single" w:sz="8" w:space="0" w:color="9F8AB9" w:themeColor="accent4" w:themeTint="BF"/>
-          <w:bottom w:val="single" w:sz="8" w:space="0" w:color="9F8AB9" w:themeColor="accent4" w:themeTint="BF"/>
-          <w:right w:val="single" w:sz="8" w:space="0" w:color="9F8AB9" w:themeColor="accent4" w:themeTint="BF"/>
+          <w:top w:val="single" w:color="9F8AB9" w:themeColor="accent4" w:themeTint="BF" w:sz="8" w:space="0"/>
+          <w:left w:val="single" w:color="9F8AB9" w:themeColor="accent4" w:themeTint="BF" w:sz="8" w:space="0"/>
+          <w:bottom w:val="single" w:color="9F8AB9" w:themeColor="accent4" w:themeTint="BF" w:sz="8" w:space="0"/>
+          <w:right w:val="single" w:color="9F8AB9" w:themeColor="accent4" w:themeTint="BF" w:sz="8" w:space="0"/>
           <w:insideH w:val="nil"/>
           <w:insideV w:val="nil"/>
         </w:tcBorders>
@@ -6211,10 +6204,10 @@
       <w:tblPr/>
       <w:tcPr>
         <w:tcBorders>
-          <w:top w:val="double" w:sz="6" w:space="0" w:color="9F8AB9" w:themeColor="accent4" w:themeTint="BF"/>
-          <w:left w:val="single" w:sz="8" w:space="0" w:color="9F8AB9" w:themeColor="accent4" w:themeTint="BF"/>
-          <w:bottom w:val="single" w:sz="8" w:space="0" w:color="9F8AB9" w:themeColor="accent4" w:themeTint="BF"/>
-          <w:right w:val="single" w:sz="8" w:space="0" w:color="9F8AB9" w:themeColor="accent4" w:themeTint="BF"/>
+          <w:top w:val="double" w:color="9F8AB9" w:themeColor="accent4" w:themeTint="BF" w:sz="6" w:space="0"/>
+          <w:left w:val="single" w:color="9F8AB9" w:themeColor="accent4" w:themeTint="BF" w:sz="8" w:space="0"/>
+          <w:bottom w:val="single" w:color="9F8AB9" w:themeColor="accent4" w:themeTint="BF" w:sz="8" w:space="0"/>
+          <w:right w:val="single" w:color="9F8AB9" w:themeColor="accent4" w:themeTint="BF" w:sz="8" w:space="0"/>
           <w:insideH w:val="nil"/>
           <w:insideV w:val="nil"/>
         </w:tcBorders>
@@ -6271,11 +6264,11 @@
       <w:tblStyleColBandSize w:val="1"/>
       <w:tblInd w:w="0" w:type="dxa"/>
       <w:tblBorders>
-        <w:top w:val="single" w:sz="8" w:space="0" w:color="78C0D4" w:themeColor="accent5" w:themeTint="BF"/>
-        <w:left w:val="single" w:sz="8" w:space="0" w:color="78C0D4" w:themeColor="accent5" w:themeTint="BF"/>
-        <w:bottom w:val="single" w:sz="8" w:space="0" w:color="78C0D4" w:themeColor="accent5" w:themeTint="BF"/>
-        <w:right w:val="single" w:sz="8" w:space="0" w:color="78C0D4" w:themeColor="accent5" w:themeTint="BF"/>
-        <w:insideH w:val="single" w:sz="8" w:space="0" w:color="78C0D4" w:themeColor="accent5" w:themeTint="BF"/>
+        <w:top w:val="single" w:color="78C0D4" w:themeColor="accent5" w:themeTint="BF" w:sz="8" w:space="0"/>
+        <w:left w:val="single" w:color="78C0D4" w:themeColor="accent5" w:themeTint="BF" w:sz="8" w:space="0"/>
+        <w:bottom w:val="single" w:color="78C0D4" w:themeColor="accent5" w:themeTint="BF" w:sz="8" w:space="0"/>
+        <w:right w:val="single" w:color="78C0D4" w:themeColor="accent5" w:themeTint="BF" w:sz="8" w:space="0"/>
+        <w:insideH w:val="single" w:color="78C0D4" w:themeColor="accent5" w:themeTint="BF" w:sz="8" w:space="0"/>
       </w:tblBorders>
       <w:tblCellMar>
         <w:top w:w="0" w:type="dxa"/>
@@ -6296,10 +6289,10 @@
       <w:tblPr/>
       <w:tcPr>
         <w:tcBorders>
-          <w:top w:val="single" w:sz="8" w:space="0" w:color="78C0D4" w:themeColor="accent5" w:themeTint="BF"/>
-          <w:left w:val="single" w:sz="8" w:space="0" w:color="78C0D4" w:themeColor="accent5" w:themeTint="BF"/>
-          <w:bottom w:val="single" w:sz="8" w:space="0" w:color="78C0D4" w:themeColor="accent5" w:themeTint="BF"/>
-          <w:right w:val="single" w:sz="8" w:space="0" w:color="78C0D4" w:themeColor="accent5" w:themeTint="BF"/>
+          <w:top w:val="single" w:color="78C0D4" w:themeColor="accent5" w:themeTint="BF" w:sz="8" w:space="0"/>
+          <w:left w:val="single" w:color="78C0D4" w:themeColor="accent5" w:themeTint="BF" w:sz="8" w:space="0"/>
+          <w:bottom w:val="single" w:color="78C0D4" w:themeColor="accent5" w:themeTint="BF" w:sz="8" w:space="0"/>
+          <w:right w:val="single" w:color="78C0D4" w:themeColor="accent5" w:themeTint="BF" w:sz="8" w:space="0"/>
           <w:insideH w:val="nil"/>
           <w:insideV w:val="nil"/>
         </w:tcBorders>
@@ -6317,10 +6310,10 @@
       <w:tblPr/>
       <w:tcPr>
         <w:tcBorders>
-          <w:top w:val="double" w:sz="6" w:space="0" w:color="78C0D4" w:themeColor="accent5" w:themeTint="BF"/>
-          <w:left w:val="single" w:sz="8" w:space="0" w:color="78C0D4" w:themeColor="accent5" w:themeTint="BF"/>
-          <w:bottom w:val="single" w:sz="8" w:space="0" w:color="78C0D4" w:themeColor="accent5" w:themeTint="BF"/>
-          <w:right w:val="single" w:sz="8" w:space="0" w:color="78C0D4" w:themeColor="accent5" w:themeTint="BF"/>
+          <w:top w:val="double" w:color="78C0D4" w:themeColor="accent5" w:themeTint="BF" w:sz="6" w:space="0"/>
+          <w:left w:val="single" w:color="78C0D4" w:themeColor="accent5" w:themeTint="BF" w:sz="8" w:space="0"/>
+          <w:bottom w:val="single" w:color="78C0D4" w:themeColor="accent5" w:themeTint="BF" w:sz="8" w:space="0"/>
+          <w:right w:val="single" w:color="78C0D4" w:themeColor="accent5" w:themeTint="BF" w:sz="8" w:space="0"/>
           <w:insideH w:val="nil"/>
           <w:insideV w:val="nil"/>
         </w:tcBorders>
@@ -6377,11 +6370,11 @@
       <w:tblStyleColBandSize w:val="1"/>
       <w:tblInd w:w="0" w:type="dxa"/>
       <w:tblBorders>
-        <w:top w:val="single" w:sz="8" w:space="0" w:color="F9B074" w:themeColor="accent6" w:themeTint="BF"/>
-        <w:left w:val="single" w:sz="8" w:space="0" w:color="F9B074" w:themeColor="accent6" w:themeTint="BF"/>
-        <w:bottom w:val="single" w:sz="8" w:space="0" w:color="F9B074" w:themeColor="accent6" w:themeTint="BF"/>
-        <w:right w:val="single" w:sz="8" w:space="0" w:color="F9B074" w:themeColor="accent6" w:themeTint="BF"/>
-        <w:insideH w:val="single" w:sz="8" w:space="0" w:color="F9B074" w:themeColor="accent6" w:themeTint="BF"/>
+        <w:top w:val="single" w:color="F9B074" w:themeColor="accent6" w:themeTint="BF" w:sz="8" w:space="0"/>
+        <w:left w:val="single" w:color="F9B074" w:themeColor="accent6" w:themeTint="BF" w:sz="8" w:space="0"/>
+        <w:bottom w:val="single" w:color="F9B074" w:themeColor="accent6" w:themeTint="BF" w:sz="8" w:space="0"/>
+        <w:right w:val="single" w:color="F9B074" w:themeColor="accent6" w:themeTint="BF" w:sz="8" w:space="0"/>
+        <w:insideH w:val="single" w:color="F9B074" w:themeColor="accent6" w:themeTint="BF" w:sz="8" w:space="0"/>
       </w:tblBorders>
       <w:tblCellMar>
         <w:top w:w="0" w:type="dxa"/>
@@ -6402,10 +6395,10 @@
       <w:tblPr/>
       <w:tcPr>
         <w:tcBorders>
-          <w:top w:val="single" w:sz="8" w:space="0" w:color="F9B074" w:themeColor="accent6" w:themeTint="BF"/>
-          <w:left w:val="single" w:sz="8" w:space="0" w:color="F9B074" w:themeColor="accent6" w:themeTint="BF"/>
-          <w:bottom w:val="single" w:sz="8" w:space="0" w:color="F9B074" w:themeColor="accent6" w:themeTint="BF"/>
-          <w:right w:val="single" w:sz="8" w:space="0" w:color="F9B074" w:themeColor="accent6" w:themeTint="BF"/>
+          <w:top w:val="single" w:color="F9B074" w:themeColor="accent6" w:themeTint="BF" w:sz="8" w:space="0"/>
+          <w:left w:val="single" w:color="F9B074" w:themeColor="accent6" w:themeTint="BF" w:sz="8" w:space="0"/>
+          <w:bottom w:val="single" w:color="F9B074" w:themeColor="accent6" w:themeTint="BF" w:sz="8" w:space="0"/>
+          <w:right w:val="single" w:color="F9B074" w:themeColor="accent6" w:themeTint="BF" w:sz="8" w:space="0"/>
           <w:insideH w:val="nil"/>
           <w:insideV w:val="nil"/>
         </w:tcBorders>
@@ -6423,10 +6416,10 @@
       <w:tblPr/>
       <w:tcPr>
         <w:tcBorders>
-          <w:top w:val="double" w:sz="6" w:space="0" w:color="F9B074" w:themeColor="accent6" w:themeTint="BF"/>
-          <w:left w:val="single" w:sz="8" w:space="0" w:color="F9B074" w:themeColor="accent6" w:themeTint="BF"/>
-          <w:bottom w:val="single" w:sz="8" w:space="0" w:color="F9B074" w:themeColor="accent6" w:themeTint="BF"/>
-          <w:right w:val="single" w:sz="8" w:space="0" w:color="F9B074" w:themeColor="accent6" w:themeTint="BF"/>
+          <w:top w:val="double" w:color="F9B074" w:themeColor="accent6" w:themeTint="BF" w:sz="6" w:space="0"/>
+          <w:left w:val="single" w:color="F9B074" w:themeColor="accent6" w:themeTint="BF" w:sz="8" w:space="0"/>
+          <w:bottom w:val="single" w:color="F9B074" w:themeColor="accent6" w:themeTint="BF" w:sz="8" w:space="0"/>
+          <w:right w:val="single" w:color="F9B074" w:themeColor="accent6" w:themeTint="BF" w:sz="8" w:space="0"/>
           <w:insideH w:val="nil"/>
           <w:insideV w:val="nil"/>
         </w:tcBorders>
@@ -6483,8 +6476,8 @@
       <w:tblStyleColBandSize w:val="1"/>
       <w:tblInd w:w="0" w:type="dxa"/>
       <w:tblBorders>
-        <w:top w:val="single" w:sz="18" w:space="0" w:color="auto"/>
-        <w:bottom w:val="single" w:sz="18" w:space="0" w:color="auto"/>
+        <w:top w:val="single" w:color="auto" w:sz="18" w:space="0"/>
+        <w:bottom w:val="single" w:color="auto" w:sz="18" w:space="0"/>
       </w:tblBorders>
       <w:tblCellMar>
         <w:top w:w="0" w:type="dxa"/>
@@ -6505,9 +6498,9 @@
       <w:tblPr/>
       <w:tcPr>
         <w:tcBorders>
-          <w:top w:val="single" w:sz="18" w:space="0" w:color="auto"/>
-          <w:left w:val="nil"/>
-          <w:bottom w:val="single" w:sz="18" w:space="0" w:color="auto"/>
+          <w:top w:val="single" w:color="auto" w:sz="18" w:space="0"/>
+          <w:left w:val="nil"/>
+          <w:bottom w:val="single" w:color="auto" w:sz="18" w:space="0"/>
           <w:right w:val="nil"/>
           <w:insideH w:val="nil"/>
           <w:insideV w:val="nil"/>
@@ -6525,9 +6518,9 @@
       <w:tblPr/>
       <w:tcPr>
         <w:tcBorders>
-          <w:top w:val="double" w:sz="6" w:space="0" w:color="auto"/>
-          <w:left w:val="nil"/>
-          <w:bottom w:val="single" w:sz="18" w:space="0" w:color="auto"/>
+          <w:top w:val="double" w:color="auto" w:sz="6" w:space="0"/>
+          <w:left w:val="nil"/>
+          <w:bottom w:val="single" w:color="auto" w:sz="18" w:space="0"/>
           <w:right w:val="nil"/>
           <w:insideH w:val="nil"/>
           <w:insideV w:val="nil"/>
@@ -6546,7 +6539,7 @@
         <w:tcBorders>
           <w:top w:val="nil"/>
           <w:left w:val="nil"/>
-          <w:bottom w:val="single" w:sz="18" w:space="0" w:color="auto"/>
+          <w:bottom w:val="single" w:color="auto" w:sz="18" w:space="0"/>
           <w:right w:val="nil"/>
           <w:insideH w:val="nil"/>
           <w:insideV w:val="nil"/>
@@ -6593,9 +6586,9 @@
       <w:tblPr/>
       <w:tcPr>
         <w:tcBorders>
-          <w:top w:val="single" w:sz="18" w:space="0" w:color="auto"/>
-          <w:left w:val="nil"/>
-          <w:bottom w:val="single" w:sz="18" w:space="0" w:color="auto"/>
+          <w:top w:val="single" w:color="auto" w:sz="18" w:space="0"/>
+          <w:left w:val="nil"/>
+          <w:bottom w:val="single" w:color="auto" w:sz="18" w:space="0"/>
           <w:right w:val="nil"/>
           <w:insideH w:val="nil"/>
           <w:insideV w:val="nil"/>
@@ -6609,9 +6602,9 @@
       <w:tblPr/>
       <w:tcPr>
         <w:tcBorders>
-          <w:top w:val="single" w:sz="18" w:space="0" w:color="auto"/>
-          <w:left w:val="nil"/>
-          <w:bottom w:val="single" w:sz="18" w:space="0" w:color="auto"/>
+          <w:top w:val="single" w:color="auto" w:sz="18" w:space="0"/>
+          <w:left w:val="nil"/>
+          <w:bottom w:val="single" w:color="auto" w:sz="18" w:space="0"/>
           <w:right w:val="nil"/>
           <w:insideH w:val="nil"/>
           <w:insideV w:val="nil"/>
@@ -6632,8 +6625,8 @@
       <w:tblStyleColBandSize w:val="1"/>
       <w:tblInd w:w="0" w:type="dxa"/>
       <w:tblBorders>
-        <w:top w:val="single" w:sz="18" w:space="0" w:color="auto"/>
-        <w:bottom w:val="single" w:sz="18" w:space="0" w:color="auto"/>
+        <w:top w:val="single" w:color="auto" w:sz="18" w:space="0"/>
+        <w:bottom w:val="single" w:color="auto" w:sz="18" w:space="0"/>
       </w:tblBorders>
       <w:tblCellMar>
         <w:top w:w="0" w:type="dxa"/>
@@ -6654,9 +6647,9 @@
       <w:tblPr/>
       <w:tcPr>
         <w:tcBorders>
-          <w:top w:val="single" w:sz="18" w:space="0" w:color="auto"/>
-          <w:left w:val="nil"/>
-          <w:bottom w:val="single" w:sz="18" w:space="0" w:color="auto"/>
+          <w:top w:val="single" w:color="auto" w:sz="18" w:space="0"/>
+          <w:left w:val="nil"/>
+          <w:bottom w:val="single" w:color="auto" w:sz="18" w:space="0"/>
           <w:right w:val="nil"/>
           <w:insideH w:val="nil"/>
           <w:insideV w:val="nil"/>
@@ -6674,9 +6667,9 @@
       <w:tblPr/>
       <w:tcPr>
         <w:tcBorders>
-          <w:top w:val="double" w:sz="6" w:space="0" w:color="auto"/>
-          <w:left w:val="nil"/>
-          <w:bottom w:val="single" w:sz="18" w:space="0" w:color="auto"/>
+          <w:top w:val="double" w:color="auto" w:sz="6" w:space="0"/>
+          <w:left w:val="nil"/>
+          <w:bottom w:val="single" w:color="auto" w:sz="18" w:space="0"/>
           <w:right w:val="nil"/>
           <w:insideH w:val="nil"/>
           <w:insideV w:val="nil"/>
@@ -6695,7 +6688,7 @@
         <w:tcBorders>
           <w:top w:val="nil"/>
           <w:left w:val="nil"/>
-          <w:bottom w:val="single" w:sz="18" w:space="0" w:color="auto"/>
+          <w:bottom w:val="single" w:color="auto" w:sz="18" w:space="0"/>
           <w:right w:val="nil"/>
           <w:insideH w:val="nil"/>
           <w:insideV w:val="nil"/>
@@ -6742,9 +6735,9 @@
       <w:tblPr/>
       <w:tcPr>
         <w:tcBorders>
-          <w:top w:val="single" w:sz="18" w:space="0" w:color="auto"/>
-          <w:left w:val="nil"/>
-          <w:bottom w:val="single" w:sz="18" w:space="0" w:color="auto"/>
+          <w:top w:val="single" w:color="auto" w:sz="18" w:space="0"/>
+          <w:left w:val="nil"/>
+          <w:bottom w:val="single" w:color="auto" w:sz="18" w:space="0"/>
           <w:right w:val="nil"/>
           <w:insideH w:val="nil"/>
           <w:insideV w:val="nil"/>
@@ -6758,9 +6751,9 @@
       <w:tblPr/>
       <w:tcPr>
         <w:tcBorders>
-          <w:top w:val="single" w:sz="18" w:space="0" w:color="auto"/>
-          <w:left w:val="nil"/>
-          <w:bottom w:val="single" w:sz="18" w:space="0" w:color="auto"/>
+          <w:top w:val="single" w:color="auto" w:sz="18" w:space="0"/>
+          <w:left w:val="nil"/>
+          <w:bottom w:val="single" w:color="auto" w:sz="18" w:space="0"/>
           <w:right w:val="nil"/>
           <w:insideH w:val="nil"/>
           <w:insideV w:val="nil"/>
@@ -6781,8 +6774,8 @@
       <w:tblStyleColBandSize w:val="1"/>
       <w:tblInd w:w="0" w:type="dxa"/>
       <w:tblBorders>
-        <w:top w:val="single" w:sz="18" w:space="0" w:color="auto"/>
-        <w:bottom w:val="single" w:sz="18" w:space="0" w:color="auto"/>
+        <w:top w:val="single" w:color="auto" w:sz="18" w:space="0"/>
+        <w:bottom w:val="single" w:color="auto" w:sz="18" w:space="0"/>
       </w:tblBorders>
       <w:tblCellMar>
         <w:top w:w="0" w:type="dxa"/>
@@ -6803,9 +6796,9 @@
       <w:tblPr/>
       <w:tcPr>
         <w:tcBorders>
-          <w:top w:val="single" w:sz="18" w:space="0" w:color="auto"/>
-          <w:left w:val="nil"/>
-          <w:bottom w:val="single" w:sz="18" w:space="0" w:color="auto"/>
+          <w:top w:val="single" w:color="auto" w:sz="18" w:space="0"/>
+          <w:left w:val="nil"/>
+          <w:bottom w:val="single" w:color="auto" w:sz="18" w:space="0"/>
           <w:right w:val="nil"/>
           <w:insideH w:val="nil"/>
           <w:insideV w:val="nil"/>
@@ -6823,9 +6816,9 @@
       <w:tblPr/>
       <w:tcPr>
         <w:tcBorders>
-          <w:top w:val="double" w:sz="6" w:space="0" w:color="auto"/>
-          <w:left w:val="nil"/>
-          <w:bottom w:val="single" w:sz="18" w:space="0" w:color="auto"/>
+          <w:top w:val="double" w:color="auto" w:sz="6" w:space="0"/>
+          <w:left w:val="nil"/>
+          <w:bottom w:val="single" w:color="auto" w:sz="18" w:space="0"/>
           <w:right w:val="nil"/>
           <w:insideH w:val="nil"/>
           <w:insideV w:val="nil"/>
@@ -6844,7 +6837,7 @@
         <w:tcBorders>
           <w:top w:val="nil"/>
           <w:left w:val="nil"/>
-          <w:bottom w:val="single" w:sz="18" w:space="0" w:color="auto"/>
+          <w:bottom w:val="single" w:color="auto" w:sz="18" w:space="0"/>
           <w:right w:val="nil"/>
           <w:insideH w:val="nil"/>
           <w:insideV w:val="nil"/>
@@ -6891,9 +6884,9 @@
       <w:tblPr/>
       <w:tcPr>
         <w:tcBorders>
-          <w:top w:val="single" w:sz="18" w:space="0" w:color="auto"/>
-          <w:left w:val="nil"/>
-          <w:bottom w:val="single" w:sz="18" w:space="0" w:color="auto"/>
+          <w:top w:val="single" w:color="auto" w:sz="18" w:space="0"/>
+          <w:left w:val="nil"/>
+          <w:bottom w:val="single" w:color="auto" w:sz="18" w:space="0"/>
           <w:right w:val="nil"/>
           <w:insideH w:val="nil"/>
           <w:insideV w:val="nil"/>
@@ -6907,9 +6900,9 @@
       <w:tblPr/>
       <w:tcPr>
         <w:tcBorders>
-          <w:top w:val="single" w:sz="18" w:space="0" w:color="auto"/>
-          <w:left w:val="nil"/>
-          <w:bottom w:val="single" w:sz="18" w:space="0" w:color="auto"/>
+          <w:top w:val="single" w:color="auto" w:sz="18" w:space="0"/>
+          <w:left w:val="nil"/>
+          <w:bottom w:val="single" w:color="auto" w:sz="18" w:space="0"/>
           <w:right w:val="nil"/>
           <w:insideH w:val="nil"/>
           <w:insideV w:val="nil"/>
@@ -6930,8 +6923,8 @@
       <w:tblStyleColBandSize w:val="1"/>
       <w:tblInd w:w="0" w:type="dxa"/>
       <w:tblBorders>
-        <w:top w:val="single" w:sz="18" w:space="0" w:color="auto"/>
-        <w:bottom w:val="single" w:sz="18" w:space="0" w:color="auto"/>
+        <w:top w:val="single" w:color="auto" w:sz="18" w:space="0"/>
+        <w:bottom w:val="single" w:color="auto" w:sz="18" w:space="0"/>
       </w:tblBorders>
       <w:tblCellMar>
         <w:top w:w="0" w:type="dxa"/>
@@ -6952,9 +6945,9 @@
       <w:tblPr/>
       <w:tcPr>
         <w:tcBorders>
-          <w:top w:val="single" w:sz="18" w:space="0" w:color="auto"/>
-          <w:left w:val="nil"/>
-          <w:bottom w:val="single" w:sz="18" w:space="0" w:color="auto"/>
+          <w:top w:val="single" w:color="auto" w:sz="18" w:space="0"/>
+          <w:left w:val="nil"/>
+          <w:bottom w:val="single" w:color="auto" w:sz="18" w:space="0"/>
           <w:right w:val="nil"/>
           <w:insideH w:val="nil"/>
           <w:insideV w:val="nil"/>
@@ -6972,9 +6965,9 @@
       <w:tblPr/>
       <w:tcPr>
         <w:tcBorders>
-          <w:top w:val="double" w:sz="6" w:space="0" w:color="auto"/>
-          <w:left w:val="nil"/>
-          <w:bottom w:val="single" w:sz="18" w:space="0" w:color="auto"/>
+          <w:top w:val="double" w:color="auto" w:sz="6" w:space="0"/>
+          <w:left w:val="nil"/>
+          <w:bottom w:val="single" w:color="auto" w:sz="18" w:space="0"/>
           <w:right w:val="nil"/>
           <w:insideH w:val="nil"/>
           <w:insideV w:val="nil"/>
@@ -6993,7 +6986,7 @@
         <w:tcBorders>
           <w:top w:val="nil"/>
           <w:left w:val="nil"/>
-          <w:bottom w:val="single" w:sz="18" w:space="0" w:color="auto"/>
+          <w:bottom w:val="single" w:color="auto" w:sz="18" w:space="0"/>
           <w:right w:val="nil"/>
           <w:insideH w:val="nil"/>
           <w:insideV w:val="nil"/>
@@ -7040,9 +7033,9 @@
       <w:tblPr/>
       <w:tcPr>
         <w:tcBorders>
-          <w:top w:val="single" w:sz="18" w:space="0" w:color="auto"/>
-          <w:left w:val="nil"/>
-          <w:bottom w:val="single" w:sz="18" w:space="0" w:color="auto"/>
+          <w:top w:val="single" w:color="auto" w:sz="18" w:space="0"/>
+          <w:left w:val="nil"/>
+          <w:bottom w:val="single" w:color="auto" w:sz="18" w:space="0"/>
           <w:right w:val="nil"/>
           <w:insideH w:val="nil"/>
           <w:insideV w:val="nil"/>
@@ -7056,9 +7049,9 @@
       <w:tblPr/>
       <w:tcPr>
         <w:tcBorders>
-          <w:top w:val="single" w:sz="18" w:space="0" w:color="auto"/>
-          <w:left w:val="nil"/>
-          <w:bottom w:val="single" w:sz="18" w:space="0" w:color="auto"/>
+          <w:top w:val="single" w:color="auto" w:sz="18" w:space="0"/>
+          <w:left w:val="nil"/>
+          <w:bottom w:val="single" w:color="auto" w:sz="18" w:space="0"/>
           <w:right w:val="nil"/>
           <w:insideH w:val="nil"/>
           <w:insideV w:val="nil"/>
@@ -7079,8 +7072,8 @@
       <w:tblStyleColBandSize w:val="1"/>
       <w:tblInd w:w="0" w:type="dxa"/>
       <w:tblBorders>
-        <w:top w:val="single" w:sz="18" w:space="0" w:color="auto"/>
-        <w:bottom w:val="single" w:sz="18" w:space="0" w:color="auto"/>
+        <w:top w:val="single" w:color="auto" w:sz="18" w:space="0"/>
+        <w:bottom w:val="single" w:color="auto" w:sz="18" w:space="0"/>
       </w:tblBorders>
       <w:tblCellMar>
         <w:top w:w="0" w:type="dxa"/>
@@ -7101,9 +7094,9 @@
       <w:tblPr/>
       <w:tcPr>
         <w:tcBorders>
-          <w:top w:val="single" w:sz="18" w:space="0" w:color="auto"/>
-          <w:left w:val="nil"/>
-          <w:bottom w:val="single" w:sz="18" w:space="0" w:color="auto"/>
+          <w:top w:val="single" w:color="auto" w:sz="18" w:space="0"/>
+          <w:left w:val="nil"/>
+          <w:bottom w:val="single" w:color="auto" w:sz="18" w:space="0"/>
           <w:right w:val="nil"/>
           <w:insideH w:val="nil"/>
           <w:insideV w:val="nil"/>
@@ -7121,9 +7114,9 @@
       <w:tblPr/>
       <w:tcPr>
         <w:tcBorders>
-          <w:top w:val="double" w:sz="6" w:space="0" w:color="auto"/>
-          <w:left w:val="nil"/>
-          <w:bottom w:val="single" w:sz="18" w:space="0" w:color="auto"/>
+          <w:top w:val="double" w:color="auto" w:sz="6" w:space="0"/>
+          <w:left w:val="nil"/>
+          <w:bottom w:val="single" w:color="auto" w:sz="18" w:space="0"/>
           <w:right w:val="nil"/>
           <w:insideH w:val="nil"/>
           <w:insideV w:val="nil"/>
@@ -7142,7 +7135,7 @@
         <w:tcBorders>
           <w:top w:val="nil"/>
           <w:left w:val="nil"/>
-          <w:bottom w:val="single" w:sz="18" w:space="0" w:color="auto"/>
+          <w:bottom w:val="single" w:color="auto" w:sz="18" w:space="0"/>
           <w:right w:val="nil"/>
           <w:insideH w:val="nil"/>
           <w:insideV w:val="nil"/>
@@ -7189,9 +7182,9 @@
       <w:tblPr/>
       <w:tcPr>
         <w:tcBorders>
-          <w:top w:val="single" w:sz="18" w:space="0" w:color="auto"/>
-          <w:left w:val="nil"/>
-          <w:bottom w:val="single" w:sz="18" w:space="0" w:color="auto"/>
+          <w:top w:val="single" w:color="auto" w:sz="18" w:space="0"/>
+          <w:left w:val="nil"/>
+          <w:bottom w:val="single" w:color="auto" w:sz="18" w:space="0"/>
           <w:right w:val="nil"/>
           <w:insideH w:val="nil"/>
           <w:insideV w:val="nil"/>
@@ -7205,9 +7198,9 @@
       <w:tblPr/>
       <w:tcPr>
         <w:tcBorders>
-          <w:top w:val="single" w:sz="18" w:space="0" w:color="auto"/>
-          <w:left w:val="nil"/>
-          <w:bottom w:val="single" w:sz="18" w:space="0" w:color="auto"/>
+          <w:top w:val="single" w:color="auto" w:sz="18" w:space="0"/>
+          <w:left w:val="nil"/>
+          <w:bottom w:val="single" w:color="auto" w:sz="18" w:space="0"/>
           <w:right w:val="nil"/>
           <w:insideH w:val="nil"/>
           <w:insideV w:val="nil"/>
@@ -7228,8 +7221,8 @@
       <w:tblStyleColBandSize w:val="1"/>
       <w:tblInd w:w="0" w:type="dxa"/>
       <w:tblBorders>
-        <w:top w:val="single" w:sz="18" w:space="0" w:color="auto"/>
-        <w:bottom w:val="single" w:sz="18" w:space="0" w:color="auto"/>
+        <w:top w:val="single" w:color="auto" w:sz="18" w:space="0"/>
+        <w:bottom w:val="single" w:color="auto" w:sz="18" w:space="0"/>
       </w:tblBorders>
       <w:tblCellMar>
         <w:top w:w="0" w:type="dxa"/>
@@ -7250,9 +7243,9 @@
       <w:tblPr/>
       <w:tcPr>
         <w:tcBorders>
-          <w:top w:val="single" w:sz="18" w:space="0" w:color="auto"/>
-          <w:left w:val="nil"/>
-          <w:bottom w:val="single" w:sz="18" w:space="0" w:color="auto"/>
+          <w:top w:val="single" w:color="auto" w:sz="18" w:space="0"/>
+          <w:left w:val="nil"/>
+          <w:bottom w:val="single" w:color="auto" w:sz="18" w:space="0"/>
           <w:right w:val="nil"/>
           <w:insideH w:val="nil"/>
           <w:insideV w:val="nil"/>
@@ -7270,9 +7263,9 @@
       <w:tblPr/>
       <w:tcPr>
         <w:tcBorders>
-          <w:top w:val="double" w:sz="6" w:space="0" w:color="auto"/>
-          <w:left w:val="nil"/>
-          <w:bottom w:val="single" w:sz="18" w:space="0" w:color="auto"/>
+          <w:top w:val="double" w:color="auto" w:sz="6" w:space="0"/>
+          <w:left w:val="nil"/>
+          <w:bottom w:val="single" w:color="auto" w:sz="18" w:space="0"/>
           <w:right w:val="nil"/>
           <w:insideH w:val="nil"/>
           <w:insideV w:val="nil"/>
@@ -7291,7 +7284,7 @@
         <w:tcBorders>
           <w:top w:val="nil"/>
           <w:left w:val="nil"/>
-          <w:bottom w:val="single" w:sz="18" w:space="0" w:color="auto"/>
+          <w:bottom w:val="single" w:color="auto" w:sz="18" w:space="0"/>
           <w:right w:val="nil"/>
           <w:insideH w:val="nil"/>
           <w:insideV w:val="nil"/>
@@ -7338,9 +7331,9 @@
       <w:tblPr/>
       <w:tcPr>
         <w:tcBorders>
-          <w:top w:val="single" w:sz="18" w:space="0" w:color="auto"/>
-          <w:left w:val="nil"/>
-          <w:bottom w:val="single" w:sz="18" w:space="0" w:color="auto"/>
+          <w:top w:val="single" w:color="auto" w:sz="18" w:space="0"/>
+          <w:left w:val="nil"/>
+          <w:bottom w:val="single" w:color="auto" w:sz="18" w:space="0"/>
           <w:right w:val="nil"/>
           <w:insideH w:val="nil"/>
           <w:insideV w:val="nil"/>
@@ -7354,9 +7347,9 @@
       <w:tblPr/>
       <w:tcPr>
         <w:tcBorders>
-          <w:top w:val="single" w:sz="18" w:space="0" w:color="auto"/>
-          <w:left w:val="nil"/>
-          <w:bottom w:val="single" w:sz="18" w:space="0" w:color="auto"/>
+          <w:top w:val="single" w:color="auto" w:sz="18" w:space="0"/>
+          <w:left w:val="nil"/>
+          <w:bottom w:val="single" w:color="auto" w:sz="18" w:space="0"/>
           <w:right w:val="nil"/>
           <w:insideH w:val="nil"/>
           <w:insideV w:val="nil"/>
@@ -7377,8 +7370,8 @@
       <w:tblStyleColBandSize w:val="1"/>
       <w:tblInd w:w="0" w:type="dxa"/>
       <w:tblBorders>
-        <w:top w:val="single" w:sz="18" w:space="0" w:color="auto"/>
-        <w:bottom w:val="single" w:sz="18" w:space="0" w:color="auto"/>
+        <w:top w:val="single" w:color="auto" w:sz="18" w:space="0"/>
+        <w:bottom w:val="single" w:color="auto" w:sz="18" w:space="0"/>
       </w:tblBorders>
       <w:tblCellMar>
         <w:top w:w="0" w:type="dxa"/>
@@ -7399,9 +7392,9 @@
       <w:tblPr/>
       <w:tcPr>
         <w:tcBorders>
-          <w:top w:val="single" w:sz="18" w:space="0" w:color="auto"/>
-          <w:left w:val="nil"/>
-          <w:bottom w:val="single" w:sz="18" w:space="0" w:color="auto"/>
+          <w:top w:val="single" w:color="auto" w:sz="18" w:space="0"/>
+          <w:left w:val="nil"/>
+          <w:bottom w:val="single" w:color="auto" w:sz="18" w:space="0"/>
           <w:right w:val="nil"/>
           <w:insideH w:val="nil"/>
           <w:insideV w:val="nil"/>
@@ -7419,9 +7412,9 @@
       <w:tblPr/>
       <w:tcPr>
         <w:tcBorders>
-          <w:top w:val="double" w:sz="6" w:space="0" w:color="auto"/>
-          <w:left w:val="nil"/>
-          <w:bottom w:val="single" w:sz="18" w:space="0" w:color="auto"/>
+          <w:top w:val="double" w:color="auto" w:sz="6" w:space="0"/>
+          <w:left w:val="nil"/>
+          <w:bottom w:val="single" w:color="auto" w:sz="18" w:space="0"/>
           <w:right w:val="nil"/>
           <w:insideH w:val="nil"/>
           <w:insideV w:val="nil"/>
@@ -7440,7 +7433,7 @@
         <w:tcBorders>
           <w:top w:val="nil"/>
           <w:left w:val="nil"/>
-          <w:bottom w:val="single" w:sz="18" w:space="0" w:color="auto"/>
+          <w:bottom w:val="single" w:color="auto" w:sz="18" w:space="0"/>
           <w:right w:val="nil"/>
           <w:insideH w:val="nil"/>
           <w:insideV w:val="nil"/>
@@ -7487,9 +7480,9 @@
       <w:tblPr/>
       <w:tcPr>
         <w:tcBorders>
-          <w:top w:val="single" w:sz="18" w:space="0" w:color="auto"/>
-          <w:left w:val="nil"/>
-          <w:bottom w:val="single" w:sz="18" w:space="0" w:color="auto"/>
+          <w:top w:val="single" w:color="auto" w:sz="18" w:space="0"/>
+          <w:left w:val="nil"/>
+          <w:bottom w:val="single" w:color="auto" w:sz="18" w:space="0"/>
           <w:right w:val="nil"/>
           <w:insideH w:val="nil"/>
           <w:insideV w:val="nil"/>
@@ -7503,9 +7496,9 @@
       <w:tblPr/>
       <w:tcPr>
         <w:tcBorders>
-          <w:top w:val="single" w:sz="18" w:space="0" w:color="auto"/>
-          <w:left w:val="nil"/>
-          <w:bottom w:val="single" w:sz="18" w:space="0" w:color="auto"/>
+          <w:top w:val="single" w:color="auto" w:sz="18" w:space="0"/>
+          <w:left w:val="nil"/>
+          <w:bottom w:val="single" w:color="auto" w:sz="18" w:space="0"/>
           <w:right w:val="nil"/>
           <w:insideH w:val="nil"/>
           <w:insideV w:val="nil"/>
@@ -7529,8 +7522,8 @@
       <w:tblStyleColBandSize w:val="1"/>
       <w:tblInd w:w="0" w:type="dxa"/>
       <w:tblBorders>
-        <w:top w:val="single" w:sz="8" w:space="0" w:color="000000" w:themeColor="text1"/>
-        <w:bottom w:val="single" w:sz="8" w:space="0" w:color="000000" w:themeColor="text1"/>
+        <w:top w:val="single" w:color="000000" w:themeColor="text1" w:sz="8" w:space="0"/>
+        <w:bottom w:val="single" w:color="000000" w:themeColor="text1" w:sz="8" w:space="0"/>
       </w:tblBorders>
       <w:tblCellMar>
         <w:top w:w="0" w:type="dxa"/>
@@ -7541,13 +7534,13 @@
     </w:tblPr>
     <w:tblStylePr w:type="firstRow">
       <w:rPr>
-        <w:rFonts w:asciiTheme="majorHAnsi" w:eastAsiaTheme="majorEastAsia" w:hAnsiTheme="majorHAnsi" w:cstheme="majorBidi"/>
-      </w:rPr>
-      <w:tblPr/>
-      <w:tcPr>
-        <w:tcBorders>
-          <w:top w:val="nil"/>
-          <w:bottom w:val="single" w:sz="8" w:space="0" w:color="000000" w:themeColor="text1"/>
+        <w:rFonts w:asciiTheme="majorHAnsi" w:hAnsiTheme="majorHAnsi" w:eastAsiaTheme="majorEastAsia" w:cstheme="majorBidi"/>
+      </w:rPr>
+      <w:tblPr/>
+      <w:tcPr>
+        <w:tcBorders>
+          <w:top w:val="nil"/>
+          <w:bottom w:val="single" w:color="000000" w:themeColor="text1" w:sz="8" w:space="0"/>
         </w:tcBorders>
       </w:tcPr>
     </w:tblStylePr>
@@ -7560,8 +7553,8 @@
       <w:tblPr/>
       <w:tcPr>
         <w:tcBorders>
-          <w:top w:val="single" w:sz="8" w:space="0" w:color="000000" w:themeColor="text1"/>
-          <w:bottom w:val="single" w:sz="8" w:space="0" w:color="000000" w:themeColor="text1"/>
+          <w:top w:val="single" w:color="000000" w:themeColor="text1" w:sz="8" w:space="0"/>
+          <w:bottom w:val="single" w:color="000000" w:themeColor="text1" w:sz="8" w:space="0"/>
         </w:tcBorders>
       </w:tcPr>
     </w:tblStylePr>
@@ -7579,8 +7572,8 @@
       <w:tblPr/>
       <w:tcPr>
         <w:tcBorders>
-          <w:top w:val="single" w:sz="8" w:space="0" w:color="000000" w:themeColor="text1"/>
-          <w:bottom w:val="single" w:sz="8" w:space="0" w:color="000000" w:themeColor="text1"/>
+          <w:top w:val="single" w:color="000000" w:themeColor="text1" w:sz="8" w:space="0"/>
+          <w:bottom w:val="single" w:color="000000" w:themeColor="text1" w:sz="8" w:space="0"/>
         </w:tcBorders>
       </w:tcPr>
     </w:tblStylePr>
@@ -7613,8 +7606,8 @@
       <w:tblStyleColBandSize w:val="1"/>
       <w:tblInd w:w="0" w:type="dxa"/>
       <w:tblBorders>
-        <w:top w:val="single" w:sz="8" w:space="0" w:color="4F81BD" w:themeColor="accent1"/>
-        <w:bottom w:val="single" w:sz="8" w:space="0" w:color="4F81BD" w:themeColor="accent1"/>
+        <w:top w:val="single" w:color="4F81BD" w:themeColor="accent1" w:sz="8" w:space="0"/>
+        <w:bottom w:val="single" w:color="4F81BD" w:themeColor="accent1" w:sz="8" w:space="0"/>
       </w:tblBorders>
       <w:tblCellMar>
         <w:top w:w="0" w:type="dxa"/>
@@ -7625,13 +7618,13 @@
     </w:tblPr>
     <w:tblStylePr w:type="firstRow">
       <w:rPr>
-        <w:rFonts w:asciiTheme="majorHAnsi" w:eastAsiaTheme="majorEastAsia" w:hAnsiTheme="majorHAnsi" w:cstheme="majorBidi"/>
-      </w:rPr>
-      <w:tblPr/>
-      <w:tcPr>
-        <w:tcBorders>
-          <w:top w:val="nil"/>
-          <w:bottom w:val="single" w:sz="8" w:space="0" w:color="4F81BD" w:themeColor="accent1"/>
+        <w:rFonts w:asciiTheme="majorHAnsi" w:hAnsiTheme="majorHAnsi" w:eastAsiaTheme="majorEastAsia" w:cstheme="majorBidi"/>
+      </w:rPr>
+      <w:tblPr/>
+      <w:tcPr>
+        <w:tcBorders>
+          <w:top w:val="nil"/>
+          <w:bottom w:val="single" w:color="4F81BD" w:themeColor="accent1" w:sz="8" w:space="0"/>
         </w:tcBorders>
       </w:tcPr>
     </w:tblStylePr>
@@ -7644,8 +7637,8 @@
       <w:tblPr/>
       <w:tcPr>
         <w:tcBorders>
-          <w:top w:val="single" w:sz="8" w:space="0" w:color="4F81BD" w:themeColor="accent1"/>
-          <w:bottom w:val="single" w:sz="8" w:space="0" w:color="4F81BD" w:themeColor="accent1"/>
+          <w:top w:val="single" w:color="4F81BD" w:themeColor="accent1" w:sz="8" w:space="0"/>
+          <w:bottom w:val="single" w:color="4F81BD" w:themeColor="accent1" w:sz="8" w:space="0"/>
         </w:tcBorders>
       </w:tcPr>
     </w:tblStylePr>
@@ -7663,8 +7656,8 @@
       <w:tblPr/>
       <w:tcPr>
         <w:tcBorders>
-          <w:top w:val="single" w:sz="8" w:space="0" w:color="4F81BD" w:themeColor="accent1"/>
-          <w:bottom w:val="single" w:sz="8" w:space="0" w:color="4F81BD" w:themeColor="accent1"/>
+          <w:top w:val="single" w:color="4F81BD" w:themeColor="accent1" w:sz="8" w:space="0"/>
+          <w:bottom w:val="single" w:color="4F81BD" w:themeColor="accent1" w:sz="8" w:space="0"/>
         </w:tcBorders>
       </w:tcPr>
     </w:tblStylePr>
@@ -7697,8 +7690,8 @@
       <w:tblStyleColBandSize w:val="1"/>
       <w:tblInd w:w="0" w:type="dxa"/>
       <w:tblBorders>
-        <w:top w:val="single" w:sz="8" w:space="0" w:color="C0504D" w:themeColor="accent2"/>
-        <w:bottom w:val="single" w:sz="8" w:space="0" w:color="C0504D" w:themeColor="accent2"/>
+        <w:top w:val="single" w:color="C0504D" w:themeColor="accent2" w:sz="8" w:space="0"/>
+        <w:bottom w:val="single" w:color="C0504D" w:themeColor="accent2" w:sz="8" w:space="0"/>
       </w:tblBorders>
       <w:tblCellMar>
         <w:top w:w="0" w:type="dxa"/>
@@ -7709,13 +7702,13 @@
     </w:tblPr>
     <w:tblStylePr w:type="firstRow">
       <w:rPr>
-        <w:rFonts w:asciiTheme="majorHAnsi" w:eastAsiaTheme="majorEastAsia" w:hAnsiTheme="majorHAnsi" w:cstheme="majorBidi"/>
-      </w:rPr>
-      <w:tblPr/>
-      <w:tcPr>
-        <w:tcBorders>
-          <w:top w:val="nil"/>
-          <w:bottom w:val="single" w:sz="8" w:space="0" w:color="C0504D" w:themeColor="accent2"/>
+        <w:rFonts w:asciiTheme="majorHAnsi" w:hAnsiTheme="majorHAnsi" w:eastAsiaTheme="majorEastAsia" w:cstheme="majorBidi"/>
+      </w:rPr>
+      <w:tblPr/>
+      <w:tcPr>
+        <w:tcBorders>
+          <w:top w:val="nil"/>
+          <w:bottom w:val="single" w:color="C0504D" w:themeColor="accent2" w:sz="8" w:space="0"/>
         </w:tcBorders>
       </w:tcPr>
     </w:tblStylePr>
@@ -7728,8 +7721,8 @@
       <w:tblPr/>
       <w:tcPr>
         <w:tcBorders>
-          <w:top w:val="single" w:sz="8" w:space="0" w:color="C0504D" w:themeColor="accent2"/>
-          <w:bottom w:val="single" w:sz="8" w:space="0" w:color="C0504D" w:themeColor="accent2"/>
+          <w:top w:val="single" w:color="C0504D" w:themeColor="accent2" w:sz="8" w:space="0"/>
+          <w:bottom w:val="single" w:color="C0504D" w:themeColor="accent2" w:sz="8" w:space="0"/>
         </w:tcBorders>
       </w:tcPr>
     </w:tblStylePr>
@@ -7747,8 +7740,8 @@
       <w:tblPr/>
       <w:tcPr>
         <w:tcBorders>
-          <w:top w:val="single" w:sz="8" w:space="0" w:color="C0504D" w:themeColor="accent2"/>
-          <w:bottom w:val="single" w:sz="8" w:space="0" w:color="C0504D" w:themeColor="accent2"/>
+          <w:top w:val="single" w:color="C0504D" w:themeColor="accent2" w:sz="8" w:space="0"/>
+          <w:bottom w:val="single" w:color="C0504D" w:themeColor="accent2" w:sz="8" w:space="0"/>
         </w:tcBorders>
       </w:tcPr>
     </w:tblStylePr>
@@ -7781,8 +7774,8 @@
       <w:tblStyleColBandSize w:val="1"/>
       <w:tblInd w:w="0" w:type="dxa"/>
       <w:tblBorders>
-        <w:top w:val="single" w:sz="8" w:space="0" w:color="9BBB59" w:themeColor="accent3"/>
-        <w:bottom w:val="single" w:sz="8" w:space="0" w:color="9BBB59" w:themeColor="accent3"/>
+        <w:top w:val="single" w:color="9BBB59" w:themeColor="accent3" w:sz="8" w:space="0"/>
+        <w:bottom w:val="single" w:color="9BBB59" w:themeColor="accent3" w:sz="8" w:space="0"/>
       </w:tblBorders>
       <w:tblCellMar>
         <w:top w:w="0" w:type="dxa"/>
@@ -7793,13 +7786,13 @@
     </w:tblPr>
     <w:tblStylePr w:type="firstRow">
       <w:rPr>
-        <w:rFonts w:asciiTheme="majorHAnsi" w:eastAsiaTheme="majorEastAsia" w:hAnsiTheme="majorHAnsi" w:cstheme="majorBidi"/>
-      </w:rPr>
-      <w:tblPr/>
-      <w:tcPr>
-        <w:tcBorders>
-          <w:top w:val="nil"/>
-          <w:bottom w:val="single" w:sz="8" w:space="0" w:color="9BBB59" w:themeColor="accent3"/>
+        <w:rFonts w:asciiTheme="majorHAnsi" w:hAnsiTheme="majorHAnsi" w:eastAsiaTheme="majorEastAsia" w:cstheme="majorBidi"/>
+      </w:rPr>
+      <w:tblPr/>
+      <w:tcPr>
+        <w:tcBorders>
+          <w:top w:val="nil"/>
+          <w:bottom w:val="single" w:color="9BBB59" w:themeColor="accent3" w:sz="8" w:space="0"/>
         </w:tcBorders>
       </w:tcPr>
     </w:tblStylePr>
@@ -7812,8 +7805,8 @@
       <w:tblPr/>
       <w:tcPr>
         <w:tcBorders>
-          <w:top w:val="single" w:sz="8" w:space="0" w:color="9BBB59" w:themeColor="accent3"/>
-          <w:bottom w:val="single" w:sz="8" w:space="0" w:color="9BBB59" w:themeColor="accent3"/>
+          <w:top w:val="single" w:color="9BBB59" w:themeColor="accent3" w:sz="8" w:space="0"/>
+          <w:bottom w:val="single" w:color="9BBB59" w:themeColor="accent3" w:sz="8" w:space="0"/>
         </w:tcBorders>
       </w:tcPr>
     </w:tblStylePr>
@@ -7831,8 +7824,8 @@
       <w:tblPr/>
       <w:tcPr>
         <w:tcBorders>
-          <w:top w:val="single" w:sz="8" w:space="0" w:color="9BBB59" w:themeColor="accent3"/>
-          <w:bottom w:val="single" w:sz="8" w:space="0" w:color="9BBB59" w:themeColor="accent3"/>
+          <w:top w:val="single" w:color="9BBB59" w:themeColor="accent3" w:sz="8" w:space="0"/>
+          <w:bottom w:val="single" w:color="9BBB59" w:themeColor="accent3" w:sz="8" w:space="0"/>
         </w:tcBorders>
       </w:tcPr>
     </w:tblStylePr>
@@ -7865,8 +7858,8 @@
       <w:tblStyleColBandSize w:val="1"/>
       <w:tblInd w:w="0" w:type="dxa"/>
       <w:tblBorders>
-        <w:top w:val="single" w:sz="8" w:space="0" w:color="8064A2" w:themeColor="accent4"/>
-        <w:bottom w:val="single" w:sz="8" w:space="0" w:color="8064A2" w:themeColor="accent4"/>
+        <w:top w:val="single" w:color="8064A2" w:themeColor="accent4" w:sz="8" w:space="0"/>
+        <w:bottom w:val="single" w:color="8064A2" w:themeColor="accent4" w:sz="8" w:space="0"/>
       </w:tblBorders>
       <w:tblCellMar>
         <w:top w:w="0" w:type="dxa"/>
@@ -7877,13 +7870,13 @@
     </w:tblPr>
     <w:tblStylePr w:type="firstRow">
       <w:rPr>
-        <w:rFonts w:asciiTheme="majorHAnsi" w:eastAsiaTheme="majorEastAsia" w:hAnsiTheme="majorHAnsi" w:cstheme="majorBidi"/>
-      </w:rPr>
-      <w:tblPr/>
-      <w:tcPr>
-        <w:tcBorders>
-          <w:top w:val="nil"/>
-          <w:bottom w:val="single" w:sz="8" w:space="0" w:color="8064A2" w:themeColor="accent4"/>
+        <w:rFonts w:asciiTheme="majorHAnsi" w:hAnsiTheme="majorHAnsi" w:eastAsiaTheme="majorEastAsia" w:cstheme="majorBidi"/>
+      </w:rPr>
+      <w:tblPr/>
+      <w:tcPr>
+        <w:tcBorders>
+          <w:top w:val="nil"/>
+          <w:bottom w:val="single" w:color="8064A2" w:themeColor="accent4" w:sz="8" w:space="0"/>
         </w:tcBorders>
       </w:tcPr>
     </w:tblStylePr>
@@ -7896,8 +7889,8 @@
       <w:tblPr/>
       <w:tcPr>
         <w:tcBorders>
-          <w:top w:val="single" w:sz="8" w:space="0" w:color="8064A2" w:themeColor="accent4"/>
-          <w:bottom w:val="single" w:sz="8" w:space="0" w:color="8064A2" w:themeColor="accent4"/>
+          <w:top w:val="single" w:color="8064A2" w:themeColor="accent4" w:sz="8" w:space="0"/>
+          <w:bottom w:val="single" w:color="8064A2" w:themeColor="accent4" w:sz="8" w:space="0"/>
         </w:tcBorders>
       </w:tcPr>
     </w:tblStylePr>
@@ -7915,8 +7908,8 @@
       <w:tblPr/>
       <w:tcPr>
         <w:tcBorders>
-          <w:top w:val="single" w:sz="8" w:space="0" w:color="8064A2" w:themeColor="accent4"/>
-          <w:bottom w:val="single" w:sz="8" w:space="0" w:color="8064A2" w:themeColor="accent4"/>
+          <w:top w:val="single" w:color="8064A2" w:themeColor="accent4" w:sz="8" w:space="0"/>
+          <w:bottom w:val="single" w:color="8064A2" w:themeColor="accent4" w:sz="8" w:space="0"/>
         </w:tcBorders>
       </w:tcPr>
     </w:tblStylePr>
@@ -7949,8 +7942,8 @@
       <w:tblStyleColBandSize w:val="1"/>
       <w:tblInd w:w="0" w:type="dxa"/>
       <w:tblBorders>
-        <w:top w:val="single" w:sz="8" w:space="0" w:color="4BACC6" w:themeColor="accent5"/>
-        <w:bottom w:val="single" w:sz="8" w:space="0" w:color="4BACC6" w:themeColor="accent5"/>
+        <w:top w:val="single" w:color="4BACC6" w:themeColor="accent5" w:sz="8" w:space="0"/>
+        <w:bottom w:val="single" w:color="4BACC6" w:themeColor="accent5" w:sz="8" w:space="0"/>
       </w:tblBorders>
       <w:tblCellMar>
         <w:top w:w="0" w:type="dxa"/>
@@ -7961,13 +7954,13 @@
     </w:tblPr>
     <w:tblStylePr w:type="firstRow">
       <w:rPr>
-        <w:rFonts w:asciiTheme="majorHAnsi" w:eastAsiaTheme="majorEastAsia" w:hAnsiTheme="majorHAnsi" w:cstheme="majorBidi"/>
-      </w:rPr>
-      <w:tblPr/>
-      <w:tcPr>
-        <w:tcBorders>
-          <w:top w:val="nil"/>
-          <w:bottom w:val="single" w:sz="8" w:space="0" w:color="4BACC6" w:themeColor="accent5"/>
+        <w:rFonts w:asciiTheme="majorHAnsi" w:hAnsiTheme="majorHAnsi" w:eastAsiaTheme="majorEastAsia" w:cstheme="majorBidi"/>
+      </w:rPr>
+      <w:tblPr/>
+      <w:tcPr>
+        <w:tcBorders>
+          <w:top w:val="nil"/>
+          <w:bottom w:val="single" w:color="4BACC6" w:themeColor="accent5" w:sz="8" w:space="0"/>
         </w:tcBorders>
       </w:tcPr>
     </w:tblStylePr>
@@ -7980,8 +7973,8 @@
       <w:tblPr/>
       <w:tcPr>
         <w:tcBorders>
-          <w:top w:val="single" w:sz="8" w:space="0" w:color="4BACC6" w:themeColor="accent5"/>
-          <w:bottom w:val="single" w:sz="8" w:space="0" w:color="4BACC6" w:themeColor="accent5"/>
+          <w:top w:val="single" w:color="4BACC6" w:themeColor="accent5" w:sz="8" w:space="0"/>
+          <w:bottom w:val="single" w:color="4BACC6" w:themeColor="accent5" w:sz="8" w:space="0"/>
         </w:tcBorders>
       </w:tcPr>
     </w:tblStylePr>
@@ -7999,8 +7992,8 @@
       <w:tblPr/>
       <w:tcPr>
         <w:tcBorders>
-          <w:top w:val="single" w:sz="8" w:space="0" w:color="4BACC6" w:themeColor="accent5"/>
-          <w:bottom w:val="single" w:sz="8" w:space="0" w:color="4BACC6" w:themeColor="accent5"/>
+          <w:top w:val="single" w:color="4BACC6" w:themeColor="accent5" w:sz="8" w:space="0"/>
+          <w:bottom w:val="single" w:color="4BACC6" w:themeColor="accent5" w:sz="8" w:space="0"/>
         </w:tcBorders>
       </w:tcPr>
     </w:tblStylePr>
@@ -8033,8 +8026,8 @@
       <w:tblStyleColBandSize w:val="1"/>
       <w:tblInd w:w="0" w:type="dxa"/>
       <w:tblBorders>
-        <w:top w:val="single" w:sz="8" w:space="0" w:color="F79646" w:themeColor="accent6"/>
-        <w:bottom w:val="single" w:sz="8" w:space="0" w:color="F79646" w:themeColor="accent6"/>
+        <w:top w:val="single" w:color="F79646" w:themeColor="accent6" w:sz="8" w:space="0"/>
+        <w:bottom w:val="single" w:color="F79646" w:themeColor="accent6" w:sz="8" w:space="0"/>
       </w:tblBorders>
       <w:tblCellMar>
         <w:top w:w="0" w:type="dxa"/>
@@ -8045,13 +8038,13 @@
     </w:tblPr>
     <w:tblStylePr w:type="firstRow">
       <w:rPr>
-        <w:rFonts w:asciiTheme="majorHAnsi" w:eastAsiaTheme="majorEastAsia" w:hAnsiTheme="majorHAnsi" w:cstheme="majorBidi"/>
-      </w:rPr>
-      <w:tblPr/>
-      <w:tcPr>
-        <w:tcBorders>
-          <w:top w:val="nil"/>
-          <w:bottom w:val="single" w:sz="8" w:space="0" w:color="F79646" w:themeColor="accent6"/>
+        <w:rFonts w:asciiTheme="majorHAnsi" w:hAnsiTheme="majorHAnsi" w:eastAsiaTheme="majorEastAsia" w:cstheme="majorBidi"/>
+      </w:rPr>
+      <w:tblPr/>
+      <w:tcPr>
+        <w:tcBorders>
+          <w:top w:val="nil"/>
+          <w:bottom w:val="single" w:color="F79646" w:themeColor="accent6" w:sz="8" w:space="0"/>
         </w:tcBorders>
       </w:tcPr>
     </w:tblStylePr>
@@ -8064,8 +8057,8 @@
       <w:tblPr/>
       <w:tcPr>
         <w:tcBorders>
-          <w:top w:val="single" w:sz="8" w:space="0" w:color="F79646" w:themeColor="accent6"/>
-          <w:bottom w:val="single" w:sz="8" w:space="0" w:color="F79646" w:themeColor="accent6"/>
+          <w:top w:val="single" w:color="F79646" w:themeColor="accent6" w:sz="8" w:space="0"/>
+          <w:bottom w:val="single" w:color="F79646" w:themeColor="accent6" w:sz="8" w:space="0"/>
         </w:tcBorders>
       </w:tcPr>
     </w:tblStylePr>
@@ -8083,8 +8076,8 @@
       <w:tblPr/>
       <w:tcPr>
         <w:tcBorders>
-          <w:top w:val="single" w:sz="8" w:space="0" w:color="F79646" w:themeColor="accent6"/>
-          <w:bottom w:val="single" w:sz="8" w:space="0" w:color="F79646" w:themeColor="accent6"/>
+          <w:top w:val="single" w:color="F79646" w:themeColor="accent6" w:sz="8" w:space="0"/>
+          <w:bottom w:val="single" w:color="F79646" w:themeColor="accent6" w:sz="8" w:space="0"/>
         </w:tcBorders>
       </w:tcPr>
     </w:tblStylePr>
@@ -8110,7 +8103,7 @@
       <w:spacing w:after="0" w:line="240" w:lineRule="auto"/>
     </w:pPr>
     <w:rPr>
-      <w:rFonts w:asciiTheme="majorHAnsi" w:eastAsiaTheme="majorEastAsia" w:hAnsiTheme="majorHAnsi" w:cstheme="majorBidi"/>
+      <w:rFonts w:asciiTheme="majorHAnsi" w:hAnsiTheme="majorHAnsi" w:eastAsiaTheme="majorEastAsia" w:cstheme="majorBidi"/>
       <w:color w:val="000000" w:themeColor="text1"/>
     </w:rPr>
     <w:tblPr>
@@ -8118,10 +8111,10 @@
       <w:tblStyleColBandSize w:val="1"/>
       <w:tblInd w:w="0" w:type="dxa"/>
       <w:tblBorders>
-        <w:top w:val="single" w:sz="8" w:space="0" w:color="000000" w:themeColor="text1"/>
-        <w:left w:val="single" w:sz="8" w:space="0" w:color="000000" w:themeColor="text1"/>
-        <w:bottom w:val="single" w:sz="8" w:space="0" w:color="000000" w:themeColor="text1"/>
-        <w:right w:val="single" w:sz="8" w:space="0" w:color="000000" w:themeColor="text1"/>
+        <w:top w:val="single" w:color="000000" w:themeColor="text1" w:sz="8" w:space="0"/>
+        <w:left w:val="single" w:color="000000" w:themeColor="text1" w:sz="8" w:space="0"/>
+        <w:bottom w:val="single" w:color="000000" w:themeColor="text1" w:sz="8" w:space="0"/>
+        <w:right w:val="single" w:color="000000" w:themeColor="text1" w:sz="8" w:space="0"/>
       </w:tblBorders>
       <w:tblCellMar>
         <w:top w:w="0" w:type="dxa"/>
@@ -8140,7 +8133,7 @@
         <w:tcBorders>
           <w:top w:val="nil"/>
           <w:left w:val="nil"/>
-          <w:bottom w:val="single" w:sz="24" w:space="0" w:color="000000" w:themeColor="text1"/>
+          <w:bottom w:val="single" w:color="000000" w:themeColor="text1" w:sz="24" w:space="0"/>
           <w:right w:val="nil"/>
           <w:insideH w:val="nil"/>
           <w:insideV w:val="nil"/>
@@ -8152,7 +8145,7 @@
       <w:tblPr/>
       <w:tcPr>
         <w:tcBorders>
-          <w:top w:val="single" w:sz="8" w:space="0" w:color="000000" w:themeColor="text1"/>
+          <w:top w:val="single" w:color="000000" w:themeColor="text1" w:sz="8" w:space="0"/>
           <w:left w:val="nil"/>
           <w:bottom w:val="nil"/>
           <w:right w:val="nil"/>
@@ -8169,7 +8162,7 @@
           <w:top w:val="nil"/>
           <w:left w:val="nil"/>
           <w:bottom w:val="nil"/>
-          <w:right w:val="single" w:sz="8" w:space="0" w:color="000000" w:themeColor="text1"/>
+          <w:right w:val="single" w:color="000000" w:themeColor="text1" w:sz="8" w:space="0"/>
           <w:insideH w:val="nil"/>
           <w:insideV w:val="nil"/>
         </w:tcBorders>
@@ -8181,7 +8174,7 @@
       <w:tcPr>
         <w:tcBorders>
           <w:top w:val="nil"/>
-          <w:left w:val="single" w:sz="8" w:space="0" w:color="000000" w:themeColor="text1"/>
+          <w:left w:val="single" w:color="000000" w:themeColor="text1" w:sz="8" w:space="0"/>
           <w:bottom w:val="nil"/>
           <w:right w:val="nil"/>
           <w:insideH w:val="nil"/>
@@ -8238,7 +8231,7 @@
       <w:spacing w:after="0" w:line="240" w:lineRule="auto"/>
     </w:pPr>
     <w:rPr>
-      <w:rFonts w:asciiTheme="majorHAnsi" w:eastAsiaTheme="majorEastAsia" w:hAnsiTheme="majorHAnsi" w:cstheme="majorBidi"/>
+      <w:rFonts w:asciiTheme="majorHAnsi" w:hAnsiTheme="majorHAnsi" w:eastAsiaTheme="majorEastAsia" w:cstheme="majorBidi"/>
       <w:color w:val="000000" w:themeColor="text1"/>
     </w:rPr>
     <w:tblPr>
@@ -8246,10 +8239,10 @@
       <w:tblStyleColBandSize w:val="1"/>
       <w:tblInd w:w="0" w:type="dxa"/>
       <w:tblBorders>
-        <w:top w:val="single" w:sz="8" w:space="0" w:color="4F81BD" w:themeColor="accent1"/>
-        <w:left w:val="single" w:sz="8" w:space="0" w:color="4F81BD" w:themeColor="accent1"/>
-        <w:bottom w:val="single" w:sz="8" w:space="0" w:color="4F81BD" w:themeColor="accent1"/>
-        <w:right w:val="single" w:sz="8" w:space="0" w:color="4F81BD" w:themeColor="accent1"/>
+        <w:top w:val="single" w:color="4F81BD" w:themeColor="accent1" w:sz="8" w:space="0"/>
+        <w:left w:val="single" w:color="4F81BD" w:themeColor="accent1" w:sz="8" w:space="0"/>
+        <w:bottom w:val="single" w:color="4F81BD" w:themeColor="accent1" w:sz="8" w:space="0"/>
+        <w:right w:val="single" w:color="4F81BD" w:themeColor="accent1" w:sz="8" w:space="0"/>
       </w:tblBorders>
       <w:tblCellMar>
         <w:top w:w="0" w:type="dxa"/>
@@ -8268,7 +8261,7 @@
         <w:tcBorders>
           <w:top w:val="nil"/>
           <w:left w:val="nil"/>
-          <w:bottom w:val="single" w:sz="24" w:space="0" w:color="4F81BD" w:themeColor="accent1"/>
+          <w:bottom w:val="single" w:color="4F81BD" w:themeColor="accent1" w:sz="24" w:space="0"/>
           <w:right w:val="nil"/>
           <w:insideH w:val="nil"/>
           <w:insideV w:val="nil"/>
@@ -8280,7 +8273,7 @@
       <w:tblPr/>
       <w:tcPr>
         <w:tcBorders>
-          <w:top w:val="single" w:sz="8" w:space="0" w:color="4F81BD" w:themeColor="accent1"/>
+          <w:top w:val="single" w:color="4F81BD" w:themeColor="accent1" w:sz="8" w:space="0"/>
           <w:left w:val="nil"/>
           <w:bottom w:val="nil"/>
           <w:right w:val="nil"/>
@@ -8297,7 +8290,7 @@
           <w:top w:val="nil"/>
           <w:left w:val="nil"/>
           <w:bottom w:val="nil"/>
-          <w:right w:val="single" w:sz="8" w:space="0" w:color="4F81BD" w:themeColor="accent1"/>
+          <w:right w:val="single" w:color="4F81BD" w:themeColor="accent1" w:sz="8" w:space="0"/>
           <w:insideH w:val="nil"/>
           <w:insideV w:val="nil"/>
         </w:tcBorders>
@@ -8309,7 +8302,7 @@
       <w:tcPr>
         <w:tcBorders>
           <w:top w:val="nil"/>
-          <w:left w:val="single" w:sz="8" w:space="0" w:color="4F81BD" w:themeColor="accent1"/>
+          <w:left w:val="single" w:color="4F81BD" w:themeColor="accent1" w:sz="8" w:space="0"/>
           <w:bottom w:val="nil"/>
           <w:right w:val="nil"/>
           <w:insideH w:val="nil"/>
@@ -8366,7 +8359,7 @@
       <w:spacing w:after="0" w:line="240" w:lineRule="auto"/>
     </w:pPr>
     <w:rPr>
-      <w:rFonts w:asciiTheme="majorHAnsi" w:eastAsiaTheme="majorEastAsia" w:hAnsiTheme="majorHAnsi" w:cstheme="majorBidi"/>
+      <w:rFonts w:asciiTheme="majorHAnsi" w:hAnsiTheme="majorHAnsi" w:eastAsiaTheme="majorEastAsia" w:cstheme="majorBidi"/>
       <w:color w:val="000000" w:themeColor="text1"/>
     </w:rPr>
     <w:tblPr>
@@ -8374,10 +8367,10 @@
       <w:tblStyleColBandSize w:val="1"/>
       <w:tblInd w:w="0" w:type="dxa"/>
       <w:tblBorders>
-        <w:top w:val="single" w:sz="8" w:space="0" w:color="C0504D" w:themeColor="accent2"/>
-        <w:left w:val="single" w:sz="8" w:space="0" w:color="C0504D" w:themeColor="accent2"/>
-        <w:bottom w:val="single" w:sz="8" w:space="0" w:color="C0504D" w:themeColor="accent2"/>
-        <w:right w:val="single" w:sz="8" w:space="0" w:color="C0504D" w:themeColor="accent2"/>
+        <w:top w:val="single" w:color="C0504D" w:themeColor="accent2" w:sz="8" w:space="0"/>
+        <w:left w:val="single" w:color="C0504D" w:themeColor="accent2" w:sz="8" w:space="0"/>
+        <w:bottom w:val="single" w:color="C0504D" w:themeColor="accent2" w:sz="8" w:space="0"/>
+        <w:right w:val="single" w:color="C0504D" w:themeColor="accent2" w:sz="8" w:space="0"/>
       </w:tblBorders>
       <w:tblCellMar>
         <w:top w:w="0" w:type="dxa"/>
@@ -8396,7 +8389,7 @@
         <w:tcBorders>
           <w:top w:val="nil"/>
           <w:left w:val="nil"/>
-          <w:bottom w:val="single" w:sz="24" w:space="0" w:color="C0504D" w:themeColor="accent2"/>
+          <w:bottom w:val="single" w:color="C0504D" w:themeColor="accent2" w:sz="24" w:space="0"/>
           <w:right w:val="nil"/>
           <w:insideH w:val="nil"/>
           <w:insideV w:val="nil"/>
@@ -8408,7 +8401,7 @@
       <w:tblPr/>
       <w:tcPr>
         <w:tcBorders>
-          <w:top w:val="single" w:sz="8" w:space="0" w:color="C0504D" w:themeColor="accent2"/>
+          <w:top w:val="single" w:color="C0504D" w:themeColor="accent2" w:sz="8" w:space="0"/>
           <w:left w:val="nil"/>
           <w:bottom w:val="nil"/>
           <w:right w:val="nil"/>
@@ -8425,7 +8418,7 @@
           <w:top w:val="nil"/>
           <w:left w:val="nil"/>
           <w:bottom w:val="nil"/>
-          <w:right w:val="single" w:sz="8" w:space="0" w:color="C0504D" w:themeColor="accent2"/>
+          <w:right w:val="single" w:color="C0504D" w:themeColor="accent2" w:sz="8" w:space="0"/>
           <w:insideH w:val="nil"/>
           <w:insideV w:val="nil"/>
         </w:tcBorders>
@@ -8437,7 +8430,7 @@
       <w:tcPr>
         <w:tcBorders>
           <w:top w:val="nil"/>
-          <w:left w:val="single" w:sz="8" w:space="0" w:color="C0504D" w:themeColor="accent2"/>
+          <w:left w:val="single" w:color="C0504D" w:themeColor="accent2" w:sz="8" w:space="0"/>
           <w:bottom w:val="nil"/>
           <w:right w:val="nil"/>
           <w:insideH w:val="nil"/>
@@ -8494,7 +8487,7 @@
       <w:spacing w:after="0" w:line="240" w:lineRule="auto"/>
     </w:pPr>
     <w:rPr>
-      <w:rFonts w:asciiTheme="majorHAnsi" w:eastAsiaTheme="majorEastAsia" w:hAnsiTheme="majorHAnsi" w:cstheme="majorBidi"/>
+      <w:rFonts w:asciiTheme="majorHAnsi" w:hAnsiTheme="majorHAnsi" w:eastAsiaTheme="majorEastAsia" w:cstheme="majorBidi"/>
       <w:color w:val="000000" w:themeColor="text1"/>
     </w:rPr>
     <w:tblPr>
@@ -8502,10 +8495,10 @@
       <w:tblStyleColBandSize w:val="1"/>
       <w:tblInd w:w="0" w:type="dxa"/>
       <w:tblBorders>
-        <w:top w:val="single" w:sz="8" w:space="0" w:color="9BBB59" w:themeColor="accent3"/>
-        <w:left w:val="single" w:sz="8" w:space="0" w:color="9BBB59" w:themeColor="accent3"/>
-        <w:bottom w:val="single" w:sz="8" w:space="0" w:color="9BBB59" w:themeColor="accent3"/>
-        <w:right w:val="single" w:sz="8" w:space="0" w:color="9BBB59" w:themeColor="accent3"/>
+        <w:top w:val="single" w:color="9BBB59" w:themeColor="accent3" w:sz="8" w:space="0"/>
+        <w:left w:val="single" w:color="9BBB59" w:themeColor="accent3" w:sz="8" w:space="0"/>
+        <w:bottom w:val="single" w:color="9BBB59" w:themeColor="accent3" w:sz="8" w:space="0"/>
+        <w:right w:val="single" w:color="9BBB59" w:themeColor="accent3" w:sz="8" w:space="0"/>
       </w:tblBorders>
       <w:tblCellMar>
         <w:top w:w="0" w:type="dxa"/>
@@ -8524,7 +8517,7 @@
         <w:tcBorders>
           <w:top w:val="nil"/>
           <w:left w:val="nil"/>
-          <w:bottom w:val="single" w:sz="24" w:space="0" w:color="9BBB59" w:themeColor="accent3"/>
+          <w:bottom w:val="single" w:color="9BBB59" w:themeColor="accent3" w:sz="24" w:space="0"/>
           <w:right w:val="nil"/>
           <w:insideH w:val="nil"/>
           <w:insideV w:val="nil"/>
@@ -8536,7 +8529,7 @@
       <w:tblPr/>
       <w:tcPr>
         <w:tcBorders>
-          <w:top w:val="single" w:sz="8" w:space="0" w:color="9BBB59" w:themeColor="accent3"/>
+          <w:top w:val="single" w:color="9BBB59" w:themeColor="accent3" w:sz="8" w:space="0"/>
           <w:left w:val="nil"/>
           <w:bottom w:val="nil"/>
           <w:right w:val="nil"/>
@@ -8553,7 +8546,7 @@
           <w:top w:val="nil"/>
           <w:left w:val="nil"/>
           <w:bottom w:val="nil"/>
-          <w:right w:val="single" w:sz="8" w:space="0" w:color="9BBB59" w:themeColor="accent3"/>
+          <w:right w:val="single" w:color="9BBB59" w:themeColor="accent3" w:sz="8" w:space="0"/>
           <w:insideH w:val="nil"/>
           <w:insideV w:val="nil"/>
         </w:tcBorders>
@@ -8565,7 +8558,7 @@
       <w:tcPr>
         <w:tcBorders>
           <w:top w:val="nil"/>
-          <w:left w:val="single" w:sz="8" w:space="0" w:color="9BBB59" w:themeColor="accent3"/>
+          <w:left w:val="single" w:color="9BBB59" w:themeColor="accent3" w:sz="8" w:space="0"/>
           <w:bottom w:val="nil"/>
           <w:right w:val="nil"/>
           <w:insideH w:val="nil"/>
@@ -8622,7 +8615,7 @@
       <w:spacing w:after="0" w:line="240" w:lineRule="auto"/>
     </w:pPr>
     <w:rPr>
-      <w:rFonts w:asciiTheme="majorHAnsi" w:eastAsiaTheme="majorEastAsia" w:hAnsiTheme="majorHAnsi" w:cstheme="majorBidi"/>
+      <w:rFonts w:asciiTheme="majorHAnsi" w:hAnsiTheme="majorHAnsi" w:eastAsiaTheme="majorEastAsia" w:cstheme="majorBidi"/>
       <w:color w:val="000000" w:themeColor="text1"/>
     </w:rPr>
     <w:tblPr>
@@ -8630,10 +8623,10 @@
       <w:tblStyleColBandSize w:val="1"/>
       <w:tblInd w:w="0" w:type="dxa"/>
       <w:tblBorders>
-        <w:top w:val="single" w:sz="8" w:space="0" w:color="8064A2" w:themeColor="accent4"/>
-        <w:left w:val="single" w:sz="8" w:space="0" w:color="8064A2" w:themeColor="accent4"/>
-        <w:bottom w:val="single" w:sz="8" w:space="0" w:color="8064A2" w:themeColor="accent4"/>
-        <w:right w:val="single" w:sz="8" w:space="0" w:color="8064A2" w:themeColor="accent4"/>
+        <w:top w:val="single" w:color="8064A2" w:themeColor="accent4" w:sz="8" w:space="0"/>
+        <w:left w:val="single" w:color="8064A2" w:themeColor="accent4" w:sz="8" w:space="0"/>
+        <w:bottom w:val="single" w:color="8064A2" w:themeColor="accent4" w:sz="8" w:space="0"/>
+        <w:right w:val="single" w:color="8064A2" w:themeColor="accent4" w:sz="8" w:space="0"/>
       </w:tblBorders>
       <w:tblCellMar>
         <w:top w:w="0" w:type="dxa"/>
@@ -8652,7 +8645,7 @@
         <w:tcBorders>
           <w:top w:val="nil"/>
           <w:left w:val="nil"/>
-          <w:bottom w:val="single" w:sz="24" w:space="0" w:color="8064A2" w:themeColor="accent4"/>
+          <w:bottom w:val="single" w:color="8064A2" w:themeColor="accent4" w:sz="24" w:space="0"/>
           <w:right w:val="nil"/>
           <w:insideH w:val="nil"/>
           <w:insideV w:val="nil"/>
@@ -8664,7 +8657,7 @@
       <w:tblPr/>
       <w:tcPr>
         <w:tcBorders>
-          <w:top w:val="single" w:sz="8" w:space="0" w:color="8064A2" w:themeColor="accent4"/>
+          <w:top w:val="single" w:color="8064A2" w:themeColor="accent4" w:sz="8" w:space="0"/>
           <w:left w:val="nil"/>
           <w:bottom w:val="nil"/>
           <w:right w:val="nil"/>
@@ -8681,7 +8674,7 @@
           <w:top w:val="nil"/>
           <w:left w:val="nil"/>
           <w:bottom w:val="nil"/>
-          <w:right w:val="single" w:sz="8" w:space="0" w:color="8064A2" w:themeColor="accent4"/>
+          <w:right w:val="single" w:color="8064A2" w:themeColor="accent4" w:sz="8" w:space="0"/>
           <w:insideH w:val="nil"/>
           <w:insideV w:val="nil"/>
         </w:tcBorders>
@@ -8693,7 +8686,7 @@
       <w:tcPr>
         <w:tcBorders>
           <w:top w:val="nil"/>
-          <w:left w:val="single" w:sz="8" w:space="0" w:color="8064A2" w:themeColor="accent4"/>
+          <w:left w:val="single" w:color="8064A2" w:themeColor="accent4" w:sz="8" w:space="0"/>
           <w:bottom w:val="nil"/>
           <w:right w:val="nil"/>
           <w:insideH w:val="nil"/>
@@ -8750,7 +8743,7 @@
       <w:spacing w:after="0" w:line="240" w:lineRule="auto"/>
     </w:pPr>
     <w:rPr>
-      <w:rFonts w:asciiTheme="majorHAnsi" w:eastAsiaTheme="majorEastAsia" w:hAnsiTheme="majorHAnsi" w:cstheme="majorBidi"/>
+      <w:rFonts w:asciiTheme="majorHAnsi" w:hAnsiTheme="majorHAnsi" w:eastAsiaTheme="majorEastAsia" w:cstheme="majorBidi"/>
       <w:color w:val="000000" w:themeColor="text1"/>
     </w:rPr>
     <w:tblPr>
@@ -8758,10 +8751,10 @@
       <w:tblStyleColBandSize w:val="1"/>
       <w:tblInd w:w="0" w:type="dxa"/>
       <w:tblBorders>
-        <w:top w:val="single" w:sz="8" w:space="0" w:color="4BACC6" w:themeColor="accent5"/>
-        <w:left w:val="single" w:sz="8" w:space="0" w:color="4BACC6" w:themeColor="accent5"/>
-        <w:bottom w:val="single" w:sz="8" w:space="0" w:color="4BACC6" w:themeColor="accent5"/>
-        <w:right w:val="single" w:sz="8" w:space="0" w:color="4BACC6" w:themeColor="accent5"/>
+        <w:top w:val="single" w:color="4BACC6" w:themeColor="accent5" w:sz="8" w:space="0"/>
+        <w:left w:val="single" w:color="4BACC6" w:themeColor="accent5" w:sz="8" w:space="0"/>
+        <w:bottom w:val="single" w:color="4BACC6" w:themeColor="accent5" w:sz="8" w:space="0"/>
+        <w:right w:val="single" w:color="4BACC6" w:themeColor="accent5" w:sz="8" w:space="0"/>
       </w:tblBorders>
       <w:tblCellMar>
         <w:top w:w="0" w:type="dxa"/>
@@ -8780,7 +8773,7 @@
         <w:tcBorders>
           <w:top w:val="nil"/>
           <w:left w:val="nil"/>
-          <w:bottom w:val="single" w:sz="24" w:space="0" w:color="4BACC6" w:themeColor="accent5"/>
+          <w:bottom w:val="single" w:color="4BACC6" w:themeColor="accent5" w:sz="24" w:space="0"/>
           <w:right w:val="nil"/>
           <w:insideH w:val="nil"/>
           <w:insideV w:val="nil"/>
@@ -8792,7 +8785,7 @@
       <w:tblPr/>
       <w:tcPr>
         <w:tcBorders>
-          <w:top w:val="single" w:sz="8" w:space="0" w:color="4BACC6" w:themeColor="accent5"/>
+          <w:top w:val="single" w:color="4BACC6" w:themeColor="accent5" w:sz="8" w:space="0"/>
           <w:left w:val="nil"/>
           <w:bottom w:val="nil"/>
           <w:right w:val="nil"/>
@@ -8809,7 +8802,7 @@
           <w:top w:val="nil"/>
           <w:left w:val="nil"/>
           <w:bottom w:val="nil"/>
-          <w:right w:val="single" w:sz="8" w:space="0" w:color="4BACC6" w:themeColor="accent5"/>
+          <w:right w:val="single" w:color="4BACC6" w:themeColor="accent5" w:sz="8" w:space="0"/>
           <w:insideH w:val="nil"/>
           <w:insideV w:val="nil"/>
         </w:tcBorders>
@@ -8821,7 +8814,7 @@
       <w:tcPr>
         <w:tcBorders>
           <w:top w:val="nil"/>
-          <w:left w:val="single" w:sz="8" w:space="0" w:color="4BACC6" w:themeColor="accent5"/>
+          <w:left w:val="single" w:color="4BACC6" w:themeColor="accent5" w:sz="8" w:space="0"/>
           <w:bottom w:val="nil"/>
           <w:right w:val="nil"/>
           <w:insideH w:val="nil"/>
@@ -8878,7 +8871,7 @@
       <w:spacing w:after="0" w:line="240" w:lineRule="auto"/>
     </w:pPr>
     <w:rPr>
-      <w:rFonts w:asciiTheme="majorHAnsi" w:eastAsiaTheme="majorEastAsia" w:hAnsiTheme="majorHAnsi" w:cstheme="majorBidi"/>
+      <w:rFonts w:asciiTheme="majorHAnsi" w:hAnsiTheme="majorHAnsi" w:eastAsiaTheme="majorEastAsia" w:cstheme="majorBidi"/>
       <w:color w:val="000000" w:themeColor="text1"/>
     </w:rPr>
     <w:tblPr>
@@ -8886,10 +8879,10 @@
       <w:tblStyleColBandSize w:val="1"/>
       <w:tblInd w:w="0" w:type="dxa"/>
       <w:tblBorders>
-        <w:top w:val="single" w:sz="8" w:space="0" w:color="F79646" w:themeColor="accent6"/>
-        <w:left w:val="single" w:sz="8" w:space="0" w:color="F79646" w:themeColor="accent6"/>
-        <w:bottom w:val="single" w:sz="8" w:space="0" w:color="F79646" w:themeColor="accent6"/>
-        <w:right w:val="single" w:sz="8" w:space="0" w:color="F79646" w:themeColor="accent6"/>
+        <w:top w:val="single" w:color="F79646" w:themeColor="accent6" w:sz="8" w:space="0"/>
+        <w:left w:val="single" w:color="F79646" w:themeColor="accent6" w:sz="8" w:space="0"/>
+        <w:bottom w:val="single" w:color="F79646" w:themeColor="accent6" w:sz="8" w:space="0"/>
+        <w:right w:val="single" w:color="F79646" w:themeColor="accent6" w:sz="8" w:space="0"/>
       </w:tblBorders>
       <w:tblCellMar>
         <w:top w:w="0" w:type="dxa"/>
@@ -8908,7 +8901,7 @@
         <w:tcBorders>
           <w:top w:val="nil"/>
           <w:left w:val="nil"/>
-          <w:bottom w:val="single" w:sz="24" w:space="0" w:color="F79646" w:themeColor="accent6"/>
+          <w:bottom w:val="single" w:color="F79646" w:themeColor="accent6" w:sz="24" w:space="0"/>
           <w:right w:val="nil"/>
           <w:insideH w:val="nil"/>
           <w:insideV w:val="nil"/>
@@ -8920,7 +8913,7 @@
       <w:tblPr/>
       <w:tcPr>
         <w:tcBorders>
-          <w:top w:val="single" w:sz="8" w:space="0" w:color="F79646" w:themeColor="accent6"/>
+          <w:top w:val="single" w:color="F79646" w:themeColor="accent6" w:sz="8" w:space="0"/>
           <w:left w:val="nil"/>
           <w:bottom w:val="nil"/>
           <w:right w:val="nil"/>
@@ -8937,7 +8930,7 @@
           <w:top w:val="nil"/>
           <w:left w:val="nil"/>
           <w:bottom w:val="nil"/>
-          <w:right w:val="single" w:sz="8" w:space="0" w:color="F79646" w:themeColor="accent6"/>
+          <w:right w:val="single" w:color="F79646" w:themeColor="accent6" w:sz="8" w:space="0"/>
           <w:insideH w:val="nil"/>
           <w:insideV w:val="nil"/>
         </w:tcBorders>
@@ -8949,7 +8942,7 @@
       <w:tcPr>
         <w:tcBorders>
           <w:top w:val="nil"/>
-          <w:left w:val="single" w:sz="8" w:space="0" w:color="F79646" w:themeColor="accent6"/>
+          <w:left w:val="single" w:color="F79646" w:themeColor="accent6" w:sz="8" w:space="0"/>
           <w:bottom w:val="nil"/>
           <w:right w:val="nil"/>
           <w:insideH w:val="nil"/>
@@ -9010,12 +9003,12 @@
       <w:tblStyleColBandSize w:val="1"/>
       <w:tblInd w:w="0" w:type="dxa"/>
       <w:tblBorders>
-        <w:top w:val="single" w:sz="8" w:space="0" w:color="404040" w:themeColor="text1" w:themeTint="BF"/>
-        <w:left w:val="single" w:sz="8" w:space="0" w:color="404040" w:themeColor="text1" w:themeTint="BF"/>
-        <w:bottom w:val="single" w:sz="8" w:space="0" w:color="404040" w:themeColor="text1" w:themeTint="BF"/>
-        <w:right w:val="single" w:sz="8" w:space="0" w:color="404040" w:themeColor="text1" w:themeTint="BF"/>
-        <w:insideH w:val="single" w:sz="8" w:space="0" w:color="404040" w:themeColor="text1" w:themeTint="BF"/>
-        <w:insideV w:val="single" w:sz="8" w:space="0" w:color="404040" w:themeColor="text1" w:themeTint="BF"/>
+        <w:top w:val="single" w:color="404040" w:themeColor="text1" w:themeTint="BF" w:sz="8" w:space="0"/>
+        <w:left w:val="single" w:color="404040" w:themeColor="text1" w:themeTint="BF" w:sz="8" w:space="0"/>
+        <w:bottom w:val="single" w:color="404040" w:themeColor="text1" w:themeTint="BF" w:sz="8" w:space="0"/>
+        <w:right w:val="single" w:color="404040" w:themeColor="text1" w:themeTint="BF" w:sz="8" w:space="0"/>
+        <w:insideH w:val="single" w:color="404040" w:themeColor="text1" w:themeTint="BF" w:sz="8" w:space="0"/>
+        <w:insideV w:val="single" w:color="404040" w:themeColor="text1" w:themeTint="BF" w:sz="8" w:space="0"/>
       </w:tblBorders>
       <w:tblCellMar>
         <w:top w:w="0" w:type="dxa"/>
@@ -9041,7 +9034,7 @@
       <w:tblPr/>
       <w:tcPr>
         <w:tcBorders>
-          <w:top w:val="single" w:sz="18" w:space="0" w:color="404040" w:themeColor="text1" w:themeTint="BF"/>
+          <w:top w:val="single" w:color="404040" w:themeColor="text1" w:themeTint="BF" w:sz="18" w:space="0"/>
         </w:tcBorders>
       </w:tcPr>
     </w:tblStylePr>
@@ -9083,12 +9076,12 @@
       <w:tblStyleColBandSize w:val="1"/>
       <w:tblInd w:w="0" w:type="dxa"/>
       <w:tblBorders>
-        <w:top w:val="single" w:sz="8" w:space="0" w:color="7BA0CD" w:themeColor="accent1" w:themeTint="BF"/>
-        <w:left w:val="single" w:sz="8" w:space="0" w:color="7BA0CD" w:themeColor="accent1" w:themeTint="BF"/>
-        <w:bottom w:val="single" w:sz="8" w:space="0" w:color="7BA0CD" w:themeColor="accent1" w:themeTint="BF"/>
-        <w:right w:val="single" w:sz="8" w:space="0" w:color="7BA0CD" w:themeColor="accent1" w:themeTint="BF"/>
-        <w:insideH w:val="single" w:sz="8" w:space="0" w:color="7BA0CD" w:themeColor="accent1" w:themeTint="BF"/>
-        <w:insideV w:val="single" w:sz="8" w:space="0" w:color="7BA0CD" w:themeColor="accent1" w:themeTint="BF"/>
+        <w:top w:val="single" w:color="7BA0CD" w:themeColor="accent1" w:themeTint="BF" w:sz="8" w:space="0"/>
+        <w:left w:val="single" w:color="7BA0CD" w:themeColor="accent1" w:themeTint="BF" w:sz="8" w:space="0"/>
+        <w:bottom w:val="single" w:color="7BA0CD" w:themeColor="accent1" w:themeTint="BF" w:sz="8" w:space="0"/>
+        <w:right w:val="single" w:color="7BA0CD" w:themeColor="accent1" w:themeTint="BF" w:sz="8" w:space="0"/>
+        <w:insideH w:val="single" w:color="7BA0CD" w:themeColor="accent1" w:themeTint="BF" w:sz="8" w:space="0"/>
+        <w:insideV w:val="single" w:color="7BA0CD" w:themeColor="accent1" w:themeTint="BF" w:sz="8" w:space="0"/>
       </w:tblBorders>
       <w:tblCellMar>
         <w:top w:w="0" w:type="dxa"/>
@@ -9114,7 +9107,7 @@
       <w:tblPr/>
       <w:tcPr>
         <w:tcBorders>
-          <w:top w:val="single" w:sz="18" w:space="0" w:color="7BA0CD" w:themeColor="accent1" w:themeTint="BF"/>
+          <w:top w:val="single" w:color="7BA0CD" w:themeColor="accent1" w:themeTint="BF" w:sz="18" w:space="0"/>
         </w:tcBorders>
       </w:tcPr>
     </w:tblStylePr>
@@ -9156,12 +9149,12 @@
       <w:tblStyleColBandSize w:val="1"/>
       <w:tblInd w:w="0" w:type="dxa"/>
       <w:tblBorders>
-        <w:top w:val="single" w:sz="8" w:space="0" w:color="CF7B79" w:themeColor="accent2" w:themeTint="BF"/>
-        <w:left w:val="single" w:sz="8" w:space="0" w:color="CF7B79" w:themeColor="accent2" w:themeTint="BF"/>
-        <w:bottom w:val="single" w:sz="8" w:space="0" w:color="CF7B79" w:themeColor="accent2" w:themeTint="BF"/>
-        <w:right w:val="single" w:sz="8" w:space="0" w:color="CF7B79" w:themeColor="accent2" w:themeTint="BF"/>
-        <w:insideH w:val="single" w:sz="8" w:space="0" w:color="CF7B79" w:themeColor="accent2" w:themeTint="BF"/>
-        <w:insideV w:val="single" w:sz="8" w:space="0" w:color="CF7B79" w:themeColor="accent2" w:themeTint="BF"/>
+        <w:top w:val="single" w:color="CF7B79" w:themeColor="accent2" w:themeTint="BF" w:sz="8" w:space="0"/>
+        <w:left w:val="single" w:color="CF7B79" w:themeColor="accent2" w:themeTint="BF" w:sz="8" w:space="0"/>
+        <w:bottom w:val="single" w:color="CF7B79" w:themeColor="accent2" w:themeTint="BF" w:sz="8" w:space="0"/>
+        <w:right w:val="single" w:color="CF7B79" w:themeColor="accent2" w:themeTint="BF" w:sz="8" w:space="0"/>
+        <w:insideH w:val="single" w:color="CF7B79" w:themeColor="accent2" w:themeTint="BF" w:sz="8" w:space="0"/>
+        <w:insideV w:val="single" w:color="CF7B79" w:themeColor="accent2" w:themeTint="BF" w:sz="8" w:space="0"/>
       </w:tblBorders>
       <w:tblCellMar>
         <w:top w:w="0" w:type="dxa"/>
@@ -9187,7 +9180,7 @@
       <w:tblPr/>
       <w:tcPr>
         <w:tcBorders>
-          <w:top w:val="single" w:sz="18" w:space="0" w:color="CF7B79" w:themeColor="accent2" w:themeTint="BF"/>
+          <w:top w:val="single" w:color="CF7B79" w:themeColor="accent2" w:themeTint="BF" w:sz="18" w:space="0"/>
         </w:tcBorders>
       </w:tcPr>
     </w:tblStylePr>
@@ -9229,12 +9222,12 @@
       <w:tblStyleColBandSize w:val="1"/>
       <w:tblInd w:w="0" w:type="dxa"/>
       <w:tblBorders>
-        <w:top w:val="single" w:sz="8" w:space="0" w:color="B3CC82" w:themeColor="accent3" w:themeTint="BF"/>
-        <w:left w:val="single" w:sz="8" w:space="0" w:color="B3CC82" w:themeColor="accent3" w:themeTint="BF"/>
-        <w:bottom w:val="single" w:sz="8" w:space="0" w:color="B3CC82" w:themeColor="accent3" w:themeTint="BF"/>
-        <w:right w:val="single" w:sz="8" w:space="0" w:color="B3CC82" w:themeColor="accent3" w:themeTint="BF"/>
-        <w:insideH w:val="single" w:sz="8" w:space="0" w:color="B3CC82" w:themeColor="accent3" w:themeTint="BF"/>
-        <w:insideV w:val="single" w:sz="8" w:space="0" w:color="B3CC82" w:themeColor="accent3" w:themeTint="BF"/>
+        <w:top w:val="single" w:color="B3CC82" w:themeColor="accent3" w:themeTint="BF" w:sz="8" w:space="0"/>
+        <w:left w:val="single" w:color="B3CC82" w:themeColor="accent3" w:themeTint="BF" w:sz="8" w:space="0"/>
+        <w:bottom w:val="single" w:color="B3CC82" w:themeColor="accent3" w:themeTint="BF" w:sz="8" w:space="0"/>
+        <w:right w:val="single" w:color="B3CC82" w:themeColor="accent3" w:themeTint="BF" w:sz="8" w:space="0"/>
+        <w:insideH w:val="single" w:color="B3CC82" w:themeColor="accent3" w:themeTint="BF" w:sz="8" w:space="0"/>
+        <w:insideV w:val="single" w:color="B3CC82" w:themeColor="accent3" w:themeTint="BF" w:sz="8" w:space="0"/>
       </w:tblBorders>
       <w:tblCellMar>
         <w:top w:w="0" w:type="dxa"/>
@@ -9260,7 +9253,7 @@
       <w:tblPr/>
       <w:tcPr>
         <w:tcBorders>
-          <w:top w:val="single" w:sz="18" w:space="0" w:color="B3CC82" w:themeColor="accent3" w:themeTint="BF"/>
+          <w:top w:val="single" w:color="B3CC82" w:themeColor="accent3" w:themeTint="BF" w:sz="18" w:space="0"/>
         </w:tcBorders>
       </w:tcPr>
     </w:tblStylePr>
@@ -9302,12 +9295,12 @@
       <w:tblStyleColBandSize w:val="1"/>
       <w:tblInd w:w="0" w:type="dxa"/>
       <w:tblBorders>
-        <w:top w:val="single" w:sz="8" w:space="0" w:color="9F8AB9" w:themeColor="accent4" w:themeTint="BF"/>
-        <w:left w:val="single" w:sz="8" w:space="0" w:color="9F8AB9" w:themeColor="accent4" w:themeTint="BF"/>
-        <w:bottom w:val="single" w:sz="8" w:space="0" w:color="9F8AB9" w:themeColor="accent4" w:themeTint="BF"/>
-        <w:right w:val="single" w:sz="8" w:space="0" w:color="9F8AB9" w:themeColor="accent4" w:themeTint="BF"/>
-        <w:insideH w:val="single" w:sz="8" w:space="0" w:color="9F8AB9" w:themeColor="accent4" w:themeTint="BF"/>
-        <w:insideV w:val="single" w:sz="8" w:space="0" w:color="9F8AB9" w:themeColor="accent4" w:themeTint="BF"/>
+        <w:top w:val="single" w:color="9F8AB9" w:themeColor="accent4" w:themeTint="BF" w:sz="8" w:space="0"/>
+        <w:left w:val="single" w:color="9F8AB9" w:themeColor="accent4" w:themeTint="BF" w:sz="8" w:space="0"/>
+        <w:bottom w:val="single" w:color="9F8AB9" w:themeColor="accent4" w:themeTint="BF" w:sz="8" w:space="0"/>
+        <w:right w:val="single" w:color="9F8AB9" w:themeColor="accent4" w:themeTint="BF" w:sz="8" w:space="0"/>
+        <w:insideH w:val="single" w:color="9F8AB9" w:themeColor="accent4" w:themeTint="BF" w:sz="8" w:space="0"/>
+        <w:insideV w:val="single" w:color="9F8AB9" w:themeColor="accent4" w:themeTint="BF" w:sz="8" w:space="0"/>
       </w:tblBorders>
       <w:tblCellMar>
         <w:top w:w="0" w:type="dxa"/>
@@ -9333,7 +9326,7 @@
       <w:tblPr/>
       <w:tcPr>
         <w:tcBorders>
-          <w:top w:val="single" w:sz="18" w:space="0" w:color="9F8AB9" w:themeColor="accent4" w:themeTint="BF"/>
+          <w:top w:val="single" w:color="9F8AB9" w:themeColor="accent4" w:themeTint="BF" w:sz="18" w:space="0"/>
         </w:tcBorders>
       </w:tcPr>
     </w:tblStylePr>
@@ -9375,12 +9368,12 @@
       <w:tblStyleColBandSize w:val="1"/>
       <w:tblInd w:w="0" w:type="dxa"/>
       <w:tblBorders>
-        <w:top w:val="single" w:sz="8" w:space="0" w:color="78C0D4" w:themeColor="accent5" w:themeTint="BF"/>
-        <w:left w:val="single" w:sz="8" w:space="0" w:color="78C0D4" w:themeColor="accent5" w:themeTint="BF"/>
-        <w:bottom w:val="single" w:sz="8" w:space="0" w:color="78C0D4" w:themeColor="accent5" w:themeTint="BF"/>
-        <w:right w:val="single" w:sz="8" w:space="0" w:color="78C0D4" w:themeColor="accent5" w:themeTint="BF"/>
-        <w:insideH w:val="single" w:sz="8" w:space="0" w:color="78C0D4" w:themeColor="accent5" w:themeTint="BF"/>
-        <w:insideV w:val="single" w:sz="8" w:space="0" w:color="78C0D4" w:themeColor="accent5" w:themeTint="BF"/>
+        <w:top w:val="single" w:color="78C0D4" w:themeColor="accent5" w:themeTint="BF" w:sz="8" w:space="0"/>
+        <w:left w:val="single" w:color="78C0D4" w:themeColor="accent5" w:themeTint="BF" w:sz="8" w:space="0"/>
+        <w:bottom w:val="single" w:color="78C0D4" w:themeColor="accent5" w:themeTint="BF" w:sz="8" w:space="0"/>
+        <w:right w:val="single" w:color="78C0D4" w:themeColor="accent5" w:themeTint="BF" w:sz="8" w:space="0"/>
+        <w:insideH w:val="single" w:color="78C0D4" w:themeColor="accent5" w:themeTint="BF" w:sz="8" w:space="0"/>
+        <w:insideV w:val="single" w:color="78C0D4" w:themeColor="accent5" w:themeTint="BF" w:sz="8" w:space="0"/>
       </w:tblBorders>
       <w:tblCellMar>
         <w:top w:w="0" w:type="dxa"/>
@@ -9406,7 +9399,7 @@
       <w:tblPr/>
       <w:tcPr>
         <w:tcBorders>
-          <w:top w:val="single" w:sz="18" w:space="0" w:color="78C0D4" w:themeColor="accent5" w:themeTint="BF"/>
+          <w:top w:val="single" w:color="78C0D4" w:themeColor="accent5" w:themeTint="BF" w:sz="18" w:space="0"/>
         </w:tcBorders>
       </w:tcPr>
     </w:tblStylePr>
@@ -9448,12 +9441,12 @@
       <w:tblStyleColBandSize w:val="1"/>
       <w:tblInd w:w="0" w:type="dxa"/>
       <w:tblBorders>
-        <w:top w:val="single" w:sz="8" w:space="0" w:color="F9B074" w:themeColor="accent6" w:themeTint="BF"/>
-        <w:left w:val="single" w:sz="8" w:space="0" w:color="F9B074" w:themeColor="accent6" w:themeTint="BF"/>
-        <w:bottom w:val="single" w:sz="8" w:space="0" w:color="F9B074" w:themeColor="accent6" w:themeTint="BF"/>
-        <w:right w:val="single" w:sz="8" w:space="0" w:color="F9B074" w:themeColor="accent6" w:themeTint="BF"/>
-        <w:insideH w:val="single" w:sz="8" w:space="0" w:color="F9B074" w:themeColor="accent6" w:themeTint="BF"/>
-        <w:insideV w:val="single" w:sz="8" w:space="0" w:color="F9B074" w:themeColor="accent6" w:themeTint="BF"/>
+        <w:top w:val="single" w:color="F9B074" w:themeColor="accent6" w:themeTint="BF" w:sz="8" w:space="0"/>
+        <w:left w:val="single" w:color="F9B074" w:themeColor="accent6" w:themeTint="BF" w:sz="8" w:space="0"/>
+        <w:bottom w:val="single" w:color="F9B074" w:themeColor="accent6" w:themeTint="BF" w:sz="8" w:space="0"/>
+        <w:right w:val="single" w:color="F9B074" w:themeColor="accent6" w:themeTint="BF" w:sz="8" w:space="0"/>
+        <w:insideH w:val="single" w:color="F9B074" w:themeColor="accent6" w:themeTint="BF" w:sz="8" w:space="0"/>
+        <w:insideV w:val="single" w:color="F9B074" w:themeColor="accent6" w:themeTint="BF" w:sz="8" w:space="0"/>
       </w:tblBorders>
       <w:tblCellMar>
         <w:top w:w="0" w:type="dxa"/>
@@ -9479,7 +9472,7 @@
       <w:tblPr/>
       <w:tcPr>
         <w:tcBorders>
-          <w:top w:val="single" w:sz="18" w:space="0" w:color="F9B074" w:themeColor="accent6" w:themeTint="BF"/>
+          <w:top w:val="single" w:color="F9B074" w:themeColor="accent6" w:themeTint="BF" w:sz="18" w:space="0"/>
         </w:tcBorders>
       </w:tcPr>
     </w:tblStylePr>
@@ -9517,7 +9510,7 @@
       <w:spacing w:after="0" w:line="240" w:lineRule="auto"/>
     </w:pPr>
     <w:rPr>
-      <w:rFonts w:asciiTheme="majorHAnsi" w:eastAsiaTheme="majorEastAsia" w:hAnsiTheme="majorHAnsi" w:cstheme="majorBidi"/>
+      <w:rFonts w:asciiTheme="majorHAnsi" w:hAnsiTheme="majorHAnsi" w:eastAsiaTheme="majorEastAsia" w:cstheme="majorBidi"/>
       <w:color w:val="000000" w:themeColor="text1"/>
     </w:rPr>
     <w:tblPr>
@@ -9525,12 +9518,12 @@
       <w:tblStyleColBandSize w:val="1"/>
       <w:tblInd w:w="0" w:type="dxa"/>
       <w:tblBorders>
-        <w:top w:val="single" w:sz="8" w:space="0" w:color="000000" w:themeColor="text1"/>
-        <w:left w:val="single" w:sz="8" w:space="0" w:color="000000" w:themeColor="text1"/>
-        <w:bottom w:val="single" w:sz="8" w:space="0" w:color="000000" w:themeColor="text1"/>
-        <w:right w:val="single" w:sz="8" w:space="0" w:color="000000" w:themeColor="text1"/>
-        <w:insideH w:val="single" w:sz="8" w:space="0" w:color="000000" w:themeColor="text1"/>
-        <w:insideV w:val="single" w:sz="8" w:space="0" w:color="000000" w:themeColor="text1"/>
+        <w:top w:val="single" w:color="000000" w:themeColor="text1" w:sz="8" w:space="0"/>
+        <w:left w:val="single" w:color="000000" w:themeColor="text1" w:sz="8" w:space="0"/>
+        <w:bottom w:val="single" w:color="000000" w:themeColor="text1" w:sz="8" w:space="0"/>
+        <w:right w:val="single" w:color="000000" w:themeColor="text1" w:sz="8" w:space="0"/>
+        <w:insideH w:val="single" w:color="000000" w:themeColor="text1" w:sz="8" w:space="0"/>
+        <w:insideV w:val="single" w:color="000000" w:themeColor="text1" w:sz="8" w:space="0"/>
       </w:tblBorders>
       <w:tblCellMar>
         <w:top w:w="0" w:type="dxa"/>
@@ -9562,7 +9555,7 @@
       <w:tblPr/>
       <w:tcPr>
         <w:tcBorders>
-          <w:top w:val="single" w:sz="12" w:space="0" w:color="000000" w:themeColor="text1"/>
+          <w:top w:val="single" w:color="000000" w:themeColor="text1" w:sz="12" w:space="0"/>
           <w:left w:val="nil"/>
           <w:bottom w:val="nil"/>
           <w:right w:val="nil"/>
@@ -9620,8 +9613,8 @@
       <w:tblPr/>
       <w:tcPr>
         <w:tcBorders>
-          <w:insideH w:val="single" w:sz="6" w:space="0" w:color="000000" w:themeColor="text1"/>
-          <w:insideV w:val="single" w:sz="6" w:space="0" w:color="000000" w:themeColor="text1"/>
+          <w:insideH w:val="single" w:color="000000" w:themeColor="text1" w:sz="6" w:space="0"/>
+          <w:insideV w:val="single" w:color="000000" w:themeColor="text1" w:sz="6" w:space="0"/>
         </w:tcBorders>
         <w:shd w:val="clear" w:color="auto" w:fill="808080" w:themeFill="text1" w:themeFillTint="7F"/>
       </w:tcPr>
@@ -9642,7 +9635,7 @@
       <w:spacing w:after="0" w:line="240" w:lineRule="auto"/>
     </w:pPr>
     <w:rPr>
-      <w:rFonts w:asciiTheme="majorHAnsi" w:eastAsiaTheme="majorEastAsia" w:hAnsiTheme="majorHAnsi" w:cstheme="majorBidi"/>
+      <w:rFonts w:asciiTheme="majorHAnsi" w:hAnsiTheme="majorHAnsi" w:eastAsiaTheme="majorEastAsia" w:cstheme="majorBidi"/>
       <w:color w:val="000000" w:themeColor="text1"/>
     </w:rPr>
     <w:tblPr>
@@ -9650,12 +9643,12 @@
       <w:tblStyleColBandSize w:val="1"/>
       <w:tblInd w:w="0" w:type="dxa"/>
       <w:tblBorders>
-        <w:top w:val="single" w:sz="8" w:space="0" w:color="4F81BD" w:themeColor="accent1"/>
-        <w:left w:val="single" w:sz="8" w:space="0" w:color="4F81BD" w:themeColor="accent1"/>
-        <w:bottom w:val="single" w:sz="8" w:space="0" w:color="4F81BD" w:themeColor="accent1"/>
-        <w:right w:val="single" w:sz="8" w:space="0" w:color="4F81BD" w:themeColor="accent1"/>
-        <w:insideH w:val="single" w:sz="8" w:space="0" w:color="4F81BD" w:themeColor="accent1"/>
-        <w:insideV w:val="single" w:sz="8" w:space="0" w:color="4F81BD" w:themeColor="accent1"/>
+        <w:top w:val="single" w:color="4F81BD" w:themeColor="accent1" w:sz="8" w:space="0"/>
+        <w:left w:val="single" w:color="4F81BD" w:themeColor="accent1" w:sz="8" w:space="0"/>
+        <w:bottom w:val="single" w:color="4F81BD" w:themeColor="accent1" w:sz="8" w:space="0"/>
+        <w:right w:val="single" w:color="4F81BD" w:themeColor="accent1" w:sz="8" w:space="0"/>
+        <w:insideH w:val="single" w:color="4F81BD" w:themeColor="accent1" w:sz="8" w:space="0"/>
+        <w:insideV w:val="single" w:color="4F81BD" w:themeColor="accent1" w:sz="8" w:space="0"/>
       </w:tblBorders>
       <w:tblCellMar>
         <w:top w:w="0" w:type="dxa"/>
@@ -9687,7 +9680,7 @@
       <w:tblPr/>
       <w:tcPr>
         <w:tcBorders>
-          <w:top w:val="single" w:sz="12" w:space="0" w:color="000000" w:themeColor="text1"/>
+          <w:top w:val="single" w:color="000000" w:themeColor="text1" w:sz="12" w:space="0"/>
           <w:left w:val="nil"/>
           <w:bottom w:val="nil"/>
           <w:right w:val="nil"/>
@@ -9745,8 +9738,8 @@
       <w:tblPr/>
       <w:tcPr>
         <w:tcBorders>
-          <w:insideH w:val="single" w:sz="6" w:space="0" w:color="4F81BD" w:themeColor="accent1"/>
-          <w:insideV w:val="single" w:sz="6" w:space="0" w:color="4F81BD" w:themeColor="accent1"/>
+          <w:insideH w:val="single" w:color="4F81BD" w:themeColor="accent1" w:sz="6" w:space="0"/>
+          <w:insideV w:val="single" w:color="4F81BD" w:themeColor="accent1" w:sz="6" w:space="0"/>
         </w:tcBorders>
         <w:shd w:val="clear" w:color="auto" w:fill="A7BFDE" w:themeFill="accent1" w:themeFillTint="7F"/>
       </w:tcPr>
@@ -9767,7 +9760,7 @@
       <w:spacing w:after="0" w:line="240" w:lineRule="auto"/>
     </w:pPr>
     <w:rPr>
-      <w:rFonts w:asciiTheme="majorHAnsi" w:eastAsiaTheme="majorEastAsia" w:hAnsiTheme="majorHAnsi" w:cstheme="majorBidi"/>
+      <w:rFonts w:asciiTheme="majorHAnsi" w:hAnsiTheme="majorHAnsi" w:eastAsiaTheme="majorEastAsia" w:cstheme="majorBidi"/>
       <w:color w:val="000000" w:themeColor="text1"/>
     </w:rPr>
     <w:tblPr>
@@ -9775,12 +9768,12 @@
       <w:tblStyleColBandSize w:val="1"/>
       <w:tblInd w:w="0" w:type="dxa"/>
       <w:tblBorders>
-        <w:top w:val="single" w:sz="8" w:space="0" w:color="C0504D" w:themeColor="accent2"/>
-        <w:left w:val="single" w:sz="8" w:space="0" w:color="C0504D" w:themeColor="accent2"/>
-        <w:bottom w:val="single" w:sz="8" w:space="0" w:color="C0504D" w:themeColor="accent2"/>
-        <w:right w:val="single" w:sz="8" w:space="0" w:color="C0504D" w:themeColor="accent2"/>
-        <w:insideH w:val="single" w:sz="8" w:space="0" w:color="C0504D" w:themeColor="accent2"/>
-        <w:insideV w:val="single" w:sz="8" w:space="0" w:color="C0504D" w:themeColor="accent2"/>
+        <w:top w:val="single" w:color="C0504D" w:themeColor="accent2" w:sz="8" w:space="0"/>
+        <w:left w:val="single" w:color="C0504D" w:themeColor="accent2" w:sz="8" w:space="0"/>
+        <w:bottom w:val="single" w:color="C0504D" w:themeColor="accent2" w:sz="8" w:space="0"/>
+        <w:right w:val="single" w:color="C0504D" w:themeColor="accent2" w:sz="8" w:space="0"/>
+        <w:insideH w:val="single" w:color="C0504D" w:themeColor="accent2" w:sz="8" w:space="0"/>
+        <w:insideV w:val="single" w:color="C0504D" w:themeColor="accent2" w:sz="8" w:space="0"/>
       </w:tblBorders>
       <w:tblCellMar>
         <w:top w:w="0" w:type="dxa"/>
@@ -9812,7 +9805,7 @@
       <w:tblPr/>
       <w:tcPr>
         <w:tcBorders>
-          <w:top w:val="single" w:sz="12" w:space="0" w:color="000000" w:themeColor="text1"/>
+          <w:top w:val="single" w:color="000000" w:themeColor="text1" w:sz="12" w:space="0"/>
           <w:left w:val="nil"/>
           <w:bottom w:val="nil"/>
           <w:right w:val="nil"/>
@@ -9870,8 +9863,8 @@
       <w:tblPr/>
       <w:tcPr>
         <w:tcBorders>
-          <w:insideH w:val="single" w:sz="6" w:space="0" w:color="C0504D" w:themeColor="accent2"/>
-          <w:insideV w:val="single" w:sz="6" w:space="0" w:color="C0504D" w:themeColor="accent2"/>
+          <w:insideH w:val="single" w:color="C0504D" w:themeColor="accent2" w:sz="6" w:space="0"/>
+          <w:insideV w:val="single" w:color="C0504D" w:themeColor="accent2" w:sz="6" w:space="0"/>
         </w:tcBorders>
         <w:shd w:val="clear" w:color="auto" w:fill="DFA7A6" w:themeFill="accent2" w:themeFillTint="7F"/>
       </w:tcPr>
@@ -9892,7 +9885,7 @@
       <w:spacing w:after="0" w:line="240" w:lineRule="auto"/>
     </w:pPr>
     <w:rPr>
-      <w:rFonts w:asciiTheme="majorHAnsi" w:eastAsiaTheme="majorEastAsia" w:hAnsiTheme="majorHAnsi" w:cstheme="majorBidi"/>
+      <w:rFonts w:asciiTheme="majorHAnsi" w:hAnsiTheme="majorHAnsi" w:eastAsiaTheme="majorEastAsia" w:cstheme="majorBidi"/>
       <w:color w:val="000000" w:themeColor="text1"/>
     </w:rPr>
     <w:tblPr>
@@ -9900,12 +9893,12 @@
       <w:tblStyleColBandSize w:val="1"/>
       <w:tblInd w:w="0" w:type="dxa"/>
       <w:tblBorders>
-        <w:top w:val="single" w:sz="8" w:space="0" w:color="9BBB59" w:themeColor="accent3"/>
-        <w:left w:val="single" w:sz="8" w:space="0" w:color="9BBB59" w:themeColor="accent3"/>
-        <w:bottom w:val="single" w:sz="8" w:space="0" w:color="9BBB59" w:themeColor="accent3"/>
-        <w:right w:val="single" w:sz="8" w:space="0" w:color="9BBB59" w:themeColor="accent3"/>
-        <w:insideH w:val="single" w:sz="8" w:space="0" w:color="9BBB59" w:themeColor="accent3"/>
-        <w:insideV w:val="single" w:sz="8" w:space="0" w:color="9BBB59" w:themeColor="accent3"/>
+        <w:top w:val="single" w:color="9BBB59" w:themeColor="accent3" w:sz="8" w:space="0"/>
+        <w:left w:val="single" w:color="9BBB59" w:themeColor="accent3" w:sz="8" w:space="0"/>
+        <w:bottom w:val="single" w:color="9BBB59" w:themeColor="accent3" w:sz="8" w:space="0"/>
+        <w:right w:val="single" w:color="9BBB59" w:themeColor="accent3" w:sz="8" w:space="0"/>
+        <w:insideH w:val="single" w:color="9BBB59" w:themeColor="accent3" w:sz="8" w:space="0"/>
+        <w:insideV w:val="single" w:color="9BBB59" w:themeColor="accent3" w:sz="8" w:space="0"/>
       </w:tblBorders>
       <w:tblCellMar>
         <w:top w:w="0" w:type="dxa"/>
@@ -9937,7 +9930,7 @@
       <w:tblPr/>
       <w:tcPr>
         <w:tcBorders>
-          <w:top w:val="single" w:sz="12" w:space="0" w:color="000000" w:themeColor="text1"/>
+          <w:top w:val="single" w:color="000000" w:themeColor="text1" w:sz="12" w:space="0"/>
           <w:left w:val="nil"/>
           <w:bottom w:val="nil"/>
           <w:right w:val="nil"/>
@@ -9995,8 +9988,8 @@
       <w:tblPr/>
       <w:tcPr>
         <w:tcBorders>
-          <w:insideH w:val="single" w:sz="6" w:space="0" w:color="9BBB59" w:themeColor="accent3"/>
-          <w:insideV w:val="single" w:sz="6" w:space="0" w:color="9BBB59" w:themeColor="accent3"/>
+          <w:insideH w:val="single" w:color="9BBB59" w:themeColor="accent3" w:sz="6" w:space="0"/>
+          <w:insideV w:val="single" w:color="9BBB59" w:themeColor="accent3" w:sz="6" w:space="0"/>
         </w:tcBorders>
         <w:shd w:val="clear" w:color="auto" w:fill="CDDDAC" w:themeFill="accent3" w:themeFillTint="7F"/>
       </w:tcPr>
@@ -10017,7 +10010,7 @@
       <w:spacing w:after="0" w:line="240" w:lineRule="auto"/>
     </w:pPr>
     <w:rPr>
-      <w:rFonts w:asciiTheme="majorHAnsi" w:eastAsiaTheme="majorEastAsia" w:hAnsiTheme="majorHAnsi" w:cstheme="majorBidi"/>
+      <w:rFonts w:asciiTheme="majorHAnsi" w:hAnsiTheme="majorHAnsi" w:eastAsiaTheme="majorEastAsia" w:cstheme="majorBidi"/>
       <w:color w:val="000000" w:themeColor="text1"/>
     </w:rPr>
     <w:tblPr>
@@ -10025,12 +10018,12 @@
       <w:tblStyleColBandSize w:val="1"/>
       <w:tblInd w:w="0" w:type="dxa"/>
       <w:tblBorders>
-        <w:top w:val="single" w:sz="8" w:space="0" w:color="8064A2" w:themeColor="accent4"/>
-        <w:left w:val="single" w:sz="8" w:space="0" w:color="8064A2" w:themeColor="accent4"/>
-        <w:bottom w:val="single" w:sz="8" w:space="0" w:color="8064A2" w:themeColor="accent4"/>
-        <w:right w:val="single" w:sz="8" w:space="0" w:color="8064A2" w:themeColor="accent4"/>
-        <w:insideH w:val="single" w:sz="8" w:space="0" w:color="8064A2" w:themeColor="accent4"/>
-        <w:insideV w:val="single" w:sz="8" w:space="0" w:color="8064A2" w:themeColor="accent4"/>
+        <w:top w:val="single" w:color="8064A2" w:themeColor="accent4" w:sz="8" w:space="0"/>
+        <w:left w:val="single" w:color="8064A2" w:themeColor="accent4" w:sz="8" w:space="0"/>
+        <w:bottom w:val="single" w:color="8064A2" w:themeColor="accent4" w:sz="8" w:space="0"/>
+        <w:right w:val="single" w:color="8064A2" w:themeColor="accent4" w:sz="8" w:space="0"/>
+        <w:insideH w:val="single" w:color="8064A2" w:themeColor="accent4" w:sz="8" w:space="0"/>
+        <w:insideV w:val="single" w:color="8064A2" w:themeColor="accent4" w:sz="8" w:space="0"/>
       </w:tblBorders>
       <w:tblCellMar>
         <w:top w:w="0" w:type="dxa"/>
@@ -10062,7 +10055,7 @@
       <w:tblPr/>
       <w:tcPr>
         <w:tcBorders>
-          <w:top w:val="single" w:sz="12" w:space="0" w:color="000000" w:themeColor="text1"/>
+          <w:top w:val="single" w:color="000000" w:themeColor="text1" w:sz="12" w:space="0"/>
           <w:left w:val="nil"/>
           <w:bottom w:val="nil"/>
           <w:right w:val="nil"/>
@@ -10120,8 +10113,8 @@
       <w:tblPr/>
       <w:tcPr>
         <w:tcBorders>
-          <w:insideH w:val="single" w:sz="6" w:space="0" w:color="8064A2" w:themeColor="accent4"/>
-          <w:insideV w:val="single" w:sz="6" w:space="0" w:color="8064A2" w:themeColor="accent4"/>
+          <w:insideH w:val="single" w:color="8064A2" w:themeColor="accent4" w:sz="6" w:space="0"/>
+          <w:insideV w:val="single" w:color="8064A2" w:themeColor="accent4" w:sz="6" w:space="0"/>
         </w:tcBorders>
         <w:shd w:val="clear" w:color="auto" w:fill="BFB1D0" w:themeFill="accent4" w:themeFillTint="7F"/>
       </w:tcPr>
@@ -10142,7 +10135,7 @@
       <w:spacing w:after="0" w:line="240" w:lineRule="auto"/>
     </w:pPr>
     <w:rPr>
-      <w:rFonts w:asciiTheme="majorHAnsi" w:eastAsiaTheme="majorEastAsia" w:hAnsiTheme="majorHAnsi" w:cstheme="majorBidi"/>
+      <w:rFonts w:asciiTheme="majorHAnsi" w:hAnsiTheme="majorHAnsi" w:eastAsiaTheme="majorEastAsia" w:cstheme="majorBidi"/>
       <w:color w:val="000000" w:themeColor="text1"/>
     </w:rPr>
     <w:tblPr>
@@ -10150,12 +10143,12 @@
       <w:tblStyleColBandSize w:val="1"/>
       <w:tblInd w:w="0" w:type="dxa"/>
       <w:tblBorders>
-        <w:top w:val="single" w:sz="8" w:space="0" w:color="4BACC6" w:themeColor="accent5"/>
-        <w:left w:val="single" w:sz="8" w:space="0" w:color="4BACC6" w:themeColor="accent5"/>
-        <w:bottom w:val="single" w:sz="8" w:space="0" w:color="4BACC6" w:themeColor="accent5"/>
-        <w:right w:val="single" w:sz="8" w:space="0" w:color="4BACC6" w:themeColor="accent5"/>
-        <w:insideH w:val="single" w:sz="8" w:space="0" w:color="4BACC6" w:themeColor="accent5"/>
-        <w:insideV w:val="single" w:sz="8" w:space="0" w:color="4BACC6" w:themeColor="accent5"/>
+        <w:top w:val="single" w:color="4BACC6" w:themeColor="accent5" w:sz="8" w:space="0"/>
+        <w:left w:val="single" w:color="4BACC6" w:themeColor="accent5" w:sz="8" w:space="0"/>
+        <w:bottom w:val="single" w:color="4BACC6" w:themeColor="accent5" w:sz="8" w:space="0"/>
+        <w:right w:val="single" w:color="4BACC6" w:themeColor="accent5" w:sz="8" w:space="0"/>
+        <w:insideH w:val="single" w:color="4BACC6" w:themeColor="accent5" w:sz="8" w:space="0"/>
+        <w:insideV w:val="single" w:color="4BACC6" w:themeColor="accent5" w:sz="8" w:space="0"/>
       </w:tblBorders>
       <w:tblCellMar>
         <w:top w:w="0" w:type="dxa"/>
@@ -10187,7 +10180,7 @@
       <w:tblPr/>
       <w:tcPr>
         <w:tcBorders>
-          <w:top w:val="single" w:sz="12" w:space="0" w:color="000000" w:themeColor="text1"/>
+          <w:top w:val="single" w:color="000000" w:themeColor="text1" w:sz="12" w:space="0"/>
           <w:left w:val="nil"/>
           <w:bottom w:val="nil"/>
           <w:right w:val="nil"/>
@@ -10245,8 +10238,8 @@
       <w:tblPr/>
       <w:tcPr>
         <w:tcBorders>
-          <w:insideH w:val="single" w:sz="6" w:space="0" w:color="4BACC6" w:themeColor="accent5"/>
-          <w:insideV w:val="single" w:sz="6" w:space="0" w:color="4BACC6" w:themeColor="accent5"/>
+          <w:insideH w:val="single" w:color="4BACC6" w:themeColor="accent5" w:sz="6" w:space="0"/>
+          <w:insideV w:val="single" w:color="4BACC6" w:themeColor="accent5" w:sz="6" w:space="0"/>
         </w:tcBorders>
         <w:shd w:val="clear" w:color="auto" w:fill="A5D5E2" w:themeFill="accent5" w:themeFillTint="7F"/>
       </w:tcPr>
@@ -10267,7 +10260,7 @@
       <w:spacing w:after="0" w:line="240" w:lineRule="auto"/>
     </w:pPr>
     <w:rPr>
-      <w:rFonts w:asciiTheme="majorHAnsi" w:eastAsiaTheme="majorEastAsia" w:hAnsiTheme="majorHAnsi" w:cstheme="majorBidi"/>
+      <w:rFonts w:asciiTheme="majorHAnsi" w:hAnsiTheme="majorHAnsi" w:eastAsiaTheme="majorEastAsia" w:cstheme="majorBidi"/>
       <w:color w:val="000000" w:themeColor="text1"/>
     </w:rPr>
     <w:tblPr>
@@ -10275,12 +10268,12 @@
       <w:tblStyleColBandSize w:val="1"/>
       <w:tblInd w:w="0" w:type="dxa"/>
       <w:tblBorders>
-        <w:top w:val="single" w:sz="8" w:space="0" w:color="F79646" w:themeColor="accent6"/>
-        <w:left w:val="single" w:sz="8" w:space="0" w:color="F79646" w:themeColor="accent6"/>
-        <w:bottom w:val="single" w:sz="8" w:space="0" w:color="F79646" w:themeColor="accent6"/>
-        <w:right w:val="single" w:sz="8" w:space="0" w:color="F79646" w:themeColor="accent6"/>
-        <w:insideH w:val="single" w:sz="8" w:space="0" w:color="F79646" w:themeColor="accent6"/>
-        <w:insideV w:val="single" w:sz="8" w:space="0" w:color="F79646" w:themeColor="accent6"/>
+        <w:top w:val="single" w:color="F79646" w:themeColor="accent6" w:sz="8" w:space="0"/>
+        <w:left w:val="single" w:color="F79646" w:themeColor="accent6" w:sz="8" w:space="0"/>
+        <w:bottom w:val="single" w:color="F79646" w:themeColor="accent6" w:sz="8" w:space="0"/>
+        <w:right w:val="single" w:color="F79646" w:themeColor="accent6" w:sz="8" w:space="0"/>
+        <w:insideH w:val="single" w:color="F79646" w:themeColor="accent6" w:sz="8" w:space="0"/>
+        <w:insideV w:val="single" w:color="F79646" w:themeColor="accent6" w:sz="8" w:space="0"/>
       </w:tblBorders>
       <w:tblCellMar>
         <w:top w:w="0" w:type="dxa"/>
@@ -10312,7 +10305,7 @@
       <w:tblPr/>
       <w:tcPr>
         <w:tcBorders>
-          <w:top w:val="single" w:sz="12" w:space="0" w:color="000000" w:themeColor="text1"/>
+          <w:top w:val="single" w:color="000000" w:themeColor="text1" w:sz="12" w:space="0"/>
           <w:left w:val="nil"/>
           <w:bottom w:val="nil"/>
           <w:right w:val="nil"/>
@@ -10370,8 +10363,8 @@
       <w:tblPr/>
       <w:tcPr>
         <w:tcBorders>
-          <w:insideH w:val="single" w:sz="6" w:space="0" w:color="F79646" w:themeColor="accent6"/>
-          <w:insideV w:val="single" w:sz="6" w:space="0" w:color="F79646" w:themeColor="accent6"/>
+          <w:insideH w:val="single" w:color="F79646" w:themeColor="accent6" w:sz="6" w:space="0"/>
+          <w:insideV w:val="single" w:color="F79646" w:themeColor="accent6" w:sz="6" w:space="0"/>
         </w:tcBorders>
         <w:shd w:val="clear" w:color="auto" w:fill="FBCAA2" w:themeFill="accent6" w:themeFillTint="7F"/>
       </w:tcPr>
@@ -10396,12 +10389,12 @@
       <w:tblStyleColBandSize w:val="1"/>
       <w:tblInd w:w="0" w:type="dxa"/>
       <w:tblBorders>
-        <w:top w:val="single" w:sz="8" w:space="0" w:color="FFFFFF" w:themeColor="background1"/>
-        <w:left w:val="single" w:sz="8" w:space="0" w:color="FFFFFF" w:themeColor="background1"/>
-        <w:bottom w:val="single" w:sz="8" w:space="0" w:color="FFFFFF" w:themeColor="background1"/>
-        <w:right w:val="single" w:sz="8" w:space="0" w:color="FFFFFF" w:themeColor="background1"/>
-        <w:insideH w:val="single" w:sz="6" w:space="0" w:color="FFFFFF" w:themeColor="background1"/>
-        <w:insideV w:val="single" w:sz="6" w:space="0" w:color="FFFFFF" w:themeColor="background1"/>
+        <w:top w:val="single" w:color="FFFFFF" w:themeColor="background1" w:sz="8" w:space="0"/>
+        <w:left w:val="single" w:color="FFFFFF" w:themeColor="background1" w:sz="8" w:space="0"/>
+        <w:bottom w:val="single" w:color="FFFFFF" w:themeColor="background1" w:sz="8" w:space="0"/>
+        <w:right w:val="single" w:color="FFFFFF" w:themeColor="background1" w:sz="8" w:space="0"/>
+        <w:insideH w:val="single" w:color="FFFFFF" w:themeColor="background1" w:sz="6" w:space="0"/>
+        <w:insideV w:val="single" w:color="FFFFFF" w:themeColor="background1" w:sz="6" w:space="0"/>
       </w:tblBorders>
       <w:tblCellMar>
         <w:top w:w="0" w:type="dxa"/>
@@ -10424,12 +10417,12 @@
       <w:tblPr/>
       <w:tcPr>
         <w:tcBorders>
-          <w:top w:val="single" w:sz="8" w:space="0" w:color="FFFFFF" w:themeColor="background1"/>
-          <w:left w:val="single" w:sz="8" w:space="0" w:color="FFFFFF" w:themeColor="background1"/>
-          <w:bottom w:val="single" w:sz="24" w:space="0" w:color="FFFFFF" w:themeColor="background1"/>
-          <w:right w:val="single" w:sz="8" w:space="0" w:color="FFFFFF" w:themeColor="background1"/>
-          <w:insideH w:val="nil"/>
-          <w:insideV w:val="single" w:sz="8" w:space="0" w:color="FFFFFF" w:themeColor="background1"/>
+          <w:top w:val="single" w:color="FFFFFF" w:themeColor="background1" w:sz="8" w:space="0"/>
+          <w:left w:val="single" w:color="FFFFFF" w:themeColor="background1" w:sz="8" w:space="0"/>
+          <w:bottom w:val="single" w:color="FFFFFF" w:themeColor="background1" w:sz="24" w:space="0"/>
+          <w:right w:val="single" w:color="FFFFFF" w:themeColor="background1" w:sz="8" w:space="0"/>
+          <w:insideH w:val="nil"/>
+          <w:insideV w:val="single" w:color="FFFFFF" w:themeColor="background1" w:sz="8" w:space="0"/>
         </w:tcBorders>
         <w:shd w:val="clear" w:color="auto" w:fill="000000" w:themeFill="text1"/>
       </w:tcPr>
@@ -10445,12 +10438,12 @@
       <w:tblPr/>
       <w:tcPr>
         <w:tcBorders>
-          <w:top w:val="single" w:sz="24" w:space="0" w:color="FFFFFF" w:themeColor="background1"/>
-          <w:left w:val="single" w:sz="8" w:space="0" w:color="FFFFFF" w:themeColor="background1"/>
-          <w:bottom w:val="single" w:sz="8" w:space="0" w:color="FFFFFF" w:themeColor="background1"/>
-          <w:right w:val="single" w:sz="8" w:space="0" w:color="FFFFFF" w:themeColor="background1"/>
-          <w:insideH w:val="nil"/>
-          <w:insideV w:val="single" w:sz="8" w:space="0" w:color="FFFFFF" w:themeColor="background1"/>
+          <w:top w:val="single" w:color="FFFFFF" w:themeColor="background1" w:sz="24" w:space="0"/>
+          <w:left w:val="single" w:color="FFFFFF" w:themeColor="background1" w:sz="8" w:space="0"/>
+          <w:bottom w:val="single" w:color="FFFFFF" w:themeColor="background1" w:sz="8" w:space="0"/>
+          <w:right w:val="single" w:color="FFFFFF" w:themeColor="background1" w:sz="8" w:space="0"/>
+          <w:insideH w:val="nil"/>
+          <w:insideV w:val="single" w:color="FFFFFF" w:themeColor="background1" w:sz="8" w:space="0"/>
         </w:tcBorders>
         <w:shd w:val="clear" w:color="auto" w:fill="000000" w:themeFill="text1"/>
       </w:tcPr>
@@ -10466,8 +10459,8 @@
       <w:tblPr/>
       <w:tcPr>
         <w:tcBorders>
-          <w:left w:val="single" w:sz="8" w:space="0" w:color="FFFFFF" w:themeColor="background1"/>
-          <w:right w:val="single" w:sz="24" w:space="0" w:color="FFFFFF" w:themeColor="background1"/>
+          <w:left w:val="single" w:color="FFFFFF" w:themeColor="background1" w:sz="8" w:space="0"/>
+          <w:right w:val="single" w:color="FFFFFF" w:themeColor="background1" w:sz="24" w:space="0"/>
           <w:insideH w:val="nil"/>
           <w:insideV w:val="nil"/>
         </w:tcBorders>
@@ -10486,7 +10479,7 @@
       <w:tcPr>
         <w:tcBorders>
           <w:top w:val="nil"/>
-          <w:left w:val="single" w:sz="24" w:space="0" w:color="FFFFFF" w:themeColor="background1"/>
+          <w:left w:val="single" w:color="FFFFFF" w:themeColor="background1" w:sz="24" w:space="0"/>
           <w:bottom w:val="nil"/>
           <w:right w:val="nil"/>
           <w:insideH w:val="nil"/>
@@ -10499,10 +10492,10 @@
       <w:tblPr/>
       <w:tcPr>
         <w:tcBorders>
-          <w:top w:val="single" w:sz="8" w:space="0" w:color="FFFFFF" w:themeColor="background1"/>
-          <w:left w:val="single" w:sz="8" w:space="0" w:color="FFFFFF" w:themeColor="background1"/>
-          <w:bottom w:val="single" w:sz="8" w:space="0" w:color="FFFFFF" w:themeColor="background1"/>
-          <w:right w:val="single" w:sz="8" w:space="0" w:color="FFFFFF" w:themeColor="background1"/>
+          <w:top w:val="single" w:color="FFFFFF" w:themeColor="background1" w:sz="8" w:space="0"/>
+          <w:left w:val="single" w:color="FFFFFF" w:themeColor="background1" w:sz="8" w:space="0"/>
+          <w:bottom w:val="single" w:color="FFFFFF" w:themeColor="background1" w:sz="8" w:space="0"/>
+          <w:right w:val="single" w:color="FFFFFF" w:themeColor="background1" w:sz="8" w:space="0"/>
           <w:insideH w:val="nil"/>
           <w:insideV w:val="nil"/>
         </w:tcBorders>
@@ -10513,12 +10506,12 @@
       <w:tblPr/>
       <w:tcPr>
         <w:tcBorders>
-          <w:top w:val="single" w:sz="8" w:space="0" w:color="FFFFFF" w:themeColor="background1"/>
-          <w:left w:val="single" w:sz="8" w:space="0" w:color="FFFFFF" w:themeColor="background1"/>
-          <w:bottom w:val="single" w:sz="8" w:space="0" w:color="FFFFFF" w:themeColor="background1"/>
-          <w:right w:val="single" w:sz="8" w:space="0" w:color="FFFFFF" w:themeColor="background1"/>
-          <w:insideH w:val="single" w:sz="8" w:space="0" w:color="FFFFFF" w:themeColor="background1"/>
-          <w:insideV w:val="single" w:sz="8" w:space="0" w:color="FFFFFF" w:themeColor="background1"/>
+          <w:top w:val="single" w:color="FFFFFF" w:themeColor="background1" w:sz="8" w:space="0"/>
+          <w:left w:val="single" w:color="FFFFFF" w:themeColor="background1" w:sz="8" w:space="0"/>
+          <w:bottom w:val="single" w:color="FFFFFF" w:themeColor="background1" w:sz="8" w:space="0"/>
+          <w:right w:val="single" w:color="FFFFFF" w:themeColor="background1" w:sz="8" w:space="0"/>
+          <w:insideH w:val="single" w:color="FFFFFF" w:themeColor="background1" w:sz="8" w:space="0"/>
+          <w:insideV w:val="single" w:color="FFFFFF" w:themeColor="background1" w:sz="8" w:space="0"/>
         </w:tcBorders>
         <w:shd w:val="clear" w:color="auto" w:fill="808080" w:themeFill="text1" w:themeFillTint="7F"/>
       </w:tcPr>
@@ -10537,12 +10530,12 @@
       <w:tblStyleColBandSize w:val="1"/>
       <w:tblInd w:w="0" w:type="dxa"/>
       <w:tblBorders>
-        <w:top w:val="single" w:sz="8" w:space="0" w:color="FFFFFF" w:themeColor="background1"/>
-        <w:left w:val="single" w:sz="8" w:space="0" w:color="FFFFFF" w:themeColor="background1"/>
-        <w:bottom w:val="single" w:sz="8" w:space="0" w:color="FFFFFF" w:themeColor="background1"/>
-        <w:right w:val="single" w:sz="8" w:space="0" w:color="FFFFFF" w:themeColor="background1"/>
-        <w:insideH w:val="single" w:sz="6" w:space="0" w:color="FFFFFF" w:themeColor="background1"/>
-        <w:insideV w:val="single" w:sz="6" w:space="0" w:color="FFFFFF" w:themeColor="background1"/>
+        <w:top w:val="single" w:color="FFFFFF" w:themeColor="background1" w:sz="8" w:space="0"/>
+        <w:left w:val="single" w:color="FFFFFF" w:themeColor="background1" w:sz="8" w:space="0"/>
+        <w:bottom w:val="single" w:color="FFFFFF" w:themeColor="background1" w:sz="8" w:space="0"/>
+        <w:right w:val="single" w:color="FFFFFF" w:themeColor="background1" w:sz="8" w:space="0"/>
+        <w:insideH w:val="single" w:color="FFFFFF" w:themeColor="background1" w:sz="6" w:space="0"/>
+        <w:insideV w:val="single" w:color="FFFFFF" w:themeColor="background1" w:sz="6" w:space="0"/>
       </w:tblBorders>
       <w:tblCellMar>
         <w:top w:w="0" w:type="dxa"/>
@@ -10565,12 +10558,12 @@
       <w:tblPr/>
       <w:tcPr>
         <w:tcBorders>
-          <w:top w:val="single" w:sz="8" w:space="0" w:color="FFFFFF" w:themeColor="background1"/>
-          <w:left w:val="single" w:sz="8" w:space="0" w:color="FFFFFF" w:themeColor="background1"/>
-          <w:bottom w:val="single" w:sz="24" w:space="0" w:color="FFFFFF" w:themeColor="background1"/>
-          <w:right w:val="single" w:sz="8" w:space="0" w:color="FFFFFF" w:themeColor="background1"/>
-          <w:insideH w:val="nil"/>
-          <w:insideV w:val="single" w:sz="8" w:space="0" w:color="FFFFFF" w:themeColor="background1"/>
+          <w:top w:val="single" w:color="FFFFFF" w:themeColor="background1" w:sz="8" w:space="0"/>
+          <w:left w:val="single" w:color="FFFFFF" w:themeColor="background1" w:sz="8" w:space="0"/>
+          <w:bottom w:val="single" w:color="FFFFFF" w:themeColor="background1" w:sz="24" w:space="0"/>
+          <w:right w:val="single" w:color="FFFFFF" w:themeColor="background1" w:sz="8" w:space="0"/>
+          <w:insideH w:val="nil"/>
+          <w:insideV w:val="single" w:color="FFFFFF" w:themeColor="background1" w:sz="8" w:space="0"/>
         </w:tcBorders>
         <w:shd w:val="clear" w:color="auto" w:fill="4F81BD" w:themeFill="accent1"/>
       </w:tcPr>
@@ -10586,12 +10579,12 @@
       <w:tblPr/>
       <w:tcPr>
         <w:tcBorders>
-          <w:top w:val="single" w:sz="24" w:space="0" w:color="FFFFFF" w:themeColor="background1"/>
-          <w:left w:val="single" w:sz="8" w:space="0" w:color="FFFFFF" w:themeColor="background1"/>
-          <w:bottom w:val="single" w:sz="8" w:space="0" w:color="FFFFFF" w:themeColor="background1"/>
-          <w:right w:val="single" w:sz="8" w:space="0" w:color="FFFFFF" w:themeColor="background1"/>
-          <w:insideH w:val="nil"/>
-          <w:insideV w:val="single" w:sz="8" w:space="0" w:color="FFFFFF" w:themeColor="background1"/>
+          <w:top w:val="single" w:color="FFFFFF" w:themeColor="background1" w:sz="24" w:space="0"/>
+          <w:left w:val="single" w:color="FFFFFF" w:themeColor="background1" w:sz="8" w:space="0"/>
+          <w:bottom w:val="single" w:color="FFFFFF" w:themeColor="background1" w:sz="8" w:space="0"/>
+          <w:right w:val="single" w:color="FFFFFF" w:themeColor="background1" w:sz="8" w:space="0"/>
+          <w:insideH w:val="nil"/>
+          <w:insideV w:val="single" w:color="FFFFFF" w:themeColor="background1" w:sz="8" w:space="0"/>
         </w:tcBorders>
         <w:shd w:val="clear" w:color="auto" w:fill="4F81BD" w:themeFill="accent1"/>
       </w:tcPr>
@@ -10607,8 +10600,8 @@
       <w:tblPr/>
       <w:tcPr>
         <w:tcBorders>
-          <w:left w:val="single" w:sz="8" w:space="0" w:color="FFFFFF" w:themeColor="background1"/>
-          <w:right w:val="single" w:sz="24" w:space="0" w:color="FFFFFF" w:themeColor="background1"/>
+          <w:left w:val="single" w:color="FFFFFF" w:themeColor="background1" w:sz="8" w:space="0"/>
+          <w:right w:val="single" w:color="FFFFFF" w:themeColor="background1" w:sz="24" w:space="0"/>
           <w:insideH w:val="nil"/>
           <w:insideV w:val="nil"/>
         </w:tcBorders>
@@ -10627,7 +10620,7 @@
       <w:tcPr>
         <w:tcBorders>
           <w:top w:val="nil"/>
-          <w:left w:val="single" w:sz="24" w:space="0" w:color="FFFFFF" w:themeColor="background1"/>
+          <w:left w:val="single" w:color="FFFFFF" w:themeColor="background1" w:sz="24" w:space="0"/>
           <w:bottom w:val="nil"/>
           <w:right w:val="nil"/>
           <w:insideH w:val="nil"/>
@@ -10640,10 +10633,10 @@
       <w:tblPr/>
       <w:tcPr>
         <w:tcBorders>
-          <w:top w:val="single" w:sz="8" w:space="0" w:color="FFFFFF" w:themeColor="background1"/>
-          <w:left w:val="single" w:sz="8" w:space="0" w:color="FFFFFF" w:themeColor="background1"/>
-          <w:bottom w:val="single" w:sz="8" w:space="0" w:color="FFFFFF" w:themeColor="background1"/>
-          <w:right w:val="single" w:sz="8" w:space="0" w:color="FFFFFF" w:themeColor="background1"/>
+          <w:top w:val="single" w:color="FFFFFF" w:themeColor="background1" w:sz="8" w:space="0"/>
+          <w:left w:val="single" w:color="FFFFFF" w:themeColor="background1" w:sz="8" w:space="0"/>
+          <w:bottom w:val="single" w:color="FFFFFF" w:themeColor="background1" w:sz="8" w:space="0"/>
+          <w:right w:val="single" w:color="FFFFFF" w:themeColor="background1" w:sz="8" w:space="0"/>
           <w:insideH w:val="nil"/>
           <w:insideV w:val="nil"/>
         </w:tcBorders>
@@ -10654,12 +10647,12 @@
       <w:tblPr/>
       <w:tcPr>
         <w:tcBorders>
-          <w:top w:val="single" w:sz="8" w:space="0" w:color="FFFFFF" w:themeColor="background1"/>
-          <w:left w:val="single" w:sz="8" w:space="0" w:color="FFFFFF" w:themeColor="background1"/>
-          <w:bottom w:val="single" w:sz="8" w:space="0" w:color="FFFFFF" w:themeColor="background1"/>
-          <w:right w:val="single" w:sz="8" w:space="0" w:color="FFFFFF" w:themeColor="background1"/>
-          <w:insideH w:val="single" w:sz="8" w:space="0" w:color="FFFFFF" w:themeColor="background1"/>
-          <w:insideV w:val="single" w:sz="8" w:space="0" w:color="FFFFFF" w:themeColor="background1"/>
+          <w:top w:val="single" w:color="FFFFFF" w:themeColor="background1" w:sz="8" w:space="0"/>
+          <w:left w:val="single" w:color="FFFFFF" w:themeColor="background1" w:sz="8" w:space="0"/>
+          <w:bottom w:val="single" w:color="FFFFFF" w:themeColor="background1" w:sz="8" w:space="0"/>
+          <w:right w:val="single" w:color="FFFFFF" w:themeColor="background1" w:sz="8" w:space="0"/>
+          <w:insideH w:val="single" w:color="FFFFFF" w:themeColor="background1" w:sz="8" w:space="0"/>
+          <w:insideV w:val="single" w:color="FFFFFF" w:themeColor="background1" w:sz="8" w:space="0"/>
         </w:tcBorders>
         <w:shd w:val="clear" w:color="auto" w:fill="A7BFDE" w:themeFill="accent1" w:themeFillTint="7F"/>
       </w:tcPr>
@@ -10678,12 +10671,12 @@
       <w:tblStyleColBandSize w:val="1"/>
       <w:tblInd w:w="0" w:type="dxa"/>
       <w:tblBorders>
-        <w:top w:val="single" w:sz="8" w:space="0" w:color="FFFFFF" w:themeColor="background1"/>
-        <w:left w:val="single" w:sz="8" w:space="0" w:color="FFFFFF" w:themeColor="background1"/>
-        <w:bottom w:val="single" w:sz="8" w:space="0" w:color="FFFFFF" w:themeColor="background1"/>
-        <w:right w:val="single" w:sz="8" w:space="0" w:color="FFFFFF" w:themeColor="background1"/>
-        <w:insideH w:val="single" w:sz="6" w:space="0" w:color="FFFFFF" w:themeColor="background1"/>
-        <w:insideV w:val="single" w:sz="6" w:space="0" w:color="FFFFFF" w:themeColor="background1"/>
+        <w:top w:val="single" w:color="FFFFFF" w:themeColor="background1" w:sz="8" w:space="0"/>
+        <w:left w:val="single" w:color="FFFFFF" w:themeColor="background1" w:sz="8" w:space="0"/>
+        <w:bottom w:val="single" w:color="FFFFFF" w:themeColor="background1" w:sz="8" w:space="0"/>
+        <w:right w:val="single" w:color="FFFFFF" w:themeColor="background1" w:sz="8" w:space="0"/>
+        <w:insideH w:val="single" w:color="FFFFFF" w:themeColor="background1" w:sz="6" w:space="0"/>
+        <w:insideV w:val="single" w:color="FFFFFF" w:themeColor="background1" w:sz="6" w:space="0"/>
       </w:tblBorders>
       <w:tblCellMar>
         <w:top w:w="0" w:type="dxa"/>
@@ -10706,12 +10699,12 @@
       <w:tblPr/>
       <w:tcPr>
         <w:tcBorders>
-          <w:top w:val="single" w:sz="8" w:space="0" w:color="FFFFFF" w:themeColor="background1"/>
-          <w:left w:val="single" w:sz="8" w:space="0" w:color="FFFFFF" w:themeColor="background1"/>
-          <w:bottom w:val="single" w:sz="24" w:space="0" w:color="FFFFFF" w:themeColor="background1"/>
-          <w:right w:val="single" w:sz="8" w:space="0" w:color="FFFFFF" w:themeColor="background1"/>
-          <w:insideH w:val="nil"/>
-          <w:insideV w:val="single" w:sz="8" w:space="0" w:color="FFFFFF" w:themeColor="background1"/>
+          <w:top w:val="single" w:color="FFFFFF" w:themeColor="background1" w:sz="8" w:space="0"/>
+          <w:left w:val="single" w:color="FFFFFF" w:themeColor="background1" w:sz="8" w:space="0"/>
+          <w:bottom w:val="single" w:color="FFFFFF" w:themeColor="background1" w:sz="24" w:space="0"/>
+          <w:right w:val="single" w:color="FFFFFF" w:themeColor="background1" w:sz="8" w:space="0"/>
+          <w:insideH w:val="nil"/>
+          <w:insideV w:val="single" w:color="FFFFFF" w:themeColor="background1" w:sz="8" w:space="0"/>
         </w:tcBorders>
         <w:shd w:val="clear" w:color="auto" w:fill="C0504D" w:themeFill="accent2"/>
       </w:tcPr>
@@ -10727,12 +10720,12 @@
       <w:tblPr/>
       <w:tcPr>
         <w:tcBorders>
-          <w:top w:val="single" w:sz="24" w:space="0" w:color="FFFFFF" w:themeColor="background1"/>
-          <w:left w:val="single" w:sz="8" w:space="0" w:color="FFFFFF" w:themeColor="background1"/>
-          <w:bottom w:val="single" w:sz="8" w:space="0" w:color="FFFFFF" w:themeColor="background1"/>
-          <w:right w:val="single" w:sz="8" w:space="0" w:color="FFFFFF" w:themeColor="background1"/>
-          <w:insideH w:val="nil"/>
-          <w:insideV w:val="single" w:sz="8" w:space="0" w:color="FFFFFF" w:themeColor="background1"/>
+          <w:top w:val="single" w:color="FFFFFF" w:themeColor="background1" w:sz="24" w:space="0"/>
+          <w:left w:val="single" w:color="FFFFFF" w:themeColor="background1" w:sz="8" w:space="0"/>
+          <w:bottom w:val="single" w:color="FFFFFF" w:themeColor="background1" w:sz="8" w:space="0"/>
+          <w:right w:val="single" w:color="FFFFFF" w:themeColor="background1" w:sz="8" w:space="0"/>
+          <w:insideH w:val="nil"/>
+          <w:insideV w:val="single" w:color="FFFFFF" w:themeColor="background1" w:sz="8" w:space="0"/>
         </w:tcBorders>
         <w:shd w:val="clear" w:color="auto" w:fill="C0504D" w:themeFill="accent2"/>
       </w:tcPr>
@@ -10748,8 +10741,8 @@
       <w:tblPr/>
       <w:tcPr>
         <w:tcBorders>
-          <w:left w:val="single" w:sz="8" w:space="0" w:color="FFFFFF" w:themeColor="background1"/>
-          <w:right w:val="single" w:sz="24" w:space="0" w:color="FFFFFF" w:themeColor="background1"/>
+          <w:left w:val="single" w:color="FFFFFF" w:themeColor="background1" w:sz="8" w:space="0"/>
+          <w:right w:val="single" w:color="FFFFFF" w:themeColor="background1" w:sz="24" w:space="0"/>
           <w:insideH w:val="nil"/>
           <w:insideV w:val="nil"/>
         </w:tcBorders>
@@ -10768,7 +10761,7 @@
       <w:tcPr>
         <w:tcBorders>
           <w:top w:val="nil"/>
-          <w:left w:val="single" w:sz="24" w:space="0" w:color="FFFFFF" w:themeColor="background1"/>
+          <w:left w:val="single" w:color="FFFFFF" w:themeColor="background1" w:sz="24" w:space="0"/>
           <w:bottom w:val="nil"/>
           <w:right w:val="nil"/>
           <w:insideH w:val="nil"/>
@@ -10781,10 +10774,10 @@
       <w:tblPr/>
       <w:tcPr>
         <w:tcBorders>
-          <w:top w:val="single" w:sz="8" w:space="0" w:color="FFFFFF" w:themeColor="background1"/>
-          <w:left w:val="single" w:sz="8" w:space="0" w:color="FFFFFF" w:themeColor="background1"/>
-          <w:bottom w:val="single" w:sz="8" w:space="0" w:color="FFFFFF" w:themeColor="background1"/>
-          <w:right w:val="single" w:sz="8" w:space="0" w:color="FFFFFF" w:themeColor="background1"/>
+          <w:top w:val="single" w:color="FFFFFF" w:themeColor="background1" w:sz="8" w:space="0"/>
+          <w:left w:val="single" w:color="FFFFFF" w:themeColor="background1" w:sz="8" w:space="0"/>
+          <w:bottom w:val="single" w:color="FFFFFF" w:themeColor="background1" w:sz="8" w:space="0"/>
+          <w:right w:val="single" w:color="FFFFFF" w:themeColor="background1" w:sz="8" w:space="0"/>
           <w:insideH w:val="nil"/>
           <w:insideV w:val="nil"/>
         </w:tcBorders>
@@ -10795,12 +10788,12 @@
       <w:tblPr/>
       <w:tcPr>
         <w:tcBorders>
-          <w:top w:val="single" w:sz="8" w:space="0" w:color="FFFFFF" w:themeColor="background1"/>
-          <w:left w:val="single" w:sz="8" w:space="0" w:color="FFFFFF" w:themeColor="background1"/>
-          <w:bottom w:val="single" w:sz="8" w:space="0" w:color="FFFFFF" w:themeColor="background1"/>
-          <w:right w:val="single" w:sz="8" w:space="0" w:color="FFFFFF" w:themeColor="background1"/>
-          <w:insideH w:val="single" w:sz="8" w:space="0" w:color="FFFFFF" w:themeColor="background1"/>
-          <w:insideV w:val="single" w:sz="8" w:space="0" w:color="FFFFFF" w:themeColor="background1"/>
+          <w:top w:val="single" w:color="FFFFFF" w:themeColor="background1" w:sz="8" w:space="0"/>
+          <w:left w:val="single" w:color="FFFFFF" w:themeColor="background1" w:sz="8" w:space="0"/>
+          <w:bottom w:val="single" w:color="FFFFFF" w:themeColor="background1" w:sz="8" w:space="0"/>
+          <w:right w:val="single" w:color="FFFFFF" w:themeColor="background1" w:sz="8" w:space="0"/>
+          <w:insideH w:val="single" w:color="FFFFFF" w:themeColor="background1" w:sz="8" w:space="0"/>
+          <w:insideV w:val="single" w:color="FFFFFF" w:themeColor="background1" w:sz="8" w:space="0"/>
         </w:tcBorders>
         <w:shd w:val="clear" w:color="auto" w:fill="DFA7A6" w:themeFill="accent2" w:themeFillTint="7F"/>
       </w:tcPr>
@@ -10819,12 +10812,12 @@
       <w:tblStyleColBandSize w:val="1"/>
       <w:tblInd w:w="0" w:type="dxa"/>
       <w:tblBorders>
-        <w:top w:val="single" w:sz="8" w:space="0" w:color="FFFFFF" w:themeColor="background1"/>
-        <w:left w:val="single" w:sz="8" w:space="0" w:color="FFFFFF" w:themeColor="background1"/>
-        <w:bottom w:val="single" w:sz="8" w:space="0" w:color="FFFFFF" w:themeColor="background1"/>
-        <w:right w:val="single" w:sz="8" w:space="0" w:color="FFFFFF" w:themeColor="background1"/>
-        <w:insideH w:val="single" w:sz="6" w:space="0" w:color="FFFFFF" w:themeColor="background1"/>
-        <w:insideV w:val="single" w:sz="6" w:space="0" w:color="FFFFFF" w:themeColor="background1"/>
+        <w:top w:val="single" w:color="FFFFFF" w:themeColor="background1" w:sz="8" w:space="0"/>
+        <w:left w:val="single" w:color="FFFFFF" w:themeColor="background1" w:sz="8" w:space="0"/>
+        <w:bottom w:val="single" w:color="FFFFFF" w:themeColor="background1" w:sz="8" w:space="0"/>
+        <w:right w:val="single" w:color="FFFFFF" w:themeColor="background1" w:sz="8" w:space="0"/>
+        <w:insideH w:val="single" w:color="FFFFFF" w:themeColor="background1" w:sz="6" w:space="0"/>
+        <w:insideV w:val="single" w:color="FFFFFF" w:themeColor="background1" w:sz="6" w:space="0"/>
       </w:tblBorders>
       <w:tblCellMar>
         <w:top w:w="0" w:type="dxa"/>
@@ -10847,12 +10840,12 @@
       <w:tblPr/>
       <w:tcPr>
         <w:tcBorders>
-          <w:top w:val="single" w:sz="8" w:space="0" w:color="FFFFFF" w:themeColor="background1"/>
-          <w:left w:val="single" w:sz="8" w:space="0" w:color="FFFFFF" w:themeColor="background1"/>
-          <w:bottom w:val="single" w:sz="24" w:space="0" w:color="FFFFFF" w:themeColor="background1"/>
-          <w:right w:val="single" w:sz="8" w:space="0" w:color="FFFFFF" w:themeColor="background1"/>
-          <w:insideH w:val="nil"/>
-          <w:insideV w:val="single" w:sz="8" w:space="0" w:color="FFFFFF" w:themeColor="background1"/>
+          <w:top w:val="single" w:color="FFFFFF" w:themeColor="background1" w:sz="8" w:space="0"/>
+          <w:left w:val="single" w:color="FFFFFF" w:themeColor="background1" w:sz="8" w:space="0"/>
+          <w:bottom w:val="single" w:color="FFFFFF" w:themeColor="background1" w:sz="24" w:space="0"/>
+          <w:right w:val="single" w:color="FFFFFF" w:themeColor="background1" w:sz="8" w:space="0"/>
+          <w:insideH w:val="nil"/>
+          <w:insideV w:val="single" w:color="FFFFFF" w:themeColor="background1" w:sz="8" w:space="0"/>
         </w:tcBorders>
         <w:shd w:val="clear" w:color="auto" w:fill="9BBB59" w:themeFill="accent3"/>
       </w:tcPr>
@@ -10868,12 +10861,12 @@
       <w:tblPr/>
       <w:tcPr>
         <w:tcBorders>
-          <w:top w:val="single" w:sz="24" w:space="0" w:color="FFFFFF" w:themeColor="background1"/>
-          <w:left w:val="single" w:sz="8" w:space="0" w:color="FFFFFF" w:themeColor="background1"/>
-          <w:bottom w:val="single" w:sz="8" w:space="0" w:color="FFFFFF" w:themeColor="background1"/>
-          <w:right w:val="single" w:sz="8" w:space="0" w:color="FFFFFF" w:themeColor="background1"/>
-          <w:insideH w:val="nil"/>
-          <w:insideV w:val="single" w:sz="8" w:space="0" w:color="FFFFFF" w:themeColor="background1"/>
+          <w:top w:val="single" w:color="FFFFFF" w:themeColor="background1" w:sz="24" w:space="0"/>
+          <w:left w:val="single" w:color="FFFFFF" w:themeColor="background1" w:sz="8" w:space="0"/>
+          <w:bottom w:val="single" w:color="FFFFFF" w:themeColor="background1" w:sz="8" w:space="0"/>
+          <w:right w:val="single" w:color="FFFFFF" w:themeColor="background1" w:sz="8" w:space="0"/>
+          <w:insideH w:val="nil"/>
+          <w:insideV w:val="single" w:color="FFFFFF" w:themeColor="background1" w:sz="8" w:space="0"/>
         </w:tcBorders>
         <w:shd w:val="clear" w:color="auto" w:fill="9BBB59" w:themeFill="accent3"/>
       </w:tcPr>
@@ -10889,8 +10882,8 @@
       <w:tblPr/>
       <w:tcPr>
         <w:tcBorders>
-          <w:left w:val="single" w:sz="8" w:space="0" w:color="FFFFFF" w:themeColor="background1"/>
-          <w:right w:val="single" w:sz="24" w:space="0" w:color="FFFFFF" w:themeColor="background1"/>
+          <w:left w:val="single" w:color="FFFFFF" w:themeColor="background1" w:sz="8" w:space="0"/>
+          <w:right w:val="single" w:color="FFFFFF" w:themeColor="background1" w:sz="24" w:space="0"/>
           <w:insideH w:val="nil"/>
           <w:insideV w:val="nil"/>
         </w:tcBorders>
@@ -10909,7 +10902,7 @@
       <w:tcPr>
         <w:tcBorders>
           <w:top w:val="nil"/>
-          <w:left w:val="single" w:sz="24" w:space="0" w:color="FFFFFF" w:themeColor="background1"/>
+          <w:left w:val="single" w:color="FFFFFF" w:themeColor="background1" w:sz="24" w:space="0"/>
           <w:bottom w:val="nil"/>
           <w:right w:val="nil"/>
           <w:insideH w:val="nil"/>
@@ -10922,10 +10915,10 @@
       <w:tblPr/>
       <w:tcPr>
         <w:tcBorders>
-          <w:top w:val="single" w:sz="8" w:space="0" w:color="FFFFFF" w:themeColor="background1"/>
-          <w:left w:val="single" w:sz="8" w:space="0" w:color="FFFFFF" w:themeColor="background1"/>
-          <w:bottom w:val="single" w:sz="8" w:space="0" w:color="FFFFFF" w:themeColor="background1"/>
-          <w:right w:val="single" w:sz="8" w:space="0" w:color="FFFFFF" w:themeColor="background1"/>
+          <w:top w:val="single" w:color="FFFFFF" w:themeColor="background1" w:sz="8" w:space="0"/>
+          <w:left w:val="single" w:color="FFFFFF" w:themeColor="background1" w:sz="8" w:space="0"/>
+          <w:bottom w:val="single" w:color="FFFFFF" w:themeColor="background1" w:sz="8" w:space="0"/>
+          <w:right w:val="single" w:color="FFFFFF" w:themeColor="background1" w:sz="8" w:space="0"/>
           <w:insideH w:val="nil"/>
           <w:insideV w:val="nil"/>
         </w:tcBorders>
@@ -10936,12 +10929,12 @@
       <w:tblPr/>
       <w:tcPr>
         <w:tcBorders>
-          <w:top w:val="single" w:sz="8" w:space="0" w:color="FFFFFF" w:themeColor="background1"/>
-          <w:left w:val="single" w:sz="8" w:space="0" w:color="FFFFFF" w:themeColor="background1"/>
-          <w:bottom w:val="single" w:sz="8" w:space="0" w:color="FFFFFF" w:themeColor="background1"/>
-          <w:right w:val="single" w:sz="8" w:space="0" w:color="FFFFFF" w:themeColor="background1"/>
-          <w:insideH w:val="single" w:sz="8" w:space="0" w:color="FFFFFF" w:themeColor="background1"/>
-          <w:insideV w:val="single" w:sz="8" w:space="0" w:color="FFFFFF" w:themeColor="background1"/>
+          <w:top w:val="single" w:color="FFFFFF" w:themeColor="background1" w:sz="8" w:space="0"/>
+          <w:left w:val="single" w:color="FFFFFF" w:themeColor="background1" w:sz="8" w:space="0"/>
+          <w:bottom w:val="single" w:color="FFFFFF" w:themeColor="background1" w:sz="8" w:space="0"/>
+          <w:right w:val="single" w:color="FFFFFF" w:themeColor="background1" w:sz="8" w:space="0"/>
+          <w:insideH w:val="single" w:color="FFFFFF" w:themeColor="background1" w:sz="8" w:space="0"/>
+          <w:insideV w:val="single" w:color="FFFFFF" w:themeColor="background1" w:sz="8" w:space="0"/>
         </w:tcBorders>
         <w:shd w:val="clear" w:color="auto" w:fill="CDDDAC" w:themeFill="accent3" w:themeFillTint="7F"/>
       </w:tcPr>
@@ -10960,12 +10953,12 @@
       <w:tblStyleColBandSize w:val="1"/>
       <w:tblInd w:w="0" w:type="dxa"/>
       <w:tblBorders>
-        <w:top w:val="single" w:sz="8" w:space="0" w:color="FFFFFF" w:themeColor="background1"/>
-        <w:left w:val="single" w:sz="8" w:space="0" w:color="FFFFFF" w:themeColor="background1"/>
-        <w:bottom w:val="single" w:sz="8" w:space="0" w:color="FFFFFF" w:themeColor="background1"/>
-        <w:right w:val="single" w:sz="8" w:space="0" w:color="FFFFFF" w:themeColor="background1"/>
-        <w:insideH w:val="single" w:sz="6" w:space="0" w:color="FFFFFF" w:themeColor="background1"/>
-        <w:insideV w:val="single" w:sz="6" w:space="0" w:color="FFFFFF" w:themeColor="background1"/>
+        <w:top w:val="single" w:color="FFFFFF" w:themeColor="background1" w:sz="8" w:space="0"/>
+        <w:left w:val="single" w:color="FFFFFF" w:themeColor="background1" w:sz="8" w:space="0"/>
+        <w:bottom w:val="single" w:color="FFFFFF" w:themeColor="background1" w:sz="8" w:space="0"/>
+        <w:right w:val="single" w:color="FFFFFF" w:themeColor="background1" w:sz="8" w:space="0"/>
+        <w:insideH w:val="single" w:color="FFFFFF" w:themeColor="background1" w:sz="6" w:space="0"/>
+        <w:insideV w:val="single" w:color="FFFFFF" w:themeColor="background1" w:sz="6" w:space="0"/>
       </w:tblBorders>
       <w:tblCellMar>
         <w:top w:w="0" w:type="dxa"/>
@@ -10988,12 +10981,12 @@
       <w:tblPr/>
       <w:tcPr>
         <w:tcBorders>
-          <w:top w:val="single" w:sz="8" w:space="0" w:color="FFFFFF" w:themeColor="background1"/>
-          <w:left w:val="single" w:sz="8" w:space="0" w:color="FFFFFF" w:themeColor="background1"/>
-          <w:bottom w:val="single" w:sz="24" w:space="0" w:color="FFFFFF" w:themeColor="background1"/>
-          <w:right w:val="single" w:sz="8" w:space="0" w:color="FFFFFF" w:themeColor="background1"/>
-          <w:insideH w:val="nil"/>
-          <w:insideV w:val="single" w:sz="8" w:space="0" w:color="FFFFFF" w:themeColor="background1"/>
+          <w:top w:val="single" w:color="FFFFFF" w:themeColor="background1" w:sz="8" w:space="0"/>
+          <w:left w:val="single" w:color="FFFFFF" w:themeColor="background1" w:sz="8" w:space="0"/>
+          <w:bottom w:val="single" w:color="FFFFFF" w:themeColor="background1" w:sz="24" w:space="0"/>
+          <w:right w:val="single" w:color="FFFFFF" w:themeColor="background1" w:sz="8" w:space="0"/>
+          <w:insideH w:val="nil"/>
+          <w:insideV w:val="single" w:color="FFFFFF" w:themeColor="background1" w:sz="8" w:space="0"/>
         </w:tcBorders>
         <w:shd w:val="clear" w:color="auto" w:fill="8064A2" w:themeFill="accent4"/>
       </w:tcPr>
@@ -11009,12 +11002,12 @@
       <w:tblPr/>
       <w:tcPr>
         <w:tcBorders>
-          <w:top w:val="single" w:sz="24" w:space="0" w:color="FFFFFF" w:themeColor="background1"/>
-          <w:left w:val="single" w:sz="8" w:space="0" w:color="FFFFFF" w:themeColor="background1"/>
-          <w:bottom w:val="single" w:sz="8" w:space="0" w:color="FFFFFF" w:themeColor="background1"/>
-          <w:right w:val="single" w:sz="8" w:space="0" w:color="FFFFFF" w:themeColor="background1"/>
-          <w:insideH w:val="nil"/>
-          <w:insideV w:val="single" w:sz="8" w:space="0" w:color="FFFFFF" w:themeColor="background1"/>
+          <w:top w:val="single" w:color="FFFFFF" w:themeColor="background1" w:sz="24" w:space="0"/>
+          <w:left w:val="single" w:color="FFFFFF" w:themeColor="background1" w:sz="8" w:space="0"/>
+          <w:bottom w:val="single" w:color="FFFFFF" w:themeColor="background1" w:sz="8" w:space="0"/>
+          <w:right w:val="single" w:color="FFFFFF" w:themeColor="background1" w:sz="8" w:space="0"/>
+          <w:insideH w:val="nil"/>
+          <w:insideV w:val="single" w:color="FFFFFF" w:themeColor="background1" w:sz="8" w:space="0"/>
         </w:tcBorders>
         <w:shd w:val="clear" w:color="auto" w:fill="8064A2" w:themeFill="accent4"/>
       </w:tcPr>
@@ -11030,8 +11023,8 @@
       <w:tblPr/>
       <w:tcPr>
         <w:tcBorders>
-          <w:left w:val="single" w:sz="8" w:space="0" w:color="FFFFFF" w:themeColor="background1"/>
-          <w:right w:val="single" w:sz="24" w:space="0" w:color="FFFFFF" w:themeColor="background1"/>
+          <w:left w:val="single" w:color="FFFFFF" w:themeColor="background1" w:sz="8" w:space="0"/>
+          <w:right w:val="single" w:color="FFFFFF" w:themeColor="background1" w:sz="24" w:space="0"/>
           <w:insideH w:val="nil"/>
           <w:insideV w:val="nil"/>
         </w:tcBorders>
@@ -11050,7 +11043,7 @@
       <w:tcPr>
         <w:tcBorders>
           <w:top w:val="nil"/>
-          <w:left w:val="single" w:sz="24" w:space="0" w:color="FFFFFF" w:themeColor="background1"/>
+          <w:left w:val="single" w:color="FFFFFF" w:themeColor="background1" w:sz="24" w:space="0"/>
           <w:bottom w:val="nil"/>
           <w:right w:val="nil"/>
           <w:insideH w:val="nil"/>
@@ -11063,10 +11056,10 @@
       <w:tblPr/>
       <w:tcPr>
         <w:tcBorders>
-          <w:top w:val="single" w:sz="8" w:space="0" w:color="FFFFFF" w:themeColor="background1"/>
-          <w:left w:val="single" w:sz="8" w:space="0" w:color="FFFFFF" w:themeColor="background1"/>
-          <w:bottom w:val="single" w:sz="8" w:space="0" w:color="FFFFFF" w:themeColor="background1"/>
-          <w:right w:val="single" w:sz="8" w:space="0" w:color="FFFFFF" w:themeColor="background1"/>
+          <w:top w:val="single" w:color="FFFFFF" w:themeColor="background1" w:sz="8" w:space="0"/>
+          <w:left w:val="single" w:color="FFFFFF" w:themeColor="background1" w:sz="8" w:space="0"/>
+          <w:bottom w:val="single" w:color="FFFFFF" w:themeColor="background1" w:sz="8" w:space="0"/>
+          <w:right w:val="single" w:color="FFFFFF" w:themeColor="background1" w:sz="8" w:space="0"/>
           <w:insideH w:val="nil"/>
           <w:insideV w:val="nil"/>
         </w:tcBorders>
@@ -11077,12 +11070,12 @@
       <w:tblPr/>
       <w:tcPr>
         <w:tcBorders>
-          <w:top w:val="single" w:sz="8" w:space="0" w:color="FFFFFF" w:themeColor="background1"/>
-          <w:left w:val="single" w:sz="8" w:space="0" w:color="FFFFFF" w:themeColor="background1"/>
-          <w:bottom w:val="single" w:sz="8" w:space="0" w:color="FFFFFF" w:themeColor="background1"/>
-          <w:right w:val="single" w:sz="8" w:space="0" w:color="FFFFFF" w:themeColor="background1"/>
-          <w:insideH w:val="single" w:sz="8" w:space="0" w:color="FFFFFF" w:themeColor="background1"/>
-          <w:insideV w:val="single" w:sz="8" w:space="0" w:color="FFFFFF" w:themeColor="background1"/>
+          <w:top w:val="single" w:color="FFFFFF" w:themeColor="background1" w:sz="8" w:space="0"/>
+          <w:left w:val="single" w:color="FFFFFF" w:themeColor="background1" w:sz="8" w:space="0"/>
+          <w:bottom w:val="single" w:color="FFFFFF" w:themeColor="background1" w:sz="8" w:space="0"/>
+          <w:right w:val="single" w:color="FFFFFF" w:themeColor="background1" w:sz="8" w:space="0"/>
+          <w:insideH w:val="single" w:color="FFFFFF" w:themeColor="background1" w:sz="8" w:space="0"/>
+          <w:insideV w:val="single" w:color="FFFFFF" w:themeColor="background1" w:sz="8" w:space="0"/>
         </w:tcBorders>
         <w:shd w:val="clear" w:color="auto" w:fill="BFB1D0" w:themeFill="accent4" w:themeFillTint="7F"/>
       </w:tcPr>
@@ -11101,12 +11094,12 @@
       <w:tblStyleColBandSize w:val="1"/>
       <w:tblInd w:w="0" w:type="dxa"/>
       <w:tblBorders>
-        <w:top w:val="single" w:sz="8" w:space="0" w:color="FFFFFF" w:themeColor="background1"/>
-        <w:left w:val="single" w:sz="8" w:space="0" w:color="FFFFFF" w:themeColor="background1"/>
-        <w:bottom w:val="single" w:sz="8" w:space="0" w:color="FFFFFF" w:themeColor="background1"/>
-        <w:right w:val="single" w:sz="8" w:space="0" w:color="FFFFFF" w:themeColor="background1"/>
-        <w:insideH w:val="single" w:sz="6" w:space="0" w:color="FFFFFF" w:themeColor="background1"/>
-        <w:insideV w:val="single" w:sz="6" w:space="0" w:color="FFFFFF" w:themeColor="background1"/>
+        <w:top w:val="single" w:color="FFFFFF" w:themeColor="background1" w:sz="8" w:space="0"/>
+        <w:left w:val="single" w:color="FFFFFF" w:themeColor="background1" w:sz="8" w:space="0"/>
+        <w:bottom w:val="single" w:color="FFFFFF" w:themeColor="background1" w:sz="8" w:space="0"/>
+        <w:right w:val="single" w:color="FFFFFF" w:themeColor="background1" w:sz="8" w:space="0"/>
+        <w:insideH w:val="single" w:color="FFFFFF" w:themeColor="background1" w:sz="6" w:space="0"/>
+        <w:insideV w:val="single" w:color="FFFFFF" w:themeColor="background1" w:sz="6" w:space="0"/>
       </w:tblBorders>
       <w:tblCellMar>
         <w:top w:w="0" w:type="dxa"/>
@@ -11129,12 +11122,12 @@
       <w:tblPr/>
       <w:tcPr>
         <w:tcBorders>
-          <w:top w:val="single" w:sz="8" w:space="0" w:color="FFFFFF" w:themeColor="background1"/>
-          <w:left w:val="single" w:sz="8" w:space="0" w:color="FFFFFF" w:themeColor="background1"/>
-          <w:bottom w:val="single" w:sz="24" w:space="0" w:color="FFFFFF" w:themeColor="background1"/>
-          <w:right w:val="single" w:sz="8" w:space="0" w:color="FFFFFF" w:themeColor="background1"/>
-          <w:insideH w:val="nil"/>
-          <w:insideV w:val="single" w:sz="8" w:space="0" w:color="FFFFFF" w:themeColor="background1"/>
+          <w:top w:val="single" w:color="FFFFFF" w:themeColor="background1" w:sz="8" w:space="0"/>
+          <w:left w:val="single" w:color="FFFFFF" w:themeColor="background1" w:sz="8" w:space="0"/>
+          <w:bottom w:val="single" w:color="FFFFFF" w:themeColor="background1" w:sz="24" w:space="0"/>
+          <w:right w:val="single" w:color="FFFFFF" w:themeColor="background1" w:sz="8" w:space="0"/>
+          <w:insideH w:val="nil"/>
+          <w:insideV w:val="single" w:color="FFFFFF" w:themeColor="background1" w:sz="8" w:space="0"/>
         </w:tcBorders>
         <w:shd w:val="clear" w:color="auto" w:fill="4BACC6" w:themeFill="accent5"/>
       </w:tcPr>
@@ -11150,12 +11143,12 @@
       <w:tblPr/>
       <w:tcPr>
         <w:tcBorders>
-          <w:top w:val="single" w:sz="24" w:space="0" w:color="FFFFFF" w:themeColor="background1"/>
-          <w:left w:val="single" w:sz="8" w:space="0" w:color="FFFFFF" w:themeColor="background1"/>
-          <w:bottom w:val="single" w:sz="8" w:space="0" w:color="FFFFFF" w:themeColor="background1"/>
-          <w:right w:val="single" w:sz="8" w:space="0" w:color="FFFFFF" w:themeColor="background1"/>
-          <w:insideH w:val="nil"/>
-          <w:insideV w:val="single" w:sz="8" w:space="0" w:color="FFFFFF" w:themeColor="background1"/>
+          <w:top w:val="single" w:color="FFFFFF" w:themeColor="background1" w:sz="24" w:space="0"/>
+          <w:left w:val="single" w:color="FFFFFF" w:themeColor="background1" w:sz="8" w:space="0"/>
+          <w:bottom w:val="single" w:color="FFFFFF" w:themeColor="background1" w:sz="8" w:space="0"/>
+          <w:right w:val="single" w:color="FFFFFF" w:themeColor="background1" w:sz="8" w:space="0"/>
+          <w:insideH w:val="nil"/>
+          <w:insideV w:val="single" w:color="FFFFFF" w:themeColor="background1" w:sz="8" w:space="0"/>
         </w:tcBorders>
         <w:shd w:val="clear" w:color="auto" w:fill="4BACC6" w:themeFill="accent5"/>
       </w:tcPr>
@@ -11171,8 +11164,8 @@
       <w:tblPr/>
       <w:tcPr>
         <w:tcBorders>
-          <w:left w:val="single" w:sz="8" w:space="0" w:color="FFFFFF" w:themeColor="background1"/>
-          <w:right w:val="single" w:sz="24" w:space="0" w:color="FFFFFF" w:themeColor="background1"/>
+          <w:left w:val="single" w:color="FFFFFF" w:themeColor="background1" w:sz="8" w:space="0"/>
+          <w:right w:val="single" w:color="FFFFFF" w:themeColor="background1" w:sz="24" w:space="0"/>
           <w:insideH w:val="nil"/>
           <w:insideV w:val="nil"/>
         </w:tcBorders>
@@ -11191,7 +11184,7 @@
       <w:tcPr>
         <w:tcBorders>
           <w:top w:val="nil"/>
-          <w:left w:val="single" w:sz="24" w:space="0" w:color="FFFFFF" w:themeColor="background1"/>
+          <w:left w:val="single" w:color="FFFFFF" w:themeColor="background1" w:sz="24" w:space="0"/>
           <w:bottom w:val="nil"/>
           <w:right w:val="nil"/>
           <w:insideH w:val="nil"/>
@@ -11204,10 +11197,10 @@
       <w:tblPr/>
       <w:tcPr>
         <w:tcBorders>
-          <w:top w:val="single" w:sz="8" w:space="0" w:color="FFFFFF" w:themeColor="background1"/>
-          <w:left w:val="single" w:sz="8" w:space="0" w:color="FFFFFF" w:themeColor="background1"/>
-          <w:bottom w:val="single" w:sz="8" w:space="0" w:color="FFFFFF" w:themeColor="background1"/>
-          <w:right w:val="single" w:sz="8" w:space="0" w:color="FFFFFF" w:themeColor="background1"/>
+          <w:top w:val="single" w:color="FFFFFF" w:themeColor="background1" w:sz="8" w:space="0"/>
+          <w:left w:val="single" w:color="FFFFFF" w:themeColor="background1" w:sz="8" w:space="0"/>
+          <w:bottom w:val="single" w:color="FFFFFF" w:themeColor="background1" w:sz="8" w:space="0"/>
+          <w:right w:val="single" w:color="FFFFFF" w:themeColor="background1" w:sz="8" w:space="0"/>
           <w:insideH w:val="nil"/>
           <w:insideV w:val="nil"/>
         </w:tcBorders>
@@ -11218,12 +11211,12 @@
       <w:tblPr/>
       <w:tcPr>
         <w:tcBorders>
-          <w:top w:val="single" w:sz="8" w:space="0" w:color="FFFFFF" w:themeColor="background1"/>
-          <w:left w:val="single" w:sz="8" w:space="0" w:color="FFFFFF" w:themeColor="background1"/>
-          <w:bottom w:val="single" w:sz="8" w:space="0" w:color="FFFFFF" w:themeColor="background1"/>
-          <w:right w:val="single" w:sz="8" w:space="0" w:color="FFFFFF" w:themeColor="background1"/>
-          <w:insideH w:val="single" w:sz="8" w:space="0" w:color="FFFFFF" w:themeColor="background1"/>
-          <w:insideV w:val="single" w:sz="8" w:space="0" w:color="FFFFFF" w:themeColor="background1"/>
+          <w:top w:val="single" w:color="FFFFFF" w:themeColor="background1" w:sz="8" w:space="0"/>
+          <w:left w:val="single" w:color="FFFFFF" w:themeColor="background1" w:sz="8" w:space="0"/>
+          <w:bottom w:val="single" w:color="FFFFFF" w:themeColor="background1" w:sz="8" w:space="0"/>
+          <w:right w:val="single" w:color="FFFFFF" w:themeColor="background1" w:sz="8" w:space="0"/>
+          <w:insideH w:val="single" w:color="FFFFFF" w:themeColor="background1" w:sz="8" w:space="0"/>
+          <w:insideV w:val="single" w:color="FFFFFF" w:themeColor="background1" w:sz="8" w:space="0"/>
         </w:tcBorders>
         <w:shd w:val="clear" w:color="auto" w:fill="A5D5E2" w:themeFill="accent5" w:themeFillTint="7F"/>
       </w:tcPr>
@@ -11242,12 +11235,12 @@
       <w:tblStyleColBandSize w:val="1"/>
       <w:tblInd w:w="0" w:type="dxa"/>
       <w:tblBorders>
-        <w:top w:val="single" w:sz="8" w:space="0" w:color="FFFFFF" w:themeColor="background1"/>
-        <w:left w:val="single" w:sz="8" w:space="0" w:color="FFFFFF" w:themeColor="background1"/>
-        <w:bottom w:val="single" w:sz="8" w:space="0" w:color="FFFFFF" w:themeColor="background1"/>
-        <w:right w:val="single" w:sz="8" w:space="0" w:color="FFFFFF" w:themeColor="background1"/>
-        <w:insideH w:val="single" w:sz="6" w:space="0" w:color="FFFFFF" w:themeColor="background1"/>
-        <w:insideV w:val="single" w:sz="6" w:space="0" w:color="FFFFFF" w:themeColor="background1"/>
+        <w:top w:val="single" w:color="FFFFFF" w:themeColor="background1" w:sz="8" w:space="0"/>
+        <w:left w:val="single" w:color="FFFFFF" w:themeColor="background1" w:sz="8" w:space="0"/>
+        <w:bottom w:val="single" w:color="FFFFFF" w:themeColor="background1" w:sz="8" w:space="0"/>
+        <w:right w:val="single" w:color="FFFFFF" w:themeColor="background1" w:sz="8" w:space="0"/>
+        <w:insideH w:val="single" w:color="FFFFFF" w:themeColor="background1" w:sz="6" w:space="0"/>
+        <w:insideV w:val="single" w:color="FFFFFF" w:themeColor="background1" w:sz="6" w:space="0"/>
       </w:tblBorders>
       <w:tblCellMar>
         <w:top w:w="0" w:type="dxa"/>
@@ -11270,12 +11263,12 @@
       <w:tblPr/>
       <w:tcPr>
         <w:tcBorders>
-          <w:top w:val="single" w:sz="8" w:space="0" w:color="FFFFFF" w:themeColor="background1"/>
-          <w:left w:val="single" w:sz="8" w:space="0" w:color="FFFFFF" w:themeColor="background1"/>
-          <w:bottom w:val="single" w:sz="24" w:space="0" w:color="FFFFFF" w:themeColor="background1"/>
-          <w:right w:val="single" w:sz="8" w:space="0" w:color="FFFFFF" w:themeColor="background1"/>
-          <w:insideH w:val="nil"/>
-          <w:insideV w:val="single" w:sz="8" w:space="0" w:color="FFFFFF" w:themeColor="background1"/>
+          <w:top w:val="single" w:color="FFFFFF" w:themeColor="background1" w:sz="8" w:space="0"/>
+          <w:left w:val="single" w:color="FFFFFF" w:themeColor="background1" w:sz="8" w:space="0"/>
+          <w:bottom w:val="single" w:color="FFFFFF" w:themeColor="background1" w:sz="24" w:space="0"/>
+          <w:right w:val="single" w:color="FFFFFF" w:themeColor="background1" w:sz="8" w:space="0"/>
+          <w:insideH w:val="nil"/>
+          <w:insideV w:val="single" w:color="FFFFFF" w:themeColor="background1" w:sz="8" w:space="0"/>
         </w:tcBorders>
         <w:shd w:val="clear" w:color="auto" w:fill="F79646" w:themeFill="accent6"/>
       </w:tcPr>
@@ -11291,12 +11284,12 @@
       <w:tblPr/>
       <w:tcPr>
         <w:tcBorders>
-          <w:top w:val="single" w:sz="24" w:space="0" w:color="FFFFFF" w:themeColor="background1"/>
-          <w:left w:val="single" w:sz="8" w:space="0" w:color="FFFFFF" w:themeColor="background1"/>
-          <w:bottom w:val="single" w:sz="8" w:space="0" w:color="FFFFFF" w:themeColor="background1"/>
-          <w:right w:val="single" w:sz="8" w:space="0" w:color="FFFFFF" w:themeColor="background1"/>
-          <w:insideH w:val="nil"/>
-          <w:insideV w:val="single" w:sz="8" w:space="0" w:color="FFFFFF" w:themeColor="background1"/>
+          <w:top w:val="single" w:color="FFFFFF" w:themeColor="background1" w:sz="24" w:space="0"/>
+          <w:left w:val="single" w:color="FFFFFF" w:themeColor="background1" w:sz="8" w:space="0"/>
+          <w:bottom w:val="single" w:color="FFFFFF" w:themeColor="background1" w:sz="8" w:space="0"/>
+          <w:right w:val="single" w:color="FFFFFF" w:themeColor="background1" w:sz="8" w:space="0"/>
+          <w:insideH w:val="nil"/>
+          <w:insideV w:val="single" w:color="FFFFFF" w:themeColor="background1" w:sz="8" w:space="0"/>
         </w:tcBorders>
         <w:shd w:val="clear" w:color="auto" w:fill="F79646" w:themeFill="accent6"/>
       </w:tcPr>
@@ -11312,8 +11305,8 @@
       <w:tblPr/>
       <w:tcPr>
         <w:tcBorders>
-          <w:left w:val="single" w:sz="8" w:space="0" w:color="FFFFFF" w:themeColor="background1"/>
-          <w:right w:val="single" w:sz="24" w:space="0" w:color="FFFFFF" w:themeColor="background1"/>
+          <w:left w:val="single" w:color="FFFFFF" w:themeColor="background1" w:sz="8" w:space="0"/>
+          <w:right w:val="single" w:color="FFFFFF" w:themeColor="background1" w:sz="24" w:space="0"/>
           <w:insideH w:val="nil"/>
           <w:insideV w:val="nil"/>
         </w:tcBorders>
@@ -11332,7 +11325,7 @@
       <w:tcPr>
         <w:tcBorders>
           <w:top w:val="nil"/>
-          <w:left w:val="single" w:sz="24" w:space="0" w:color="FFFFFF" w:themeColor="background1"/>
+          <w:left w:val="single" w:color="FFFFFF" w:themeColor="background1" w:sz="24" w:space="0"/>
           <w:bottom w:val="nil"/>
           <w:right w:val="nil"/>
           <w:insideH w:val="nil"/>
@@ -11345,10 +11338,10 @@
       <w:tblPr/>
       <w:tcPr>
         <w:tcBorders>
-          <w:top w:val="single" w:sz="8" w:space="0" w:color="FFFFFF" w:themeColor="background1"/>
-          <w:left w:val="single" w:sz="8" w:space="0" w:color="FFFFFF" w:themeColor="background1"/>
-          <w:bottom w:val="single" w:sz="8" w:space="0" w:color="FFFFFF" w:themeColor="background1"/>
-          <w:right w:val="single" w:sz="8" w:space="0" w:color="FFFFFF" w:themeColor="background1"/>
+          <w:top w:val="single" w:color="FFFFFF" w:themeColor="background1" w:sz="8" w:space="0"/>
+          <w:left w:val="single" w:color="FFFFFF" w:themeColor="background1" w:sz="8" w:space="0"/>
+          <w:bottom w:val="single" w:color="FFFFFF" w:themeColor="background1" w:sz="8" w:space="0"/>
+          <w:right w:val="single" w:color="FFFFFF" w:themeColor="background1" w:sz="8" w:space="0"/>
           <w:insideH w:val="nil"/>
           <w:insideV w:val="nil"/>
         </w:tcBorders>
@@ -11359,12 +11352,12 @@
       <w:tblPr/>
       <w:tcPr>
         <w:tcBorders>
-          <w:top w:val="single" w:sz="8" w:space="0" w:color="FFFFFF" w:themeColor="background1"/>
-          <w:left w:val="single" w:sz="8" w:space="0" w:color="FFFFFF" w:themeColor="background1"/>
-          <w:bottom w:val="single" w:sz="8" w:space="0" w:color="FFFFFF" w:themeColor="background1"/>
-          <w:right w:val="single" w:sz="8" w:space="0" w:color="FFFFFF" w:themeColor="background1"/>
-          <w:insideH w:val="single" w:sz="8" w:space="0" w:color="FFFFFF" w:themeColor="background1"/>
-          <w:insideV w:val="single" w:sz="8" w:space="0" w:color="FFFFFF" w:themeColor="background1"/>
+          <w:top w:val="single" w:color="FFFFFF" w:themeColor="background1" w:sz="8" w:space="0"/>
+          <w:left w:val="single" w:color="FFFFFF" w:themeColor="background1" w:sz="8" w:space="0"/>
+          <w:bottom w:val="single" w:color="FFFFFF" w:themeColor="background1" w:sz="8" w:space="0"/>
+          <w:right w:val="single" w:color="FFFFFF" w:themeColor="background1" w:sz="8" w:space="0"/>
+          <w:insideH w:val="single" w:color="FFFFFF" w:themeColor="background1" w:sz="8" w:space="0"/>
+          <w:insideV w:val="single" w:color="FFFFFF" w:themeColor="background1" w:sz="8" w:space="0"/>
         </w:tcBorders>
         <w:shd w:val="clear" w:color="auto" w:fill="FBCAA2" w:themeFill="accent6" w:themeFillTint="7F"/>
       </w:tcPr>
@@ -11405,7 +11398,7 @@
         <w:tcBorders>
           <w:top w:val="nil"/>
           <w:left w:val="nil"/>
-          <w:bottom w:val="single" w:sz="18" w:space="0" w:color="FFFFFF" w:themeColor="background1"/>
+          <w:bottom w:val="single" w:color="FFFFFF" w:themeColor="background1" w:sz="18" w:space="0"/>
           <w:right w:val="nil"/>
           <w:insideH w:val="nil"/>
           <w:insideV w:val="nil"/>
@@ -11417,7 +11410,7 @@
       <w:tblPr/>
       <w:tcPr>
         <w:tcBorders>
-          <w:top w:val="single" w:sz="18" w:space="0" w:color="FFFFFF" w:themeColor="background1"/>
+          <w:top w:val="single" w:color="FFFFFF" w:themeColor="background1" w:sz="18" w:space="0"/>
           <w:left w:val="nil"/>
           <w:bottom w:val="nil"/>
           <w:right w:val="nil"/>
@@ -11434,7 +11427,7 @@
           <w:top w:val="nil"/>
           <w:left w:val="nil"/>
           <w:bottom w:val="nil"/>
-          <w:right w:val="single" w:sz="18" w:space="0" w:color="FFFFFF" w:themeColor="background1"/>
+          <w:right w:val="single" w:color="FFFFFF" w:themeColor="background1" w:sz="18" w:space="0"/>
           <w:insideH w:val="nil"/>
           <w:insideV w:val="nil"/>
         </w:tcBorders>
@@ -11446,7 +11439,7 @@
       <w:tcPr>
         <w:tcBorders>
           <w:top w:val="nil"/>
-          <w:left w:val="single" w:sz="18" w:space="0" w:color="FFFFFF" w:themeColor="background1"/>
+          <w:left w:val="single" w:color="FFFFFF" w:themeColor="background1" w:sz="18" w:space="0"/>
           <w:bottom w:val="nil"/>
           <w:right w:val="nil"/>
           <w:insideH w:val="nil"/>
@@ -11519,7 +11512,7 @@
         <w:tcBorders>
           <w:top w:val="nil"/>
           <w:left w:val="nil"/>
-          <w:bottom w:val="single" w:sz="18" w:space="0" w:color="FFFFFF" w:themeColor="background1"/>
+          <w:bottom w:val="single" w:color="FFFFFF" w:themeColor="background1" w:sz="18" w:space="0"/>
           <w:right w:val="nil"/>
           <w:insideH w:val="nil"/>
           <w:insideV w:val="nil"/>
@@ -11531,7 +11524,7 @@
       <w:tblPr/>
       <w:tcPr>
         <w:tcBorders>
-          <w:top w:val="single" w:sz="18" w:space="0" w:color="FFFFFF" w:themeColor="background1"/>
+          <w:top w:val="single" w:color="FFFFFF" w:themeColor="background1" w:sz="18" w:space="0"/>
           <w:left w:val="nil"/>
           <w:bottom w:val="nil"/>
           <w:right w:val="nil"/>
@@ -11548,7 +11541,7 @@
           <w:top w:val="nil"/>
           <w:left w:val="nil"/>
           <w:bottom w:val="nil"/>
-          <w:right w:val="single" w:sz="18" w:space="0" w:color="FFFFFF" w:themeColor="background1"/>
+          <w:right w:val="single" w:color="FFFFFF" w:themeColor="background1" w:sz="18" w:space="0"/>
           <w:insideH w:val="nil"/>
           <w:insideV w:val="nil"/>
         </w:tcBorders>
@@ -11560,7 +11553,7 @@
       <w:tcPr>
         <w:tcBorders>
           <w:top w:val="nil"/>
-          <w:left w:val="single" w:sz="18" w:space="0" w:color="FFFFFF" w:themeColor="background1"/>
+          <w:left w:val="single" w:color="FFFFFF" w:themeColor="background1" w:sz="18" w:space="0"/>
           <w:bottom w:val="nil"/>
           <w:right w:val="nil"/>
           <w:insideH w:val="nil"/>
@@ -11633,7 +11626,7 @@
         <w:tcBorders>
           <w:top w:val="nil"/>
           <w:left w:val="nil"/>
-          <w:bottom w:val="single" w:sz="18" w:space="0" w:color="FFFFFF" w:themeColor="background1"/>
+          <w:bottom w:val="single" w:color="FFFFFF" w:themeColor="background1" w:sz="18" w:space="0"/>
           <w:right w:val="nil"/>
           <w:insideH w:val="nil"/>
           <w:insideV w:val="nil"/>
@@ -11645,7 +11638,7 @@
       <w:tblPr/>
       <w:tcPr>
         <w:tcBorders>
-          <w:top w:val="single" w:sz="18" w:space="0" w:color="FFFFFF" w:themeColor="background1"/>
+          <w:top w:val="single" w:color="FFFFFF" w:themeColor="background1" w:sz="18" w:space="0"/>
           <w:left w:val="nil"/>
           <w:bottom w:val="nil"/>
           <w:right w:val="nil"/>
@@ -11662,7 +11655,7 @@
           <w:top w:val="nil"/>
           <w:left w:val="nil"/>
           <w:bottom w:val="nil"/>
-          <w:right w:val="single" w:sz="18" w:space="0" w:color="FFFFFF" w:themeColor="background1"/>
+          <w:right w:val="single" w:color="FFFFFF" w:themeColor="background1" w:sz="18" w:space="0"/>
           <w:insideH w:val="nil"/>
           <w:insideV w:val="nil"/>
         </w:tcBorders>
@@ -11674,7 +11667,7 @@
       <w:tcPr>
         <w:tcBorders>
           <w:top w:val="nil"/>
-          <w:left w:val="single" w:sz="18" w:space="0" w:color="FFFFFF" w:themeColor="background1"/>
+          <w:left w:val="single" w:color="FFFFFF" w:themeColor="background1" w:sz="18" w:space="0"/>
           <w:bottom w:val="nil"/>
           <w:right w:val="nil"/>
           <w:insideH w:val="nil"/>
@@ -11747,7 +11740,7 @@
         <w:tcBorders>
           <w:top w:val="nil"/>
           <w:left w:val="nil"/>
-          <w:bottom w:val="single" w:sz="18" w:space="0" w:color="FFFFFF" w:themeColor="background1"/>
+          <w:bottom w:val="single" w:color="FFFFFF" w:themeColor="background1" w:sz="18" w:space="0"/>
           <w:right w:val="nil"/>
           <w:insideH w:val="nil"/>
           <w:insideV w:val="nil"/>
@@ -11759,7 +11752,7 @@
       <w:tblPr/>
       <w:tcPr>
         <w:tcBorders>
-          <w:top w:val="single" w:sz="18" w:space="0" w:color="FFFFFF" w:themeColor="background1"/>
+          <w:top w:val="single" w:color="FFFFFF" w:themeColor="background1" w:sz="18" w:space="0"/>
           <w:left w:val="nil"/>
           <w:bottom w:val="nil"/>
           <w:right w:val="nil"/>
@@ -11776,7 +11769,7 @@
           <w:top w:val="nil"/>
           <w:left w:val="nil"/>
           <w:bottom w:val="nil"/>
-          <w:right w:val="single" w:sz="18" w:space="0" w:color="FFFFFF" w:themeColor="background1"/>
+          <w:right w:val="single" w:color="FFFFFF" w:themeColor="background1" w:sz="18" w:space="0"/>
           <w:insideH w:val="nil"/>
           <w:insideV w:val="nil"/>
         </w:tcBorders>
@@ -11788,7 +11781,7 @@
       <w:tcPr>
         <w:tcBorders>
           <w:top w:val="nil"/>
-          <w:left w:val="single" w:sz="18" w:space="0" w:color="FFFFFF" w:themeColor="background1"/>
+          <w:left w:val="single" w:color="FFFFFF" w:themeColor="background1" w:sz="18" w:space="0"/>
           <w:bottom w:val="nil"/>
           <w:right w:val="nil"/>
           <w:insideH w:val="nil"/>
@@ -11861,7 +11854,7 @@
         <w:tcBorders>
           <w:top w:val="nil"/>
           <w:left w:val="nil"/>
-          <w:bottom w:val="single" w:sz="18" w:space="0" w:color="FFFFFF" w:themeColor="background1"/>
+          <w:bottom w:val="single" w:color="FFFFFF" w:themeColor="background1" w:sz="18" w:space="0"/>
           <w:right w:val="nil"/>
           <w:insideH w:val="nil"/>
           <w:insideV w:val="nil"/>
@@ -11873,7 +11866,7 @@
       <w:tblPr/>
       <w:tcPr>
         <w:tcBorders>
-          <w:top w:val="single" w:sz="18" w:space="0" w:color="FFFFFF" w:themeColor="background1"/>
+          <w:top w:val="single" w:color="FFFFFF" w:themeColor="background1" w:sz="18" w:space="0"/>
           <w:left w:val="nil"/>
           <w:bottom w:val="nil"/>
           <w:right w:val="nil"/>
@@ -11890,7 +11883,7 @@
           <w:top w:val="nil"/>
           <w:left w:val="nil"/>
           <w:bottom w:val="nil"/>
-          <w:right w:val="single" w:sz="18" w:space="0" w:color="FFFFFF" w:themeColor="background1"/>
+          <w:right w:val="single" w:color="FFFFFF" w:themeColor="background1" w:sz="18" w:space="0"/>
           <w:insideH w:val="nil"/>
           <w:insideV w:val="nil"/>
         </w:tcBorders>
@@ -11902,7 +11895,7 @@
       <w:tcPr>
         <w:tcBorders>
           <w:top w:val="nil"/>
-          <w:left w:val="single" w:sz="18" w:space="0" w:color="FFFFFF" w:themeColor="background1"/>
+          <w:left w:val="single" w:color="FFFFFF" w:themeColor="background1" w:sz="18" w:space="0"/>
           <w:bottom w:val="nil"/>
           <w:right w:val="nil"/>
           <w:insideH w:val="nil"/>
@@ -11975,7 +11968,7 @@
         <w:tcBorders>
           <w:top w:val="nil"/>
           <w:left w:val="nil"/>
-          <w:bottom w:val="single" w:sz="18" w:space="0" w:color="FFFFFF" w:themeColor="background1"/>
+          <w:bottom w:val="single" w:color="FFFFFF" w:themeColor="background1" w:sz="18" w:space="0"/>
           <w:right w:val="nil"/>
           <w:insideH w:val="nil"/>
           <w:insideV w:val="nil"/>
@@ -11987,7 +11980,7 @@
       <w:tblPr/>
       <w:tcPr>
         <w:tcBorders>
-          <w:top w:val="single" w:sz="18" w:space="0" w:color="FFFFFF" w:themeColor="background1"/>
+          <w:top w:val="single" w:color="FFFFFF" w:themeColor="background1" w:sz="18" w:space="0"/>
           <w:left w:val="nil"/>
           <w:bottom w:val="nil"/>
           <w:right w:val="nil"/>
@@ -12004,7 +11997,7 @@
           <w:top w:val="nil"/>
           <w:left w:val="nil"/>
           <w:bottom w:val="nil"/>
-          <w:right w:val="single" w:sz="18" w:space="0" w:color="FFFFFF" w:themeColor="background1"/>
+          <w:right w:val="single" w:color="FFFFFF" w:themeColor="background1" w:sz="18" w:space="0"/>
           <w:insideH w:val="nil"/>
           <w:insideV w:val="nil"/>
         </w:tcBorders>
@@ -12016,7 +12009,7 @@
       <w:tcPr>
         <w:tcBorders>
           <w:top w:val="nil"/>
-          <w:left w:val="single" w:sz="18" w:space="0" w:color="FFFFFF" w:themeColor="background1"/>
+          <w:left w:val="single" w:color="FFFFFF" w:themeColor="background1" w:sz="18" w:space="0"/>
           <w:bottom w:val="nil"/>
           <w:right w:val="nil"/>
           <w:insideH w:val="nil"/>
@@ -12089,7 +12082,7 @@
         <w:tcBorders>
           <w:top w:val="nil"/>
           <w:left w:val="nil"/>
-          <w:bottom w:val="single" w:sz="18" w:space="0" w:color="FFFFFF" w:themeColor="background1"/>
+          <w:bottom w:val="single" w:color="FFFFFF" w:themeColor="background1" w:sz="18" w:space="0"/>
           <w:right w:val="nil"/>
           <w:insideH w:val="nil"/>
           <w:insideV w:val="nil"/>
@@ -12101,7 +12094,7 @@
       <w:tblPr/>
       <w:tcPr>
         <w:tcBorders>
-          <w:top w:val="single" w:sz="18" w:space="0" w:color="FFFFFF" w:themeColor="background1"/>
+          <w:top w:val="single" w:color="FFFFFF" w:themeColor="background1" w:sz="18" w:space="0"/>
           <w:left w:val="nil"/>
           <w:bottom w:val="nil"/>
           <w:right w:val="nil"/>
@@ -12118,7 +12111,7 @@
           <w:top w:val="nil"/>
           <w:left w:val="nil"/>
           <w:bottom w:val="nil"/>
-          <w:right w:val="single" w:sz="18" w:space="0" w:color="FFFFFF" w:themeColor="background1"/>
+          <w:right w:val="single" w:color="FFFFFF" w:themeColor="background1" w:sz="18" w:space="0"/>
           <w:insideH w:val="nil"/>
           <w:insideV w:val="nil"/>
         </w:tcBorders>
@@ -12130,7 +12123,7 @@
       <w:tcPr>
         <w:tcBorders>
           <w:top w:val="nil"/>
-          <w:left w:val="single" w:sz="18" w:space="0" w:color="FFFFFF" w:themeColor="background1"/>
+          <w:left w:val="single" w:color="FFFFFF" w:themeColor="background1" w:sz="18" w:space="0"/>
           <w:bottom w:val="nil"/>
           <w:right w:val="nil"/>
           <w:insideH w:val="nil"/>
@@ -12184,12 +12177,12 @@
       <w:tblStyleColBandSize w:val="1"/>
       <w:tblInd w:w="0" w:type="dxa"/>
       <w:tblBorders>
-        <w:top w:val="single" w:sz="24" w:space="0" w:color="C0504D" w:themeColor="accent2"/>
-        <w:left w:val="single" w:sz="4" w:space="0" w:color="000000" w:themeColor="text1"/>
-        <w:bottom w:val="single" w:sz="4" w:space="0" w:color="000000" w:themeColor="text1"/>
-        <w:right w:val="single" w:sz="4" w:space="0" w:color="000000" w:themeColor="text1"/>
-        <w:insideH w:val="single" w:sz="4" w:space="0" w:color="FFFFFF" w:themeColor="background1"/>
-        <w:insideV w:val="single" w:sz="4" w:space="0" w:color="FFFFFF" w:themeColor="background1"/>
+        <w:top w:val="single" w:color="C0504D" w:themeColor="accent2" w:sz="24" w:space="0"/>
+        <w:left w:val="single" w:color="000000" w:themeColor="text1" w:sz="4" w:space="0"/>
+        <w:bottom w:val="single" w:color="000000" w:themeColor="text1" w:sz="4" w:space="0"/>
+        <w:right w:val="single" w:color="000000" w:themeColor="text1" w:sz="4" w:space="0"/>
+        <w:insideH w:val="single" w:color="FFFFFF" w:themeColor="background1" w:sz="4" w:space="0"/>
+        <w:insideV w:val="single" w:color="FFFFFF" w:themeColor="background1" w:sz="4" w:space="0"/>
       </w:tblBorders>
       <w:tblCellMar>
         <w:top w:w="0" w:type="dxa"/>
@@ -12211,7 +12204,7 @@
         <w:tcBorders>
           <w:top w:val="nil"/>
           <w:left w:val="nil"/>
-          <w:bottom w:val="single" w:sz="24" w:space="0" w:color="C0504D" w:themeColor="accent2"/>
+          <w:bottom w:val="single" w:color="C0504D" w:themeColor="accent2" w:sz="24" w:space="0"/>
           <w:right w:val="nil"/>
           <w:insideH w:val="nil"/>
           <w:insideV w:val="nil"/>
@@ -12228,7 +12221,7 @@
       <w:tblPr/>
       <w:tcPr>
         <w:tcBorders>
-          <w:top w:val="single" w:sz="6" w:space="0" w:color="FFFFFF" w:themeColor="background1"/>
+          <w:top w:val="single" w:color="FFFFFF" w:themeColor="background1" w:sz="6" w:space="0"/>
         </w:tcBorders>
         <w:shd w:val="clear" w:color="auto" w:fill="000000" w:themeFill="text1" w:themeFillShade="99"/>
       </w:tcPr>
@@ -12244,7 +12237,7 @@
           <w:left w:val="nil"/>
           <w:bottom w:val="nil"/>
           <w:right w:val="nil"/>
-          <w:insideH w:val="single" w:sz="4" w:space="0" w:color="000000" w:themeColor="text1" w:themeShade="99"/>
+          <w:insideH w:val="single" w:color="000000" w:themeColor="text1" w:themeShade="99" w:sz="4" w:space="0"/>
           <w:insideV w:val="nil"/>
         </w:tcBorders>
         <w:shd w:val="clear" w:color="auto" w:fill="000000" w:themeFill="text1" w:themeFillShade="99"/>
@@ -12306,12 +12299,12 @@
       <w:tblStyleColBandSize w:val="1"/>
       <w:tblInd w:w="0" w:type="dxa"/>
       <w:tblBorders>
-        <w:top w:val="single" w:sz="24" w:space="0" w:color="C0504D" w:themeColor="accent2"/>
-        <w:left w:val="single" w:sz="4" w:space="0" w:color="4F81BD" w:themeColor="accent1"/>
-        <w:bottom w:val="single" w:sz="4" w:space="0" w:color="4F81BD" w:themeColor="accent1"/>
-        <w:right w:val="single" w:sz="4" w:space="0" w:color="4F81BD" w:themeColor="accent1"/>
-        <w:insideH w:val="single" w:sz="4" w:space="0" w:color="FFFFFF" w:themeColor="background1"/>
-        <w:insideV w:val="single" w:sz="4" w:space="0" w:color="FFFFFF" w:themeColor="background1"/>
+        <w:top w:val="single" w:color="C0504D" w:themeColor="accent2" w:sz="24" w:space="0"/>
+        <w:left w:val="single" w:color="4F81BD" w:themeColor="accent1" w:sz="4" w:space="0"/>
+        <w:bottom w:val="single" w:color="4F81BD" w:themeColor="accent1" w:sz="4" w:space="0"/>
+        <w:right w:val="single" w:color="4F81BD" w:themeColor="accent1" w:sz="4" w:space="0"/>
+        <w:insideH w:val="single" w:color="FFFFFF" w:themeColor="background1" w:sz="4" w:space="0"/>
+        <w:insideV w:val="single" w:color="FFFFFF" w:themeColor="background1" w:sz="4" w:space="0"/>
       </w:tblBorders>
       <w:tblCellMar>
         <w:top w:w="0" w:type="dxa"/>
@@ -12333,7 +12326,7 @@
         <w:tcBorders>
           <w:top w:val="nil"/>
           <w:left w:val="nil"/>
-          <w:bottom w:val="single" w:sz="24" w:space="0" w:color="C0504D" w:themeColor="accent2"/>
+          <w:bottom w:val="single" w:color="C0504D" w:themeColor="accent2" w:sz="24" w:space="0"/>
           <w:right w:val="nil"/>
           <w:insideH w:val="nil"/>
           <w:insideV w:val="nil"/>
@@ -12350,7 +12343,7 @@
       <w:tblPr/>
       <w:tcPr>
         <w:tcBorders>
-          <w:top w:val="single" w:sz="6" w:space="0" w:color="FFFFFF" w:themeColor="background1"/>
+          <w:top w:val="single" w:color="FFFFFF" w:themeColor="background1" w:sz="6" w:space="0"/>
         </w:tcBorders>
         <w:shd w:val="clear" w:color="auto" w:fill="2C4C74" w:themeFill="accent1" w:themeFillShade="99"/>
       </w:tcPr>
@@ -12366,7 +12359,7 @@
           <w:left w:val="nil"/>
           <w:bottom w:val="nil"/>
           <w:right w:val="nil"/>
-          <w:insideH w:val="single" w:sz="4" w:space="0" w:color="2C4C74" w:themeColor="accent1" w:themeShade="99"/>
+          <w:insideH w:val="single" w:color="2C4C74" w:themeColor="accent1" w:themeShade="99" w:sz="4" w:space="0"/>
           <w:insideV w:val="nil"/>
         </w:tcBorders>
         <w:shd w:val="clear" w:color="auto" w:fill="2C4C74" w:themeFill="accent1" w:themeFillShade="99"/>
@@ -12428,12 +12421,12 @@
       <w:tblStyleColBandSize w:val="1"/>
       <w:tblInd w:w="0" w:type="dxa"/>
       <w:tblBorders>
-        <w:top w:val="single" w:sz="24" w:space="0" w:color="C0504D" w:themeColor="accent2"/>
-        <w:left w:val="single" w:sz="4" w:space="0" w:color="C0504D" w:themeColor="accent2"/>
-        <w:bottom w:val="single" w:sz="4" w:space="0" w:color="C0504D" w:themeColor="accent2"/>
-        <w:right w:val="single" w:sz="4" w:space="0" w:color="C0504D" w:themeColor="accent2"/>
-        <w:insideH w:val="single" w:sz="4" w:space="0" w:color="FFFFFF" w:themeColor="background1"/>
-        <w:insideV w:val="single" w:sz="4" w:space="0" w:color="FFFFFF" w:themeColor="background1"/>
+        <w:top w:val="single" w:color="C0504D" w:themeColor="accent2" w:sz="24" w:space="0"/>
+        <w:left w:val="single" w:color="C0504D" w:themeColor="accent2" w:sz="4" w:space="0"/>
+        <w:bottom w:val="single" w:color="C0504D" w:themeColor="accent2" w:sz="4" w:space="0"/>
+        <w:right w:val="single" w:color="C0504D" w:themeColor="accent2" w:sz="4" w:space="0"/>
+        <w:insideH w:val="single" w:color="FFFFFF" w:themeColor="background1" w:sz="4" w:space="0"/>
+        <w:insideV w:val="single" w:color="FFFFFF" w:themeColor="background1" w:sz="4" w:space="0"/>
       </w:tblBorders>
       <w:tblCellMar>
         <w:top w:w="0" w:type="dxa"/>
@@ -12455,7 +12448,7 @@
         <w:tcBorders>
           <w:top w:val="nil"/>
           <w:left w:val="nil"/>
-          <w:bottom w:val="single" w:sz="24" w:space="0" w:color="C0504D" w:themeColor="accent2"/>
+          <w:bottom w:val="single" w:color="C0504D" w:themeColor="accent2" w:sz="24" w:space="0"/>
           <w:right w:val="nil"/>
           <w:insideH w:val="nil"/>
           <w:insideV w:val="nil"/>
@@ -12472,7 +12465,7 @@
       <w:tblPr/>
       <w:tcPr>
         <w:tcBorders>
-          <w:top w:val="single" w:sz="6" w:space="0" w:color="FFFFFF" w:themeColor="background1"/>
+          <w:top w:val="single" w:color="FFFFFF" w:themeColor="background1" w:sz="6" w:space="0"/>
         </w:tcBorders>
         <w:shd w:val="clear" w:color="auto" w:fill="772C2A" w:themeFill="accent2" w:themeFillShade="99"/>
       </w:tcPr>
@@ -12488,7 +12481,7 @@
           <w:left w:val="nil"/>
           <w:bottom w:val="nil"/>
           <w:right w:val="nil"/>
-          <w:insideH w:val="single" w:sz="4" w:space="0" w:color="772C2A" w:themeColor="accent2" w:themeShade="99"/>
+          <w:insideH w:val="single" w:color="772C2A" w:themeColor="accent2" w:themeShade="99" w:sz="4" w:space="0"/>
           <w:insideV w:val="nil"/>
         </w:tcBorders>
         <w:shd w:val="clear" w:color="auto" w:fill="772C2A" w:themeFill="accent2" w:themeFillShade="99"/>
@@ -12550,12 +12543,12 @@
       <w:tblStyleColBandSize w:val="1"/>
       <w:tblInd w:w="0" w:type="dxa"/>
       <w:tblBorders>
-        <w:top w:val="single" w:sz="24" w:space="0" w:color="8064A2" w:themeColor="accent4"/>
-        <w:left w:val="single" w:sz="4" w:space="0" w:color="9BBB59" w:themeColor="accent3"/>
-        <w:bottom w:val="single" w:sz="4" w:space="0" w:color="9BBB59" w:themeColor="accent3"/>
-        <w:right w:val="single" w:sz="4" w:space="0" w:color="9BBB59" w:themeColor="accent3"/>
-        <w:insideH w:val="single" w:sz="4" w:space="0" w:color="FFFFFF" w:themeColor="background1"/>
-        <w:insideV w:val="single" w:sz="4" w:space="0" w:color="FFFFFF" w:themeColor="background1"/>
+        <w:top w:val="single" w:color="8064A2" w:themeColor="accent4" w:sz="24" w:space="0"/>
+        <w:left w:val="single" w:color="9BBB59" w:themeColor="accent3" w:sz="4" w:space="0"/>
+        <w:bottom w:val="single" w:color="9BBB59" w:themeColor="accent3" w:sz="4" w:space="0"/>
+        <w:right w:val="single" w:color="9BBB59" w:themeColor="accent3" w:sz="4" w:space="0"/>
+        <w:insideH w:val="single" w:color="FFFFFF" w:themeColor="background1" w:sz="4" w:space="0"/>
+        <w:insideV w:val="single" w:color="FFFFFF" w:themeColor="background1" w:sz="4" w:space="0"/>
       </w:tblBorders>
       <w:tblCellMar>
         <w:top w:w="0" w:type="dxa"/>
@@ -12577,7 +12570,7 @@
         <w:tcBorders>
           <w:top w:val="nil"/>
           <w:left w:val="nil"/>
-          <w:bottom w:val="single" w:sz="24" w:space="0" w:color="8064A2" w:themeColor="accent4"/>
+          <w:bottom w:val="single" w:color="8064A2" w:themeColor="accent4" w:sz="24" w:space="0"/>
           <w:right w:val="nil"/>
           <w:insideH w:val="nil"/>
           <w:insideV w:val="nil"/>
@@ -12594,7 +12587,7 @@
       <w:tblPr/>
       <w:tcPr>
         <w:tcBorders>
-          <w:top w:val="single" w:sz="6" w:space="0" w:color="FFFFFF" w:themeColor="background1"/>
+          <w:top w:val="single" w:color="FFFFFF" w:themeColor="background1" w:sz="6" w:space="0"/>
         </w:tcBorders>
         <w:shd w:val="clear" w:color="auto" w:fill="5E7530" w:themeFill="accent3" w:themeFillShade="99"/>
       </w:tcPr>
@@ -12610,7 +12603,7 @@
           <w:left w:val="nil"/>
           <w:bottom w:val="nil"/>
           <w:right w:val="nil"/>
-          <w:insideH w:val="single" w:sz="4" w:space="0" w:color="5E7530" w:themeColor="accent3" w:themeShade="99"/>
+          <w:insideH w:val="single" w:color="5E7530" w:themeColor="accent3" w:themeShade="99" w:sz="4" w:space="0"/>
           <w:insideV w:val="nil"/>
         </w:tcBorders>
         <w:shd w:val="clear" w:color="auto" w:fill="5E7530" w:themeFill="accent3" w:themeFillShade="99"/>
@@ -12662,12 +12655,12 @@
       <w:tblStyleColBandSize w:val="1"/>
       <w:tblInd w:w="0" w:type="dxa"/>
       <w:tblBorders>
-        <w:top w:val="single" w:sz="24" w:space="0" w:color="9BBB59" w:themeColor="accent3"/>
-        <w:left w:val="single" w:sz="4" w:space="0" w:color="8064A2" w:themeColor="accent4"/>
-        <w:bottom w:val="single" w:sz="4" w:space="0" w:color="8064A2" w:themeColor="accent4"/>
-        <w:right w:val="single" w:sz="4" w:space="0" w:color="8064A2" w:themeColor="accent4"/>
-        <w:insideH w:val="single" w:sz="4" w:space="0" w:color="FFFFFF" w:themeColor="background1"/>
-        <w:insideV w:val="single" w:sz="4" w:space="0" w:color="FFFFFF" w:themeColor="background1"/>
+        <w:top w:val="single" w:color="9BBB59" w:themeColor="accent3" w:sz="24" w:space="0"/>
+        <w:left w:val="single" w:color="8064A2" w:themeColor="accent4" w:sz="4" w:space="0"/>
+        <w:bottom w:val="single" w:color="8064A2" w:themeColor="accent4" w:sz="4" w:space="0"/>
+        <w:right w:val="single" w:color="8064A2" w:themeColor="accent4" w:sz="4" w:space="0"/>
+        <w:insideH w:val="single" w:color="FFFFFF" w:themeColor="background1" w:sz="4" w:space="0"/>
+        <w:insideV w:val="single" w:color="FFFFFF" w:themeColor="background1" w:sz="4" w:space="0"/>
       </w:tblBorders>
       <w:tblCellMar>
         <w:top w:w="0" w:type="dxa"/>
@@ -12689,7 +12682,7 @@
         <w:tcBorders>
           <w:top w:val="nil"/>
           <w:left w:val="nil"/>
-          <w:bottom w:val="single" w:sz="24" w:space="0" w:color="9BBB59" w:themeColor="accent3"/>
+          <w:bottom w:val="single" w:color="9BBB59" w:themeColor="accent3" w:sz="24" w:space="0"/>
           <w:right w:val="nil"/>
           <w:insideH w:val="nil"/>
           <w:insideV w:val="nil"/>
@@ -12706,7 +12699,7 @@
       <w:tblPr/>
       <w:tcPr>
         <w:tcBorders>
-          <w:top w:val="single" w:sz="6" w:space="0" w:color="FFFFFF" w:themeColor="background1"/>
+          <w:top w:val="single" w:color="FFFFFF" w:themeColor="background1" w:sz="6" w:space="0"/>
         </w:tcBorders>
         <w:shd w:val="clear" w:color="auto" w:fill="4C3B62" w:themeFill="accent4" w:themeFillShade="99"/>
       </w:tcPr>
@@ -12722,7 +12715,7 @@
           <w:left w:val="nil"/>
           <w:bottom w:val="nil"/>
           <w:right w:val="nil"/>
-          <w:insideH w:val="single" w:sz="4" w:space="0" w:color="4C3B62" w:themeColor="accent4" w:themeShade="99"/>
+          <w:insideH w:val="single" w:color="4C3B62" w:themeColor="accent4" w:themeShade="99" w:sz="4" w:space="0"/>
           <w:insideV w:val="nil"/>
         </w:tcBorders>
         <w:shd w:val="clear" w:color="auto" w:fill="4C3B62" w:themeFill="accent4" w:themeFillShade="99"/>
@@ -12784,12 +12777,12 @@
       <w:tblStyleColBandSize w:val="1"/>
       <w:tblInd w:w="0" w:type="dxa"/>
       <w:tblBorders>
-        <w:top w:val="single" w:sz="24" w:space="0" w:color="F79646" w:themeColor="accent6"/>
-        <w:left w:val="single" w:sz="4" w:space="0" w:color="4BACC6" w:themeColor="accent5"/>
-        <w:bottom w:val="single" w:sz="4" w:space="0" w:color="4BACC6" w:themeColor="accent5"/>
-        <w:right w:val="single" w:sz="4" w:space="0" w:color="4BACC6" w:themeColor="accent5"/>
-        <w:insideH w:val="single" w:sz="4" w:space="0" w:color="FFFFFF" w:themeColor="background1"/>
-        <w:insideV w:val="single" w:sz="4" w:space="0" w:color="FFFFFF" w:themeColor="background1"/>
+        <w:top w:val="single" w:color="F79646" w:themeColor="accent6" w:sz="24" w:space="0"/>
+        <w:left w:val="single" w:color="4BACC6" w:themeColor="accent5" w:sz="4" w:space="0"/>
+        <w:bottom w:val="single" w:color="4BACC6" w:themeColor="accent5" w:sz="4" w:space="0"/>
+        <w:right w:val="single" w:color="4BACC6" w:themeColor="accent5" w:sz="4" w:space="0"/>
+        <w:insideH w:val="single" w:color="FFFFFF" w:themeColor="background1" w:sz="4" w:space="0"/>
+        <w:insideV w:val="single" w:color="FFFFFF" w:themeColor="background1" w:sz="4" w:space="0"/>
       </w:tblBorders>
       <w:tblCellMar>
         <w:top w:w="0" w:type="dxa"/>
@@ -12811,7 +12804,7 @@
         <w:tcBorders>
           <w:top w:val="nil"/>
           <w:left w:val="nil"/>
-          <w:bottom w:val="single" w:sz="24" w:space="0" w:color="F79646" w:themeColor="accent6"/>
+          <w:bottom w:val="single" w:color="F79646" w:themeColor="accent6" w:sz="24" w:space="0"/>
           <w:right w:val="nil"/>
           <w:insideH w:val="nil"/>
           <w:insideV w:val="nil"/>
@@ -12828,7 +12821,7 @@
       <w:tblPr/>
       <w:tcPr>
         <w:tcBorders>
-          <w:top w:val="single" w:sz="6" w:space="0" w:color="FFFFFF" w:themeColor="background1"/>
+          <w:top w:val="single" w:color="FFFFFF" w:themeColor="background1" w:sz="6" w:space="0"/>
         </w:tcBorders>
         <w:shd w:val="clear" w:color="auto" w:fill="276A7C" w:themeFill="accent5" w:themeFillShade="99"/>
       </w:tcPr>
@@ -12844,7 +12837,7 @@
           <w:left w:val="nil"/>
           <w:bottom w:val="nil"/>
           <w:right w:val="nil"/>
-          <w:insideH w:val="single" w:sz="4" w:space="0" w:color="276A7C" w:themeColor="accent5" w:themeShade="99"/>
+          <w:insideH w:val="single" w:color="276A7C" w:themeColor="accent5" w:themeShade="99" w:sz="4" w:space="0"/>
           <w:insideV w:val="nil"/>
         </w:tcBorders>
         <w:shd w:val="clear" w:color="auto" w:fill="276A7C" w:themeFill="accent5" w:themeFillShade="99"/>
@@ -12906,12 +12899,12 @@
       <w:tblStyleColBandSize w:val="1"/>
       <w:tblInd w:w="0" w:type="dxa"/>
       <w:tblBorders>
-        <w:top w:val="single" w:sz="24" w:space="0" w:color="4BACC6" w:themeColor="accent5"/>
-        <w:left w:val="single" w:sz="4" w:space="0" w:color="F79646" w:themeColor="accent6"/>
-        <w:bottom w:val="single" w:sz="4" w:space="0" w:color="F79646" w:themeColor="accent6"/>
-        <w:right w:val="single" w:sz="4" w:space="0" w:color="F79646" w:themeColor="accent6"/>
-        <w:insideH w:val="single" w:sz="4" w:space="0" w:color="FFFFFF" w:themeColor="background1"/>
-        <w:insideV w:val="single" w:sz="4" w:space="0" w:color="FFFFFF" w:themeColor="background1"/>
+        <w:top w:val="single" w:color="4BACC6" w:themeColor="accent5" w:sz="24" w:space="0"/>
+        <w:left w:val="single" w:color="F79646" w:themeColor="accent6" w:sz="4" w:space="0"/>
+        <w:bottom w:val="single" w:color="F79646" w:themeColor="accent6" w:sz="4" w:space="0"/>
+        <w:right w:val="single" w:color="F79646" w:themeColor="accent6" w:sz="4" w:space="0"/>
+        <w:insideH w:val="single" w:color="FFFFFF" w:themeColor="background1" w:sz="4" w:space="0"/>
+        <w:insideV w:val="single" w:color="FFFFFF" w:themeColor="background1" w:sz="4" w:space="0"/>
       </w:tblBorders>
       <w:tblCellMar>
         <w:top w:w="0" w:type="dxa"/>
@@ -12933,7 +12926,7 @@
         <w:tcBorders>
           <w:top w:val="nil"/>
           <w:left w:val="nil"/>
-          <w:bottom w:val="single" w:sz="24" w:space="0" w:color="4BACC6" w:themeColor="accent5"/>
+          <w:bottom w:val="single" w:color="4BACC6" w:themeColor="accent5" w:sz="24" w:space="0"/>
           <w:right w:val="nil"/>
           <w:insideH w:val="nil"/>
           <w:insideV w:val="nil"/>
@@ -12950,7 +12943,7 @@
       <w:tblPr/>
       <w:tcPr>
         <w:tcBorders>
-          <w:top w:val="single" w:sz="6" w:space="0" w:color="FFFFFF" w:themeColor="background1"/>
+          <w:top w:val="single" w:color="FFFFFF" w:themeColor="background1" w:sz="6" w:space="0"/>
         </w:tcBorders>
         <w:shd w:val="clear" w:color="auto" w:fill="B65608" w:themeFill="accent6" w:themeFillShade="99"/>
       </w:tcPr>
@@ -12966,7 +12959,7 @@
           <w:left w:val="nil"/>
           <w:bottom w:val="nil"/>
           <w:right w:val="nil"/>
-          <w:insideH w:val="single" w:sz="4" w:space="0" w:color="B65608" w:themeColor="accent6" w:themeShade="99"/>
+          <w:insideH w:val="single" w:color="B65608" w:themeColor="accent6" w:themeShade="99" w:sz="4" w:space="0"/>
           <w:insideV w:val="nil"/>
         </w:tcBorders>
         <w:shd w:val="clear" w:color="auto" w:fill="B65608" w:themeFill="accent6" w:themeFillShade="99"/>
@@ -13046,7 +13039,7 @@
       <w:tblPr/>
       <w:tcPr>
         <w:tcBorders>
-          <w:bottom w:val="single" w:sz="12" w:space="0" w:color="FFFFFF" w:themeColor="background1"/>
+          <w:bottom w:val="single" w:color="FFFFFF" w:themeColor="background1" w:sz="12" w:space="0"/>
         </w:tcBorders>
         <w:shd w:val="clear" w:color="auto" w:fill="9E3A38" w:themeFill="accent2" w:themeFillShade="CC"/>
       </w:tcPr>
@@ -13060,7 +13053,7 @@
       <w:tblPr/>
       <w:tcPr>
         <w:tcBorders>
-          <w:top w:val="single" w:sz="12" w:space="0" w:color="000000" w:themeColor="text1"/>
+          <w:top w:val="single" w:color="000000" w:themeColor="text1" w:sz="12" w:space="0"/>
         </w:tcBorders>
         <w:shd w:val="clear" w:color="auto" w:fill="FFFFFF" w:themeFill="background1"/>
       </w:tcPr>
@@ -13132,7 +13125,7 @@
       <w:tblPr/>
       <w:tcPr>
         <w:tcBorders>
-          <w:bottom w:val="single" w:sz="12" w:space="0" w:color="FFFFFF" w:themeColor="background1"/>
+          <w:bottom w:val="single" w:color="FFFFFF" w:themeColor="background1" w:sz="12" w:space="0"/>
         </w:tcBorders>
         <w:shd w:val="clear" w:color="auto" w:fill="9E3A38" w:themeFill="accent2" w:themeFillShade="CC"/>
       </w:tcPr>
@@ -13146,7 +13139,7 @@
       <w:tblPr/>
       <w:tcPr>
         <w:tcBorders>
-          <w:top w:val="single" w:sz="12" w:space="0" w:color="000000" w:themeColor="text1"/>
+          <w:top w:val="single" w:color="000000" w:themeColor="text1" w:sz="12" w:space="0"/>
         </w:tcBorders>
         <w:shd w:val="clear" w:color="auto" w:fill="FFFFFF" w:themeFill="background1"/>
       </w:tcPr>
@@ -13218,7 +13211,7 @@
       <w:tblPr/>
       <w:tcPr>
         <w:tcBorders>
-          <w:bottom w:val="single" w:sz="12" w:space="0" w:color="FFFFFF" w:themeColor="background1"/>
+          <w:bottom w:val="single" w:color="FFFFFF" w:themeColor="background1" w:sz="12" w:space="0"/>
         </w:tcBorders>
         <w:shd w:val="clear" w:color="auto" w:fill="9E3A38" w:themeFill="accent2" w:themeFillShade="CC"/>
       </w:tcPr>
@@ -13232,7 +13225,7 @@
       <w:tblPr/>
       <w:tcPr>
         <w:tcBorders>
-          <w:top w:val="single" w:sz="12" w:space="0" w:color="000000" w:themeColor="text1"/>
+          <w:top w:val="single" w:color="000000" w:themeColor="text1" w:sz="12" w:space="0"/>
         </w:tcBorders>
         <w:shd w:val="clear" w:color="auto" w:fill="FFFFFF" w:themeFill="background1"/>
       </w:tcPr>
@@ -13304,7 +13297,7 @@
       <w:tblPr/>
       <w:tcPr>
         <w:tcBorders>
-          <w:bottom w:val="single" w:sz="12" w:space="0" w:color="FFFFFF" w:themeColor="background1"/>
+          <w:bottom w:val="single" w:color="FFFFFF" w:themeColor="background1" w:sz="12" w:space="0"/>
         </w:tcBorders>
         <w:shd w:val="clear" w:color="auto" w:fill="664E82" w:themeFill="accent4" w:themeFillShade="CC"/>
       </w:tcPr>
@@ -13318,7 +13311,7 @@
       <w:tblPr/>
       <w:tcPr>
         <w:tcBorders>
-          <w:top w:val="single" w:sz="12" w:space="0" w:color="000000" w:themeColor="text1"/>
+          <w:top w:val="single" w:color="000000" w:themeColor="text1" w:sz="12" w:space="0"/>
         </w:tcBorders>
         <w:shd w:val="clear" w:color="auto" w:fill="FFFFFF" w:themeFill="background1"/>
       </w:tcPr>
@@ -13390,7 +13383,7 @@
       <w:tblPr/>
       <w:tcPr>
         <w:tcBorders>
-          <w:bottom w:val="single" w:sz="12" w:space="0" w:color="FFFFFF" w:themeColor="background1"/>
+          <w:bottom w:val="single" w:color="FFFFFF" w:themeColor="background1" w:sz="12" w:space="0"/>
         </w:tcBorders>
         <w:shd w:val="clear" w:color="auto" w:fill="7E9C40" w:themeFill="accent3" w:themeFillShade="CC"/>
       </w:tcPr>
@@ -13404,7 +13397,7 @@
       <w:tblPr/>
       <w:tcPr>
         <w:tcBorders>
-          <w:top w:val="single" w:sz="12" w:space="0" w:color="000000" w:themeColor="text1"/>
+          <w:top w:val="single" w:color="000000" w:themeColor="text1" w:sz="12" w:space="0"/>
         </w:tcBorders>
         <w:shd w:val="clear" w:color="auto" w:fill="FFFFFF" w:themeFill="background1"/>
       </w:tcPr>
@@ -13476,7 +13469,7 @@
       <w:tblPr/>
       <w:tcPr>
         <w:tcBorders>
-          <w:bottom w:val="single" w:sz="12" w:space="0" w:color="FFFFFF" w:themeColor="background1"/>
+          <w:bottom w:val="single" w:color="FFFFFF" w:themeColor="background1" w:sz="12" w:space="0"/>
         </w:tcBorders>
         <w:shd w:val="clear" w:color="auto" w:fill="F2730A" w:themeFill="accent6" w:themeFillShade="CC"/>
       </w:tcPr>
@@ -13490,7 +13483,7 @@
       <w:tblPr/>
       <w:tcPr>
         <w:tcBorders>
-          <w:top w:val="single" w:sz="12" w:space="0" w:color="000000" w:themeColor="text1"/>
+          <w:top w:val="single" w:color="000000" w:themeColor="text1" w:sz="12" w:space="0"/>
         </w:tcBorders>
         <w:shd w:val="clear" w:color="auto" w:fill="FFFFFF" w:themeFill="background1"/>
       </w:tcPr>
@@ -13562,7 +13555,7 @@
       <w:tblPr/>
       <w:tcPr>
         <w:tcBorders>
-          <w:bottom w:val="single" w:sz="12" w:space="0" w:color="FFFFFF" w:themeColor="background1"/>
+          <w:bottom w:val="single" w:color="FFFFFF" w:themeColor="background1" w:sz="12" w:space="0"/>
         </w:tcBorders>
         <w:shd w:val="clear" w:color="auto" w:fill="348DA5" w:themeFill="accent5" w:themeFillShade="CC"/>
       </w:tcPr>
@@ -13576,7 +13569,7 @@
       <w:tblPr/>
       <w:tcPr>
         <w:tcBorders>
-          <w:top w:val="single" w:sz="12" w:space="0" w:color="000000" w:themeColor="text1"/>
+          <w:top w:val="single" w:color="000000" w:themeColor="text1" w:sz="12" w:space="0"/>
         </w:tcBorders>
         <w:shd w:val="clear" w:color="auto" w:fill="FFFFFF" w:themeFill="background1"/>
       </w:tcPr>
@@ -13630,7 +13623,7 @@
       <w:tblStyleColBandSize w:val="1"/>
       <w:tblInd w:w="0" w:type="dxa"/>
       <w:tblBorders>
-        <w:insideH w:val="single" w:sz="4" w:space="0" w:color="FFFFFF" w:themeColor="background1"/>
+        <w:insideH w:val="single" w:color="FFFFFF" w:themeColor="background1" w:sz="4" w:space="0"/>
       </w:tblBorders>
       <w:tblCellMar>
         <w:top w:w="0" w:type="dxa"/>
@@ -13710,7 +13703,7 @@
       <w:tblStyleColBandSize w:val="1"/>
       <w:tblInd w:w="0" w:type="dxa"/>
       <w:tblBorders>
-        <w:insideH w:val="single" w:sz="4" w:space="0" w:color="FFFFFF" w:themeColor="background1"/>
+        <w:insideH w:val="single" w:color="FFFFFF" w:themeColor="background1" w:sz="4" w:space="0"/>
       </w:tblBorders>
       <w:tblCellMar>
         <w:top w:w="0" w:type="dxa"/>
@@ -13790,7 +13783,7 @@
       <w:tblStyleColBandSize w:val="1"/>
       <w:tblInd w:w="0" w:type="dxa"/>
       <w:tblBorders>
-        <w:insideH w:val="single" w:sz="4" w:space="0" w:color="FFFFFF" w:themeColor="background1"/>
+        <w:insideH w:val="single" w:color="FFFFFF" w:themeColor="background1" w:sz="4" w:space="0"/>
       </w:tblBorders>
       <w:tblCellMar>
         <w:top w:w="0" w:type="dxa"/>
@@ -13870,7 +13863,7 @@
       <w:tblStyleColBandSize w:val="1"/>
       <w:tblInd w:w="0" w:type="dxa"/>
       <w:tblBorders>
-        <w:insideH w:val="single" w:sz="4" w:space="0" w:color="FFFFFF" w:themeColor="background1"/>
+        <w:insideH w:val="single" w:color="FFFFFF" w:themeColor="background1" w:sz="4" w:space="0"/>
       </w:tblBorders>
       <w:tblCellMar>
         <w:top w:w="0" w:type="dxa"/>
@@ -13950,7 +13943,7 @@
       <w:tblStyleColBandSize w:val="1"/>
       <w:tblInd w:w="0" w:type="dxa"/>
       <w:tblBorders>
-        <w:insideH w:val="single" w:sz="4" w:space="0" w:color="FFFFFF" w:themeColor="background1"/>
+        <w:insideH w:val="single" w:color="FFFFFF" w:themeColor="background1" w:sz="4" w:space="0"/>
       </w:tblBorders>
       <w:tblCellMar>
         <w:top w:w="0" w:type="dxa"/>
@@ -14030,7 +14023,7 @@
       <w:tblStyleColBandSize w:val="1"/>
       <w:tblInd w:w="0" w:type="dxa"/>
       <w:tblBorders>
-        <w:insideH w:val="single" w:sz="4" w:space="0" w:color="FFFFFF" w:themeColor="background1"/>
+        <w:insideH w:val="single" w:color="FFFFFF" w:themeColor="background1" w:sz="4" w:space="0"/>
       </w:tblBorders>
       <w:tblCellMar>
         <w:top w:w="0" w:type="dxa"/>
@@ -14110,7 +14103,7 @@
       <w:tblStyleColBandSize w:val="1"/>
       <w:tblInd w:w="0" w:type="dxa"/>
       <w:tblBorders>
-        <w:insideH w:val="single" w:sz="4" w:space="0" w:color="FFFFFF" w:themeColor="background1"/>
+        <w:insideH w:val="single" w:color="FFFFFF" w:themeColor="background1" w:sz="4" w:space="0"/>
       </w:tblBorders>
       <w:tblCellMar>
         <w:top w:w="0" w:type="dxa"/>
